--- a/src/Layers/W1/BaseApp/Sales/History/StandardSalesInvoiceBlueSimpleThemableBody.docx
+++ b/src/Layers/W1/BaseApp/Sales/History/StandardSalesInvoiceBlueSimpleThemableBody.docx
@@ -1,68 +1,56 @@
 
 <file path=word/document.xml><?xml version="1.0" encoding="utf-8"?>
-<w:document xmlns:wpc="http://schemas.microsoft.com/office/word/2010/wordprocessingCanvas" xmlns:cx="http://schemas.microsoft.com/office/drawing/2014/chartex" xmlns:cx1="http://schemas.microsoft.com/office/drawing/2015/9/8/chartex" xmlns:cx2="http://schemas.microsoft.com/office/drawing/2015/10/21/chartex" xmlns:cx3="http://schemas.microsoft.com/office/drawing/2016/5/9/chartex" xmlns:cx4="http://schemas.microsoft.com/office/drawing/2016/5/10/chartex" xmlns:cx5="http://schemas.microsoft.com/office/drawing/2016/5/11/chartex" xmlns:cx6="http://schemas.microsoft.com/office/drawing/2016/5/12/chartex" xmlns:cx7="http://schemas.microsoft.com/office/drawing/2016/5/13/chartex" xmlns:cx8="http://schemas.microsoft.com/office/drawing/2016/5/14/chartex" xmlns:mc="http://schemas.openxmlformats.org/markup-compatibility/2006" xmlns:aink="http://schemas.microsoft.com/office/drawing/2016/ink" xmlns:am3d="http://schemas.microsoft.com/office/drawing/2017/model3d" xmlns:o="urn:schemas-microsoft-com:office:office" xmlns:oel="http://schemas.microsoft.com/office/2019/extlst" xmlns:r="http://schemas.openxmlformats.org/officeDocument/2006/relationships" xmlns:m="http://schemas.openxmlformats.org/officeDocument/2006/math" xmlns:v="urn:schemas-microsoft-com:vml" xmlns:wp14="http://schemas.microsoft.com/office/word/2010/wordprocessingDrawing" xmlns:wp="http://schemas.openxmlformats.org/drawingml/2006/wordprocessingDrawing" xmlns:w10="urn:schemas-microsoft-com:office:word" xmlns:w="http://schemas.openxmlformats.org/wordprocessingml/2006/main" xmlns:w14="http://schemas.microsoft.com/office/word/2010/wordml" xmlns:w15="http://schemas.microsoft.com/office/word/2012/wordml" xmlns:w16cex="http://schemas.microsoft.com/office/word/2018/wordml/cex" xmlns:w16cid="http://schemas.microsoft.com/office/word/2016/wordml/cid" xmlns:w16="http://schemas.microsoft.com/office/word/2018/wordml" xmlns:w16du="http://schemas.microsoft.com/office/word/2023/wordml/word16du" xmlns:w16sdtdh="http://schemas.microsoft.com/office/word/2020/wordml/sdtdatahash" xmlns:w16sdtfl="http://schemas.microsoft.com/office/word/2024/wordml/sdtformatlock" xmlns:w16se="http://schemas.microsoft.com/office/word/2015/wordml/symex" xmlns:wpg="http://schemas.microsoft.com/office/word/2010/wordprocessingGroup" xmlns:wpi="http://schemas.microsoft.com/office/word/2010/wordprocessingInk" xmlns:wne="http://schemas.microsoft.com/office/word/2006/wordml" xmlns:wps="http://schemas.microsoft.com/office/word/2010/wordprocessingShape" mc:Ignorable="w14 w15 w16se w16cid w16 w16cex w16sdtdh w16sdtfl w16du wp14">
+<w:document xmlns:wpc="http://schemas.microsoft.com/office/word/2010/wordprocessingCanvas" xmlns:cx="http://schemas.microsoft.com/office/drawing/2014/chartex" xmlns:cx1="http://schemas.microsoft.com/office/drawing/2015/9/8/chartex" xmlns:cx2="http://schemas.microsoft.com/office/drawing/2015/10/21/chartex" xmlns:cx3="http://schemas.microsoft.com/office/drawing/2016/5/9/chartex" xmlns:cx4="http://schemas.microsoft.com/office/drawing/2016/5/10/chartex" xmlns:cx5="http://schemas.microsoft.com/office/drawing/2016/5/11/chartex" xmlns:cx6="http://schemas.microsoft.com/office/drawing/2016/5/12/chartex" xmlns:cx7="http://schemas.microsoft.com/office/drawing/2016/5/13/chartex" xmlns:cx8="http://schemas.microsoft.com/office/drawing/2016/5/14/chartex" xmlns:mc="http://schemas.openxmlformats.org/markup-compatibility/2006" xmlns:aink="http://schemas.microsoft.com/office/drawing/2016/ink" xmlns:am3d="http://schemas.microsoft.com/office/drawing/2017/model3d" xmlns:o="urn:schemas-microsoft-com:office:office" xmlns:oel="http://schemas.microsoft.com/office/2019/extlst" xmlns:r="http://schemas.openxmlformats.org/officeDocument/2006/relationships" xmlns:m="http://schemas.openxmlformats.org/officeDocument/2006/math" xmlns:v="urn:schemas-microsoft-com:vml" xmlns:wp14="http://schemas.microsoft.com/office/word/2010/wordprocessingDrawing" xmlns:wp="http://schemas.openxmlformats.org/drawingml/2006/wordprocessingDrawing" xmlns:w10="urn:schemas-microsoft-com:office:word" xmlns:w="http://schemas.openxmlformats.org/wordprocessingml/2006/main" xmlns:w14="http://schemas.microsoft.com/office/word/2010/wordml" xmlns:w15="http://schemas.microsoft.com/office/word/2012/wordml" xmlns:w16cei="http://schemas.microsoft.com/office/word/2026/wordml/cei" xmlns:w16cex="http://schemas.microsoft.com/office/word/2018/wordml/cex" xmlns:w16cid="http://schemas.microsoft.com/office/word/2016/wordml/cid" xmlns:w16="http://schemas.microsoft.com/office/word/2018/wordml" xmlns:w16du="http://schemas.microsoft.com/office/word/2023/wordml/word16du" xmlns:w16sdtdh="http://schemas.microsoft.com/office/word/2020/wordml/sdtdatahash" xmlns:w16sdtfl="http://schemas.microsoft.com/office/word/2024/wordml/sdtformatlock" xmlns:w16se="http://schemas.microsoft.com/office/word/2015/wordml/symex" xmlns:wpg="http://schemas.microsoft.com/office/word/2010/wordprocessingGroup" xmlns:wpi="http://schemas.microsoft.com/office/word/2010/wordprocessingInk" xmlns:wne="http://schemas.microsoft.com/office/word/2006/wordml" xmlns:wps="http://schemas.microsoft.com/office/word/2010/wordprocessingShape" mc:Ignorable="w14 w15 w16se w16cid w16 w16cex w16sdtdh w16sdtfl w16du wp14">
   <w:body>
     <w:tbl>
       <w:tblPr>
-        <w:tblW w:w="10498" w:type="dxa"/>
+        <w:tblStyle w:val="BCBlockTable"/>
+        <w:tblW w:w="5000" w:type="pct"/>
         <w:tblCellMar>
           <w:left w:w="0" w:type="dxa"/>
           <w:right w:w="0" w:type="dxa"/>
         </w:tblCellMar>
-        <w:tblLook w:val="04A0" w:firstRow="1" w:lastRow="0" w:firstColumn="1" w:lastColumn="0" w:noHBand="0" w:noVBand="1"/>
+        <w:tblLook w:val="0620" w:firstRow="1" w:lastRow="0" w:firstColumn="0" w:lastColumn="0" w:noHBand="1" w:noVBand="1"/>
         <w:tblCaption w:val="Address Block"/>
+        <w:tblDescription w:val="Layout table. Used for positioning, not for tabular data."/>
       </w:tblPr>
       <w:tblGrid>
-        <w:gridCol w:w="2621"/>
+        <w:gridCol w:w="2620"/>
         <w:gridCol w:w="4378"/>
-        <w:gridCol w:w="3499"/>
+        <w:gridCol w:w="3500"/>
       </w:tblGrid>
       <w:tr>
         <w:trPr>
+          <w:cantSplit/>
           <w:trHeight w:val="302"/>
         </w:trPr>
         <w:sdt>
           <w:sdtPr>
             <w:rPr>
-              <w:rFonts w:ascii="Segoe UI Semibold" w:hAnsi="Segoe UI Semibold" w:eastAsia="Times New Roman" w:cs="Times New Roman"/>
-              <w:color w:val="242424"/>
-              <w:sz w:val="22"/>
-              <w:szCs w:val="22"/>
               <w:lang w:val="en-US" w:eastAsia="en-US"/>
             </w:rPr>
             <w:alias w:val="CustomerAddress1"/>
             <w:tag w:val="#BC:InsertDataItem,DataItems/Header/CustomerAddress1"/>
             <w:id w:val="-1957244649"/>
-            <w:dataBinding w:prefixMappings="xmlns:ns0='urn:microsoft-dynamics-nav/reports/Standard_Sales_Invoice/1306/'" w:xpath="/ns0:NavWordReportXmlPart[1]/ns0:Header[1]/ns0:CustomerAddress1[1]" w:storeItemID="{00000000-0000-0000-0000-000000000000}"/>
+            <w:dataBinding w:prefixMappings="&lt;xmlns:ns0='urn:microsoft-dynamics-nav/reports/Standard_Sales_Invoice/1306/' " w:xpath="/ns0:NavWordReportXmlPart[1]/ns0:Header[1]/ns0:CustomerAddress1[1]" w:storeItemID="{00000000-0000-0000-0000-000000000000}"/>
             <w15:color w:val="808080"/>
             <w:text/>
           </w:sdtPr>
           <w:sdtContent>
             <w:tc>
               <w:tcPr>
-                <w:tcW w:w="2621" w:type="dxa"/>
+                <w:tcW w:w="1248" w:type="pct"/>
                 <w:hideMark/>
               </w:tcPr>
               <w:p>
                 <w:pPr>
-                  <w:keepNext/>
-                  <w:keepLines/>
-                  <w:spacing w:after="0" w:line="276" w:lineRule="auto"/>
-                  <w:outlineLvl w:val="0"/>
+                  <w:pStyle w:val="BCLabel"/>
                   <w:rPr>
-                    <w:rFonts w:ascii="Segoe UI Semibold" w:hAnsi="Segoe UI Semibold" w:eastAsia="Times New Roman" w:cs="Times New Roman"/>
-                    <w:color w:val="242424"/>
-                    <w:sz w:val="22"/>
-                    <w:szCs w:val="22"/>
                     <w:lang w:val="en-US" w:eastAsia="en-US"/>
                   </w:rPr>
                 </w:pPr>
                 <w:r>
                   <w:rPr>
-                    <w:rFonts w:ascii="Segoe UI Semibold" w:hAnsi="Segoe UI Semibold" w:eastAsia="Times New Roman" w:cs="Times New Roman"/>
-                    <w:color w:val="242424"/>
-                    <w:sz w:val="22"/>
-                    <w:szCs w:val="22"/>
                     <w:lang w:val="en-US" w:eastAsia="en-US"/>
                   </w:rPr>
                   <w:t>CustomerAddress1</w:t>
@@ -73,19 +61,12 @@
         </w:sdt>
         <w:tc>
           <w:tcPr>
-            <w:tcW w:w="4378" w:type="dxa"/>
+            <w:tcW w:w="2085" w:type="pct"/>
           </w:tcPr>
           <w:p>
             <w:pPr>
-              <w:keepNext/>
-              <w:keepLines/>
-              <w:spacing w:after="0" w:line="276" w:lineRule="auto"/>
-              <w:outlineLvl w:val="0"/>
+              <w:pStyle w:val="BCLabel"/>
               <w:rPr>
-                <w:rFonts w:ascii="Segoe UI Semibold" w:hAnsi="Segoe UI Semibold" w:eastAsia="Times New Roman" w:cs="Times New Roman"/>
-                <w:color w:val="242424"/>
-                <w:sz w:val="22"/>
-                <w:szCs w:val="22"/>
                 <w:lang w:val="en-US" w:eastAsia="en-US"/>
               </w:rPr>
             </w:pPr>
@@ -94,46 +75,31 @@
         <w:sdt>
           <w:sdtPr>
             <w:rPr>
-              <w:rFonts w:ascii="Segoe UI Semibold" w:hAnsi="Segoe UI Semibold" w:eastAsia="Times New Roman" w:cs="Times New Roman"/>
-              <w:color w:val="242424"/>
-              <w:sz w:val="22"/>
-              <w:szCs w:val="22"/>
               <w:lang w:val="en-US" w:eastAsia="en-US"/>
             </w:rPr>
             <w:alias w:val="CompanyAddress1"/>
             <w:tag w:val="#BC:InsertDataItem,DataItems/Header/CompanyAddress1"/>
             <w:id w:val="-824585528"/>
-            <w:dataBinding w:prefixMappings="xmlns:ns0='urn:microsoft-dynamics-nav/reports/Standard_Sales_Invoice/1306/'" w:xpath="/ns0:NavWordReportXmlPart[1]/ns0:Header[1]/ns0:CompanyAddress1[1]" w:storeItemID="{00000000-0000-0000-0000-000000000000}"/>
+            <w:dataBinding w:prefixMappings="&lt;xmlns:ns0='urn:microsoft-dynamics-nav/reports/Standard_Sales_Invoice/1306/' " w:xpath="/ns0:NavWordReportXmlPart[1]/ns0:Header[1]/ns0:CompanyAddress1[1]" w:storeItemID="{00000000-0000-0000-0000-000000000000}"/>
             <w15:color w:val="808080"/>
             <w:text/>
           </w:sdtPr>
           <w:sdtContent>
             <w:tc>
               <w:tcPr>
-                <w:tcW w:w="3499" w:type="dxa"/>
+                <w:tcW w:w="1667" w:type="pct"/>
                 <w:hideMark/>
               </w:tcPr>
               <w:p>
                 <w:pPr>
-                  <w:keepNext/>
-                  <w:keepLines/>
-                  <w:spacing w:after="0" w:line="276" w:lineRule="auto"/>
+                  <w:pStyle w:val="BCLabelNumber"/>
                   <w:jc w:val="right"/>
-                  <w:outlineLvl w:val="0"/>
                   <w:rPr>
-                    <w:rFonts w:ascii="Segoe UI Semibold" w:hAnsi="Segoe UI Semibold" w:eastAsia="Times New Roman" w:cs="Times New Roman"/>
-                    <w:color w:val="242424"/>
-                    <w:sz w:val="22"/>
-                    <w:szCs w:val="22"/>
                     <w:lang w:val="en-US" w:eastAsia="en-US"/>
                   </w:rPr>
                 </w:pPr>
                 <w:r>
                   <w:rPr>
-                    <w:rFonts w:ascii="Segoe UI Semibold" w:hAnsi="Segoe UI Semibold" w:eastAsia="Times New Roman" w:cs="Times New Roman"/>
-                    <w:color w:val="242424"/>
-                    <w:sz w:val="22"/>
-                    <w:szCs w:val="22"/>
                     <w:lang w:val="en-US" w:eastAsia="en-US"/>
                   </w:rPr>
                   <w:t>CompanyAddress1</w:t>
@@ -145,47 +111,37 @@
       </w:tr>
       <w:tr>
         <w:trPr>
+          <w:cantSplit/>
           <w:trHeight w:val="274"/>
         </w:trPr>
         <w:sdt>
           <w:sdtPr>
             <w:rPr>
-              <w:rFonts w:ascii="Segoe UI" w:hAnsi="Segoe UI" w:eastAsia="Times New Roman" w:cs="Times New Roman"/>
-              <w:color w:val="242424"/>
-              <w:sz w:val="22"/>
-              <w:szCs w:val="22"/>
               <w:lang w:val="en-US" w:eastAsia="en-US"/>
             </w:rPr>
             <w:alias w:val="CustomerAddress2"/>
             <w:tag w:val="#BC:InsertDataItem,DataItems/Header/CustomerAddress2"/>
             <w:id w:val="-126319625"/>
-            <w:dataBinding w:prefixMappings="xmlns:ns0='urn:microsoft-dynamics-nav/reports/Standard_Sales_Invoice/1306/'" w:xpath="/ns0:NavWordReportXmlPart[1]/ns0:Header[1]/ns0:CustomerAddress2[1]" w:storeItemID="{00000000-0000-0000-0000-000000000000}"/>
+            <w:dataBinding w:prefixMappings="&lt;xmlns:ns0='urn:microsoft-dynamics-nav/reports/Standard_Sales_Invoice/1306/' " w:xpath="/ns0:NavWordReportXmlPart[1]/ns0:Header[1]/ns0:CustomerAddress2[1]" w:storeItemID="{00000000-0000-0000-0000-000000000000}"/>
             <w15:color w:val="808080"/>
             <w:text/>
           </w:sdtPr>
           <w:sdtContent>
             <w:tc>
               <w:tcPr>
-                <w:tcW w:w="2621" w:type="dxa"/>
+                <w:tcW w:w="1248" w:type="pct"/>
                 <w:hideMark/>
               </w:tcPr>
               <w:p>
                 <w:pPr>
+                  <w:pStyle w:val="NoSpacing"/>
                   <w:spacing w:after="0" w:line="240" w:lineRule="auto"/>
                   <w:rPr>
-                    <w:rFonts w:ascii="Segoe UI" w:hAnsi="Segoe UI" w:eastAsia="Times New Roman" w:cs="Times New Roman"/>
-                    <w:color w:val="242424"/>
-                    <w:sz w:val="22"/>
-                    <w:szCs w:val="22"/>
                     <w:lang w:val="en-US" w:eastAsia="en-US"/>
                   </w:rPr>
                 </w:pPr>
                 <w:r>
                   <w:rPr>
-                    <w:rFonts w:ascii="Segoe UI" w:hAnsi="Segoe UI" w:eastAsia="Times New Roman" w:cs="Times New Roman"/>
-                    <w:color w:val="242424"/>
-                    <w:sz w:val="22"/>
-                    <w:szCs w:val="22"/>
                     <w:lang w:val="en-US" w:eastAsia="en-US"/>
                   </w:rPr>
                   <w:t>CustomerAddress2</w:t>
@@ -196,16 +152,13 @@
         </w:sdt>
         <w:tc>
           <w:tcPr>
-            <w:tcW w:w="4378" w:type="dxa"/>
+            <w:tcW w:w="2085" w:type="pct"/>
           </w:tcPr>
           <w:p>
             <w:pPr>
+              <w:pStyle w:val="NoSpacing"/>
               <w:spacing w:after="0" w:line="240" w:lineRule="auto"/>
               <w:rPr>
-                <w:rFonts w:ascii="Segoe UI" w:hAnsi="Segoe UI" w:eastAsia="Times New Roman" w:cs="Times New Roman"/>
-                <w:color w:val="242424"/>
-                <w:sz w:val="22"/>
-                <w:szCs w:val="22"/>
                 <w:lang w:val="en-US" w:eastAsia="en-US"/>
               </w:rPr>
             </w:pPr>
@@ -214,42 +167,31 @@
         <w:sdt>
           <w:sdtPr>
             <w:rPr>
-              <w:rFonts w:ascii="Segoe UI" w:hAnsi="Segoe UI" w:eastAsia="Times New Roman" w:cs="Times New Roman"/>
-              <w:color w:val="242424"/>
-              <w:sz w:val="22"/>
-              <w:szCs w:val="22"/>
               <w:lang w:val="en-US" w:eastAsia="en-US"/>
             </w:rPr>
             <w:alias w:val="CompanyAddress2"/>
             <w:tag w:val="#BC:InsertDataItem,DataItems/Header/CompanyAddress2"/>
             <w:id w:val="-1956237181"/>
-            <w:dataBinding w:prefixMappings="xmlns:ns0='urn:microsoft-dynamics-nav/reports/Standard_Sales_Invoice/1306/'" w:xpath="/ns0:NavWordReportXmlPart[1]/ns0:Header[1]/ns0:CompanyAddress2[1]" w:storeItemID="{00000000-0000-0000-0000-000000000000}"/>
+            <w:dataBinding w:prefixMappings="&lt;xmlns:ns0='urn:microsoft-dynamics-nav/reports/Standard_Sales_Invoice/1306/' " w:xpath="/ns0:NavWordReportXmlPart[1]/ns0:Header[1]/ns0:CompanyAddress2[1]" w:storeItemID="{00000000-0000-0000-0000-000000000000}"/>
             <w15:color w:val="808080"/>
             <w:text/>
           </w:sdtPr>
           <w:sdtContent>
             <w:tc>
               <w:tcPr>
-                <w:tcW w:w="3499" w:type="dxa"/>
+                <w:tcW w:w="1667" w:type="pct"/>
               </w:tcPr>
               <w:p>
                 <w:pPr>
+                  <w:pStyle w:val="BCNumber"/>
                   <w:spacing w:after="0" w:line="240" w:lineRule="auto"/>
                   <w:jc w:val="right"/>
                   <w:rPr>
-                    <w:rFonts w:ascii="Segoe UI" w:hAnsi="Segoe UI" w:eastAsia="Times New Roman" w:cs="Times New Roman"/>
-                    <w:color w:val="242424"/>
-                    <w:sz w:val="22"/>
-                    <w:szCs w:val="22"/>
                     <w:lang w:val="en-US" w:eastAsia="en-US"/>
                   </w:rPr>
                 </w:pPr>
                 <w:r>
                   <w:rPr>
-                    <w:rFonts w:ascii="Segoe UI" w:hAnsi="Segoe UI" w:eastAsia="Times New Roman" w:cs="Times New Roman"/>
-                    <w:color w:val="242424"/>
-                    <w:sz w:val="22"/>
-                    <w:szCs w:val="22"/>
                     <w:lang w:val="en-US" w:eastAsia="en-US"/>
                   </w:rPr>
                   <w:t>CompanyAddress2</w:t>
@@ -261,47 +203,37 @@
       </w:tr>
       <w:tr>
         <w:trPr>
+          <w:cantSplit/>
           <w:trHeight w:val="274"/>
         </w:trPr>
         <w:sdt>
           <w:sdtPr>
             <w:rPr>
-              <w:rFonts w:ascii="Segoe UI" w:hAnsi="Segoe UI" w:eastAsia="Times New Roman" w:cs="Times New Roman"/>
-              <w:color w:val="242424"/>
-              <w:sz w:val="22"/>
-              <w:szCs w:val="22"/>
               <w:lang w:val="en-US" w:eastAsia="en-US"/>
             </w:rPr>
             <w:alias w:val="CustomerAddress3"/>
             <w:tag w:val="#BC:InsertDataItem,DataItems/Header/CustomerAddress3"/>
             <w:id w:val="-1306083513"/>
-            <w:dataBinding w:prefixMappings="xmlns:ns0='urn:microsoft-dynamics-nav/reports/Standard_Sales_Invoice/1306/'" w:xpath="/ns0:NavWordReportXmlPart[1]/ns0:Header[1]/ns0:CustomerAddress3[1]" w:storeItemID="{00000000-0000-0000-0000-000000000000}"/>
+            <w:dataBinding w:prefixMappings="&lt;xmlns:ns0='urn:microsoft-dynamics-nav/reports/Standard_Sales_Invoice/1306/' " w:xpath="/ns0:NavWordReportXmlPart[1]/ns0:Header[1]/ns0:CustomerAddress3[1]" w:storeItemID="{00000000-0000-0000-0000-000000000000}"/>
             <w15:color w:val="808080"/>
             <w:text/>
           </w:sdtPr>
           <w:sdtContent>
             <w:tc>
               <w:tcPr>
-                <w:tcW w:w="2621" w:type="dxa"/>
+                <w:tcW w:w="1248" w:type="pct"/>
                 <w:hideMark/>
               </w:tcPr>
               <w:p>
                 <w:pPr>
+                  <w:pStyle w:val="NoSpacing"/>
                   <w:spacing w:after="0" w:line="240" w:lineRule="auto"/>
                   <w:rPr>
-                    <w:rFonts w:ascii="Segoe UI" w:hAnsi="Segoe UI" w:eastAsia="Times New Roman" w:cs="Times New Roman"/>
-                    <w:color w:val="242424"/>
-                    <w:sz w:val="22"/>
-                    <w:szCs w:val="22"/>
                     <w:lang w:val="en-US" w:eastAsia="en-US"/>
                   </w:rPr>
                 </w:pPr>
                 <w:r>
                   <w:rPr>
-                    <w:rFonts w:ascii="Segoe UI" w:hAnsi="Segoe UI" w:eastAsia="Times New Roman" w:cs="Times New Roman"/>
-                    <w:color w:val="242424"/>
-                    <w:sz w:val="22"/>
-                    <w:szCs w:val="22"/>
                     <w:lang w:val="en-US" w:eastAsia="en-US"/>
                   </w:rPr>
                   <w:t>CustomerAddress3</w:t>
@@ -312,16 +244,13 @@
         </w:sdt>
         <w:tc>
           <w:tcPr>
-            <w:tcW w:w="4378" w:type="dxa"/>
+            <w:tcW w:w="2085" w:type="pct"/>
           </w:tcPr>
           <w:p>
             <w:pPr>
+              <w:pStyle w:val="NoSpacing"/>
               <w:spacing w:after="0" w:line="240" w:lineRule="auto"/>
               <w:rPr>
-                <w:rFonts w:ascii="Segoe UI" w:hAnsi="Segoe UI" w:eastAsia="Times New Roman" w:cs="Times New Roman"/>
-                <w:color w:val="242424"/>
-                <w:sz w:val="22"/>
-                <w:szCs w:val="22"/>
                 <w:lang w:val="en-US" w:eastAsia="en-US"/>
               </w:rPr>
             </w:pPr>
@@ -330,42 +259,31 @@
         <w:sdt>
           <w:sdtPr>
             <w:rPr>
-              <w:rFonts w:ascii="Segoe UI" w:hAnsi="Segoe UI" w:eastAsia="Times New Roman" w:cs="Times New Roman"/>
-              <w:color w:val="242424"/>
-              <w:sz w:val="22"/>
-              <w:szCs w:val="22"/>
               <w:lang w:val="en-US" w:eastAsia="en-US"/>
             </w:rPr>
             <w:alias w:val="CompanyAddress3"/>
             <w:tag w:val="#BC:InsertDataItem,DataItems/Header/CompanyAddress3"/>
             <w:id w:val="-1596861910"/>
-            <w:dataBinding w:prefixMappings="xmlns:ns0='urn:microsoft-dynamics-nav/reports/Standard_Sales_Invoice/1306/'" w:xpath="/ns0:NavWordReportXmlPart[1]/ns0:Header[1]/ns0:CompanyAddress3[1]" w:storeItemID="{00000000-0000-0000-0000-000000000000}"/>
+            <w:dataBinding w:prefixMappings="&lt;xmlns:ns0='urn:microsoft-dynamics-nav/reports/Standard_Sales_Invoice/1306/' " w:xpath="/ns0:NavWordReportXmlPart[1]/ns0:Header[1]/ns0:CompanyAddress3[1]" w:storeItemID="{00000000-0000-0000-0000-000000000000}"/>
             <w15:color w:val="808080"/>
             <w:text/>
           </w:sdtPr>
           <w:sdtContent>
             <w:tc>
               <w:tcPr>
-                <w:tcW w:w="3499" w:type="dxa"/>
+                <w:tcW w:w="1667" w:type="pct"/>
               </w:tcPr>
               <w:p>
                 <w:pPr>
+                  <w:pStyle w:val="BCNumber"/>
                   <w:spacing w:after="0" w:line="240" w:lineRule="auto"/>
                   <w:jc w:val="right"/>
                   <w:rPr>
-                    <w:rFonts w:ascii="Segoe UI" w:hAnsi="Segoe UI" w:eastAsia="Times New Roman" w:cs="Times New Roman"/>
-                    <w:color w:val="242424"/>
-                    <w:sz w:val="22"/>
-                    <w:szCs w:val="22"/>
                     <w:lang w:val="en-US" w:eastAsia="en-US"/>
                   </w:rPr>
                 </w:pPr>
                 <w:r>
                   <w:rPr>
-                    <w:rFonts w:ascii="Segoe UI" w:hAnsi="Segoe UI" w:eastAsia="Times New Roman" w:cs="Times New Roman"/>
-                    <w:color w:val="242424"/>
-                    <w:sz w:val="22"/>
-                    <w:szCs w:val="22"/>
                     <w:lang w:val="en-US" w:eastAsia="en-US"/>
                   </w:rPr>
                   <w:t>CompanyAddress3</w:t>
@@ -377,47 +295,37 @@
       </w:tr>
       <w:tr>
         <w:trPr>
+          <w:cantSplit/>
           <w:trHeight w:val="274"/>
         </w:trPr>
         <w:sdt>
           <w:sdtPr>
             <w:rPr>
-              <w:rFonts w:ascii="Segoe UI" w:hAnsi="Segoe UI" w:eastAsia="Times New Roman" w:cs="Times New Roman"/>
-              <w:color w:val="242424"/>
-              <w:sz w:val="22"/>
-              <w:szCs w:val="22"/>
               <w:lang w:val="en-US" w:eastAsia="en-US"/>
             </w:rPr>
             <w:alias w:val="CustomerAddress4"/>
             <w:tag w:val="#BC:InsertDataItem,DataItems/Header/CustomerAddress4"/>
             <w:id w:val="-620073109"/>
-            <w:dataBinding w:prefixMappings="xmlns:ns0='urn:microsoft-dynamics-nav/reports/Standard_Sales_Invoice/1306/'" w:xpath="/ns0:NavWordReportXmlPart[1]/ns0:Header[1]/ns0:CustomerAddress4[1]" w:storeItemID="{00000000-0000-0000-0000-000000000000}"/>
+            <w:dataBinding w:prefixMappings="&lt;xmlns:ns0='urn:microsoft-dynamics-nav/reports/Standard_Sales_Invoice/1306/' " w:xpath="/ns0:NavWordReportXmlPart[1]/ns0:Header[1]/ns0:CustomerAddress4[1]" w:storeItemID="{00000000-0000-0000-0000-000000000000}"/>
             <w15:color w:val="808080"/>
             <w:text/>
           </w:sdtPr>
           <w:sdtContent>
             <w:tc>
               <w:tcPr>
-                <w:tcW w:w="2621" w:type="dxa"/>
+                <w:tcW w:w="1248" w:type="pct"/>
                 <w:hideMark/>
               </w:tcPr>
               <w:p>
                 <w:pPr>
+                  <w:pStyle w:val="NoSpacing"/>
                   <w:spacing w:after="0" w:line="240" w:lineRule="auto"/>
                   <w:rPr>
-                    <w:rFonts w:ascii="Segoe UI" w:hAnsi="Segoe UI" w:eastAsia="Times New Roman" w:cs="Times New Roman"/>
-                    <w:color w:val="242424"/>
-                    <w:sz w:val="22"/>
-                    <w:szCs w:val="22"/>
                     <w:lang w:val="en-US" w:eastAsia="en-US"/>
                   </w:rPr>
                 </w:pPr>
                 <w:r>
                   <w:rPr>
-                    <w:rFonts w:ascii="Segoe UI" w:hAnsi="Segoe UI" w:eastAsia="Times New Roman" w:cs="Times New Roman"/>
-                    <w:color w:val="242424"/>
-                    <w:sz w:val="22"/>
-                    <w:szCs w:val="22"/>
                     <w:lang w:val="en-US" w:eastAsia="en-US"/>
                   </w:rPr>
                   <w:t>CustomerAddress4</w:t>
@@ -428,16 +336,13 @@
         </w:sdt>
         <w:tc>
           <w:tcPr>
-            <w:tcW w:w="4378" w:type="dxa"/>
+            <w:tcW w:w="2085" w:type="pct"/>
           </w:tcPr>
           <w:p>
             <w:pPr>
+              <w:pStyle w:val="NoSpacing"/>
               <w:spacing w:after="0" w:line="240" w:lineRule="auto"/>
               <w:rPr>
-                <w:rFonts w:ascii="Segoe UI" w:hAnsi="Segoe UI" w:eastAsia="Times New Roman" w:cs="Times New Roman"/>
-                <w:color w:val="242424"/>
-                <w:sz w:val="22"/>
-                <w:szCs w:val="22"/>
                 <w:lang w:val="en-US" w:eastAsia="en-US"/>
               </w:rPr>
             </w:pPr>
@@ -446,42 +351,31 @@
         <w:sdt>
           <w:sdtPr>
             <w:rPr>
-              <w:rFonts w:ascii="Segoe UI" w:hAnsi="Segoe UI" w:eastAsia="Times New Roman" w:cs="Times New Roman"/>
-              <w:color w:val="242424"/>
-              <w:sz w:val="22"/>
-              <w:szCs w:val="22"/>
               <w:lang w:val="en-US" w:eastAsia="en-US"/>
             </w:rPr>
             <w:alias w:val="CompanyAddress4"/>
             <w:tag w:val="#BC:InsertDataItem,DataItems/Header/CompanyAddress4"/>
             <w:id w:val="1616872066"/>
-            <w:dataBinding w:prefixMappings="xmlns:ns0='urn:microsoft-dynamics-nav/reports/Standard_Sales_Invoice/1306/'" w:xpath="/ns0:NavWordReportXmlPart[1]/ns0:Header[1]/ns0:CompanyAddress4[1]" w:storeItemID="{00000000-0000-0000-0000-000000000000}"/>
+            <w:dataBinding w:prefixMappings="&lt;xmlns:ns0='urn:microsoft-dynamics-nav/reports/Standard_Sales_Invoice/1306/' " w:xpath="/ns0:NavWordReportXmlPart[1]/ns0:Header[1]/ns0:CompanyAddress4[1]" w:storeItemID="{00000000-0000-0000-0000-000000000000}"/>
             <w15:color w:val="808080"/>
             <w:text/>
           </w:sdtPr>
           <w:sdtContent>
             <w:tc>
               <w:tcPr>
-                <w:tcW w:w="3499" w:type="dxa"/>
+                <w:tcW w:w="1667" w:type="pct"/>
               </w:tcPr>
               <w:p>
                 <w:pPr>
+                  <w:pStyle w:val="BCNumber"/>
                   <w:spacing w:after="0" w:line="240" w:lineRule="auto"/>
                   <w:jc w:val="right"/>
                   <w:rPr>
-                    <w:rFonts w:ascii="Segoe UI" w:hAnsi="Segoe UI" w:eastAsia="Times New Roman" w:cs="Times New Roman"/>
-                    <w:color w:val="242424"/>
-                    <w:sz w:val="22"/>
-                    <w:szCs w:val="22"/>
                     <w:lang w:val="en-US" w:eastAsia="en-US"/>
                   </w:rPr>
                 </w:pPr>
                 <w:r>
                   <w:rPr>
-                    <w:rFonts w:ascii="Segoe UI" w:hAnsi="Segoe UI" w:eastAsia="Times New Roman" w:cs="Times New Roman"/>
-                    <w:color w:val="242424"/>
-                    <w:sz w:val="22"/>
-                    <w:szCs w:val="22"/>
                     <w:lang w:val="en-US" w:eastAsia="en-US"/>
                   </w:rPr>
                   <w:t>CompanyAddress4</w:t>
@@ -493,47 +387,37 @@
       </w:tr>
       <w:tr>
         <w:trPr>
+          <w:cantSplit/>
           <w:trHeight w:val="274"/>
         </w:trPr>
         <w:sdt>
           <w:sdtPr>
             <w:rPr>
-              <w:rFonts w:ascii="Segoe UI" w:hAnsi="Segoe UI" w:eastAsia="Times New Roman" w:cs="Times New Roman"/>
-              <w:color w:val="242424"/>
-              <w:sz w:val="22"/>
-              <w:szCs w:val="22"/>
               <w:lang w:val="en-US" w:eastAsia="en-US"/>
             </w:rPr>
             <w:alias w:val="CustomerAddress5"/>
             <w:tag w:val="#BC:InsertDataItem,DataItems/Header/CustomerAddress5"/>
             <w:id w:val="-356592489"/>
-            <w:dataBinding w:prefixMappings="xmlns:ns0='urn:microsoft-dynamics-nav/reports/Standard_Sales_Invoice/1306/'" w:xpath="/ns0:NavWordReportXmlPart[1]/ns0:Header[1]/ns0:CustomerAddress5[1]" w:storeItemID="{00000000-0000-0000-0000-000000000000}"/>
+            <w:dataBinding w:prefixMappings="&lt;xmlns:ns0='urn:microsoft-dynamics-nav/reports/Standard_Sales_Invoice/1306/' " w:xpath="/ns0:NavWordReportXmlPart[1]/ns0:Header[1]/ns0:CustomerAddress5[1]" w:storeItemID="{00000000-0000-0000-0000-000000000000}"/>
             <w15:color w:val="808080"/>
             <w:text/>
           </w:sdtPr>
           <w:sdtContent>
             <w:tc>
               <w:tcPr>
-                <w:tcW w:w="2621" w:type="dxa"/>
+                <w:tcW w:w="1248" w:type="pct"/>
                 <w:hideMark/>
               </w:tcPr>
               <w:p>
                 <w:pPr>
+                  <w:pStyle w:val="NoSpacing"/>
                   <w:spacing w:after="0" w:line="240" w:lineRule="auto"/>
                   <w:rPr>
-                    <w:rFonts w:ascii="Segoe UI" w:hAnsi="Segoe UI" w:eastAsia="Times New Roman" w:cs="Times New Roman"/>
-                    <w:color w:val="242424"/>
-                    <w:sz w:val="22"/>
-                    <w:szCs w:val="22"/>
                     <w:lang w:val="en-US" w:eastAsia="en-US"/>
                   </w:rPr>
                 </w:pPr>
                 <w:r>
                   <w:rPr>
-                    <w:rFonts w:ascii="Segoe UI" w:hAnsi="Segoe UI" w:eastAsia="Times New Roman" w:cs="Times New Roman"/>
-                    <w:color w:val="242424"/>
-                    <w:sz w:val="22"/>
-                    <w:szCs w:val="22"/>
                     <w:lang w:val="en-US" w:eastAsia="en-US"/>
                   </w:rPr>
                   <w:t>CustomerAddress5</w:t>
@@ -544,16 +428,13 @@
         </w:sdt>
         <w:tc>
           <w:tcPr>
-            <w:tcW w:w="4378" w:type="dxa"/>
+            <w:tcW w:w="2085" w:type="pct"/>
           </w:tcPr>
           <w:p>
             <w:pPr>
+              <w:pStyle w:val="NoSpacing"/>
               <w:spacing w:after="0" w:line="240" w:lineRule="auto"/>
               <w:rPr>
-                <w:rFonts w:ascii="Segoe UI" w:hAnsi="Segoe UI" w:eastAsia="Times New Roman" w:cs="Times New Roman"/>
-                <w:color w:val="242424"/>
-                <w:sz w:val="22"/>
-                <w:szCs w:val="22"/>
                 <w:lang w:val="en-US" w:eastAsia="en-US"/>
               </w:rPr>
             </w:pPr>
@@ -562,42 +443,31 @@
         <w:sdt>
           <w:sdtPr>
             <w:rPr>
-              <w:rFonts w:ascii="Segoe UI" w:hAnsi="Segoe UI" w:eastAsia="Times New Roman" w:cs="Times New Roman"/>
-              <w:color w:val="242424"/>
-              <w:sz w:val="22"/>
-              <w:szCs w:val="22"/>
               <w:lang w:val="en-US" w:eastAsia="en-US"/>
             </w:rPr>
             <w:alias w:val="CompanyAddress5"/>
             <w:tag w:val="#BC:InsertDataItem,DataItems/Header/CompanyAddress5"/>
             <w:id w:val="-625539781"/>
-            <w:dataBinding w:prefixMappings="xmlns:ns0='urn:microsoft-dynamics-nav/reports/Standard_Sales_Invoice/1306/'" w:xpath="/ns0:NavWordReportXmlPart[1]/ns0:Header[1]/ns0:CompanyAddress5[1]" w:storeItemID="{00000000-0000-0000-0000-000000000000}"/>
+            <w:dataBinding w:prefixMappings="&lt;xmlns:ns0='urn:microsoft-dynamics-nav/reports/Standard_Sales_Invoice/1306/' " w:xpath="/ns0:NavWordReportXmlPart[1]/ns0:Header[1]/ns0:CompanyAddress5[1]" w:storeItemID="{00000000-0000-0000-0000-000000000000}"/>
             <w15:color w:val="808080"/>
             <w:text/>
           </w:sdtPr>
           <w:sdtContent>
             <w:tc>
               <w:tcPr>
-                <w:tcW w:w="3499" w:type="dxa"/>
+                <w:tcW w:w="1667" w:type="pct"/>
               </w:tcPr>
               <w:p>
                 <w:pPr>
+                  <w:pStyle w:val="BCNumber"/>
                   <w:spacing w:after="0" w:line="240" w:lineRule="auto"/>
                   <w:jc w:val="right"/>
                   <w:rPr>
-                    <w:rFonts w:ascii="Segoe UI" w:hAnsi="Segoe UI" w:eastAsia="Times New Roman" w:cs="Times New Roman"/>
-                    <w:color w:val="242424"/>
-                    <w:sz w:val="22"/>
-                    <w:szCs w:val="22"/>
                     <w:lang w:val="en-US" w:eastAsia="en-US"/>
                   </w:rPr>
                 </w:pPr>
                 <w:r>
                   <w:rPr>
-                    <w:rFonts w:ascii="Segoe UI" w:hAnsi="Segoe UI" w:eastAsia="Times New Roman" w:cs="Times New Roman"/>
-                    <w:color w:val="242424"/>
-                    <w:sz w:val="22"/>
-                    <w:szCs w:val="22"/>
                     <w:lang w:val="en-US" w:eastAsia="en-US"/>
                   </w:rPr>
                   <w:t>CompanyAddress5</w:t>
@@ -609,47 +479,37 @@
       </w:tr>
       <w:tr>
         <w:trPr>
+          <w:cantSplit/>
           <w:trHeight w:val="274"/>
         </w:trPr>
         <w:tc>
           <w:tcPr>
-            <w:tcW w:w="2621" w:type="dxa"/>
+            <w:tcW w:w="1248" w:type="pct"/>
             <w:hideMark/>
           </w:tcPr>
           <w:p>
             <w:pPr>
+              <w:pStyle w:val="NoSpacing"/>
               <w:spacing w:after="0" w:line="240" w:lineRule="auto"/>
               <w:rPr>
-                <w:rFonts w:ascii="Segoe UI" w:hAnsi="Segoe UI" w:eastAsia="Times New Roman" w:cs="Times New Roman"/>
-                <w:color w:val="242424"/>
-                <w:sz w:val="22"/>
-                <w:szCs w:val="22"/>
                 <w:lang w:val="en-US" w:eastAsia="en-US"/>
               </w:rPr>
             </w:pPr>
             <w:sdt>
               <w:sdtPr>
                 <w:rPr>
-                  <w:rFonts w:ascii="Segoe UI" w:hAnsi="Segoe UI" w:eastAsia="Times New Roman" w:cs="Times New Roman"/>
-                  <w:color w:val="242424"/>
-                  <w:sz w:val="22"/>
-                  <w:szCs w:val="22"/>
                   <w:lang w:val="en-US" w:eastAsia="en-US"/>
                 </w:rPr>
                 <w:alias w:val="CustomerAddress6"/>
                 <w:tag w:val="#BC:InsertDataItem,DataItems/Header/CustomerAddress6"/>
                 <w:id w:val="-2000036813"/>
-                <w:dataBinding w:prefixMappings="xmlns:ns0='urn:microsoft-dynamics-nav/reports/Standard_Sales_Invoice/1306/'" w:xpath="/ns0:NavWordReportXmlPart[1]/ns0:Header[1]/ns0:CustomerAddress6[1]" w:storeItemID="{00000000-0000-0000-0000-000000000000}"/>
+                <w:dataBinding w:prefixMappings="&lt;xmlns:ns0='urn:microsoft-dynamics-nav/reports/Standard_Sales_Invoice/1306/' " w:xpath="/ns0:NavWordReportXmlPart[1]/ns0:Header[1]/ns0:CustomerAddress6[1]" w:storeItemID="{00000000-0000-0000-0000-000000000000}"/>
                 <w15:color w:val="808080"/>
                 <w:text/>
               </w:sdtPr>
               <w:sdtContent>
                 <w:r>
                   <w:rPr>
-                    <w:rFonts w:ascii="Segoe UI" w:hAnsi="Segoe UI" w:eastAsia="Times New Roman" w:cs="Times New Roman"/>
-                    <w:color w:val="242424"/>
-                    <w:sz w:val="22"/>
-                    <w:szCs w:val="22"/>
                     <w:lang w:val="en-US" w:eastAsia="en-US"/>
                   </w:rPr>
                   <w:t>CustomerAddress6</w:t>
@@ -660,16 +520,13 @@
         </w:tc>
         <w:tc>
           <w:tcPr>
-            <w:tcW w:w="4378" w:type="dxa"/>
+            <w:tcW w:w="2085" w:type="pct"/>
           </w:tcPr>
           <w:p>
             <w:pPr>
+              <w:pStyle w:val="NoSpacing"/>
               <w:spacing w:after="0" w:line="240" w:lineRule="auto"/>
               <w:rPr>
-                <w:rFonts w:ascii="Segoe UI" w:hAnsi="Segoe UI" w:eastAsia="Times New Roman" w:cs="Times New Roman"/>
-                <w:color w:val="242424"/>
-                <w:sz w:val="22"/>
-                <w:szCs w:val="22"/>
                 <w:lang w:val="en-US" w:eastAsia="en-US"/>
               </w:rPr>
             </w:pPr>
@@ -678,42 +535,31 @@
         <w:sdt>
           <w:sdtPr>
             <w:rPr>
-              <w:rFonts w:ascii="Segoe UI" w:hAnsi="Segoe UI" w:eastAsia="Times New Roman" w:cs="Times New Roman"/>
-              <w:color w:val="242424"/>
-              <w:sz w:val="22"/>
-              <w:szCs w:val="22"/>
               <w:lang w:val="en-US" w:eastAsia="en-US"/>
             </w:rPr>
             <w:alias w:val="CompanyAddress6"/>
             <w:tag w:val="#BC:InsertDataItem,DataItems/Header/CompanyAddress6"/>
             <w:id w:val="-950550724"/>
-            <w:dataBinding w:prefixMappings="xmlns:ns0='urn:microsoft-dynamics-nav/reports/Standard_Sales_Invoice/1306/'" w:xpath="/ns0:NavWordReportXmlPart[1]/ns0:Header[1]/ns0:CompanyAddress6[1]" w:storeItemID="{00000000-0000-0000-0000-000000000000}"/>
+            <w:dataBinding w:prefixMappings="&lt;xmlns:ns0='urn:microsoft-dynamics-nav/reports/Standard_Sales_Invoice/1306/' " w:xpath="/ns0:NavWordReportXmlPart[1]/ns0:Header[1]/ns0:CompanyAddress6[1]" w:storeItemID="{00000000-0000-0000-0000-000000000000}"/>
             <w15:color w:val="808080"/>
             <w:text/>
           </w:sdtPr>
           <w:sdtContent>
             <w:tc>
               <w:tcPr>
-                <w:tcW w:w="3499" w:type="dxa"/>
+                <w:tcW w:w="1667" w:type="pct"/>
               </w:tcPr>
               <w:p>
                 <w:pPr>
+                  <w:pStyle w:val="BCNumber"/>
                   <w:spacing w:after="0" w:line="240" w:lineRule="auto"/>
                   <w:jc w:val="right"/>
                   <w:rPr>
-                    <w:rFonts w:ascii="Segoe UI" w:hAnsi="Segoe UI" w:eastAsia="Times New Roman" w:cs="Times New Roman"/>
-                    <w:color w:val="242424"/>
-                    <w:sz w:val="22"/>
-                    <w:szCs w:val="22"/>
                     <w:lang w:val="en-US" w:eastAsia="en-US"/>
                   </w:rPr>
                 </w:pPr>
                 <w:r>
                   <w:rPr>
-                    <w:rFonts w:ascii="Segoe UI" w:hAnsi="Segoe UI" w:eastAsia="Times New Roman" w:cs="Times New Roman"/>
-                    <w:color w:val="242424"/>
-                    <w:sz w:val="22"/>
-                    <w:szCs w:val="22"/>
                     <w:lang w:val="en-US" w:eastAsia="en-US"/>
                   </w:rPr>
                   <w:t>CompanyAddress6</w:t>
@@ -725,46 +571,36 @@
       </w:tr>
       <w:tr>
         <w:trPr>
+          <w:cantSplit/>
           <w:trHeight w:val="274"/>
         </w:trPr>
         <w:sdt>
           <w:sdtPr>
             <w:rPr>
-              <w:rFonts w:ascii="Segoe UI" w:hAnsi="Segoe UI" w:eastAsia="Times New Roman" w:cs="Times New Roman"/>
-              <w:color w:val="242424"/>
-              <w:sz w:val="22"/>
-              <w:szCs w:val="22"/>
               <w:lang w:val="en-US" w:eastAsia="en-US"/>
             </w:rPr>
             <w:alias w:val="CustomerAddress7"/>
             <w:tag w:val="#BC:InsertDataItem,DataItems/Header/CustomerAddress7"/>
             <w:id w:val="-1456395504"/>
-            <w:dataBinding w:prefixMappings="xmlns:ns0='urn:microsoft-dynamics-nav/reports/Standard_Sales_Invoice/1306/'" w:xpath="/ns0:NavWordReportXmlPart[1]/ns0:Header[1]/ns0:CustomerAddress7[1]" w:storeItemID="{00000000-0000-0000-0000-000000000000}"/>
+            <w:dataBinding w:prefixMappings="&lt;xmlns:ns0='urn:microsoft-dynamics-nav/reports/Standard_Sales_Invoice/1306/' " w:xpath="/ns0:NavWordReportXmlPart[1]/ns0:Header[1]/ns0:CustomerAddress7[1]" w:storeItemID="{00000000-0000-0000-0000-000000000000}"/>
             <w15:color w:val="808080"/>
             <w:text/>
           </w:sdtPr>
           <w:sdtContent>
             <w:tc>
               <w:tcPr>
-                <w:tcW w:w="2621" w:type="dxa"/>
+                <w:tcW w:w="1248" w:type="pct"/>
               </w:tcPr>
               <w:p>
                 <w:pPr>
+                  <w:pStyle w:val="NoSpacing"/>
                   <w:spacing w:after="0" w:line="240" w:lineRule="auto"/>
                   <w:rPr>
-                    <w:rFonts w:ascii="Segoe UI" w:hAnsi="Segoe UI" w:eastAsia="Times New Roman" w:cs="Times New Roman"/>
-                    <w:color w:val="242424"/>
-                    <w:sz w:val="22"/>
-                    <w:szCs w:val="22"/>
                     <w:lang w:val="en-US" w:eastAsia="en-US"/>
                   </w:rPr>
                 </w:pPr>
                 <w:r>
                   <w:rPr>
-                    <w:rFonts w:ascii="Segoe UI" w:hAnsi="Segoe UI" w:eastAsia="Times New Roman" w:cs="Times New Roman"/>
-                    <w:color w:val="242424"/>
-                    <w:sz w:val="22"/>
-                    <w:szCs w:val="22"/>
                     <w:lang w:val="en-US" w:eastAsia="en-US"/>
                   </w:rPr>
                   <w:t>CustomerAddress7</w:t>
@@ -775,16 +611,13 @@
         </w:sdt>
         <w:tc>
           <w:tcPr>
-            <w:tcW w:w="4378" w:type="dxa"/>
+            <w:tcW w:w="2085" w:type="pct"/>
           </w:tcPr>
           <w:p>
             <w:pPr>
+              <w:pStyle w:val="NoSpacing"/>
               <w:spacing w:after="0" w:line="240" w:lineRule="auto"/>
               <w:rPr>
-                <w:rFonts w:ascii="Segoe UI" w:hAnsi="Segoe UI" w:eastAsia="Times New Roman" w:cs="Times New Roman"/>
-                <w:color w:val="242424"/>
-                <w:sz w:val="22"/>
-                <w:szCs w:val="22"/>
                 <w:lang w:val="en-US" w:eastAsia="en-US"/>
               </w:rPr>
             </w:pPr>
@@ -792,17 +625,14 @@
         </w:tc>
         <w:tc>
           <w:tcPr>
-            <w:tcW w:w="3499" w:type="dxa"/>
+            <w:tcW w:w="1667" w:type="pct"/>
           </w:tcPr>
           <w:p>
             <w:pPr>
+              <w:pStyle w:val="BCNumber"/>
               <w:spacing w:after="0" w:line="240" w:lineRule="auto"/>
               <w:jc w:val="right"/>
               <w:rPr>
-                <w:rFonts w:ascii="Segoe UI" w:hAnsi="Segoe UI" w:eastAsia="Times New Roman" w:cs="Times New Roman"/>
-                <w:color w:val="242424"/>
-                <w:sz w:val="22"/>
-                <w:szCs w:val="22"/>
                 <w:lang w:val="en-US" w:eastAsia="en-US"/>
               </w:rPr>
             </w:pPr>
@@ -811,46 +641,36 @@
       </w:tr>
       <w:tr>
         <w:trPr>
+          <w:cantSplit/>
           <w:trHeight w:val="274"/>
         </w:trPr>
         <w:sdt>
           <w:sdtPr>
             <w:rPr>
-              <w:rFonts w:ascii="Segoe UI" w:hAnsi="Segoe UI" w:eastAsia="Times New Roman" w:cs="Times New Roman"/>
-              <w:color w:val="242424"/>
-              <w:sz w:val="22"/>
-              <w:szCs w:val="22"/>
               <w:lang w:val="en-US" w:eastAsia="en-US"/>
             </w:rPr>
             <w:alias w:val="CustomerAddress8"/>
             <w:tag w:val="#BC:InsertDataItem,DataItems/Header/CustomerAddress8"/>
             <w:id w:val="-718439385"/>
-            <w:dataBinding w:prefixMappings="xmlns:ns0='urn:microsoft-dynamics-nav/reports/Standard_Sales_Invoice/1306/'" w:xpath="/ns0:NavWordReportXmlPart[1]/ns0:Header[1]/ns0:CustomerAddress8[1]" w:storeItemID="{00000000-0000-0000-0000-000000000000}"/>
+            <w:dataBinding w:prefixMappings="&lt;xmlns:ns0='urn:microsoft-dynamics-nav/reports/Standard_Sales_Invoice/1306/' " w:xpath="/ns0:NavWordReportXmlPart[1]/ns0:Header[1]/ns0:CustomerAddress8[1]" w:storeItemID="{00000000-0000-0000-0000-000000000000}"/>
             <w15:color w:val="808080"/>
             <w:text/>
           </w:sdtPr>
           <w:sdtContent>
             <w:tc>
               <w:tcPr>
-                <w:tcW w:w="2621" w:type="dxa"/>
+                <w:tcW w:w="1248" w:type="pct"/>
               </w:tcPr>
               <w:p>
                 <w:pPr>
+                  <w:pStyle w:val="NoSpacing"/>
                   <w:spacing w:after="0" w:line="240" w:lineRule="auto"/>
                   <w:rPr>
-                    <w:rFonts w:ascii="Segoe UI" w:hAnsi="Segoe UI" w:eastAsia="Times New Roman" w:cs="Times New Roman"/>
-                    <w:color w:val="242424"/>
-                    <w:sz w:val="22"/>
-                    <w:szCs w:val="22"/>
                     <w:lang w:val="en-US" w:eastAsia="en-US"/>
                   </w:rPr>
                 </w:pPr>
                 <w:r>
                   <w:rPr>
-                    <w:rFonts w:ascii="Segoe UI" w:hAnsi="Segoe UI" w:eastAsia="Times New Roman" w:cs="Times New Roman"/>
-                    <w:color w:val="242424"/>
-                    <w:sz w:val="22"/>
-                    <w:szCs w:val="22"/>
                     <w:lang w:val="en-US" w:eastAsia="en-US"/>
                   </w:rPr>
                   <w:t>CustomerAddress8</w:t>
@@ -861,16 +681,13 @@
         </w:sdt>
         <w:tc>
           <w:tcPr>
-            <w:tcW w:w="4378" w:type="dxa"/>
+            <w:tcW w:w="2085" w:type="pct"/>
           </w:tcPr>
           <w:p>
             <w:pPr>
+              <w:pStyle w:val="NoSpacing"/>
               <w:spacing w:after="0" w:line="240" w:lineRule="auto"/>
               <w:rPr>
-                <w:rFonts w:ascii="Segoe UI" w:hAnsi="Segoe UI" w:eastAsia="Times New Roman" w:cs="Times New Roman"/>
-                <w:color w:val="242424"/>
-                <w:sz w:val="22"/>
-                <w:szCs w:val="22"/>
                 <w:lang w:val="en-US" w:eastAsia="en-US"/>
               </w:rPr>
             </w:pPr>
@@ -878,17 +695,14 @@
         </w:tc>
         <w:tc>
           <w:tcPr>
-            <w:tcW w:w="3499" w:type="dxa"/>
+            <w:tcW w:w="1667" w:type="pct"/>
           </w:tcPr>
           <w:p>
             <w:pPr>
+              <w:pStyle w:val="BCNumber"/>
               <w:spacing w:after="0" w:line="240" w:lineRule="auto"/>
               <w:jc w:val="right"/>
               <w:rPr>
-                <w:rFonts w:ascii="Segoe UI" w:hAnsi="Segoe UI" w:eastAsia="Times New Roman" w:cs="Times New Roman"/>
-                <w:color w:val="242424"/>
-                <w:sz w:val="22"/>
-                <w:szCs w:val="22"/>
                 <w:lang w:val="en-US" w:eastAsia="en-US"/>
               </w:rPr>
             </w:pPr>
@@ -903,72 +717,60 @@
     </w:p>
     <w:tbl>
       <w:tblPr>
-        <w:tblStyle w:val="TableGrid1"/>
-        <w:tblW w:w="10498" w:type="dxa"/>
+        <w:tblStyle w:val="BCBlockTable"/>
+        <w:tblW w:w="5000" w:type="pct"/>
         <w:tblBorders>
-          <w:top w:val="none" w:color="auto" w:sz="0" w:space="0"/>
-          <w:left w:val="none" w:color="auto" w:sz="0" w:space="0"/>
-          <w:bottom w:val="none" w:color="auto" w:sz="0" w:space="0"/>
-          <w:right w:val="none" w:color="auto" w:sz="0" w:space="0"/>
-          <w:insideH w:val="none" w:color="auto" w:sz="0" w:space="0"/>
-          <w:insideV w:val="none" w:color="auto" w:sz="0" w:space="0"/>
+          <w:top w:val="none" w:sz="0" w:space="0" w:color="auto"/>
+          <w:left w:val="none" w:sz="0" w:space="0" w:color="auto"/>
+          <w:bottom w:val="none" w:sz="0" w:space="0" w:color="auto"/>
+          <w:right w:val="none" w:sz="0" w:space="0" w:color="auto"/>
+          <w:insideH w:val="none" w:sz="0" w:space="0" w:color="auto"/>
+          <w:insideV w:val="none" w:sz="0" w:space="0" w:color="auto"/>
         </w:tblBorders>
-        <w:tblLayout w:type="fixed"/>
         <w:tblCellMar>
           <w:left w:w="0" w:type="dxa"/>
           <w:right w:w="0" w:type="dxa"/>
         </w:tblCellMar>
-        <w:tblLook w:val="04A0" w:firstRow="1" w:lastRow="0" w:firstColumn="1" w:lastColumn="0" w:noHBand="0" w:noVBand="1"/>
+        <w:tblLook w:val="0620" w:firstRow="1" w:lastRow="0" w:firstColumn="0" w:lastColumn="0" w:noHBand="1" w:noVBand="1"/>
         <w:tblCaption w:val="Document Information Block"/>
+        <w:tblDescription w:val="Layout table. Used for positioning, not for tabular data."/>
       </w:tblPr>
       <w:tblGrid>
-        <w:gridCol w:w="2625"/>
         <w:gridCol w:w="2624"/>
         <w:gridCol w:w="2624"/>
-        <w:gridCol w:w="2625"/>
+        <w:gridCol w:w="2624"/>
+        <w:gridCol w:w="2624"/>
       </w:tblGrid>
       <w:tr>
         <w:trPr>
+          <w:cantSplit/>
           <w:trHeight w:val="254"/>
         </w:trPr>
         <w:sdt>
           <w:sdtPr>
-            <w:rPr>
-              <w:rFonts w:ascii="Segoe UI Semibold" w:hAnsi="Segoe UI Semibold" w:cs="Segoe UI Semibold"/>
-              <w:color w:val="242424"/>
-              <w:sz w:val="20"/>
-            </w:rPr>
+            <w:rPr/>
             <w:alias w:val="DocumentDate_Lbl"/>
             <w:tag w:val="#BC:InsertDataItem,DataItems/Header/DocumentDate_Lbl"/>
             <w:id w:val="721032505"/>
             <w:placeholder>
               <w:docPart w:val="DefaultPlaceholder_-1854013440"/>
             </w:placeholder>
+            <w:dataBinding w:prefixMappings="&lt;xmlns:ns0='urn:microsoft-dynamics-nav/reports/Standard_Sales_Invoice/1306/' " w:xpath="/ns0:NavWordReportXmlPart[1]/ns0:Header[1]/ns0:DocumentDate_Lbl[1]" w:storeItemID="{00000000-0000-0000-0000-000000000000}"/>
             <w15:color w:val="808080"/>
             <w:text/>
-            <w:dataBinding w:prefixMappings="xmlns:ns0='urn:microsoft-dynamics-nav/reports/Standard_Sales_Invoice/1306/'" w:xpath="/ns0:NavWordReportXmlPart[1]/ns0:Header[1]/ns0:DocumentDate_Lbl[1]"/>
           </w:sdtPr>
           <w:sdtContent>
             <w:tc>
               <w:tcPr>
-                <w:tcW w:w="2625" w:type="dxa"/>
+                <w:tcW w:w="1250" w:type="pct"/>
               </w:tcPr>
               <w:p>
                 <w:pPr>
-                  <w:spacing w:line="276" w:lineRule="auto"/>
-                  <w:rPr>
-                    <w:rFonts w:ascii="Segoe UI Semibold" w:hAnsi="Segoe UI Semibold" w:cs="Segoe UI Semibold"/>
-                    <w:color w:val="242424"/>
-                    <w:sz w:val="20"/>
-                  </w:rPr>
+                  <w:pStyle w:val="BCLabel"/>
+                  <w:spacing w:before="0" w:line="276" w:lineRule="auto"/>
                 </w:pPr>
                 <w:proofErr w:type="spellStart"/>
                 <w:r>
-                  <w:rPr>
-                    <w:rFonts w:ascii="Segoe UI Semibold" w:hAnsi="Segoe UI Semibold" w:cs="Segoe UI Semibold"/>
-                    <w:color w:val="242424"/>
-                    <w:sz w:val="20"/>
-                  </w:rPr>
                   <w:t>DocumentDate_Lbl</w:t>
                 </w:r>
                 <w:proofErr w:type="spellEnd"/>
@@ -978,39 +780,26 @@
         </w:sdt>
         <w:sdt>
           <w:sdtPr>
-            <w:rPr>
-              <w:rFonts w:ascii="Segoe UI Semibold" w:hAnsi="Segoe UI Semibold" w:cs="Segoe UI Semibold"/>
-              <w:color w:val="242424"/>
-              <w:sz w:val="20"/>
-            </w:rPr>
+            <w:rPr/>
             <w:alias w:val="DueDate_Lbl"/>
             <w:tag w:val="#BC:InsertDataItem,DataItems/Header/DueDate_Lbl"/>
             <w:id w:val="755092455"/>
-            <w:dataBinding w:prefixMappings="xmlns:ns0='urn:microsoft-dynamics-nav/reports/Standard_Sales_Invoice/1306/'" w:xpath="/ns0:NavWordReportXmlPart[1]/ns0:Header[1]/ns0:DueDate_Lbl[1]" w:storeItemID="{00000000-0000-0000-0000-000000000000}"/>
+            <w:dataBinding w:prefixMappings="&lt;xmlns:ns0='urn:microsoft-dynamics-nav/reports/Standard_Sales_Invoice/1306/' " w:xpath="/ns0:NavWordReportXmlPart[1]/ns0:Header[1]/ns0:DueDate_Lbl[1]" w:storeItemID="{00000000-0000-0000-0000-000000000000}"/>
             <w15:color w:val="808080"/>
             <w:text/>
           </w:sdtPr>
           <w:sdtContent>
             <w:tc>
               <w:tcPr>
-                <w:tcW w:w="2624" w:type="dxa"/>
+                <w:tcW w:w="1250" w:type="pct"/>
               </w:tcPr>
               <w:p>
                 <w:pPr>
-                  <w:spacing w:line="276" w:lineRule="auto"/>
-                  <w:rPr>
-                    <w:rFonts w:ascii="Segoe UI Semibold" w:hAnsi="Segoe UI Semibold" w:cs="Segoe UI Semibold"/>
-                    <w:color w:val="242424"/>
-                    <w:sz w:val="20"/>
-                  </w:rPr>
+                  <w:pStyle w:val="BCLabel"/>
+                  <w:spacing w:before="0" w:line="276" w:lineRule="auto"/>
                 </w:pPr>
                 <w:proofErr w:type="spellStart"/>
                 <w:r>
-                  <w:rPr>
-                    <w:rFonts w:ascii="Segoe UI Semibold" w:hAnsi="Segoe UI Semibold" w:cs="Segoe UI Semibold"/>
-                    <w:color w:val="242424"/>
-                    <w:sz w:val="20"/>
-                  </w:rPr>
                   <w:t>DueDate_Lbl</w:t>
                 </w:r>
                 <w:proofErr w:type="spellEnd"/>
@@ -1020,39 +809,26 @@
         </w:sdt>
         <w:sdt>
           <w:sdtPr>
-            <w:rPr>
-              <w:rFonts w:ascii="Segoe UI Semibold" w:hAnsi="Segoe UI Semibold" w:cs="Segoe UI Semibold"/>
-              <w:color w:val="242424"/>
-              <w:sz w:val="20"/>
-            </w:rPr>
+            <w:rPr/>
             <w:alias w:val="PaymentTermsDescription_Lbl"/>
             <w:tag w:val="#BC:InsertDataItem,DataItems/Header/PaymentTermsDescription_Lbl"/>
             <w:id w:val="-165563059"/>
-            <w:dataBinding w:prefixMappings="xmlns:ns0='urn:microsoft-dynamics-nav/reports/Standard_Sales_Invoice/1306/'" w:xpath="/ns0:NavWordReportXmlPart[1]/ns0:Header[1]/ns0:PaymentTermsDescription_Lbl[1]" w:storeItemID="{00000000-0000-0000-0000-000000000000}"/>
+            <w:dataBinding w:prefixMappings="&lt;xmlns:ns0='urn:microsoft-dynamics-nav/reports/Standard_Sales_Invoice/1306/' " w:xpath="/ns0:NavWordReportXmlPart[1]/ns0:Header[1]/ns0:PaymentTermsDescription_Lbl[1]" w:storeItemID="{00000000-0000-0000-0000-000000000000}"/>
             <w15:color w:val="808080"/>
             <w:text/>
           </w:sdtPr>
           <w:sdtContent>
             <w:tc>
               <w:tcPr>
-                <w:tcW w:w="2624" w:type="dxa"/>
+                <w:tcW w:w="1250" w:type="pct"/>
               </w:tcPr>
               <w:p>
                 <w:pPr>
-                  <w:spacing w:line="276" w:lineRule="auto"/>
-                  <w:rPr>
-                    <w:rFonts w:ascii="Segoe UI Semibold" w:hAnsi="Segoe UI Semibold" w:cs="Segoe UI Semibold"/>
-                    <w:color w:val="242424"/>
-                    <w:sz w:val="20"/>
-                  </w:rPr>
+                  <w:pStyle w:val="BCLabel"/>
+                  <w:spacing w:before="0" w:line="276" w:lineRule="auto"/>
                 </w:pPr>
                 <w:proofErr w:type="spellStart"/>
                 <w:r>
-                  <w:rPr>
-                    <w:rFonts w:ascii="Segoe UI Semibold" w:hAnsi="Segoe UI Semibold" w:cs="Segoe UI Semibold"/>
-                    <w:color w:val="242424"/>
-                    <w:sz w:val="20"/>
-                  </w:rPr>
                   <w:t>PaymentTermsDescription_Lbl</w:t>
                 </w:r>
                 <w:proofErr w:type="spellEnd"/>
@@ -1062,61 +838,45 @@
         </w:sdt>
         <w:tc>
           <w:tcPr>
-            <w:tcW w:w="2625" w:type="dxa"/>
+            <w:tcW w:w="1250" w:type="pct"/>
           </w:tcPr>
           <w:p>
             <w:pPr>
+              <w:pStyle w:val="NoSpacing"/>
               <w:spacing w:line="276" w:lineRule="auto"/>
-              <w:rPr>
-                <w:rFonts w:ascii="Segoe UI Semibold" w:hAnsi="Segoe UI Semibold" w:cs="Segoe UI Semibold"/>
-                <w:color w:val="242424"/>
-                <w:sz w:val="20"/>
-              </w:rPr>
             </w:pPr>
           </w:p>
         </w:tc>
       </w:tr>
       <w:tr>
         <w:trPr>
+          <w:cantSplit/>
           <w:trHeight w:val="242"/>
         </w:trPr>
         <w:sdt>
           <w:sdtPr>
-            <w:rPr>
-              <w:rFonts w:ascii="Segoe UI" w:hAnsi="Segoe UI" w:cs="Segoe UI"/>
-              <w:color w:val="242424"/>
-              <w:sz w:val="20"/>
-            </w:rPr>
+            <w:rPr/>
             <w:alias w:val="DocumentDate"/>
             <w:tag w:val="#BC:InsertDataItem,DataItems/Header/DocumentDate"/>
             <w:id w:val="-1100862351"/>
             <w:placeholder>
               <w:docPart w:val="DefaultPlaceholder_-1854013440"/>
             </w:placeholder>
+            <w:dataBinding w:prefixMappings="&lt;xmlns:ns0='urn:microsoft-dynamics-nav/reports/Standard_Sales_Invoice/1306/' " w:xpath="/ns0:NavWordReportXmlPart[1]/ns0:Header[1]/ns0:DocumentDate[1]" w:storeItemID="{00000000-0000-0000-0000-000000000000}"/>
             <w15:color w:val="808080"/>
             <w:text/>
-            <w:dataBinding w:prefixMappings="xmlns:ns0='urn:microsoft-dynamics-nav/reports/Standard_Sales_Invoice/1306/'" w:xpath="/ns0:NavWordReportXmlPart[1]/ns0:Header[1]/ns0:DocumentDate[1]"/>
           </w:sdtPr>
           <w:sdtContent>
             <w:tc>
               <w:tcPr>
-                <w:tcW w:w="2625" w:type="dxa"/>
+                <w:tcW w:w="1250" w:type="pct"/>
               </w:tcPr>
               <w:p>
                 <w:pPr>
-                  <w:rPr>
-                    <w:rFonts w:ascii="Segoe UI" w:hAnsi="Segoe UI" w:cs="Segoe UI"/>
-                    <w:color w:val="242424"/>
-                    <w:sz w:val="20"/>
-                  </w:rPr>
+                  <w:pStyle w:val="NoSpacing"/>
                 </w:pPr>
                 <w:proofErr w:type="spellStart"/>
                 <w:r>
-                  <w:rPr>
-                    <w:rFonts w:ascii="Segoe UI" w:hAnsi="Segoe UI" w:cs="Segoe UI"/>
-                    <w:color w:val="242424"/>
-                    <w:sz w:val="20"/>
-                  </w:rPr>
                   <w:t>DocumentDate</w:t>
                 </w:r>
                 <w:proofErr w:type="spellEnd"/>
@@ -1126,38 +886,25 @@
         </w:sdt>
         <w:sdt>
           <w:sdtPr>
-            <w:rPr>
-              <w:rFonts w:ascii="Segoe UI" w:hAnsi="Segoe UI" w:cs="Segoe UI"/>
-              <w:color w:val="242424"/>
-              <w:sz w:val="20"/>
-            </w:rPr>
+            <w:rPr/>
             <w:alias w:val="DueDate"/>
             <w:tag w:val="#BC:InsertDataItem,DataItems/Header/DueDate"/>
             <w:id w:val="1511642603"/>
-            <w:dataBinding w:prefixMappings="xmlns:ns0='urn:microsoft-dynamics-nav/reports/Standard_Sales_Invoice/1306/'" w:xpath="/ns0:NavWordReportXmlPart[1]/ns0:Header[1]/ns0:DueDate[1]" w:storeItemID="{00000000-0000-0000-0000-000000000000}"/>
+            <w:dataBinding w:prefixMappings="&lt;xmlns:ns0='urn:microsoft-dynamics-nav/reports/Standard_Sales_Invoice/1306/' " w:xpath="/ns0:NavWordReportXmlPart[1]/ns0:Header[1]/ns0:DueDate[1]" w:storeItemID="{00000000-0000-0000-0000-000000000000}"/>
             <w15:color w:val="808080"/>
             <w:text/>
           </w:sdtPr>
           <w:sdtContent>
             <w:tc>
               <w:tcPr>
-                <w:tcW w:w="2624" w:type="dxa"/>
+                <w:tcW w:w="1250" w:type="pct"/>
               </w:tcPr>
               <w:p>
                 <w:pPr>
-                  <w:rPr>
-                    <w:rFonts w:ascii="Segoe UI" w:hAnsi="Segoe UI" w:cs="Segoe UI"/>
-                    <w:color w:val="242424"/>
-                    <w:sz w:val="20"/>
-                  </w:rPr>
+                  <w:pStyle w:val="NoSpacing"/>
                 </w:pPr>
                 <w:proofErr w:type="spellStart"/>
                 <w:r>
-                  <w:rPr>
-                    <w:rFonts w:ascii="Segoe UI" w:hAnsi="Segoe UI" w:cs="Segoe UI"/>
-                    <w:color w:val="242424"/>
-                    <w:sz w:val="20"/>
-                  </w:rPr>
                   <w:t>DueDate</w:t>
                 </w:r>
                 <w:proofErr w:type="spellEnd"/>
@@ -1167,38 +914,25 @@
         </w:sdt>
         <w:sdt>
           <w:sdtPr>
-            <w:rPr>
-              <w:rFonts w:ascii="Segoe UI" w:hAnsi="Segoe UI" w:cs="Segoe UI"/>
-              <w:color w:val="242424"/>
-              <w:sz w:val="20"/>
-            </w:rPr>
+            <w:rPr/>
             <w:alias w:val="PaymentTermsDescription"/>
             <w:tag w:val="#BC:InsertDataItem,DataItems/Header/PaymentTermsDescription"/>
             <w:id w:val="-1513372881"/>
-            <w:dataBinding w:prefixMappings="xmlns:ns0='urn:microsoft-dynamics-nav/reports/Standard_Sales_Invoice/1306/'" w:xpath="/ns0:NavWordReportXmlPart[1]/ns0:Header[1]/ns0:PaymentTermsDescription[1]" w:storeItemID="{00000000-0000-0000-0000-000000000000}"/>
+            <w:dataBinding w:prefixMappings="&lt;xmlns:ns0='urn:microsoft-dynamics-nav/reports/Standard_Sales_Invoice/1306/' " w:xpath="/ns0:NavWordReportXmlPart[1]/ns0:Header[1]/ns0:PaymentTermsDescription[1]" w:storeItemID="{00000000-0000-0000-0000-000000000000}"/>
             <w15:color w:val="808080"/>
             <w:text/>
           </w:sdtPr>
           <w:sdtContent>
             <w:tc>
               <w:tcPr>
-                <w:tcW w:w="2624" w:type="dxa"/>
+                <w:tcW w:w="1250" w:type="pct"/>
               </w:tcPr>
               <w:p>
                 <w:pPr>
-                  <w:rPr>
-                    <w:rFonts w:ascii="Segoe UI" w:hAnsi="Segoe UI" w:cs="Segoe UI"/>
-                    <w:color w:val="242424"/>
-                    <w:sz w:val="20"/>
-                  </w:rPr>
+                  <w:pStyle w:val="NoSpacing"/>
                 </w:pPr>
                 <w:proofErr w:type="spellStart"/>
                 <w:r>
-                  <w:rPr>
-                    <w:rFonts w:ascii="Segoe UI" w:hAnsi="Segoe UI" w:cs="Segoe UI"/>
-                    <w:color w:val="242424"/>
-                    <w:sz w:val="20"/>
-                  </w:rPr>
                   <w:t>PaymentTermsDescription</w:t>
                 </w:r>
                 <w:proofErr w:type="spellEnd"/>
@@ -1208,15 +942,11 @@
         </w:sdt>
         <w:tc>
           <w:tcPr>
-            <w:tcW w:w="2625" w:type="dxa"/>
+            <w:tcW w:w="1250" w:type="pct"/>
           </w:tcPr>
           <w:p>
             <w:pPr>
-              <w:rPr>
-                <w:rFonts w:ascii="Segoe UI" w:hAnsi="Segoe UI" w:cs="Segoe UI"/>
-                <w:color w:val="242424"/>
-                <w:sz w:val="20"/>
-              </w:rPr>
+              <w:pStyle w:val="NoSpacing"/>
             </w:pPr>
           </w:p>
         </w:tc>
@@ -1229,70 +959,52 @@
     </w:p>
     <w:tbl>
       <w:tblPr>
-        <w:tblStyle w:val="CLSequoiatablestyle021"/>
-        <w:tblW w:w="10497" w:type="dxa"/>
-        <w:tblLayout w:type="fixed"/>
-        <w:tblLook w:val="04A0" w:firstRow="1" w:lastRow="0" w:firstColumn="1" w:lastColumn="0" w:noHBand="0" w:noVBand="1"/>
+        <w:tblStyle w:val="BCDataTable"/>
+        <w:tblW w:w="5000" w:type="pct"/>
+        <w:tblLook w:val="0460" w:firstRow="1" w:lastRow="1" w:firstColumn="0" w:lastColumn="0" w:noHBand="0" w:noVBand="1"/>
         <w:tblCaption w:val="Data Table Block"/>
+        <w:tblDescription w:val="Document lines. Column headers in the first row."/>
       </w:tblPr>
       <w:tblGrid>
         <w:gridCol w:w="806"/>
         <w:gridCol w:w="2347"/>
-        <w:gridCol w:w="1166"/>
+        <w:gridCol w:w="1165"/>
         <w:gridCol w:w="806"/>
         <w:gridCol w:w="1440"/>
         <w:gridCol w:w="1354"/>
-        <w:gridCol w:w="994"/>
-        <w:gridCol w:w="1584"/>
+        <w:gridCol w:w="993"/>
+        <w:gridCol w:w="1585"/>
       </w:tblGrid>
       <w:tr>
         <w:trPr>
           <w:cnfStyle w:val="100000000000" w:firstRow="1" w:lastRow="0" w:firstColumn="0" w:lastColumn="0" w:oddVBand="0" w:evenVBand="0" w:oddHBand="0" w:evenHBand="0" w:firstRowFirstColumn="0" w:firstRowLastColumn="0" w:lastRowFirstColumn="0" w:lastRowLastColumn="0"/>
+          <w:cantSplit/>
           <w:trHeight w:val="490"/>
+          <w:tblHeader/>
         </w:trPr>
         <w:tc>
           <w:tcPr>
             <w:cnfStyle w:val="001000000000" w:firstRow="0" w:lastRow="0" w:firstColumn="1" w:lastColumn="0" w:oddVBand="0" w:evenVBand="0" w:oddHBand="0" w:evenHBand="0" w:firstRowFirstColumn="0" w:firstRowLastColumn="0" w:lastRowFirstColumn="0" w:lastRowLastColumn="0"/>
-            <w:tcW w:w="806" w:type="dxa"/>
+            <w:tcW w:w="384" w:type="pct"/>
           </w:tcPr>
           <w:sdt>
             <w:sdtPr>
-              <w:rPr>
-                <w:rFonts w:ascii="Segoe UI Semibold" w:hAnsi="Segoe UI Semibold" w:cs="Segoe UI Semibold"/>
-                <w:b w:val="0"/>
-                <w:bCs w:val="0"/>
-                <w:sz w:val="22"/>
-                <w:szCs w:val="22"/>
-              </w:rPr>
+              <w:rPr/>
               <w:alias w:val="ItemNo_Line_Lbl"/>
               <w:tag w:val="#BC:InsertDataItem,DataItems/Header/Line/ItemNo_Line_Lbl"/>
               <w:id w:val="2050642905"/>
-              <w:dataBinding w:prefixMappings="xmlns:ns0='urn:microsoft-dynamics-nav/reports/Standard_Sales_Invoice/1306/'" w:xpath="/ns0:NavWordReportXmlPart[1]/ns0:Header[1]/ns0:Line[1]/ns0:ItemNo_Line_Lbl[1]" w:storeItemID="{00000000-0000-0000-0000-000000000000}"/>
+              <w:dataBinding w:prefixMappings="&lt;xmlns:ns0='urn:microsoft-dynamics-nav/reports/Standard_Sales_Invoice/1306/' " w:xpath="/ns0:NavWordReportXmlPart[1]/ns0:Header[1]/ns0:Line[1]/ns0:ItemNo_Line_Lbl[1]" w:storeItemID="{00000000-0000-0000-0000-000000000000}"/>
               <w15:color w:val="808080"/>
               <w:text/>
             </w:sdtPr>
             <w:sdtContent>
               <w:p>
                 <w:pPr>
-                  <w:pStyle w:val="Heading2"/>
+                  <w:pStyle w:val="BCLabel"/>
                   <w:spacing w:before="160" w:after="80"/>
-                  <w:rPr>
-                    <w:rFonts w:ascii="Segoe UI Semibold" w:hAnsi="Segoe UI Semibold" w:cs="Segoe UI Semibold"/>
-                    <w:b w:val="0"/>
-                    <w:bCs w:val="0"/>
-                    <w:sz w:val="22"/>
-                    <w:szCs w:val="22"/>
-                  </w:rPr>
                 </w:pPr>
                 <w:proofErr w:type="spellStart"/>
                 <w:r>
-                  <w:rPr>
-                    <w:rFonts w:ascii="Segoe UI Semibold" w:hAnsi="Segoe UI Semibold" w:cs="Segoe UI Semibold"/>
-                    <w:b w:val="0"/>
-                    <w:bCs w:val="0"/>
-                    <w:sz w:val="22"/>
-                    <w:szCs w:val="22"/>
-                  </w:rPr>
                   <w:t>ItemNo_Line_Lbl</w:t>
                 </w:r>
                 <w:proofErr w:type="spellEnd"/>
@@ -1302,47 +1014,27 @@
         </w:tc>
         <w:sdt>
           <w:sdtPr>
-            <w:rPr>
-              <w:rFonts w:ascii="Segoe UI Semibold" w:hAnsi="Segoe UI Semibold" w:cs="Segoe UI Semibold"/>
-              <w:b w:val="0"/>
-              <w:bCs w:val="0"/>
-              <w:sz w:val="22"/>
-              <w:szCs w:val="22"/>
-            </w:rPr>
+            <w:rPr/>
             <w:alias w:val="Description_Line_Lbl"/>
             <w:tag w:val="#BC:InsertDataItem,DataItems/Header/Line/Description_Line_Lbl"/>
             <w:id w:val="55748171"/>
-            <w:dataBinding w:prefixMappings="xmlns:ns0='urn:microsoft-dynamics-nav/reports/Standard_Sales_Invoice/1306/'" w:xpath="/ns0:NavWordReportXmlPart[1]/ns0:Header[1]/ns0:Line[1]/ns0:Description_Line_Lbl[1]" w:storeItemID="{00000000-0000-0000-0000-000000000000}"/>
+            <w:dataBinding w:prefixMappings="&lt;xmlns:ns0='urn:microsoft-dynamics-nav/reports/Standard_Sales_Invoice/1306/' " w:xpath="/ns0:NavWordReportXmlPart[1]/ns0:Header[1]/ns0:Line[1]/ns0:Description_Line_Lbl[1]" w:storeItemID="{00000000-0000-0000-0000-000000000000}"/>
             <w15:color w:val="808080"/>
             <w:text/>
           </w:sdtPr>
           <w:sdtContent>
             <w:tc>
               <w:tcPr>
-                <w:tcW w:w="2347" w:type="dxa"/>
+                <w:tcW w:w="1118" w:type="pct"/>
               </w:tcPr>
               <w:p>
                 <w:pPr>
-                  <w:pStyle w:val="Heading2"/>
+                  <w:pStyle w:val="BCLabel"/>
                   <w:spacing w:before="160" w:after="80"/>
                   <w:cnfStyle w:val="100000000000" w:firstRow="1" w:lastRow="0" w:firstColumn="0" w:lastColumn="0" w:oddVBand="0" w:evenVBand="0" w:oddHBand="0" w:evenHBand="0" w:firstRowFirstColumn="0" w:firstRowLastColumn="0" w:lastRowFirstColumn="0" w:lastRowLastColumn="0"/>
-                  <w:rPr>
-                    <w:rFonts w:ascii="Segoe UI Semibold" w:hAnsi="Segoe UI Semibold" w:cs="Segoe UI Semibold"/>
-                    <w:b w:val="0"/>
-                    <w:bCs w:val="0"/>
-                    <w:sz w:val="22"/>
-                    <w:szCs w:val="22"/>
-                  </w:rPr>
                 </w:pPr>
                 <w:proofErr w:type="spellStart"/>
                 <w:r>
-                  <w:rPr>
-                    <w:rFonts w:ascii="Segoe UI Semibold" w:hAnsi="Segoe UI Semibold" w:cs="Segoe UI Semibold"/>
-                    <w:b w:val="0"/>
-                    <w:bCs w:val="0"/>
-                    <w:sz w:val="22"/>
-                    <w:szCs w:val="22"/>
-                  </w:rPr>
                   <w:t>Description_Line_Lbl</w:t>
                 </w:r>
                 <w:proofErr w:type="spellEnd"/>
@@ -1352,48 +1044,28 @@
         </w:sdt>
         <w:sdt>
           <w:sdtPr>
-            <w:rPr>
-              <w:rFonts w:ascii="Segoe UI Semibold" w:hAnsi="Segoe UI Semibold" w:cs="Segoe UI Semibold"/>
-              <w:b w:val="0"/>
-              <w:bCs w:val="0"/>
-              <w:sz w:val="22"/>
-              <w:szCs w:val="22"/>
-            </w:rPr>
+            <w:rPr/>
             <w:alias w:val="Quantity_Line_Lbl"/>
             <w:tag w:val="#BC:InsertDataItem,DataItems/Header/Line/Quantity_Line_Lbl"/>
             <w:id w:val="-278416351"/>
-            <w:dataBinding w:prefixMappings="xmlns:ns0='urn:microsoft-dynamics-nav/reports/Standard_Sales_Invoice/1306/'" w:xpath="/ns0:NavWordReportXmlPart[1]/ns0:Header[1]/ns0:Line[1]/ns0:Quantity_Line_Lbl[1]" w:storeItemID="{00000000-0000-0000-0000-000000000000}"/>
+            <w:dataBinding w:prefixMappings="&lt;xmlns:ns0='urn:microsoft-dynamics-nav/reports/Standard_Sales_Invoice/1306/' " w:xpath="/ns0:NavWordReportXmlPart[1]/ns0:Header[1]/ns0:Line[1]/ns0:Quantity_Line_Lbl[1]" w:storeItemID="{00000000-0000-0000-0000-000000000000}"/>
             <w15:color w:val="808080"/>
             <w:text/>
           </w:sdtPr>
           <w:sdtContent>
             <w:tc>
               <w:tcPr>
-                <w:tcW w:w="1166" w:type="dxa"/>
+                <w:tcW w:w="555" w:type="pct"/>
               </w:tcPr>
               <w:p>
                 <w:pPr>
-                  <w:pStyle w:val="Heading2"/>
+                  <w:pStyle w:val="BCLabelNumber"/>
                   <w:spacing w:before="160" w:after="80"/>
                   <w:jc w:val="right"/>
                   <w:cnfStyle w:val="100000000000" w:firstRow="1" w:lastRow="0" w:firstColumn="0" w:lastColumn="0" w:oddVBand="0" w:evenVBand="0" w:oddHBand="0" w:evenHBand="0" w:firstRowFirstColumn="0" w:firstRowLastColumn="0" w:lastRowFirstColumn="0" w:lastRowLastColumn="0"/>
-                  <w:rPr>
-                    <w:rFonts w:ascii="Segoe UI Semibold" w:hAnsi="Segoe UI Semibold" w:cs="Segoe UI Semibold"/>
-                    <w:b w:val="0"/>
-                    <w:bCs w:val="0"/>
-                    <w:sz w:val="22"/>
-                    <w:szCs w:val="22"/>
-                  </w:rPr>
                 </w:pPr>
                 <w:proofErr w:type="spellStart"/>
                 <w:r>
-                  <w:rPr>
-                    <w:rFonts w:ascii="Segoe UI Semibold" w:hAnsi="Segoe UI Semibold" w:cs="Segoe UI Semibold"/>
-                    <w:b w:val="0"/>
-                    <w:bCs w:val="0"/>
-                    <w:sz w:val="22"/>
-                    <w:szCs w:val="22"/>
-                  </w:rPr>
                   <w:t>Quantity_Line_Lbl</w:t>
                 </w:r>
                 <w:proofErr w:type="spellEnd"/>
@@ -1403,50 +1075,30 @@
         </w:sdt>
         <w:sdt>
           <w:sdtPr>
-            <w:rPr>
-              <w:rFonts w:ascii="Segoe UI Semibold" w:hAnsi="Segoe UI Semibold" w:cs="Segoe UI Semibold"/>
-              <w:b w:val="0"/>
-              <w:bCs w:val="0"/>
-              <w:sz w:val="22"/>
-              <w:szCs w:val="22"/>
-            </w:rPr>
+            <w:rPr/>
             <w:alias w:val="Unit_Lbl"/>
             <w:tag w:val="#BC:InsertDataItem,DataItems/Header/Line/Unit_Lbl"/>
             <w:id w:val="-961348548"/>
             <w:placeholder>
               <w:docPart w:val="0A9C66CC9DD043A9AED64FD8D28268FD"/>
             </w:placeholder>
+            <w:dataBinding w:prefixMappings="&lt;xmlns:ns0='urn:microsoft-dynamics-nav/reports/Standard_Sales_Invoice/1306/' " w:xpath="/ns0:NavWordReportXmlPart[1]/ns0:Header[1]/ns0:Line[1]/ns0:Unit_Lbl[1]" w:storeItemID="{00000000-0000-0000-0000-000000000000}"/>
             <w15:color w:val="808080"/>
             <w:text/>
-            <w:dataBinding w:prefixMappings="xmlns:ns0='urn:microsoft-dynamics-nav/reports/Standard_Sales_Invoice/1306/'" w:xpath="/ns0:NavWordReportXmlPart[1]/ns0:Header[1]/ns0:Line[1]/ns0:Unit_Lbl[1]"/>
           </w:sdtPr>
           <w:sdtContent>
             <w:tc>
               <w:tcPr>
-                <w:tcW w:w="806" w:type="dxa"/>
+                <w:tcW w:w="384" w:type="pct"/>
               </w:tcPr>
               <w:p>
                 <w:pPr>
-                  <w:pStyle w:val="Heading2"/>
+                  <w:pStyle w:val="BCLabel"/>
                   <w:spacing w:before="160" w:after="80"/>
                   <w:cnfStyle w:val="100000000000" w:firstRow="1" w:lastRow="0" w:firstColumn="0" w:lastColumn="0" w:oddVBand="0" w:evenVBand="0" w:oddHBand="0" w:evenHBand="0" w:firstRowFirstColumn="0" w:firstRowLastColumn="0" w:lastRowFirstColumn="0" w:lastRowLastColumn="0"/>
-                  <w:rPr>
-                    <w:rFonts w:ascii="Segoe UI Semibold" w:hAnsi="Segoe UI Semibold" w:cs="Segoe UI Semibold"/>
-                    <w:b w:val="0"/>
-                    <w:bCs w:val="0"/>
-                    <w:sz w:val="22"/>
-                    <w:szCs w:val="22"/>
-                  </w:rPr>
                 </w:pPr>
                 <w:proofErr w:type="spellStart"/>
                 <w:r>
-                  <w:rPr>
-                    <w:rFonts w:ascii="Segoe UI Semibold" w:hAnsi="Segoe UI Semibold" w:cs="Segoe UI Semibold"/>
-                    <w:b w:val="0"/>
-                    <w:bCs w:val="0"/>
-                    <w:sz w:val="22"/>
-                    <w:szCs w:val="22"/>
-                  </w:rPr>
                   <w:t>Unit_Lbl</w:t>
                 </w:r>
                 <w:proofErr w:type="spellEnd"/>
@@ -1456,51 +1108,31 @@
         </w:sdt>
         <w:sdt>
           <w:sdtPr>
-            <w:rPr>
-              <w:rFonts w:ascii="Segoe UI Semibold" w:hAnsi="Segoe UI Semibold" w:cs="Segoe UI Semibold"/>
-              <w:b w:val="0"/>
-              <w:bCs w:val="0"/>
-              <w:sz w:val="22"/>
-              <w:szCs w:val="22"/>
-            </w:rPr>
+            <w:rPr/>
             <w:alias w:val="UnitPrice_Lbl"/>
             <w:tag w:val="#BC:InsertDataItem,DataItems/Header/Line/UnitPrice_Lbl"/>
             <w:id w:val="-245414370"/>
             <w:placeholder>
               <w:docPart w:val="DefaultPlaceholder_-1854013440"/>
             </w:placeholder>
+            <w:dataBinding w:prefixMappings="&lt;xmlns:ns0='urn:microsoft-dynamics-nav/reports/Standard_Sales_Invoice/1306/' " w:xpath="/ns0:NavWordReportXmlPart[1]/ns0:Header[1]/ns0:Line[1]/ns0:UnitPrice_Lbl[1]" w:storeItemID="{00000000-0000-0000-0000-000000000000}"/>
             <w15:color w:val="808080"/>
             <w:text/>
-            <w:dataBinding w:prefixMappings="xmlns:ns0='urn:microsoft-dynamics-nav/reports/Standard_Sales_Invoice/1306/'" w:xpath="/ns0:NavWordReportXmlPart[1]/ns0:Header[1]/ns0:Line[1]/ns0:UnitPrice_Lbl[1]"/>
           </w:sdtPr>
           <w:sdtContent>
             <w:tc>
               <w:tcPr>
-                <w:tcW w:w="1440" w:type="dxa"/>
+                <w:tcW w:w="686" w:type="pct"/>
               </w:tcPr>
               <w:p>
                 <w:pPr>
-                  <w:pStyle w:val="Heading2"/>
+                  <w:pStyle w:val="BCLabelNumber"/>
                   <w:spacing w:before="160" w:after="80"/>
                   <w:jc w:val="right"/>
                   <w:cnfStyle w:val="100000000000" w:firstRow="1" w:lastRow="0" w:firstColumn="0" w:lastColumn="0" w:oddVBand="0" w:evenVBand="0" w:oddHBand="0" w:evenHBand="0" w:firstRowFirstColumn="0" w:firstRowLastColumn="0" w:lastRowFirstColumn="0" w:lastRowLastColumn="0"/>
-                  <w:rPr>
-                    <w:rFonts w:ascii="Segoe UI Semibold" w:hAnsi="Segoe UI Semibold" w:cs="Segoe UI Semibold"/>
-                    <w:b w:val="0"/>
-                    <w:bCs w:val="0"/>
-                    <w:sz w:val="22"/>
-                    <w:szCs w:val="22"/>
-                  </w:rPr>
                 </w:pPr>
                 <w:proofErr w:type="spellStart"/>
                 <w:r>
-                  <w:rPr>
-                    <w:rFonts w:ascii="Segoe UI Semibold" w:hAnsi="Segoe UI Semibold" w:cs="Segoe UI Semibold"/>
-                    <w:b w:val="0"/>
-                    <w:bCs w:val="0"/>
-                    <w:sz w:val="22"/>
-                    <w:szCs w:val="22"/>
-                  </w:rPr>
                   <w:t>UnitPrice_Lbl</w:t>
                 </w:r>
                 <w:proofErr w:type="spellEnd"/>
@@ -1510,51 +1142,31 @@
         </w:sdt>
         <w:sdt>
           <w:sdtPr>
-            <w:rPr>
-              <w:rFonts w:ascii="Segoe UI Semibold" w:hAnsi="Segoe UI Semibold" w:cs="Segoe UI Semibold"/>
-              <w:b w:val="0"/>
-              <w:bCs w:val="0"/>
-              <w:sz w:val="22"/>
-              <w:szCs w:val="22"/>
-            </w:rPr>
+            <w:rPr/>
             <w:alias w:val="SalesInvoiceLineDiscount_Lbl"/>
             <w:tag w:val="#BC:InsertDataItem,DataItems/Header/SalesInvoiceLineDiscount_Lbl"/>
             <w:id w:val="-178119014"/>
             <w:placeholder>
               <w:docPart w:val="44D402C677AD4104B53AB40D74CDB1DC"/>
             </w:placeholder>
-            <w:dataBinding w:prefixMappings="xmlns:ns0='urn:microsoft-dynamics-nav/reports/Standard_Sales_Invoice/1306/'" w:xpath="/ns0:NavWordReportXmlPart[1]/ns0:Header[1]/ns0:SalesInvoiceLineDiscount_Lbl[1]" w:storeItemID="{00000000-0000-0000-0000-000000000000}"/>
+            <w:dataBinding w:prefixMappings="&lt;xmlns:ns0='urn:microsoft-dynamics-nav/reports/Standard_Sales_Invoice/1306/' " w:xpath="/ns0:NavWordReportXmlPart[1]/ns0:Header[1]/ns0:SalesInvoiceLineDiscount_Lbl[1]" w:storeItemID="{00000000-0000-0000-0000-000000000000}"/>
             <w15:color w:val="808080"/>
             <w:text/>
           </w:sdtPr>
           <w:sdtContent>
             <w:tc>
               <w:tcPr>
-                <w:tcW w:w="1354" w:type="dxa"/>
+                <w:tcW w:w="645" w:type="pct"/>
               </w:tcPr>
               <w:p>
                 <w:pPr>
-                  <w:pStyle w:val="Heading2"/>
+                  <w:pStyle w:val="BCLabelNumber"/>
                   <w:spacing w:before="160" w:after="80"/>
                   <w:jc w:val="right"/>
                   <w:cnfStyle w:val="100000000000" w:firstRow="1" w:lastRow="0" w:firstColumn="0" w:lastColumn="0" w:oddVBand="0" w:evenVBand="0" w:oddHBand="0" w:evenHBand="0" w:firstRowFirstColumn="0" w:firstRowLastColumn="0" w:lastRowFirstColumn="0" w:lastRowLastColumn="0"/>
-                  <w:rPr>
-                    <w:rFonts w:ascii="Segoe UI Semibold" w:hAnsi="Segoe UI Semibold" w:cs="Segoe UI Semibold"/>
-                    <w:b w:val="0"/>
-                    <w:bCs w:val="0"/>
-                    <w:sz w:val="22"/>
-                    <w:szCs w:val="22"/>
-                  </w:rPr>
                 </w:pPr>
                 <w:proofErr w:type="spellStart"/>
                 <w:r>
-                  <w:rPr>
-                    <w:rFonts w:ascii="Segoe UI Semibold" w:hAnsi="Segoe UI Semibold" w:cs="Segoe UI Semibold"/>
-                    <w:b w:val="0"/>
-                    <w:bCs w:val="0"/>
-                    <w:sz w:val="22"/>
-                    <w:szCs w:val="22"/>
-                  </w:rPr>
                   <w:t>SalesInvoiceLineDiscount_Lbl</w:t>
                 </w:r>
                 <w:proofErr w:type="spellEnd"/>
@@ -1564,48 +1176,28 @@
         </w:sdt>
         <w:sdt>
           <w:sdtPr>
-            <w:rPr>
-              <w:rFonts w:ascii="Segoe UI Semibold" w:hAnsi="Segoe UI Semibold" w:cs="Segoe UI Semibold"/>
-              <w:b w:val="0"/>
-              <w:bCs w:val="0"/>
-              <w:sz w:val="22"/>
-              <w:szCs w:val="22"/>
-            </w:rPr>
+            <w:rPr/>
             <w:alias w:val="VATPct_Line_Lbl"/>
             <w:tag w:val="#BC:InsertDataItem,DataItems/Header/Line/VATPct_Line_Lbl"/>
             <w:id w:val="682009838"/>
-            <w:dataBinding w:prefixMappings="xmlns:ns0='urn:microsoft-dynamics-nav/reports/Standard_Sales_Invoice/1306/'" w:xpath="/ns0:NavWordReportXmlPart[1]/ns0:Header[1]/ns0:Line[1]/ns0:VATPct_Line_Lbl[1]" w:storeItemID="{00000000-0000-0000-0000-000000000000}"/>
+            <w:dataBinding w:prefixMappings="&lt;xmlns:ns0='urn:microsoft-dynamics-nav/reports/Standard_Sales_Invoice/1306/' " w:xpath="/ns0:NavWordReportXmlPart[1]/ns0:Header[1]/ns0:Line[1]/ns0:VATPct_Line_Lbl[1]" w:storeItemID="{00000000-0000-0000-0000-000000000000}"/>
             <w15:color w:val="808080"/>
             <w:text/>
           </w:sdtPr>
           <w:sdtContent>
             <w:tc>
               <w:tcPr>
-                <w:tcW w:w="994" w:type="dxa"/>
+                <w:tcW w:w="473" w:type="pct"/>
               </w:tcPr>
               <w:p>
                 <w:pPr>
-                  <w:pStyle w:val="Heading2"/>
+                  <w:pStyle w:val="BCLabelNumber"/>
                   <w:spacing w:before="160" w:after="80"/>
                   <w:jc w:val="right"/>
                   <w:cnfStyle w:val="100000000000" w:firstRow="1" w:lastRow="0" w:firstColumn="0" w:lastColumn="0" w:oddVBand="0" w:evenVBand="0" w:oddHBand="0" w:evenHBand="0" w:firstRowFirstColumn="0" w:firstRowLastColumn="0" w:lastRowFirstColumn="0" w:lastRowLastColumn="0"/>
-                  <w:rPr>
-                    <w:rFonts w:ascii="Segoe UI Semibold" w:hAnsi="Segoe UI Semibold" w:cs="Segoe UI Semibold"/>
-                    <w:b w:val="0"/>
-                    <w:bCs w:val="0"/>
-                    <w:sz w:val="22"/>
-                    <w:szCs w:val="22"/>
-                  </w:rPr>
                 </w:pPr>
                 <w:proofErr w:type="spellStart"/>
                 <w:r>
-                  <w:rPr>
-                    <w:rFonts w:ascii="Segoe UI Semibold" w:hAnsi="Segoe UI Semibold" w:cs="Segoe UI Semibold"/>
-                    <w:b w:val="0"/>
-                    <w:bCs w:val="0"/>
-                    <w:sz w:val="22"/>
-                    <w:szCs w:val="22"/>
-                  </w:rPr>
                   <w:t>VATPct_Line_Lbl</w:t>
                 </w:r>
                 <w:proofErr w:type="spellEnd"/>
@@ -1615,48 +1207,28 @@
         </w:sdt>
         <w:sdt>
           <w:sdtPr>
-            <w:rPr>
-              <w:rFonts w:ascii="Segoe UI Semibold" w:hAnsi="Segoe UI Semibold" w:cs="Segoe UI Semibold"/>
-              <w:b w:val="0"/>
-              <w:bCs w:val="0"/>
-              <w:sz w:val="22"/>
-              <w:szCs w:val="22"/>
-            </w:rPr>
+            <w:rPr/>
             <w:alias w:val="LineAmount_Line_Lbl"/>
             <w:tag w:val="#BC:InsertDataItem,DataItems/Header/Line/LineAmount_Line_Lbl"/>
             <w:id w:val="-812258216"/>
-            <w:dataBinding w:prefixMappings="xmlns:ns0='urn:microsoft-dynamics-nav/reports/Standard_Sales_Invoice/1306/'" w:xpath="/ns0:NavWordReportXmlPart[1]/ns0:Header[1]/ns0:Line[1]/ns0:LineAmount_Line_Lbl[1]" w:storeItemID="{00000000-0000-0000-0000-000000000000}"/>
+            <w:dataBinding w:prefixMappings="&lt;xmlns:ns0='urn:microsoft-dynamics-nav/reports/Standard_Sales_Invoice/1306/' " w:xpath="/ns0:NavWordReportXmlPart[1]/ns0:Header[1]/ns0:Line[1]/ns0:LineAmount_Line_Lbl[1]" w:storeItemID="{00000000-0000-0000-0000-000000000000}"/>
             <w15:color w:val="808080"/>
             <w:text/>
           </w:sdtPr>
           <w:sdtContent>
             <w:tc>
               <w:tcPr>
-                <w:tcW w:w="1584" w:type="dxa"/>
+                <w:tcW w:w="755" w:type="pct"/>
               </w:tcPr>
               <w:p>
                 <w:pPr>
-                  <w:pStyle w:val="Heading2"/>
+                  <w:pStyle w:val="BCLabelNumber"/>
                   <w:spacing w:before="160" w:after="80"/>
                   <w:jc w:val="right"/>
                   <w:cnfStyle w:val="100000000000" w:firstRow="1" w:lastRow="0" w:firstColumn="0" w:lastColumn="0" w:oddVBand="0" w:evenVBand="0" w:oddHBand="0" w:evenHBand="0" w:firstRowFirstColumn="0" w:firstRowLastColumn="0" w:lastRowFirstColumn="0" w:lastRowLastColumn="0"/>
-                  <w:rPr>
-                    <w:rFonts w:ascii="Segoe UI Semibold" w:hAnsi="Segoe UI Semibold" w:cs="Segoe UI Semibold"/>
-                    <w:b w:val="0"/>
-                    <w:bCs w:val="0"/>
-                    <w:sz w:val="22"/>
-                    <w:szCs w:val="22"/>
-                  </w:rPr>
                 </w:pPr>
                 <w:proofErr w:type="spellStart"/>
                 <w:r>
-                  <w:rPr>
-                    <w:rFonts w:ascii="Segoe UI Semibold" w:hAnsi="Segoe UI Semibold" w:cs="Segoe UI Semibold"/>
-                    <w:b w:val="0"/>
-                    <w:bCs w:val="0"/>
-                    <w:sz w:val="22"/>
-                    <w:szCs w:val="22"/>
-                  </w:rPr>
                   <w:t>LineAmount_Line_Lbl</w:t>
                 </w:r>
                 <w:proofErr w:type="spellEnd"/>
@@ -1668,22 +1240,19 @@
       <w:tr>
         <w:trPr>
           <w:cnfStyle w:val="000000100000" w:firstRow="0" w:lastRow="0" w:firstColumn="0" w:lastColumn="0" w:oddVBand="0" w:evenVBand="0" w:oddHBand="1" w:evenHBand="0" w:firstRowFirstColumn="0" w:firstRowLastColumn="0" w:lastRowFirstColumn="0" w:lastRowLastColumn="0"/>
-          <w:trHeight w:val="245" w:hRule="exact"/>
+          <w:cantSplit/>
+          <w:trHeight w:hRule="atLeast" w:val="245"/>
         </w:trPr>
         <w:tc>
           <w:tcPr>
             <w:cnfStyle w:val="001000000000" w:firstRow="0" w:lastRow="0" w:firstColumn="1" w:lastColumn="0" w:oddVBand="0" w:evenVBand="0" w:oddHBand="0" w:evenHBand="0" w:firstRowFirstColumn="0" w:firstRowLastColumn="0" w:lastRowFirstColumn="0" w:lastRowLastColumn="0"/>
-            <w:tcW w:w="806" w:type="dxa"/>
+            <w:tcW w:w="384" w:type="pct"/>
             <w:vAlign w:val="center"/>
           </w:tcPr>
           <w:p>
             <w:pPr>
+              <w:pStyle w:val="NoSpacing"/>
               <w:rPr>
-                <w:rFonts w:ascii="Segoe UI Semibold" w:hAnsi="Segoe UI Semibold" w:eastAsia="Segoe UI" w:cs="Segoe UI Semibold"/>
-                <w:b/>
-                <w:color w:val="242424"/>
-                <w:sz w:val="22"/>
-                <w:szCs w:val="22"/>
                 <w:lang w:val="en-US" w:eastAsia="en-US"/>
               </w:rPr>
             </w:pPr>
@@ -1691,19 +1260,14 @@
         </w:tc>
         <w:tc>
           <w:tcPr>
-            <w:tcW w:w="2347" w:type="dxa"/>
+            <w:tcW w:w="1118" w:type="pct"/>
             <w:vAlign w:val="center"/>
           </w:tcPr>
           <w:p>
             <w:pPr>
+              <w:pStyle w:val="NoSpacing"/>
               <w:cnfStyle w:val="000000100000" w:firstRow="0" w:lastRow="0" w:firstColumn="0" w:lastColumn="0" w:oddVBand="0" w:evenVBand="0" w:oddHBand="1" w:evenHBand="0" w:firstRowFirstColumn="0" w:firstRowLastColumn="0" w:lastRowFirstColumn="0" w:lastRowLastColumn="0"/>
               <w:rPr>
-                <w:rFonts w:ascii="Segoe UI Semibold" w:hAnsi="Segoe UI Semibold" w:eastAsia="Segoe UI" w:cs="Segoe UI Semibold"/>
-                <w:b/>
-                <w:bCs/>
-                <w:color w:val="242424"/>
-                <w:sz w:val="22"/>
-                <w:szCs w:val="22"/>
                 <w:lang w:val="en-US" w:eastAsia="en-US"/>
               </w:rPr>
             </w:pPr>
@@ -1711,19 +1275,14 @@
         </w:tc>
         <w:tc>
           <w:tcPr>
-            <w:tcW w:w="1166" w:type="dxa"/>
+            <w:tcW w:w="555" w:type="pct"/>
             <w:vAlign w:val="center"/>
           </w:tcPr>
           <w:p>
             <w:pPr>
+              <w:pStyle w:val="NoSpacing"/>
               <w:cnfStyle w:val="000000100000" w:firstRow="0" w:lastRow="0" w:firstColumn="0" w:lastColumn="0" w:oddVBand="0" w:evenVBand="0" w:oddHBand="1" w:evenHBand="0" w:firstRowFirstColumn="0" w:firstRowLastColumn="0" w:lastRowFirstColumn="0" w:lastRowLastColumn="0"/>
               <w:rPr>
-                <w:rFonts w:ascii="Segoe UI Semibold" w:hAnsi="Segoe UI Semibold" w:eastAsia="Segoe UI" w:cs="Segoe UI Semibold"/>
-                <w:b/>
-                <w:bCs/>
-                <w:color w:val="242424"/>
-                <w:sz w:val="22"/>
-                <w:szCs w:val="22"/>
                 <w:lang w:val="en-US" w:eastAsia="en-US"/>
               </w:rPr>
             </w:pPr>
@@ -1731,19 +1290,14 @@
         </w:tc>
         <w:tc>
           <w:tcPr>
-            <w:tcW w:w="806" w:type="dxa"/>
+            <w:tcW w:w="384" w:type="pct"/>
             <w:vAlign w:val="center"/>
           </w:tcPr>
           <w:p>
             <w:pPr>
+              <w:pStyle w:val="NoSpacing"/>
               <w:cnfStyle w:val="000000100000" w:firstRow="0" w:lastRow="0" w:firstColumn="0" w:lastColumn="0" w:oddVBand="0" w:evenVBand="0" w:oddHBand="1" w:evenHBand="0" w:firstRowFirstColumn="0" w:firstRowLastColumn="0" w:lastRowFirstColumn="0" w:lastRowLastColumn="0"/>
               <w:rPr>
-                <w:rFonts w:ascii="Segoe UI Semibold" w:hAnsi="Segoe UI Semibold" w:eastAsia="Segoe UI" w:cs="Segoe UI Semibold"/>
-                <w:b/>
-                <w:bCs/>
-                <w:color w:val="242424"/>
-                <w:sz w:val="22"/>
-                <w:szCs w:val="22"/>
                 <w:lang w:val="en-US" w:eastAsia="en-US"/>
               </w:rPr>
             </w:pPr>
@@ -1751,19 +1305,14 @@
         </w:tc>
         <w:tc>
           <w:tcPr>
-            <w:tcW w:w="1440" w:type="dxa"/>
+            <w:tcW w:w="686" w:type="pct"/>
           </w:tcPr>
           <w:p>
             <w:pPr>
+              <w:pStyle w:val="BCNumber"/>
               <w:jc w:val="right"/>
               <w:cnfStyle w:val="000000100000" w:firstRow="0" w:lastRow="0" w:firstColumn="0" w:lastColumn="0" w:oddVBand="0" w:evenVBand="0" w:oddHBand="1" w:evenHBand="0" w:firstRowFirstColumn="0" w:firstRowLastColumn="0" w:lastRowFirstColumn="0" w:lastRowLastColumn="0"/>
               <w:rPr>
-                <w:rFonts w:ascii="Segoe UI Semibold" w:hAnsi="Segoe UI Semibold" w:eastAsia="Segoe UI" w:cs="Segoe UI Semibold"/>
-                <w:b/>
-                <w:bCs/>
-                <w:color w:val="242424"/>
-                <w:sz w:val="22"/>
-                <w:szCs w:val="22"/>
                 <w:lang w:val="en-US" w:eastAsia="en-US"/>
               </w:rPr>
             </w:pPr>
@@ -1771,19 +1320,14 @@
         </w:tc>
         <w:tc>
           <w:tcPr>
-            <w:tcW w:w="1354" w:type="dxa"/>
+            <w:tcW w:w="645" w:type="pct"/>
           </w:tcPr>
           <w:p>
             <w:pPr>
+              <w:pStyle w:val="BCNumber"/>
               <w:jc w:val="right"/>
               <w:cnfStyle w:val="000000100000" w:firstRow="0" w:lastRow="0" w:firstColumn="0" w:lastColumn="0" w:oddVBand="0" w:evenVBand="0" w:oddHBand="1" w:evenHBand="0" w:firstRowFirstColumn="0" w:firstRowLastColumn="0" w:lastRowFirstColumn="0" w:lastRowLastColumn="0"/>
               <w:rPr>
-                <w:rFonts w:ascii="Segoe UI Semibold" w:hAnsi="Segoe UI Semibold" w:eastAsia="Segoe UI" w:cs="Segoe UI Semibold"/>
-                <w:b/>
-                <w:bCs/>
-                <w:color w:val="242424"/>
-                <w:sz w:val="22"/>
-                <w:szCs w:val="22"/>
                 <w:lang w:val="en-US" w:eastAsia="en-US"/>
               </w:rPr>
             </w:pPr>
@@ -1791,19 +1335,14 @@
         </w:tc>
         <w:tc>
           <w:tcPr>
-            <w:tcW w:w="994" w:type="dxa"/>
+            <w:tcW w:w="473" w:type="pct"/>
           </w:tcPr>
           <w:p>
             <w:pPr>
+              <w:pStyle w:val="BCNumber"/>
               <w:jc w:val="right"/>
               <w:cnfStyle w:val="000000100000" w:firstRow="0" w:lastRow="0" w:firstColumn="0" w:lastColumn="0" w:oddVBand="0" w:evenVBand="0" w:oddHBand="1" w:evenHBand="0" w:firstRowFirstColumn="0" w:firstRowLastColumn="0" w:lastRowFirstColumn="0" w:lastRowLastColumn="0"/>
               <w:rPr>
-                <w:rFonts w:ascii="Segoe UI Semibold" w:hAnsi="Segoe UI Semibold" w:eastAsia="Segoe UI" w:cs="Segoe UI Semibold"/>
-                <w:b/>
-                <w:bCs/>
-                <w:color w:val="242424"/>
-                <w:sz w:val="22"/>
-                <w:szCs w:val="22"/>
                 <w:lang w:val="en-US" w:eastAsia="en-US"/>
               </w:rPr>
             </w:pPr>
@@ -1811,20 +1350,15 @@
         </w:tc>
         <w:tc>
           <w:tcPr>
-            <w:tcW w:w="1584" w:type="dxa"/>
+            <w:tcW w:w="755" w:type="pct"/>
             <w:vAlign w:val="center"/>
           </w:tcPr>
           <w:p>
             <w:pPr>
+              <w:pStyle w:val="BCNumber"/>
               <w:jc w:val="right"/>
               <w:cnfStyle w:val="000000100000" w:firstRow="0" w:lastRow="0" w:firstColumn="0" w:lastColumn="0" w:oddVBand="0" w:evenVBand="0" w:oddHBand="1" w:evenHBand="0" w:firstRowFirstColumn="0" w:firstRowLastColumn="0" w:lastRowFirstColumn="0" w:lastRowLastColumn="0"/>
               <w:rPr>
-                <w:rFonts w:ascii="Segoe UI Semibold" w:hAnsi="Segoe UI Semibold" w:eastAsia="Segoe UI" w:cs="Segoe UI Semibold"/>
-                <w:b/>
-                <w:bCs/>
-                <w:color w:val="242424"/>
-                <w:sz w:val="22"/>
-                <w:szCs w:val="22"/>
                 <w:lang w:val="en-US" w:eastAsia="en-US"/>
               </w:rPr>
             </w:pPr>
@@ -1834,10 +1368,6 @@
       <w:sdt>
         <w:sdtPr>
           <w:rPr>
-            <w:rFonts w:ascii="Segoe UI" w:hAnsi="Segoe UI" w:eastAsia="Segoe UI" w:cs="Arial"/>
-            <w:color w:val="242424"/>
-            <w:sz w:val="22"/>
-            <w:szCs w:val="22"/>
             <w:lang w:val="en-US" w:eastAsia="en-US"/>
           </w:rPr>
           <w:alias w:val="Repeater: Line"/>
@@ -1846,446 +1376,369 @@
           <w:placeholder>
             <w:docPart w:val="0F4AAA85EACA461DA9272979902F93DF"/>
           </w:placeholder>
+          <w15:dataBinding w:prefixMappings="&lt;xmlns:ns0='urn:microsoft-dynamics-nav/reports/Standard_Sales_Invoice/1306/' " w:xpath="/ns0:NavWordReportXmlPart[1]/ns0:Header[1]/ns0:Line" w:storeItemID="{00000000-0000-0000-0000-000000000000}"/>
           <w15:color w:val="808080"/>
+          <w15:repeatingSection/>
         </w:sdtPr>
-        <w:sdtEndPr>
-          <w:rPr>
-            <w:rFonts w:cs="Times New Roman"/>
-            <w:bCs w:val="0"/>
-          </w:rPr>
-        </w:sdtEndPr>
+        <w:sdtEndPr/>
         <w:sdtContent>
-          <w:tr>
-            <w:trPr>
-              <w:cnfStyle w:val="000000010000" w:firstRow="0" w:lastRow="0" w:firstColumn="0" w:lastColumn="0" w:oddVBand="0" w:evenVBand="0" w:oddHBand="0" w:evenHBand="1" w:firstRowFirstColumn="0" w:firstRowLastColumn="0" w:lastRowFirstColumn="0" w:lastRowLastColumn="0"/>
-              <w:trHeight w:val="490"/>
-            </w:trPr>
-            <w:sdt>
-              <w:sdtPr>
-                <w:rPr>
-                  <w:rFonts w:ascii="Segoe UI" w:hAnsi="Segoe UI" w:eastAsia="Segoe UI" w:cs="Arial"/>
-                  <w:color w:val="242424"/>
-                  <w:sz w:val="22"/>
-                  <w:szCs w:val="22"/>
-                  <w:lang w:val="en-US" w:eastAsia="en-US"/>
-                </w:rPr>
-                <w:alias w:val="ItemNo_Line"/>
-                <w:tag w:val="#BC:InsertDataItem,DataItems/Header/Line/ItemNo_Line"/>
-                <w:id w:val="1767953054"/>
-                <w:dataBinding w:prefixMappings="xmlns:ns0='urn:microsoft-dynamics-nav/reports/Standard_Sales_Invoice/1306/'" w:xpath="/ns0:NavWordReportXmlPart[1]/ns0:Header[1]/ns0:Line[1]/ns0:ItemNo_Line[1]" w:storeItemID="{00000000-0000-0000-0000-000000000000}"/>
-                <w15:color w:val="808080"/>
-                <w:text/>
-              </w:sdtPr>
-              <w:sdtEndPr/>
-              <w:sdtContent>
+          <w:sdt>
+            <w:sdtPr>
+              <w:rPr>
+                <w:lang w:val="en-US" w:eastAsia="en-US"/>
+              </w:rPr>
+              <w:id w:val="-612060610"/>
+              <w15:color w:val="808080"/>
+              <w15:repeatingSectionItem/>
+            </w:sdtPr>
+            <w:sdtEndPr>
+              <w:rPr>
+                <w:lang w:val="en-DK" w:eastAsia="en-DK"/>
+              </w:rPr>
+            </w:sdtEndPr>
+            <w:sdtContent>
+              <w:tr>
+                <w:trPr>
+                  <w:cnfStyle w:val="000000010000" w:firstRow="0" w:lastRow="0" w:firstColumn="0" w:lastColumn="0" w:oddVBand="0" w:evenVBand="0" w:oddHBand="0" w:evenHBand="1" w:firstRowFirstColumn="0" w:firstRowLastColumn="0" w:lastRowFirstColumn="0" w:lastRowLastColumn="0"/>
+                  <w:cantSplit/>
+                  <w:trHeight w:val="490"/>
+                </w:trPr>
+                <w:sdt>
+                  <w:sdtPr>
+                    <w:rPr>
+                      <w:lang w:val="en-US" w:eastAsia="en-US"/>
+                    </w:rPr>
+                    <w:alias w:val="ItemNo_Line"/>
+                    <w:tag w:val="#BC:InsertDataItem,DataItems/Header/Line/ItemNo_Line"/>
+                    <w:id w:val="1767953054"/>
+                    <w:dataBinding w:prefixMappings="&lt;xmlns:ns0='urn:microsoft-dynamics-nav/reports/Standard_Sales_Invoice/1306/' " w:xpath="/ns0:NavWordReportXmlPart[1]/ns0:Header[1]/ns0:Line[1]/ns0:ItemNo_Line[1]" w:storeItemID="{00000000-0000-0000-0000-000000000000}"/>
+                    <w15:color w:val="808080"/>
+                    <w:text/>
+                  </w:sdtPr>
+                  <w:sdtEndPr/>
+                  <w:sdtContent>
+                    <w:tc>
+                      <w:tcPr>
+                        <w:cnfStyle w:val="001000000000" w:firstRow="0" w:lastRow="0" w:firstColumn="1" w:lastColumn="0" w:oddVBand="0" w:evenVBand="0" w:oddHBand="0" w:evenHBand="0" w:firstRowFirstColumn="0" w:firstRowLastColumn="0" w:lastRowFirstColumn="0" w:lastRowLastColumn="0"/>
+                        <w:tcW w:w="384" w:type="pct"/>
+                        <w:vAlign w:val="center"/>
+                      </w:tcPr>
+                      <w:p>
+                        <w:pPr>
+                          <w:pStyle w:val="NoSpacing"/>
+                          <w:spacing w:before="0" w:after="0"/>
+                          <w:rPr>
+                            <w:lang w:val="en-US" w:eastAsia="en-US"/>
+                          </w:rPr>
+                        </w:pPr>
+                        <w:proofErr w:type="spellStart"/>
+                        <w:r>
+                          <w:rPr>
+                            <w:lang w:val="en-US" w:eastAsia="en-US"/>
+                          </w:rPr>
+                          <w:t>ItemNo_Line</w:t>
+                        </w:r>
+                        <w:proofErr w:type="spellEnd"/>
+                      </w:p>
+                    </w:tc>
+                  </w:sdtContent>
+                </w:sdt>
+                <w:sdt>
+                  <w:sdtPr>
+                    <w:rPr>
+                      <w:lang w:val="en-US" w:eastAsia="en-US"/>
+                    </w:rPr>
+                    <w:alias w:val="Description_Line"/>
+                    <w:tag w:val="#BC:InsertDataItem,DataItems/Header/Line/Description_Line"/>
+                    <w:id w:val="1393535743"/>
+                    <w:dataBinding w:prefixMappings="&lt;xmlns:ns0='urn:microsoft-dynamics-nav/reports/Standard_Sales_Invoice/1306/' " w:xpath="/ns0:NavWordReportXmlPart[1]/ns0:Header[1]/ns0:Line[1]/ns0:Description_Line[1]" w:storeItemID="{00000000-0000-0000-0000-000000000000}"/>
+                    <w15:color w:val="808080"/>
+                    <w:text/>
+                  </w:sdtPr>
+                  <w:sdtContent>
+                    <w:tc>
+                      <w:tcPr>
+                        <w:tcW w:w="1118" w:type="pct"/>
+                        <w:vAlign w:val="center"/>
+                      </w:tcPr>
+                      <w:p>
+                        <w:pPr>
+                          <w:pStyle w:val="NoSpacing"/>
+                          <w:spacing w:before="0" w:after="0"/>
+                          <w:cnfStyle w:val="000000010000" w:firstRow="0" w:lastRow="0" w:firstColumn="0" w:lastColumn="0" w:oddVBand="0" w:evenVBand="0" w:oddHBand="0" w:evenHBand="1" w:firstRowFirstColumn="0" w:firstRowLastColumn="0" w:lastRowFirstColumn="0" w:lastRowLastColumn="0"/>
+                          <w:rPr>
+                            <w:lang w:val="en-US" w:eastAsia="en-US"/>
+                          </w:rPr>
+                        </w:pPr>
+                        <w:proofErr w:type="spellStart"/>
+                        <w:r>
+                          <w:rPr>
+                            <w:lang w:val="en-US" w:eastAsia="en-US"/>
+                          </w:rPr>
+                          <w:t>Description_Line</w:t>
+                        </w:r>
+                        <w:proofErr w:type="spellEnd"/>
+                      </w:p>
+                    </w:tc>
+                  </w:sdtContent>
+                </w:sdt>
+                <w:sdt>
+                  <w:sdtPr>
+                    <w:rPr>
+                      <w:lang w:val="en-US" w:eastAsia="en-US"/>
+                    </w:rPr>
+                    <w:alias w:val="Quantity_Line"/>
+                    <w:tag w:val="#BC:InsertDataItem,DataItems/Header/Line/Quantity_Line"/>
+                    <w:id w:val="1672756728"/>
+                    <w:dataBinding w:prefixMappings="&lt;xmlns:ns0='urn:microsoft-dynamics-nav/reports/Standard_Sales_Invoice/1306/' " w:xpath="/ns0:NavWordReportXmlPart[1]/ns0:Header[1]/ns0:Line[1]/ns0:Quantity_Line[1]" w:storeItemID="{00000000-0000-0000-0000-000000000000}"/>
+                    <w15:color w:val="808080"/>
+                    <w:text/>
+                  </w:sdtPr>
+                  <w:sdtContent>
+                    <w:tc>
+                      <w:tcPr>
+                        <w:tcW w:w="555" w:type="pct"/>
+                        <w:vAlign w:val="center"/>
+                      </w:tcPr>
+                      <w:p>
+                        <w:pPr>
+                          <w:pStyle w:val="BCNumber"/>
+                          <w:spacing w:before="0" w:after="0"/>
+                          <w:jc w:val="right"/>
+                          <w:cnfStyle w:val="000000010000" w:firstRow="0" w:lastRow="0" w:firstColumn="0" w:lastColumn="0" w:oddVBand="0" w:evenVBand="0" w:oddHBand="0" w:evenHBand="1" w:firstRowFirstColumn="0" w:firstRowLastColumn="0" w:lastRowFirstColumn="0" w:lastRowLastColumn="0"/>
+                          <w:rPr>
+                            <w:lang w:val="en-US" w:eastAsia="en-US"/>
+                          </w:rPr>
+                        </w:pPr>
+                        <w:proofErr w:type="spellStart"/>
+                        <w:r>
+                          <w:rPr>
+                            <w:lang w:val="en-US" w:eastAsia="en-US"/>
+                          </w:rPr>
+                          <w:t>Quantity_Line</w:t>
+                        </w:r>
+                        <w:proofErr w:type="spellEnd"/>
+                      </w:p>
+                    </w:tc>
+                  </w:sdtContent>
+                </w:sdt>
+                <w:sdt>
+                  <w:sdtPr>
+                    <w:rPr>
+                      <w:lang w:val="en-US" w:eastAsia="en-US"/>
+                    </w:rPr>
+                    <w:alias w:val="UnitOfMeasure"/>
+                    <w:tag w:val="#BC:InsertDataItem,DataItems/Header/Line/UnitOfMeasure"/>
+                    <w:id w:val="865795783"/>
+                    <w:placeholder>
+                      <w:docPart w:val="0A9C66CC9DD043A9AED64FD8D28268FD"/>
+                    </w:placeholder>
+                    <w:dataBinding w:prefixMappings="&lt;xmlns:ns0='urn:microsoft-dynamics-nav/reports/Standard_Sales_Invoice/1306/' " w:xpath="/ns0:NavWordReportXmlPart[1]/ns0:Header[1]/ns0:Line[1]/ns0:UnitOfMeasure[1]" w:storeItemID="{00000000-0000-0000-0000-000000000000}"/>
+                    <w15:color w:val="808080"/>
+                    <w:text/>
+                  </w:sdtPr>
+                  <w:sdtContent>
+                    <w:tc>
+                      <w:tcPr>
+                        <w:tcW w:w="384" w:type="pct"/>
+                        <w:vAlign w:val="center"/>
+                      </w:tcPr>
+                      <w:p>
+                        <w:pPr>
+                          <w:pStyle w:val="NoSpacing"/>
+                          <w:spacing w:before="0" w:after="0"/>
+                          <w:cnfStyle w:val="000000010000" w:firstRow="0" w:lastRow="0" w:firstColumn="0" w:lastColumn="0" w:oddVBand="0" w:evenVBand="0" w:oddHBand="0" w:evenHBand="1" w:firstRowFirstColumn="0" w:firstRowLastColumn="0" w:lastRowFirstColumn="0" w:lastRowLastColumn="0"/>
+                          <w:rPr>
+                            <w:lang w:val="en-US" w:eastAsia="en-US"/>
+                          </w:rPr>
+                        </w:pPr>
+                        <w:proofErr w:type="spellStart"/>
+                        <w:r>
+                          <w:rPr>
+                            <w:lang w:val="en-US" w:eastAsia="en-US"/>
+                          </w:rPr>
+                          <w:t>UnitOfMeasure</w:t>
+                        </w:r>
+                        <w:proofErr w:type="spellEnd"/>
+                      </w:p>
+                    </w:tc>
+                  </w:sdtContent>
+                </w:sdt>
+                <w:sdt>
+                  <w:sdtPr>
+                    <w:rPr>
+                      <w:lang w:val="en-US" w:eastAsia="en-US"/>
+                    </w:rPr>
+                    <w:alias w:val="UnitPrice"/>
+                    <w:tag w:val="#BC:InsertDataItem,DataItems/Header/Line/UnitPrice"/>
+                    <w:id w:val="-1369139820"/>
+                    <w:placeholder>
+                      <w:docPart w:val="DefaultPlaceholder_-1854013440"/>
+                    </w:placeholder>
+                    <w:dataBinding w:prefixMappings="&lt;xmlns:ns0='urn:microsoft-dynamics-nav/reports/Standard_Sales_Invoice/1306/' " w:xpath="/ns0:NavWordReportXmlPart[1]/ns0:Header[1]/ns0:Line[1]/ns0:UnitPrice[1]" w:storeItemID="{00000000-0000-0000-0000-000000000000}"/>
+                    <w15:color w:val="808080"/>
+                    <w:text/>
+                  </w:sdtPr>
+                  <w:sdtContent>
+                    <w:tc>
+                      <w:tcPr>
+                        <w:tcW w:w="686" w:type="pct"/>
+                        <w:vAlign w:val="center"/>
+                      </w:tcPr>
+                      <w:p>
+                        <w:pPr>
+                          <w:pStyle w:val="BCNumber"/>
+                          <w:spacing w:before="0" w:after="0"/>
+                          <w:jc w:val="right"/>
+                          <w:cnfStyle w:val="000000010000" w:firstRow="0" w:lastRow="0" w:firstColumn="0" w:lastColumn="0" w:oddVBand="0" w:evenVBand="0" w:oddHBand="0" w:evenHBand="1" w:firstRowFirstColumn="0" w:firstRowLastColumn="0" w:lastRowFirstColumn="0" w:lastRowLastColumn="0"/>
+                          <w:rPr>
+                            <w:lang w:val="en-US" w:eastAsia="en-US"/>
+                          </w:rPr>
+                        </w:pPr>
+                        <w:proofErr w:type="spellStart"/>
+                        <w:r>
+                          <w:rPr>
+                            <w:lang w:val="en-US" w:eastAsia="en-US"/>
+                          </w:rPr>
+                          <w:t>UnitPrice</w:t>
+                        </w:r>
+                        <w:proofErr w:type="spellEnd"/>
+                      </w:p>
+                    </w:tc>
+                  </w:sdtContent>
+                </w:sdt>
+                <w:sdt>
+                  <w:sdtPr>
+                    <w:rPr>
+                      <w:lang w:val="en-US" w:eastAsia="en-US"/>
+                    </w:rPr>
+                    <w:alias w:val="LineDiscountPercentText_Line"/>
+                    <w:tag w:val="#BC:InsertDataItem,DataItems/Header/Line/LineDiscountPercentText_Line"/>
+                    <w:id w:val="-1902209822"/>
+                    <w:placeholder>
+                      <w:docPart w:val="44D402C677AD4104B53AB40D74CDB1DC"/>
+                    </w:placeholder>
+                    <w:dataBinding w:prefixMappings="&lt;xmlns:ns0='urn:microsoft-dynamics-nav/reports/Standard_Sales_Invoice/1306/' " w:xpath="/ns0:NavWordReportXmlPart[1]/ns0:Header[1]/ns0:Line[1]/ns0:LineDiscountPercentText_Line[1]" w:storeItemID="{00000000-0000-0000-0000-000000000000}"/>
+                    <w15:color w:val="808080"/>
+                    <w:text/>
+                  </w:sdtPr>
+                  <w:sdtContent>
+                    <w:tc>
+                      <w:tcPr>
+                        <w:tcW w:w="645" w:type="pct"/>
+                        <w:vAlign w:val="center"/>
+                      </w:tcPr>
+                      <w:p>
+                        <w:pPr>
+                          <w:pStyle w:val="BCNumber"/>
+                          <w:spacing w:before="0" w:after="0"/>
+                          <w:jc w:val="right"/>
+                          <w:cnfStyle w:val="000000010000" w:firstRow="0" w:lastRow="0" w:firstColumn="0" w:lastColumn="0" w:oddVBand="0" w:evenVBand="0" w:oddHBand="0" w:evenHBand="1" w:firstRowFirstColumn="0" w:firstRowLastColumn="0" w:lastRowFirstColumn="0" w:lastRowLastColumn="0"/>
+                          <w:rPr>
+                            <w:lang w:val="en-US" w:eastAsia="en-US"/>
+                          </w:rPr>
+                        </w:pPr>
+                        <w:proofErr w:type="spellStart"/>
+                        <w:r>
+                          <w:rPr>
+                            <w:lang w:val="en-US" w:eastAsia="en-US"/>
+                          </w:rPr>
+                          <w:t>LineDiscountPercentText_Line</w:t>
+                        </w:r>
+                        <w:proofErr w:type="spellEnd"/>
+                      </w:p>
+                    </w:tc>
+                  </w:sdtContent>
+                </w:sdt>
+                <w:sdt>
+                  <w:sdtPr>
+                    <w:rPr>
+                      <w:lang w:val="en-US" w:eastAsia="en-US"/>
+                    </w:rPr>
+                    <w:alias w:val="VATPct_Line"/>
+                    <w:tag w:val="#BC:InsertDataItem,DataItems/Header/Line/VATPct_Line"/>
+                    <w:id w:val="1436251310"/>
+                    <w:dataBinding w:prefixMappings="&lt;xmlns:ns0='urn:microsoft-dynamics-nav/reports/Standard_Sales_Invoice/1306/' " w:xpath="/ns0:NavWordReportXmlPart[1]/ns0:Header[1]/ns0:Line[1]/ns0:VATPct_Line[1]" w:storeItemID="{00000000-0000-0000-0000-000000000000}"/>
+                    <w15:color w:val="808080"/>
+                    <w:text/>
+                  </w:sdtPr>
+                  <w:sdtContent>
+                    <w:tc>
+                      <w:tcPr>
+                        <w:tcW w:w="473" w:type="pct"/>
+                        <w:vAlign w:val="center"/>
+                      </w:tcPr>
+                      <w:p>
+                        <w:pPr>
+                          <w:pStyle w:val="BCNumber"/>
+                          <w:spacing w:before="0" w:after="0"/>
+                          <w:jc w:val="right"/>
+                          <w:cnfStyle w:val="000000010000" w:firstRow="0" w:lastRow="0" w:firstColumn="0" w:lastColumn="0" w:oddVBand="0" w:evenVBand="0" w:oddHBand="0" w:evenHBand="1" w:firstRowFirstColumn="0" w:firstRowLastColumn="0" w:lastRowFirstColumn="0" w:lastRowLastColumn="0"/>
+                          <w:rPr>
+                            <w:lang w:val="en-US" w:eastAsia="en-US"/>
+                          </w:rPr>
+                        </w:pPr>
+                        <w:proofErr w:type="spellStart"/>
+                        <w:r>
+                          <w:rPr>
+                            <w:lang w:val="en-US" w:eastAsia="en-US"/>
+                          </w:rPr>
+                          <w:t>VATPct_Line</w:t>
+                        </w:r>
+                        <w:proofErr w:type="spellEnd"/>
+                      </w:p>
+                    </w:tc>
+                  </w:sdtContent>
+                </w:sdt>
                 <w:tc>
                   <w:tcPr>
-                    <w:cnfStyle w:val="001000000000" w:firstRow="0" w:lastRow="0" w:firstColumn="1" w:lastColumn="0" w:oddVBand="0" w:evenVBand="0" w:oddHBand="0" w:evenHBand="0" w:firstRowFirstColumn="0" w:firstRowLastColumn="0" w:lastRowFirstColumn="0" w:lastRowLastColumn="0"/>
-                    <w:tcW w:w="806" w:type="dxa"/>
+                    <w:tcW w:w="755" w:type="pct"/>
                     <w:vAlign w:val="center"/>
                   </w:tcPr>
                   <w:p>
                     <w:pPr>
-                      <w:spacing w:before="0" w:after="0"/>
-                      <w:rPr>
-                        <w:rFonts w:ascii="Segoe UI" w:hAnsi="Segoe UI" w:eastAsia="Segoe UI" w:cs="Arial"/>
-                        <w:color w:val="242424"/>
-                        <w:sz w:val="22"/>
-                        <w:szCs w:val="22"/>
-                        <w:lang w:val="en-US" w:eastAsia="en-US"/>
-                      </w:rPr>
-                    </w:pPr>
-                    <w:proofErr w:type="spellStart"/>
-                    <w:r>
-                      <w:rPr>
-                        <w:rFonts w:ascii="Segoe UI" w:hAnsi="Segoe UI" w:eastAsia="Segoe UI" w:cs="Arial"/>
-                        <w:color w:val="242424"/>
-                        <w:sz w:val="22"/>
-                        <w:szCs w:val="22"/>
-                        <w:lang w:val="en-US" w:eastAsia="en-US"/>
-                      </w:rPr>
-                      <w:t>ItemNo_Line</w:t>
-                    </w:r>
-                    <w:proofErr w:type="spellEnd"/>
-                  </w:p>
-                </w:tc>
-              </w:sdtContent>
-            </w:sdt>
-            <w:sdt>
-              <w:sdtPr>
-                <w:rPr>
-                  <w:rFonts w:ascii="Segoe UI" w:hAnsi="Segoe UI" w:eastAsia="Segoe UI" w:cs="Arial"/>
-                  <w:color w:val="242424"/>
-                  <w:sz w:val="22"/>
-                  <w:szCs w:val="22"/>
-                  <w:lang w:val="en-US" w:eastAsia="en-US"/>
-                </w:rPr>
-                <w:alias w:val="Description_Line"/>
-                <w:tag w:val="#BC:InsertDataItem,DataItems/Header/Line/Description_Line"/>
-                <w:id w:val="1393535743"/>
-                <w:dataBinding w:prefixMappings="xmlns:ns0='urn:microsoft-dynamics-nav/reports/Standard_Sales_Invoice/1306/'" w:xpath="/ns0:NavWordReportXmlPart[1]/ns0:Header[1]/ns0:Line[1]/ns0:Description_Line[1]" w:storeItemID="{00000000-0000-0000-0000-000000000000}"/>
-                <w15:color w:val="808080"/>
-                <w:text/>
-              </w:sdtPr>
-              <w:sdtContent>
-                <w:tc>
-                  <w:tcPr>
-                    <w:tcW w:w="2347" w:type="dxa"/>
-                    <w:vAlign w:val="center"/>
-                  </w:tcPr>
-                  <w:p>
-                    <w:pPr>
-                      <w:spacing w:before="0" w:after="0"/>
-                      <w:cnfStyle w:val="000000010000" w:firstRow="0" w:lastRow="0" w:firstColumn="0" w:lastColumn="0" w:oddVBand="0" w:evenVBand="0" w:oddHBand="0" w:evenHBand="1" w:firstRowFirstColumn="0" w:firstRowLastColumn="0" w:lastRowFirstColumn="0" w:lastRowLastColumn="0"/>
-                      <w:rPr>
-                        <w:rFonts w:ascii="Segoe UI" w:hAnsi="Segoe UI" w:eastAsia="Segoe UI" w:cs="Arial"/>
-                        <w:color w:val="242424"/>
-                        <w:sz w:val="22"/>
-                        <w:szCs w:val="22"/>
-                        <w:lang w:val="en-US" w:eastAsia="en-US"/>
-                      </w:rPr>
-                    </w:pPr>
-                    <w:proofErr w:type="spellStart"/>
-                    <w:r>
-                      <w:rPr>
-                        <w:rFonts w:ascii="Segoe UI" w:hAnsi="Segoe UI" w:eastAsia="Segoe UI" w:cs="Arial"/>
-                        <w:color w:val="242424"/>
-                        <w:sz w:val="22"/>
-                        <w:szCs w:val="22"/>
-                        <w:lang w:val="en-US" w:eastAsia="en-US"/>
-                      </w:rPr>
-                      <w:t>Description_Line</w:t>
-                    </w:r>
-                    <w:proofErr w:type="spellEnd"/>
-                  </w:p>
-                </w:tc>
-              </w:sdtContent>
-            </w:sdt>
-            <w:sdt>
-              <w:sdtPr>
-                <w:rPr>
-                  <w:rFonts w:ascii="Segoe UI" w:hAnsi="Segoe UI" w:eastAsia="Segoe UI" w:cs="Arial"/>
-                  <w:color w:val="242424"/>
-                  <w:sz w:val="22"/>
-                  <w:szCs w:val="22"/>
-                  <w:lang w:val="en-US" w:eastAsia="en-US"/>
-                </w:rPr>
-                <w:alias w:val="Quantity_Line"/>
-                <w:tag w:val="#BC:InsertDataItem,DataItems/Header/Line/Quantity_Line"/>
-                <w:id w:val="1672756728"/>
-                <w:dataBinding w:prefixMappings="xmlns:ns0='urn:microsoft-dynamics-nav/reports/Standard_Sales_Invoice/1306/'" w:xpath="/ns0:NavWordReportXmlPart[1]/ns0:Header[1]/ns0:Line[1]/ns0:Quantity_Line[1]" w:storeItemID="{00000000-0000-0000-0000-000000000000}"/>
-                <w15:color w:val="808080"/>
-                <w:text/>
-              </w:sdtPr>
-              <w:sdtContent>
-                <w:tc>
-                  <w:tcPr>
-                    <w:tcW w:w="1166" w:type="dxa"/>
-                    <w:vAlign w:val="center"/>
-                  </w:tcPr>
-                  <w:p>
-                    <w:pPr>
+                      <w:pStyle w:val="BCNumber"/>
                       <w:spacing w:before="0" w:after="0"/>
                       <w:jc w:val="right"/>
                       <w:cnfStyle w:val="000000010000" w:firstRow="0" w:lastRow="0" w:firstColumn="0" w:lastColumn="0" w:oddVBand="0" w:evenVBand="0" w:oddHBand="0" w:evenHBand="1" w:firstRowFirstColumn="0" w:firstRowLastColumn="0" w:lastRowFirstColumn="0" w:lastRowLastColumn="0"/>
                       <w:rPr>
-                        <w:rFonts w:ascii="Segoe UI" w:hAnsi="Segoe UI" w:eastAsia="Segoe UI" w:cs="Arial"/>
-                        <w:color w:val="242424"/>
-                        <w:sz w:val="22"/>
-                        <w:szCs w:val="22"/>
                         <w:lang w:val="en-US" w:eastAsia="en-US"/>
                       </w:rPr>
                     </w:pPr>
-                    <w:proofErr w:type="spellStart"/>
+                    <w:sdt>
+                      <w:sdtPr>
+                        <w:rPr>
+                          <w:lang w:val="en-US" w:eastAsia="en-US"/>
+                        </w:rPr>
+                        <w:alias w:val="LineAmount_Line"/>
+                        <w:tag w:val="#BC:InsertDataItem,DataItems/Header/Line/LineAmount_Line"/>
+                        <w:id w:val="787541011"/>
+                        <w:dataBinding w:prefixMappings="&lt;xmlns:ns0='urn:microsoft-dynamics-nav/reports/Standard_Sales_Invoice/1306/' " w:xpath="/ns0:NavWordReportXmlPart[1]/ns0:Header[1]/ns0:Line[1]/ns0:LineAmount_Line[1]" w:storeItemID="{00000000-0000-0000-0000-000000000000}"/>
+                        <w15:color w:val="808080"/>
+                        <w:text/>
+                      </w:sdtPr>
+                      <w:sdtContent>
+                        <w:proofErr w:type="spellStart"/>
+                        <w:r>
+                          <w:rPr>
+                            <w:lang w:val="en-US" w:eastAsia="en-US"/>
+                          </w:rPr>
+                          <w:t>LineAmount_Line</w:t>
+                        </w:r>
+                        <w:proofErr w:type="spellEnd"/>
+                      </w:sdtContent>
+                    </w:sdt>
                     <w:r>
                       <w:rPr>
-                        <w:rFonts w:ascii="Segoe UI" w:hAnsi="Segoe UI" w:eastAsia="Segoe UI" w:cs="Arial"/>
-                        <w:color w:val="242424"/>
-                        <w:sz w:val="22"/>
-                        <w:szCs w:val="22"/>
                         <w:lang w:val="en-US" w:eastAsia="en-US"/>
                       </w:rPr>
-                      <w:t>Quantity_Line</w:t>
+                      <w:t> </w:t>
                     </w:r>
-                    <w:proofErr w:type="spellEnd"/>
                   </w:p>
                 </w:tc>
-              </w:sdtContent>
-            </w:sdt>
-            <w:sdt>
-              <w:sdtPr>
-                <w:rPr>
-                  <w:rFonts w:ascii="Segoe UI" w:hAnsi="Segoe UI" w:eastAsia="Segoe UI" w:cs="Arial"/>
-                  <w:color w:val="242424"/>
-                  <w:sz w:val="22"/>
-                  <w:szCs w:val="22"/>
-                  <w:lang w:val="en-US" w:eastAsia="en-US"/>
-                </w:rPr>
-                <w:alias w:val="UnitOfMeasure"/>
-                <w:tag w:val="#BC:InsertDataItem,DataItems/Header/Line/UnitOfMeasure"/>
-                <w:id w:val="865795783"/>
-                <w:placeholder>
-                  <w:docPart w:val="0A9C66CC9DD043A9AED64FD8D28268FD"/>
-                </w:placeholder>
-                <w15:color w:val="808080"/>
-                <w:text/>
-                <w:dataBinding w:prefixMappings="xmlns:ns0='urn:microsoft-dynamics-nav/reports/Standard_Sales_Invoice/1306/'" w:xpath="/ns0:NavWordReportXmlPart[1]/ns0:Header[1]/ns0:Line[1]/ns0:UnitOfMeasure[1]"/>
-              </w:sdtPr>
-              <w:sdtContent>
-                <w:tc>
-                  <w:tcPr>
-                    <w:tcW w:w="806" w:type="dxa"/>
-                    <w:vAlign w:val="center"/>
-                  </w:tcPr>
-                  <w:p>
-                    <w:pPr>
-                      <w:spacing w:before="0" w:after="0"/>
-                      <w:cnfStyle w:val="000000010000" w:firstRow="0" w:lastRow="0" w:firstColumn="0" w:lastColumn="0" w:oddVBand="0" w:evenVBand="0" w:oddHBand="0" w:evenHBand="1" w:firstRowFirstColumn="0" w:firstRowLastColumn="0" w:lastRowFirstColumn="0" w:lastRowLastColumn="0"/>
-                      <w:rPr>
-                        <w:rFonts w:ascii="Segoe UI" w:hAnsi="Segoe UI" w:eastAsia="Segoe UI" w:cs="Arial"/>
-                        <w:color w:val="242424"/>
-                        <w:sz w:val="22"/>
-                        <w:szCs w:val="22"/>
-                        <w:lang w:val="en-US" w:eastAsia="en-US"/>
-                      </w:rPr>
-                    </w:pPr>
-                    <w:proofErr w:type="spellStart"/>
-                    <w:r>
-                      <w:rPr>
-                        <w:rFonts w:ascii="Segoe UI" w:hAnsi="Segoe UI" w:eastAsia="Segoe UI" w:cs="Arial"/>
-                        <w:color w:val="242424"/>
-                        <w:sz w:val="22"/>
-                        <w:szCs w:val="22"/>
-                        <w:lang w:val="en-US" w:eastAsia="en-US"/>
-                      </w:rPr>
-                      <w:t>UnitOfMeasure</w:t>
-                    </w:r>
-                    <w:proofErr w:type="spellEnd"/>
-                  </w:p>
-                </w:tc>
-              </w:sdtContent>
-            </w:sdt>
-            <w:sdt>
-              <w:sdtPr>
-                <w:rPr>
-                  <w:rFonts w:ascii="Segoe UI" w:hAnsi="Segoe UI" w:eastAsia="Segoe UI" w:cs="Times New Roman"/>
-                  <w:color w:val="242424"/>
-                  <w:sz w:val="22"/>
-                  <w:szCs w:val="22"/>
-                  <w:lang w:val="en-US" w:eastAsia="en-US"/>
-                </w:rPr>
-                <w:alias w:val="UnitPrice"/>
-                <w:tag w:val="#BC:InsertDataItem,DataItems/Header/Line/UnitPrice"/>
-                <w:id w:val="-1369139820"/>
-                <w:placeholder>
-                  <w:docPart w:val="DefaultPlaceholder_-1854013440"/>
-                </w:placeholder>
-                <w15:color w:val="808080"/>
-                <w:text/>
-                <w:dataBinding w:prefixMappings="xmlns:ns0='urn:microsoft-dynamics-nav/reports/Standard_Sales_Invoice/1306/'" w:xpath="/ns0:NavWordReportXmlPart[1]/ns0:Header[1]/ns0:Line[1]/ns0:UnitPrice[1]"/>
-              </w:sdtPr>
-              <w:sdtContent>
-                <w:tc>
-                  <w:tcPr>
-                    <w:tcW w:w="1440" w:type="dxa"/>
-                    <w:vAlign w:val="center"/>
-                  </w:tcPr>
-                  <w:p>
-                    <w:pPr>
-                      <w:spacing w:before="0" w:after="0"/>
-                      <w:jc w:val="right"/>
-                      <w:cnfStyle w:val="000000010000" w:firstRow="0" w:lastRow="0" w:firstColumn="0" w:lastColumn="0" w:oddVBand="0" w:evenVBand="0" w:oddHBand="0" w:evenHBand="1" w:firstRowFirstColumn="0" w:firstRowLastColumn="0" w:lastRowFirstColumn="0" w:lastRowLastColumn="0"/>
-                      <w:rPr>
-                        <w:rFonts w:ascii="Segoe UI" w:hAnsi="Segoe UI" w:eastAsia="Segoe UI" w:cs="Times New Roman"/>
-                        <w:color w:val="242424"/>
-                        <w:sz w:val="22"/>
-                        <w:szCs w:val="22"/>
-                        <w:lang w:val="en-US" w:eastAsia="en-US"/>
-                      </w:rPr>
-                    </w:pPr>
-                    <w:proofErr w:type="spellStart"/>
-                    <w:r>
-                      <w:rPr>
-                        <w:rFonts w:ascii="Segoe UI" w:hAnsi="Segoe UI" w:eastAsia="Segoe UI" w:cs="Times New Roman"/>
-                        <w:color w:val="242424"/>
-                        <w:sz w:val="22"/>
-                        <w:szCs w:val="22"/>
-                        <w:lang w:val="en-US" w:eastAsia="en-US"/>
-                      </w:rPr>
-                      <w:t>UnitPrice</w:t>
-                    </w:r>
-                    <w:proofErr w:type="spellEnd"/>
-                  </w:p>
-                </w:tc>
-              </w:sdtContent>
-            </w:sdt>
-            <w:sdt>
-              <w:sdtPr>
-                <w:rPr>
-                  <w:rFonts w:ascii="Segoe UI" w:hAnsi="Segoe UI" w:eastAsia="Segoe UI" w:cs="Times New Roman"/>
-                  <w:color w:val="242424"/>
-                  <w:sz w:val="22"/>
-                  <w:szCs w:val="22"/>
-                  <w:lang w:val="en-US" w:eastAsia="en-US"/>
-                </w:rPr>
-                <w:alias w:val="LineDiscountPercentText_Line"/>
-                <w:tag w:val="#BC:InsertDataItem,DataItems/Header/Line/LineDiscountPercentText_Line"/>
-                <w:id w:val="-1902209822"/>
-                <w:placeholder>
-                  <w:docPart w:val="44D402C677AD4104B53AB40D74CDB1DC"/>
-                </w:placeholder>
-                <w:dataBinding w:prefixMappings="xmlns:ns0='urn:microsoft-dynamics-nav/reports/Standard_Sales_Invoice/1306/'" w:xpath="/ns0:NavWordReportXmlPart[1]/ns0:Header[1]/ns0:Line[1]/ns0:LineDiscountPercentText_Line[1]" w:storeItemID="{00000000-0000-0000-0000-000000000000}"/>
-                <w15:color w:val="808080"/>
-                <w:text/>
-              </w:sdtPr>
-              <w:sdtContent>
-                <w:tc>
-                  <w:tcPr>
-                    <w:tcW w:w="1354" w:type="dxa"/>
-                    <w:vAlign w:val="center"/>
-                  </w:tcPr>
-                  <w:p>
-                    <w:pPr>
-                      <w:spacing w:before="0" w:after="0"/>
-                      <w:jc w:val="right"/>
-                      <w:cnfStyle w:val="000000010000" w:firstRow="0" w:lastRow="0" w:firstColumn="0" w:lastColumn="0" w:oddVBand="0" w:evenVBand="0" w:oddHBand="0" w:evenHBand="1" w:firstRowFirstColumn="0" w:firstRowLastColumn="0" w:lastRowFirstColumn="0" w:lastRowLastColumn="0"/>
-                      <w:rPr>
-                        <w:rFonts w:ascii="Segoe UI" w:hAnsi="Segoe UI" w:eastAsia="Segoe UI" w:cs="Times New Roman"/>
-                        <w:color w:val="242424"/>
-                        <w:sz w:val="22"/>
-                        <w:szCs w:val="22"/>
-                        <w:lang w:val="en-US" w:eastAsia="en-US"/>
-                      </w:rPr>
-                    </w:pPr>
-                    <w:proofErr w:type="spellStart"/>
-                    <w:r>
-                      <w:rPr>
-                        <w:rFonts w:ascii="Segoe UI" w:hAnsi="Segoe UI" w:eastAsia="Segoe UI" w:cs="Times New Roman"/>
-                        <w:color w:val="242424"/>
-                        <w:sz w:val="22"/>
-                        <w:szCs w:val="22"/>
-                        <w:lang w:val="en-US" w:eastAsia="en-US"/>
-                      </w:rPr>
-                      <w:t>LineDiscountPercentText_Line</w:t>
-                    </w:r>
-                    <w:proofErr w:type="spellEnd"/>
-                  </w:p>
-                </w:tc>
-              </w:sdtContent>
-            </w:sdt>
-            <w:sdt>
-              <w:sdtPr>
-                <w:rPr>
-                  <w:rFonts w:ascii="Segoe UI" w:hAnsi="Segoe UI" w:eastAsia="Segoe UI" w:cs="Times New Roman"/>
-                  <w:color w:val="242424"/>
-                  <w:sz w:val="22"/>
-                  <w:szCs w:val="22"/>
-                  <w:lang w:val="en-US" w:eastAsia="en-US"/>
-                </w:rPr>
-                <w:alias w:val="VATPct_Line"/>
-                <w:tag w:val="#BC:InsertDataItem,DataItems/Header/Line/VATPct_Line"/>
-                <w:id w:val="1436251310"/>
-                <w:dataBinding w:prefixMappings="xmlns:ns0='urn:microsoft-dynamics-nav/reports/Standard_Sales_Invoice/1306/'" w:xpath="/ns0:NavWordReportXmlPart[1]/ns0:Header[1]/ns0:Line[1]/ns0:VATPct_Line[1]" w:storeItemID="{00000000-0000-0000-0000-000000000000}"/>
-                <w15:color w:val="808080"/>
-                <w:text/>
-              </w:sdtPr>
-              <w:sdtContent>
-                <w:tc>
-                  <w:tcPr>
-                    <w:tcW w:w="994" w:type="dxa"/>
-                    <w:vAlign w:val="center"/>
-                  </w:tcPr>
-                  <w:p>
-                    <w:pPr>
-                      <w:spacing w:before="0" w:after="0"/>
-                      <w:jc w:val="right"/>
-                      <w:cnfStyle w:val="000000010000" w:firstRow="0" w:lastRow="0" w:firstColumn="0" w:lastColumn="0" w:oddVBand="0" w:evenVBand="0" w:oddHBand="0" w:evenHBand="1" w:firstRowFirstColumn="0" w:firstRowLastColumn="0" w:lastRowFirstColumn="0" w:lastRowLastColumn="0"/>
-                      <w:rPr>
-                        <w:rFonts w:ascii="Segoe UI" w:hAnsi="Segoe UI" w:eastAsia="Segoe UI" w:cs="Times New Roman"/>
-                        <w:color w:val="242424"/>
-                        <w:sz w:val="22"/>
-                        <w:szCs w:val="22"/>
-                        <w:lang w:val="en-US" w:eastAsia="en-US"/>
-                      </w:rPr>
-                    </w:pPr>
-                    <w:proofErr w:type="spellStart"/>
-                    <w:r>
-                      <w:rPr>
-                        <w:rFonts w:ascii="Segoe UI" w:hAnsi="Segoe UI" w:eastAsia="Segoe UI" w:cs="Times New Roman"/>
-                        <w:color w:val="242424"/>
-                        <w:sz w:val="22"/>
-                        <w:szCs w:val="22"/>
-                        <w:lang w:val="en-US" w:eastAsia="en-US"/>
-                      </w:rPr>
-                      <w:t>VATPct_Line</w:t>
-                    </w:r>
-                    <w:proofErr w:type="spellEnd"/>
-                  </w:p>
-                </w:tc>
-              </w:sdtContent>
-            </w:sdt>
-            <w:tc>
-              <w:tcPr>
-                <w:tcW w:w="1584" w:type="dxa"/>
-                <w:vAlign w:val="center"/>
-              </w:tcPr>
-              <w:p>
-                <w:pPr>
-                  <w:spacing w:before="0" w:after="0"/>
-                  <w:jc w:val="right"/>
-                  <w:cnfStyle w:val="000000010000" w:firstRow="0" w:lastRow="0" w:firstColumn="0" w:lastColumn="0" w:oddVBand="0" w:evenVBand="0" w:oddHBand="0" w:evenHBand="1" w:firstRowFirstColumn="0" w:firstRowLastColumn="0" w:lastRowFirstColumn="0" w:lastRowLastColumn="0"/>
-                  <w:rPr>
-                    <w:rFonts w:ascii="Segoe UI" w:hAnsi="Segoe UI" w:eastAsia="Segoe UI" w:cs="Arial"/>
-                    <w:color w:val="242424"/>
-                    <w:sz w:val="22"/>
-                    <w:szCs w:val="22"/>
-                    <w:lang w:val="en-US" w:eastAsia="en-US"/>
-                  </w:rPr>
-                </w:pPr>
-                <w:sdt>
-                  <w:sdtPr>
-                    <w:rPr>
-                      <w:rFonts w:ascii="Segoe UI" w:hAnsi="Segoe UI" w:eastAsia="Segoe UI" w:cs="Times New Roman"/>
-                      <w:color w:val="242424"/>
-                      <w:sz w:val="22"/>
-                      <w:szCs w:val="22"/>
-                      <w:lang w:val="en-US" w:eastAsia="en-US"/>
-                    </w:rPr>
-                    <w:alias w:val="LineAmount_Line"/>
-                    <w:tag w:val="#BC:InsertDataItem,DataItems/Header/Line/LineAmount_Line"/>
-                    <w:id w:val="787541011"/>
-                    <w:dataBinding w:prefixMappings="xmlns:ns0='urn:microsoft-dynamics-nav/reports/Standard_Sales_Invoice/1306/'" w:xpath="/ns0:NavWordReportXmlPart[1]/ns0:Header[1]/ns0:Line[1]/ns0:LineAmount_Line[1]" w:storeItemID="{00000000-0000-0000-0000-000000000000}"/>
-                    <w15:color w:val="808080"/>
-                    <w:text/>
-                  </w:sdtPr>
-                  <w:sdtContent>
-                    <w:proofErr w:type="spellStart"/>
-                    <w:r>
-                      <w:rPr>
-                        <w:rFonts w:ascii="Segoe UI" w:hAnsi="Segoe UI" w:eastAsia="Segoe UI" w:cs="Times New Roman"/>
-                        <w:color w:val="242424"/>
-                        <w:sz w:val="22"/>
-                        <w:szCs w:val="22"/>
-                        <w:lang w:val="en-US" w:eastAsia="en-US"/>
-                      </w:rPr>
-                      <w:t>LineAmount_Line</w:t>
-                    </w:r>
-                    <w:proofErr w:type="spellEnd"/>
-                  </w:sdtContent>
-                </w:sdt>
-                <w:r>
-                  <w:rPr>
-                    <w:rFonts w:ascii="Segoe UI" w:hAnsi="Segoe UI" w:eastAsia="Segoe UI" w:cs="Times New Roman"/>
-                    <w:color w:val="242424"/>
-                    <w:sz w:val="22"/>
-                    <w:szCs w:val="22"/>
-                    <w:lang w:val="en-US" w:eastAsia="en-US"/>
-                  </w:rPr>
-                  <w:t> </w:t>
-                </w:r>
-              </w:p>
-            </w:tc>
-          </w:tr>
+              </w:tr>
+            </w:sdtContent>
+          </w:sdt>
         </w:sdtContent>
       </w:sdt>
     </w:tbl>
@@ -2294,156 +1747,100 @@
         <w:spacing w:after="0" w:line="240" w:lineRule="auto"/>
       </w:pPr>
     </w:p>
+    <w:p>
+      <w:pPr>
+        <w:spacing w:after="0" w:line="240" w:lineRule="auto"/>
+        <w:rPr>
+          <w:lang w:val="da-DK"/>
+        </w:rPr>
+      </w:pPr>
+    </w:p>
     <w:tbl>
       <w:tblPr>
-        <w:tblStyle w:val="CLSequoiatablestyle0211"/>
-        <w:tblW w:w="10498" w:type="dxa"/>
-        <w:tblLook w:val="06C0" w:firstRow="0" w:lastRow="1" w:firstColumn="1" w:lastColumn="0" w:noHBand="1" w:noVBand="1"/>
-        <w:tblCaption w:val="Detailed Totals Block"/>
+        <w:tblStyle w:val="BCTotalsTable"/>
+        <w:tblW w:w="5000" w:type="pct"/>
+        <w:tblLook w:val="0640" w:firstRow="0" w:lastRow="1" w:firstColumn="0" w:lastColumn="0" w:noHBand="1" w:noVBand="1"/>
+        <w:tblCaption w:val="Regular Totals Block"/>
+        <w:tblDescription w:val="Document totals."/>
       </w:tblPr>
       <w:tblGrid>
-        <w:gridCol w:w="6036"/>
-        <w:gridCol w:w="521"/>
-        <w:gridCol w:w="527"/>
-        <w:gridCol w:w="3414"/>
+        <w:gridCol w:w="4796"/>
+        <w:gridCol w:w="636"/>
+        <w:gridCol w:w="336"/>
+        <w:gridCol w:w="338"/>
+        <w:gridCol w:w="4389"/>
       </w:tblGrid>
       <w:tr>
         <w:trPr>
-          <w:trHeight w:val="490"/>
+          <w:cantSplit/>
+          <w:trHeight w:val="227"/>
         </w:trPr>
         <w:tc>
           <w:tcPr>
             <w:cnfStyle w:val="001000000000" w:firstRow="0" w:lastRow="0" w:firstColumn="1" w:lastColumn="0" w:oddVBand="0" w:evenVBand="0" w:oddHBand="0" w:evenHBand="0" w:firstRowFirstColumn="0" w:firstRowLastColumn="0" w:lastRowFirstColumn="0" w:lastRowLastColumn="0"/>
-            <w:tcW w:w="5397" w:type="dxa"/>
-            <w:vAlign w:val="center"/>
-          </w:tcPr>
-          <w:sdt>
-            <w:sdtPr>
-              <w:rPr>
-                <w:rFonts w:eastAsia="Times New Roman" w:cs="Times New Roman"/>
-                <w:color w:val="242424"/>
-                <w:sz w:val="22"/>
-                <w:szCs w:val="22"/>
-                <w:lang w:val="en-US" w:eastAsia="en-US"/>
-              </w:rPr>
-              <w:alias w:val="Subtotal_Lbl"/>
-              <w:tag w:val="#BC:InsertDataItem,DataItems/Header/Subtotal_Lbl"/>
-              <w:id w:val="-1268386288"/>
-              <w:dataBinding w:prefixMappings="xmlns:ns0='urn:microsoft-dynamics-nav/reports/Standard_Sales_Invoice/1306/'" w:xpath="/ns0:NavWordReportXmlPart[1]/ns0:Header[1]/ns0:Subtotal_Lbl[1]" w:storeItemID="{00000000-0000-0000-0000-000000000000}"/>
-              <w15:color w:val="808080"/>
-              <w:text/>
-            </w:sdtPr>
-            <w:sdtContent>
-              <w:p>
-                <w:pPr>
-                  <w:spacing w:line="240" w:lineRule="exact"/>
-                  <w:rPr>
-                    <w:rFonts w:eastAsia="Times New Roman" w:cs="Times New Roman"/>
-                    <w:color w:val="242424"/>
-                    <w:sz w:val="22"/>
-                    <w:szCs w:val="22"/>
-                    <w:lang w:val="en-US" w:eastAsia="en-US"/>
-                  </w:rPr>
-                </w:pPr>
-                <w:proofErr w:type="spellStart"/>
-                <w:r>
-                  <w:rPr>
-                    <w:rFonts w:eastAsia="Times New Roman" w:cs="Times New Roman"/>
-                    <w:color w:val="242424"/>
-                    <w:sz w:val="22"/>
-                    <w:szCs w:val="22"/>
-                    <w:lang w:val="en-US" w:eastAsia="en-US"/>
-                  </w:rPr>
-                  <w:t>Subtotal_Lbl</w:t>
-                </w:r>
-                <w:proofErr w:type="spellEnd"/>
-              </w:p>
-            </w:sdtContent>
-          </w:sdt>
-        </w:tc>
-        <w:tc>
-          <w:tcPr>
-            <w:tcW w:w="466" w:type="dxa"/>
+            <w:tcW w:w="2588" w:type="pct"/>
+            <w:gridSpan w:val="2"/>
             <w:vAlign w:val="center"/>
           </w:tcPr>
           <w:p>
             <w:pPr>
-              <w:spacing w:line="240" w:lineRule="exact"/>
-              <w:cnfStyle w:val="000000000000" w:firstRow="0" w:lastRow="0" w:firstColumn="0" w:lastColumn="0" w:oddVBand="0" w:evenVBand="0" w:oddHBand="0" w:evenHBand="0" w:firstRowFirstColumn="0" w:firstRowLastColumn="0" w:lastRowFirstColumn="0" w:lastRowLastColumn="0"/>
-              <w:rPr>
-                <w:rFonts w:eastAsia="Segoe UI" w:cs="Arial"/>
-                <w:color w:val="242424"/>
-                <w:sz w:val="22"/>
-                <w:szCs w:val="22"/>
-                <w:lang w:val="en-US" w:eastAsia="en-US"/>
-              </w:rPr>
+              <w:pStyle w:val="NoSpacing"/>
+              <w:spacing w:line="240" w:lineRule="auto"/>
             </w:pPr>
-          </w:p>
-        </w:tc>
-        <w:tc>
-          <w:tcPr>
-            <w:tcW w:w="471" w:type="dxa"/>
-            <w:vAlign w:val="center"/>
-          </w:tcPr>
-          <w:p>
-            <w:pPr>
-              <w:spacing w:line="240" w:lineRule="exact"/>
-              <w:cnfStyle w:val="000000000000" w:firstRow="0" w:lastRow="0" w:firstColumn="0" w:lastColumn="0" w:oddVBand="0" w:evenVBand="0" w:oddHBand="0" w:evenHBand="0" w:firstRowFirstColumn="0" w:firstRowLastColumn="0" w:lastRowFirstColumn="0" w:lastRowLastColumn="0"/>
-              <w:rPr>
-                <w:rFonts w:eastAsia="Segoe UI" w:cs="Arial"/>
-                <w:color w:val="242424"/>
-                <w:sz w:val="22"/>
-                <w:szCs w:val="22"/>
-                <w:lang w:val="en-US" w:eastAsia="en-US"/>
-              </w:rPr>
-            </w:pPr>
+            <w:sdt>
+              <w:sdtPr>
+                <w:rPr/>
+                <w:alias w:val="#Nav: /Header/ReportTotalsLine/Description_ReportTotalsLine"/>
+                <w:tag w:val="#Nav: Standard_Sales_Invoice/1306"/>
+                <w:id w:val="-428585018"/>
+                <w:placeholder>
+                  <w:docPart w:val="5C375613F57B4DDA81FD0D6CE954BEB5"/>
+                </w:placeholder>
+                <w:dataBinding w:prefixMappings="&lt;xmlns:ns0='urn:microsoft-dynamics-nav/reports/Standard_Sales_Invoice/1306/' " w:xpath="/ns0:NavWordReportXmlPart[1]/ns0:Header[1]/ns0:ReportTotalsLine[1]/ns0:Description_ReportTotalsLine[1]" w:storeItemID="{49E3A5AC-F0FB-44FA-B497-E468622779B9}"/>
+                <w:text/>
+              </w:sdtPr>
+              <w:sdtContent>
+                <w:proofErr w:type="spellStart"/>
+                <w:r>
+                  <w:t>Description_ReportTotalsLine</w:t>
+                </w:r>
+                <w:proofErr w:type="spellEnd"/>
+              </w:sdtContent>
+            </w:sdt>
           </w:p>
         </w:tc>
         <w:sdt>
           <w:sdtPr>
-            <w:rPr>
-              <w:rFonts w:eastAsia="Segoe UI" w:cs="Arial"/>
-              <w:color w:val="242424"/>
-              <w:sz w:val="22"/>
-              <w:szCs w:val="22"/>
-              <w:lang w:val="en-US" w:eastAsia="en-US"/>
-            </w:rPr>
-            <w:alias w:val="TotalSubTotal"/>
-            <w:tag w:val="#BC:InsertDataItem,DataItems/Header/Totals/TotalSubTotal"/>
-            <w:id w:val="-1824190737"/>
-            <w:dataBinding w:prefixMappings="xmlns:ns0='urn:microsoft-dynamics-nav/reports/Standard_Sales_Invoice/1306/'" w:xpath="/ns0:NavWordReportXmlPart[1]/ns0:Header[1]/ns0:Totals[1]/ns0:TotalSubTotal[1]" w:storeItemID="{00000000-0000-0000-0000-000000000000}"/>
-            <w15:color w:val="808080"/>
+            <w:rPr/>
+            <w:alias w:val="#Nav: /Header/ReportTotalsLine/Amount_ReportTotalsLine"/>
+            <w:tag w:val="#Nav: Standard_Sales_Invoice/1306"/>
+            <w:id w:val="-1113817638"/>
+            <w:placeholder>
+              <w:docPart w:val="5C375613F57B4DDA81FD0D6CE954BEB5"/>
+            </w:placeholder>
+            <w:dataBinding w:prefixMappings="&lt;xmlns:ns0='urn:microsoft-dynamics-nav/reports/Standard_Sales_Invoice/1306/' " w:xpath="/ns0:NavWordReportXmlPart[1]/ns0:Header[1]/ns0:ReportTotalsLine[1]/ns0:Amount_ReportTotalsLine[1]" w:storeItemID="{49E3A5AC-F0FB-44FA-B497-E468622779B9}"/>
             <w:text/>
           </w:sdtPr>
           <w:sdtContent>
             <w:tc>
               <w:tcPr>
-                <w:tcW w:w="3053" w:type="dxa"/>
+                <w:tcW w:w="2412" w:type="pct"/>
+                <w:gridSpan w:val="3"/>
+                <w:tcMar>
+                  <w:right w:w="0" w:type="dxa"/>
+                </w:tcMar>
                 <w:vAlign w:val="center"/>
               </w:tcPr>
               <w:p>
                 <w:pPr>
-                  <w:spacing w:line="240" w:lineRule="exact"/>
+                  <w:pStyle w:val="BCNumber"/>
+                  <w:spacing w:after="0"/>
                   <w:jc w:val="right"/>
                   <w:cnfStyle w:val="000000000000" w:firstRow="0" w:lastRow="0" w:firstColumn="0" w:lastColumn="0" w:oddVBand="0" w:evenVBand="0" w:oddHBand="0" w:evenHBand="0" w:firstRowFirstColumn="0" w:firstRowLastColumn="0" w:lastRowFirstColumn="0" w:lastRowLastColumn="0"/>
-                  <w:rPr>
-                    <w:rFonts w:eastAsia="Segoe UI" w:cs="Arial"/>
-                    <w:color w:val="242424"/>
-                    <w:sz w:val="22"/>
-                    <w:szCs w:val="22"/>
-                    <w:lang w:val="en-US" w:eastAsia="en-US"/>
-                  </w:rPr>
                 </w:pPr>
                 <w:proofErr w:type="spellStart"/>
                 <w:r>
-                  <w:rPr>
-                    <w:rFonts w:eastAsia="Segoe UI" w:cs="Arial"/>
-                    <w:color w:val="242424"/>
-                    <w:sz w:val="22"/>
-                    <w:szCs w:val="22"/>
-                    <w:lang w:val="en-US" w:eastAsia="en-US"/>
-                  </w:rPr>
-                  <w:t>TotalSubTotal</w:t>
+                  <w:t>Amount_ReportTotalsLine</w:t>
                 </w:r>
                 <w:proofErr w:type="spellEnd"/>
               </w:p>
@@ -2453,214 +1850,44 @@
       </w:tr>
       <w:tr>
         <w:trPr>
+          <w:cnfStyle w:val="010000000000" w:firstRow="0" w:lastRow="1" w:firstColumn="0" w:lastColumn="0" w:oddVBand="0" w:evenVBand="0" w:oddHBand="0" w:evenHBand="0" w:firstRowFirstColumn="0" w:firstRowLastColumn="0" w:lastRowFirstColumn="0" w:lastRowLastColumn="0"/>
+          <w:cantSplit/>
           <w:trHeight w:val="490"/>
         </w:trPr>
         <w:tc>
           <w:tcPr>
             <w:cnfStyle w:val="001000000000" w:firstRow="0" w:lastRow="0" w:firstColumn="1" w:lastColumn="0" w:oddVBand="0" w:evenVBand="0" w:oddHBand="0" w:evenHBand="0" w:firstRowFirstColumn="0" w:firstRowLastColumn="0" w:lastRowFirstColumn="0" w:lastRowLastColumn="0"/>
-            <w:tcW w:w="5397" w:type="dxa"/>
+            <w:tcW w:w="2285" w:type="pct"/>
             <w:tcBorders>
-              <w:bottom w:val="single" w:color="auto" w:sz="4" w:space="0"/>
+              <w:top w:val="single" w:sz="4" w:space="0" w:color="auto"/>
+              <w:bottom w:val="single" w:sz="8" w:space="0" w:color="auto"/>
             </w:tcBorders>
             <w:vAlign w:val="center"/>
           </w:tcPr>
           <w:sdt>
             <w:sdtPr>
               <w:rPr>
-                <w:rFonts w:eastAsia="Times New Roman" w:cs="Times New Roman"/>
-                <w:color w:val="242424"/>
-                <w:sz w:val="22"/>
-                <w:szCs w:val="22"/>
-                <w:lang w:val="en-US" w:eastAsia="en-US"/>
+                <w:lang w:eastAsia="ja-JP"/>
               </w:rPr>
-              <w:alias w:val="TotalVATAmountText"/>
-              <w:tag w:val="#BC:InsertDataItem,DataItems/Header/Totals/TotalVATAmountText"/>
-              <w:id w:val="-220755055"/>
-              <w:dataBinding w:prefixMappings="xmlns:ns0='urn:microsoft-dynamics-nav/reports/Standard_Sales_Invoice/1306/'" w:xpath="/ns0:NavWordReportXmlPart[1]/ns0:Header[1]/ns0:Totals[1]/ns0:TotalVATAmountText[1]" w:storeItemID="{00000000-0000-0000-0000-000000000000}"/>
+              <w:alias w:val="TotalIncludingVATText"/>
+              <w:tag w:val="#BC:InsertDataItem,DataItems/Header/Totals/TotalIncludingVATText"/>
+              <w:id w:val="-961647257"/>
+              <w:dataBinding w:prefixMappings="&lt;xmlns:ns0='urn:microsoft-dynamics-nav/reports/Standard_Sales_Invoice/1306/' " w:xpath="/ns0:NavWordReportXmlPart[1]/ns0:Header[1]/ns0:Totals[1]/ns0:TotalIncludingVATText[1]" w:storeItemID="{00000000-0000-0000-0000-000000000000}"/>
               <w15:color w:val="808080"/>
               <w:text/>
             </w:sdtPr>
             <w:sdtContent>
               <w:p>
                 <w:pPr>
-                  <w:spacing w:line="240" w:lineRule="exact"/>
+                  <w:pStyle w:val="BCLabel"/>
                   <w:rPr>
-                    <w:rFonts w:eastAsia="Times New Roman" w:cs="Times New Roman"/>
-                    <w:color w:val="242424"/>
-                    <w:sz w:val="22"/>
-                    <w:szCs w:val="22"/>
-                    <w:lang w:val="en-US" w:eastAsia="en-US"/>
+                    <w:lang w:eastAsia="ja-JP"/>
                   </w:rPr>
                 </w:pPr>
                 <w:proofErr w:type="spellStart"/>
                 <w:r>
                   <w:rPr>
-                    <w:rFonts w:eastAsia="Times New Roman" w:cs="Times New Roman"/>
-                    <w:color w:val="242424"/>
-                    <w:sz w:val="22"/>
-                    <w:szCs w:val="22"/>
-                    <w:lang w:val="en-US" w:eastAsia="en-US"/>
-                  </w:rPr>
-                  <w:t>TotalVATAmountText</w:t>
-                </w:r>
-                <w:proofErr w:type="spellEnd"/>
-              </w:p>
-            </w:sdtContent>
-          </w:sdt>
-        </w:tc>
-        <w:tc>
-          <w:tcPr>
-            <w:tcW w:w="466" w:type="dxa"/>
-            <w:tcBorders>
-              <w:bottom w:val="single" w:color="auto" w:sz="4" w:space="0"/>
-            </w:tcBorders>
-            <w:vAlign w:val="center"/>
-          </w:tcPr>
-          <w:p>
-            <w:pPr>
-              <w:spacing w:line="240" w:lineRule="exact"/>
-              <w:cnfStyle w:val="000000000000" w:firstRow="0" w:lastRow="0" w:firstColumn="0" w:lastColumn="0" w:oddVBand="0" w:evenVBand="0" w:oddHBand="0" w:evenHBand="0" w:firstRowFirstColumn="0" w:firstRowLastColumn="0" w:lastRowFirstColumn="0" w:lastRowLastColumn="0"/>
-              <w:rPr>
-                <w:rFonts w:eastAsia="Segoe UI" w:cs="Arial"/>
-                <w:color w:val="242424"/>
-                <w:sz w:val="22"/>
-                <w:szCs w:val="22"/>
-                <w:lang w:val="en-US" w:eastAsia="en-US"/>
-              </w:rPr>
-            </w:pPr>
-          </w:p>
-        </w:tc>
-        <w:tc>
-          <w:tcPr>
-            <w:tcW w:w="471" w:type="dxa"/>
-            <w:tcBorders>
-              <w:bottom w:val="single" w:color="auto" w:sz="4" w:space="0"/>
-            </w:tcBorders>
-            <w:vAlign w:val="center"/>
-          </w:tcPr>
-          <w:p>
-            <w:pPr>
-              <w:spacing w:line="240" w:lineRule="exact"/>
-              <w:cnfStyle w:val="000000000000" w:firstRow="0" w:lastRow="0" w:firstColumn="0" w:lastColumn="0" w:oddVBand="0" w:evenVBand="0" w:oddHBand="0" w:evenHBand="0" w:firstRowFirstColumn="0" w:firstRowLastColumn="0" w:lastRowFirstColumn="0" w:lastRowLastColumn="0"/>
-              <w:rPr>
-                <w:rFonts w:eastAsia="Segoe UI" w:cs="Arial"/>
-                <w:color w:val="242424"/>
-                <w:sz w:val="22"/>
-                <w:szCs w:val="22"/>
-                <w:lang w:val="en-US" w:eastAsia="en-US"/>
-              </w:rPr>
-            </w:pPr>
-          </w:p>
-        </w:tc>
-        <w:sdt>
-          <w:sdtPr>
-            <w:rPr>
-              <w:rFonts w:eastAsia="Segoe UI" w:cs="Arial"/>
-              <w:color w:val="242424"/>
-              <w:sz w:val="22"/>
-              <w:szCs w:val="22"/>
-              <w:lang w:val="en-US" w:eastAsia="en-US"/>
-            </w:rPr>
-            <w:alias w:val="TotalVATAmount"/>
-            <w:tag w:val="#BC:InsertDataItem,DataItems/Header/Totals/TotalVATAmount"/>
-            <w:id w:val="-975757790"/>
-            <w:dataBinding w:prefixMappings="xmlns:ns0='urn:microsoft-dynamics-nav/reports/Standard_Sales_Invoice/1306/'" w:xpath="/ns0:NavWordReportXmlPart[1]/ns0:Header[1]/ns0:Totals[1]/ns0:TotalVATAmount[1]" w:storeItemID="{00000000-0000-0000-0000-000000000000}"/>
-            <w15:color w:val="808080"/>
-            <w:text/>
-          </w:sdtPr>
-          <w:sdtContent>
-            <w:tc>
-              <w:tcPr>
-                <w:tcW w:w="3053" w:type="dxa"/>
-                <w:tcBorders>
-                  <w:bottom w:val="single" w:color="auto" w:sz="4" w:space="0"/>
-                </w:tcBorders>
-                <w:vAlign w:val="center"/>
-              </w:tcPr>
-              <w:p>
-                <w:pPr>
-                  <w:spacing w:line="240" w:lineRule="exact"/>
-                  <w:jc w:val="right"/>
-                  <w:cnfStyle w:val="000000000000" w:firstRow="0" w:lastRow="0" w:firstColumn="0" w:lastColumn="0" w:oddVBand="0" w:evenVBand="0" w:oddHBand="0" w:evenHBand="0" w:firstRowFirstColumn="0" w:firstRowLastColumn="0" w:lastRowFirstColumn="0" w:lastRowLastColumn="0"/>
-                  <w:rPr>
-                    <w:rFonts w:eastAsia="Segoe UI" w:cs="Arial"/>
-                    <w:color w:val="242424"/>
-                    <w:sz w:val="22"/>
-                    <w:szCs w:val="22"/>
-                    <w:lang w:val="en-US" w:eastAsia="en-US"/>
-                  </w:rPr>
-                </w:pPr>
-                <w:proofErr w:type="spellStart"/>
-                <w:r>
-                  <w:rPr>
-                    <w:rFonts w:eastAsia="Segoe UI" w:cs="Arial"/>
-                    <w:color w:val="242424"/>
-                    <w:sz w:val="22"/>
-                    <w:szCs w:val="22"/>
-                    <w:lang w:val="en-US" w:eastAsia="en-US"/>
-                  </w:rPr>
-                  <w:t>TotalVATAmount</w:t>
-                </w:r>
-                <w:proofErr w:type="spellEnd"/>
-              </w:p>
-            </w:tc>
-          </w:sdtContent>
-        </w:sdt>
-      </w:tr>
-      <w:tr>
-        <w:trPr>
-          <w:trHeight w:val="490"/>
-        </w:trPr>
-        <w:tc>
-          <w:tcPr>
-            <w:cnfStyle w:val="001000000000" w:firstRow="0" w:lastRow="0" w:firstColumn="1" w:lastColumn="0" w:oddVBand="0" w:evenVBand="0" w:oddHBand="0" w:evenHBand="0" w:firstRowFirstColumn="0" w:firstRowLastColumn="0" w:lastRowFirstColumn="0" w:lastRowLastColumn="0"/>
-            <w:tcW w:w="5397" w:type="dxa"/>
-            <w:tcBorders>
-              <w:top w:val="single" w:color="auto" w:sz="4" w:space="0"/>
-              <w:bottom w:val="single" w:color="auto" w:sz="8" w:space="0"/>
-            </w:tcBorders>
-            <w:vAlign w:val="center"/>
-          </w:tcPr>
-          <w:sdt>
-            <w:sdtPr>
-              <w:rPr>
-                <w:rFonts w:ascii="Segoe UI Semibold" w:hAnsi="Segoe UI Semibold" w:eastAsia="Times New Roman" w:cs="Segoe UI Semibold"/>
-                <w:b/>
-                <w:bCs w:val="0"/>
-                <w:sz w:val="22"/>
-                <w:szCs w:val="22"/>
-                <w:lang w:val="en-US" w:eastAsia="en-US"/>
-              </w:rPr>
-              <w:alias w:val="TotalIncludingVATText"/>
-              <w:tag w:val="#BC:InsertDataItem,DataItems/Header/Totals/TotalIncludingVATText"/>
-              <w:id w:val="-1340845080"/>
-              <w:dataBinding w:prefixMappings="xmlns:ns0='urn:microsoft-dynamics-nav/reports/Standard_Sales_Invoice/1306/'" w:xpath="/ns0:NavWordReportXmlPart[1]/ns0:Header[1]/ns0:Totals[1]/ns0:TotalIncludingVATText[1]" w:storeItemID="{00000000-0000-0000-0000-000000000000}"/>
-              <w15:color w:val="808080"/>
-              <w:text/>
-            </w:sdtPr>
-            <w:sdtContent>
-              <w:p>
-                <w:pPr>
-                  <w:pStyle w:val="Heading2"/>
-                  <w:spacing w:before="120" w:after="120" w:line="240" w:lineRule="exact"/>
-                  <w:rPr>
-                    <w:rFonts w:ascii="Segoe UI Semibold" w:hAnsi="Segoe UI Semibold" w:eastAsia="Times New Roman" w:cs="Segoe UI Semibold"/>
-                    <w:b/>
-                    <w:bCs w:val="0"/>
-                    <w:sz w:val="22"/>
-                    <w:szCs w:val="22"/>
-                    <w:lang w:val="en-US" w:eastAsia="en-US"/>
-                  </w:rPr>
-                </w:pPr>
-                <w:proofErr w:type="spellStart"/>
-                <w:r>
-                  <w:rPr>
-                    <w:rFonts w:ascii="Segoe UI Semibold" w:hAnsi="Segoe UI Semibold" w:eastAsia="Times New Roman" w:cs="Segoe UI Semibold"/>
-                    <w:b/>
-                    <w:bCs w:val="0"/>
-                    <w:sz w:val="22"/>
-                    <w:szCs w:val="22"/>
-                    <w:lang w:val="en-US" w:eastAsia="en-US"/>
+                    <w:lang w:eastAsia="ja-JP"/>
                   </w:rPr>
                   <w:t>TotalIncludingVATText</w:t>
                 </w:r>
@@ -2671,110 +1898,91 @@
         </w:tc>
         <w:tc>
           <w:tcPr>
-            <w:tcW w:w="466" w:type="dxa"/>
+            <w:tcW w:w="303" w:type="pct"/>
             <w:tcBorders>
-              <w:top w:val="single" w:color="auto" w:sz="4" w:space="0"/>
-              <w:bottom w:val="single" w:color="auto" w:sz="8" w:space="0"/>
+              <w:top w:val="single" w:sz="4" w:space="0" w:color="auto"/>
+              <w:bottom w:val="single" w:sz="8" w:space="0" w:color="auto"/>
             </w:tcBorders>
             <w:vAlign w:val="center"/>
           </w:tcPr>
           <w:p>
             <w:pPr>
-              <w:pStyle w:val="Heading2"/>
-              <w:spacing w:before="120" w:after="120" w:line="240" w:lineRule="exact"/>
-              <w:cnfStyle w:val="000000000000" w:firstRow="0" w:lastRow="0" w:firstColumn="0" w:lastColumn="0" w:oddVBand="0" w:evenVBand="0" w:oddHBand="0" w:evenHBand="0" w:firstRowFirstColumn="0" w:firstRowLastColumn="0" w:lastRowFirstColumn="0" w:lastRowLastColumn="0"/>
-              <w:rPr>
-                <w:rFonts w:ascii="Segoe UI Semibold" w:hAnsi="Segoe UI Semibold" w:eastAsia="Times New Roman" w:cs="Segoe UI Semibold"/>
-                <w:b/>
-                <w:sz w:val="22"/>
-                <w:szCs w:val="22"/>
-                <w:lang w:val="en-US" w:eastAsia="en-US"/>
-              </w:rPr>
+              <w:pStyle w:val="BCLabel"/>
+              <w:cnfStyle w:val="010000000000" w:firstRow="0" w:lastRow="1" w:firstColumn="0" w:lastColumn="0" w:oddVBand="0" w:evenVBand="0" w:oddHBand="0" w:evenHBand="0" w:firstRowFirstColumn="0" w:firstRowLastColumn="0" w:lastRowFirstColumn="0" w:lastRowLastColumn="0"/>
             </w:pPr>
           </w:p>
         </w:tc>
         <w:tc>
           <w:tcPr>
-            <w:tcW w:w="471" w:type="dxa"/>
+            <w:tcW w:w="160" w:type="pct"/>
             <w:tcBorders>
-              <w:top w:val="single" w:color="auto" w:sz="4" w:space="0"/>
-              <w:bottom w:val="single" w:color="auto" w:sz="8" w:space="0"/>
+              <w:top w:val="single" w:sz="4" w:space="0" w:color="auto"/>
+              <w:bottom w:val="single" w:sz="8" w:space="0" w:color="auto"/>
             </w:tcBorders>
             <w:vAlign w:val="center"/>
           </w:tcPr>
           <w:p>
             <w:pPr>
-              <w:pStyle w:val="Heading2"/>
-              <w:spacing w:before="120" w:after="120" w:line="240" w:lineRule="exact"/>
-              <w:cnfStyle w:val="000000000000" w:firstRow="0" w:lastRow="0" w:firstColumn="0" w:lastColumn="0" w:oddVBand="0" w:evenVBand="0" w:oddHBand="0" w:evenHBand="0" w:firstRowFirstColumn="0" w:firstRowLastColumn="0" w:lastRowFirstColumn="0" w:lastRowLastColumn="0"/>
-              <w:rPr>
-                <w:rFonts w:ascii="Segoe UI Semibold" w:hAnsi="Segoe UI Semibold" w:eastAsia="Times New Roman" w:cs="Segoe UI Semibold"/>
-                <w:b/>
-                <w:sz w:val="22"/>
-                <w:szCs w:val="22"/>
-                <w:lang w:val="en-US" w:eastAsia="en-US"/>
-              </w:rPr>
+              <w:pStyle w:val="BCLabel"/>
+              <w:cnfStyle w:val="010000000000" w:firstRow="0" w:lastRow="1" w:firstColumn="0" w:lastColumn="0" w:oddVBand="0" w:evenVBand="0" w:oddHBand="0" w:evenHBand="0" w:firstRowFirstColumn="0" w:firstRowLastColumn="0" w:lastRowFirstColumn="0" w:lastRowLastColumn="0"/>
             </w:pPr>
           </w:p>
         </w:tc>
         <w:tc>
           <w:tcPr>
-            <w:tcW w:w="3053" w:type="dxa"/>
+            <w:tcW w:w="161" w:type="pct"/>
             <w:tcBorders>
-              <w:top w:val="single" w:color="auto" w:sz="4" w:space="0"/>
-              <w:bottom w:val="single" w:color="auto" w:sz="8" w:space="0"/>
+              <w:top w:val="single" w:sz="4" w:space="0" w:color="auto"/>
+              <w:bottom w:val="single" w:sz="8" w:space="0" w:color="auto"/>
             </w:tcBorders>
             <w:vAlign w:val="center"/>
           </w:tcPr>
           <w:p>
             <w:pPr>
-              <w:pStyle w:val="Heading2"/>
-              <w:spacing w:before="120" w:after="120" w:line="240" w:lineRule="exact"/>
+              <w:pStyle w:val="BCLabel"/>
+              <w:cnfStyle w:val="010000000000" w:firstRow="0" w:lastRow="1" w:firstColumn="0" w:lastColumn="0" w:oddVBand="0" w:evenVBand="0" w:oddHBand="0" w:evenHBand="0" w:firstRowFirstColumn="0" w:firstRowLastColumn="0" w:lastRowFirstColumn="0" w:lastRowLastColumn="0"/>
+            </w:pPr>
+          </w:p>
+        </w:tc>
+        <w:tc>
+          <w:tcPr>
+            <w:tcW w:w="2091" w:type="pct"/>
+            <w:tcBorders>
+              <w:top w:val="single" w:sz="4" w:space="0" w:color="auto"/>
+              <w:bottom w:val="single" w:sz="8" w:space="0" w:color="auto"/>
+            </w:tcBorders>
+            <w:vAlign w:val="center"/>
+          </w:tcPr>
+          <w:p>
+            <w:pPr>
+              <w:pStyle w:val="BCLabelNumber"/>
+              <w:spacing w:before="0"/>
               <w:jc w:val="right"/>
-              <w:cnfStyle w:val="000000000000" w:firstRow="0" w:lastRow="0" w:firstColumn="0" w:lastColumn="0" w:oddVBand="0" w:evenVBand="0" w:oddHBand="0" w:evenHBand="0" w:firstRowFirstColumn="0" w:firstRowLastColumn="0" w:lastRowFirstColumn="0" w:lastRowLastColumn="0"/>
-              <w:rPr>
-                <w:rFonts w:ascii="Segoe UI Semibold" w:hAnsi="Segoe UI Semibold" w:eastAsia="Times New Roman" w:cs="Segoe UI Semibold"/>
-                <w:b/>
-                <w:sz w:val="22"/>
-                <w:szCs w:val="22"/>
-                <w:lang w:val="en-US" w:eastAsia="en-US"/>
-              </w:rPr>
+              <w:cnfStyle w:val="010000000000" w:firstRow="0" w:lastRow="1" w:firstColumn="0" w:lastColumn="0" w:oddVBand="0" w:evenVBand="0" w:oddHBand="0" w:evenHBand="0" w:firstRowFirstColumn="0" w:firstRowLastColumn="0" w:lastRowFirstColumn="0" w:lastRowLastColumn="0"/>
             </w:pPr>
             <w:r>
               <w:rPr>
-                <w:rFonts w:ascii="Segoe UI Semibold" w:hAnsi="Segoe UI Semibold" w:eastAsia="Times New Roman" w:cs="Segoe UI Semibold"/>
-                <w:b/>
-                <w:sz w:val="22"/>
-                <w:szCs w:val="22"/>
-                <w:lang w:val="en-US" w:eastAsia="en-US"/>
+                <w:lang w:eastAsia="ja-JP"/>
               </w:rPr>
               <w:t> </w:t>
             </w:r>
+            <w:proofErr w:type="spellStart"/>
             <w:sdt>
               <w:sdtPr>
                 <w:rPr>
-                  <w:rFonts w:ascii="Segoe UI Semibold" w:hAnsi="Segoe UI Semibold" w:eastAsia="Times New Roman" w:cs="Segoe UI Semibold"/>
-                  <w:b/>
-                  <w:sz w:val="22"/>
-                  <w:szCs w:val="22"/>
-                  <w:lang w:val="en-US" w:eastAsia="en-US"/>
+                  <w:lang w:eastAsia="ja-JP"/>
                 </w:rPr>
                 <w:alias w:val="TotalAmountIncludingVAT"/>
                 <w:tag w:val="#BC:InsertDataItem,DataItems/Header/Totals/TotalAmountIncludingVAT"/>
-                <w:id w:val="475962551"/>
-                <w:dataBinding w:prefixMappings="xmlns:ns0='urn:microsoft-dynamics-nav/reports/Standard_Sales_Invoice/1306/'" w:xpath="/ns0:NavWordReportXmlPart[1]/ns0:Header[1]/ns0:Totals[1]/ns0:TotalAmountIncludingVAT[1]" w:storeItemID="{00000000-0000-0000-0000-000000000000}"/>
+                <w:id w:val="1480661544"/>
+                <w:dataBinding w:prefixMappings="&lt;xmlns:ns0='urn:microsoft-dynamics-nav/reports/Standard_Sales_Invoice/1306/' " w:xpath="/ns0:NavWordReportXmlPart[1]/ns0:Header[1]/ns0:Totals[1]/ns0:TotalAmountIncludingVAT[1]" w:storeItemID="{00000000-0000-0000-0000-000000000000}"/>
                 <w15:color w:val="808080"/>
                 <w:text/>
               </w:sdtPr>
               <w:sdtContent>
-                <w:proofErr w:type="spellStart"/>
                 <w:r>
                   <w:rPr>
-                    <w:rFonts w:ascii="Segoe UI Semibold" w:hAnsi="Segoe UI Semibold" w:eastAsia="Times New Roman" w:cs="Segoe UI Semibold"/>
-                    <w:b/>
-                    <w:sz w:val="22"/>
-                    <w:szCs w:val="22"/>
-                    <w:lang w:val="en-US" w:eastAsia="en-US"/>
+                    <w:lang w:eastAsia="ja-JP"/>
                   </w:rPr>
                   <w:t>TotalAmountIncludingVAT</w:t>
                 </w:r>
@@ -2784,23 +1992,32 @@
           </w:p>
         </w:tc>
       </w:tr>
+    </w:tbl>
+    <w:tbl>
+      <w:tblPr>
+        <w:tblStyle w:val="BCTotalsTable"/>
+        <w:tblW w:w="5000" w:type="pct"/>
+        <w:tblLook w:val="0640" w:firstRow="0" w:lastRow="1" w:firstColumn="0" w:lastColumn="0" w:noHBand="1" w:noVBand="1"/>
+        <w:tblCaption w:val="Detailed Totals Block"/>
+        <w:tblDescription w:val="Document totals."/>
+      </w:tblPr>
+      <w:tblGrid>
+        <w:gridCol w:w="3195"/>
+        <w:gridCol w:w="4439"/>
+        <w:gridCol w:w="2870"/>
+      </w:tblGrid>
       <w:tr>
         <w:trPr>
-          <w:trHeight w:val="490"/>
+          <w:cantSplit/>
+          <w:trHeight w:val="514"/>
         </w:trPr>
         <w:sdt>
           <w:sdtPr>
-            <w:rPr>
-              <w:rFonts w:eastAsia="Segoe UI" w:cs="Times New Roman"/>
-              <w:color w:val="242424"/>
-              <w:sz w:val="22"/>
-              <w:szCs w:val="22"/>
-              <w:lang w:val="en-US" w:eastAsia="en-US"/>
-            </w:rPr>
+            <w:rPr/>
             <w:alias w:val="VATClause_Lbl"/>
             <w:tag w:val="#BC:InsertDataItem,DataItems/Header/VATClause_Lbl"/>
             <w:id w:val="-314872257"/>
-            <w:dataBinding w:prefixMappings="xmlns:ns0='urn:microsoft-dynamics-nav/reports/Standard_Sales_Invoice/1306/'" w:xpath="/ns0:NavWordReportXmlPart[1]/ns0:Header[1]/ns0:VATClause_Lbl[1]" w:storeItemID="{00000000-0000-0000-0000-000000000000}"/>
+            <w:dataBinding w:prefixMappings="&lt;xmlns:ns0='urn:microsoft-dynamics-nav/reports/Standard_Sales_Invoice/1306/' " w:xpath="/ns0:NavWordReportXmlPart[1]/ns0:Header[1]/ns0:VATClause_Lbl[1]" w:storeItemID="{00000000-0000-0000-0000-000000000000}"/>
             <w15:color w:val="808080"/>
             <w:text/>
           </w:sdtPr>
@@ -2808,33 +2025,17 @@
             <w:tc>
               <w:tcPr>
                 <w:cnfStyle w:val="001000000000" w:firstRow="0" w:lastRow="0" w:firstColumn="1" w:lastColumn="0" w:oddVBand="0" w:evenVBand="0" w:oddHBand="0" w:evenHBand="0" w:firstRowFirstColumn="0" w:firstRowLastColumn="0" w:lastRowFirstColumn="0" w:lastRowLastColumn="0"/>
-                <w:tcW w:w="5397" w:type="dxa"/>
-                <w:tcBorders>
-                  <w:top w:val="single" w:color="auto" w:sz="8" w:space="0"/>
-                </w:tcBorders>
+                <w:tcW w:w="1521" w:type="pct"/>
                 <w:vAlign w:val="center"/>
               </w:tcPr>
               <w:p>
                 <w:pPr>
-                  <w:spacing w:line="240" w:lineRule="exact"/>
+                  <w:pStyle w:val="NoSpacing"/>
+                  <w:spacing w:line="240" w:lineRule="auto"/>
                   <w:textAlignment w:val="baseline"/>
-                  <w:rPr>
-                    <w:rFonts w:eastAsia="Segoe UI" w:cs="Times New Roman"/>
-                    <w:color w:val="242424"/>
-                    <w:sz w:val="22"/>
-                    <w:szCs w:val="22"/>
-                    <w:lang w:val="en-US" w:eastAsia="en-US"/>
-                  </w:rPr>
                 </w:pPr>
                 <w:proofErr w:type="spellStart"/>
                 <w:r>
-                  <w:rPr>
-                    <w:rFonts w:eastAsia="Segoe UI" w:cs="Times New Roman"/>
-                    <w:color w:val="242424"/>
-                    <w:sz w:val="22"/>
-                    <w:szCs w:val="22"/>
-                    <w:lang w:val="en-US" w:eastAsia="en-US"/>
-                  </w:rPr>
                   <w:t>VATClause_Lbl</w:t>
                 </w:r>
                 <w:proofErr w:type="spellEnd"/>
@@ -2844,96 +2045,46 @@
         </w:sdt>
         <w:tc>
           <w:tcPr>
-            <w:tcW w:w="466" w:type="dxa"/>
-            <w:tcBorders>
-              <w:top w:val="single" w:color="auto" w:sz="8" w:space="0"/>
-            </w:tcBorders>
+            <w:tcW w:w="2113" w:type="pct"/>
             <w:vAlign w:val="center"/>
           </w:tcPr>
           <w:p>
             <w:pPr>
-              <w:spacing w:line="240" w:lineRule="exact"/>
+              <w:pStyle w:val="NoSpacing"/>
+              <w:spacing w:line="240" w:lineRule="auto"/>
               <w:cnfStyle w:val="000000000000" w:firstRow="0" w:lastRow="0" w:firstColumn="0" w:lastColumn="0" w:oddVBand="0" w:evenVBand="0" w:oddHBand="0" w:evenHBand="0" w:firstRowFirstColumn="0" w:firstRowLastColumn="0" w:lastRowFirstColumn="0" w:lastRowLastColumn="0"/>
               <w:rPr>
-                <w:rFonts w:eastAsia="Segoe UI" w:cs="Arial"/>
-                <w:color w:val="242424"/>
-                <w:sz w:val="22"/>
-                <w:szCs w:val="22"/>
-                <w:lang w:val="en-US" w:eastAsia="en-US"/>
-              </w:rPr>
-            </w:pPr>
-          </w:p>
-        </w:tc>
-        <w:tc>
-          <w:tcPr>
-            <w:tcW w:w="471" w:type="dxa"/>
-            <w:tcBorders>
-              <w:top w:val="single" w:color="auto" w:sz="8" w:space="0"/>
-            </w:tcBorders>
-            <w:vAlign w:val="center"/>
-          </w:tcPr>
-          <w:p>
-            <w:pPr>
-              <w:spacing w:line="240" w:lineRule="exact"/>
-              <w:cnfStyle w:val="000000000000" w:firstRow="0" w:lastRow="0" w:firstColumn="0" w:lastColumn="0" w:oddVBand="0" w:evenVBand="0" w:oddHBand="0" w:evenHBand="0" w:firstRowFirstColumn="0" w:firstRowLastColumn="0" w:lastRowFirstColumn="0" w:lastRowLastColumn="0"/>
-              <w:rPr>
-                <w:rFonts w:eastAsia="Segoe UI" w:cs="Arial"/>
-                <w:color w:val="242424"/>
-                <w:sz w:val="22"/>
-                <w:szCs w:val="22"/>
-                <w:lang w:val="en-US" w:eastAsia="en-US"/>
+                <w:lang w:eastAsia="en-US"/>
               </w:rPr>
             </w:pPr>
           </w:p>
         </w:tc>
         <w:sdt>
           <w:sdtPr>
-            <w:rPr>
-              <w:rFonts w:eastAsia="Times New Roman" w:cs="Segoe UI"/>
-              <w:color w:val="242424"/>
-              <w:sz w:val="22"/>
-              <w:szCs w:val="22"/>
-              <w:lang w:val="en-US" w:eastAsia="en-US"/>
-            </w:rPr>
-            <w:alias w:val="VATIdentifier_VATClauseLine"/>
-            <w:tag w:val="#BC:InsertDataItem,DataItems/Header/VATClauseLine/VATIdentifier_VATClauseLine"/>
-            <w:id w:val="-301775843"/>
-            <w:dataBinding w:prefixMappings="xmlns:ns0='urn:microsoft-dynamics-nav/reports/Standard_Sales_Invoice/1306/'" w:xpath="/ns0:NavWordReportXmlPart[1]/ns0:Header[1]/ns0:VATClauseLine[1]/ns0:VATIdentifier_VATClauseLine[1]" w:storeItemID="{00000000-0000-0000-0000-000000000000}"/>
+            <w:rPr/>
+            <w:alias w:val="RemainingAmountText"/>
+            <w:tag w:val="#BC:InsertDataItem,DataItems/Header/RemainingAmountText"/>
+            <w:id w:val="1780221101"/>
+            <w:dataBinding w:prefixMappings="&lt;xmlns:ns0='urn:microsoft-dynamics-nav/reports/Standard_Sales_Invoice/1306/' " w:xpath="/ns0:NavWordReportXmlPart[1]/ns0:Header[1]/ns0:RemainingAmountText[1]" w:storeItemID="{00000000-0000-0000-0000-000000000000}"/>
             <w15:color w:val="808080"/>
             <w:text/>
           </w:sdtPr>
           <w:sdtContent>
             <w:tc>
               <w:tcPr>
-                <w:tcW w:w="3053" w:type="dxa"/>
-                <w:tcBorders>
-                  <w:top w:val="single" w:color="auto" w:sz="8" w:space="0"/>
-                </w:tcBorders>
+                <w:tcW w:w="1366" w:type="pct"/>
                 <w:vAlign w:val="center"/>
               </w:tcPr>
               <w:p>
                 <w:pPr>
-                  <w:spacing w:line="240" w:lineRule="exact"/>
+                  <w:pStyle w:val="BCNumber"/>
+                  <w:spacing w:line="240" w:lineRule="auto"/>
                   <w:jc w:val="right"/>
                   <w:cnfStyle w:val="000000000000" w:firstRow="0" w:lastRow="0" w:firstColumn="0" w:lastColumn="0" w:oddVBand="0" w:evenVBand="0" w:oddHBand="0" w:evenHBand="0" w:firstRowFirstColumn="0" w:firstRowLastColumn="0" w:lastRowFirstColumn="0" w:lastRowLastColumn="0"/>
-                  <w:rPr>
-                    <w:rFonts w:eastAsia="Times New Roman" w:cs="Segoe UI"/>
-                    <w:color w:val="242424"/>
-                    <w:sz w:val="22"/>
-                    <w:szCs w:val="22"/>
-                    <w:lang w:val="en-US" w:eastAsia="en-US"/>
-                  </w:rPr>
                 </w:pPr>
                 <w:proofErr w:type="spellStart"/>
                 <w:r>
-                  <w:rPr>
-                    <w:rFonts w:eastAsia="Times New Roman" w:cs="Segoe UI"/>
-                    <w:color w:val="242424"/>
-                    <w:sz w:val="22"/>
-                    <w:szCs w:val="22"/>
-                    <w:lang w:val="en-US" w:eastAsia="en-US"/>
-                  </w:rPr>
-                  <w:t>VATIdentifier_VATClauseLine</w:t>
+                  <w:t>RemainingAmountText</w:t>
                 </w:r>
                 <w:proofErr w:type="spellEnd"/>
               </w:p>
@@ -2943,21 +2094,16 @@
       </w:tr>
       <w:tr>
         <w:trPr>
-          <w:trHeight w:val="490"/>
+          <w:cantSplit/>
+          <w:trHeight w:val="514"/>
         </w:trPr>
         <w:sdt>
           <w:sdtPr>
-            <w:rPr>
-              <w:rFonts w:eastAsia="Segoe UI" w:cs="Times New Roman"/>
-              <w:color w:val="242424"/>
-              <w:sz w:val="22"/>
-              <w:szCs w:val="22"/>
-              <w:lang w:val="en-US" w:eastAsia="en-US"/>
-            </w:rPr>
+            <w:rPr/>
             <w:alias w:val="VATIdentifier_Lbl"/>
             <w:tag w:val="#BC:InsertDataItem,DataItems/Header/VATIdentifier_Lbl"/>
             <w:id w:val="175238053"/>
-            <w:dataBinding w:prefixMappings="xmlns:ns0='urn:microsoft-dynamics-nav/reports/Standard_Sales_Invoice/1306/'" w:xpath="/ns0:NavWordReportXmlPart[1]/ns0:Header[1]/ns0:VATIdentifier_Lbl[1]" w:storeItemID="{00000000-0000-0000-0000-000000000000}"/>
+            <w:dataBinding w:prefixMappings="&lt;xmlns:ns0='urn:microsoft-dynamics-nav/reports/Standard_Sales_Invoice/1306/' " w:xpath="/ns0:NavWordReportXmlPart[1]/ns0:Header[1]/ns0:VATIdentifier_Lbl[1]" w:storeItemID="{00000000-0000-0000-0000-000000000000}"/>
             <w15:color w:val="808080"/>
             <w:text/>
           </w:sdtPr>
@@ -2965,30 +2111,17 @@
             <w:tc>
               <w:tcPr>
                 <w:cnfStyle w:val="001000000000" w:firstRow="0" w:lastRow="0" w:firstColumn="1" w:lastColumn="0" w:oddVBand="0" w:evenVBand="0" w:oddHBand="0" w:evenHBand="0" w:firstRowFirstColumn="0" w:firstRowLastColumn="0" w:lastRowFirstColumn="0" w:lastRowLastColumn="0"/>
-                <w:tcW w:w="5397" w:type="dxa"/>
+                <w:tcW w:w="1521" w:type="pct"/>
                 <w:vAlign w:val="center"/>
               </w:tcPr>
               <w:p>
                 <w:pPr>
-                  <w:spacing w:line="240" w:lineRule="exact"/>
+                  <w:pStyle w:val="NoSpacing"/>
+                  <w:spacing w:line="240" w:lineRule="auto"/>
                   <w:textAlignment w:val="baseline"/>
-                  <w:rPr>
-                    <w:rFonts w:eastAsia="Segoe UI" w:cs="Times New Roman"/>
-                    <w:color w:val="242424"/>
-                    <w:sz w:val="22"/>
-                    <w:szCs w:val="22"/>
-                    <w:lang w:val="en-US" w:eastAsia="en-US"/>
-                  </w:rPr>
                 </w:pPr>
                 <w:proofErr w:type="spellStart"/>
                 <w:r>
-                  <w:rPr>
-                    <w:rFonts w:eastAsia="Segoe UI" w:cs="Times New Roman"/>
-                    <w:color w:val="242424"/>
-                    <w:sz w:val="22"/>
-                    <w:szCs w:val="22"/>
-                    <w:lang w:val="en-US" w:eastAsia="en-US"/>
-                  </w:rPr>
                   <w:t>VATIdentifier_Lbl</w:t>
                 </w:r>
                 <w:proofErr w:type="spellEnd"/>
@@ -2998,159 +2131,116 @@
         </w:sdt>
         <w:tc>
           <w:tcPr>
-            <w:tcW w:w="466" w:type="dxa"/>
+            <w:tcW w:w="2113" w:type="pct"/>
             <w:vAlign w:val="center"/>
           </w:tcPr>
           <w:p>
             <w:pPr>
-              <w:spacing w:line="240" w:lineRule="exact"/>
+              <w:pStyle w:val="NoSpacing"/>
+              <w:spacing w:line="240" w:lineRule="auto"/>
               <w:cnfStyle w:val="000000000000" w:firstRow="0" w:lastRow="0" w:firstColumn="0" w:lastColumn="0" w:oddVBand="0" w:evenVBand="0" w:oddHBand="0" w:evenHBand="0" w:firstRowFirstColumn="0" w:firstRowLastColumn="0" w:lastRowFirstColumn="0" w:lastRowLastColumn="0"/>
               <w:rPr>
-                <w:rFonts w:eastAsia="Segoe UI" w:cs="Arial"/>
-                <w:bCs/>
-                <w:color w:val="242424"/>
-                <w:sz w:val="22"/>
-                <w:szCs w:val="22"/>
-                <w:lang w:val="en-US" w:eastAsia="en-US"/>
+                <w:lang w:eastAsia="en-US"/>
               </w:rPr>
             </w:pPr>
           </w:p>
         </w:tc>
         <w:tc>
           <w:tcPr>
-            <w:tcW w:w="471" w:type="dxa"/>
+            <w:tcW w:w="1366" w:type="pct"/>
             <w:vAlign w:val="center"/>
           </w:tcPr>
           <w:p>
             <w:pPr>
-              <w:spacing w:line="240" w:lineRule="exact"/>
+              <w:pStyle w:val="BCNumber"/>
+              <w:spacing w:line="240" w:lineRule="auto"/>
+              <w:jc w:val="right"/>
               <w:cnfStyle w:val="000000000000" w:firstRow="0" w:lastRow="0" w:firstColumn="0" w:lastColumn="0" w:oddVBand="0" w:evenVBand="0" w:oddHBand="0" w:evenHBand="0" w:firstRowFirstColumn="0" w:firstRowLastColumn="0" w:lastRowFirstColumn="0" w:lastRowLastColumn="0"/>
-              <w:rPr>
-                <w:rFonts w:eastAsia="Segoe UI" w:cs="Arial"/>
-                <w:bCs/>
-                <w:color w:val="242424"/>
-                <w:sz w:val="22"/>
-                <w:szCs w:val="22"/>
-                <w:lang w:val="en-US" w:eastAsia="en-US"/>
-              </w:rPr>
             </w:pPr>
           </w:p>
         </w:tc>
+      </w:tr>
+      <w:tr>
+        <w:trPr>
+          <w:cnfStyle w:val="010000000000" w:firstRow="0" w:lastRow="1" w:firstColumn="0" w:lastColumn="0" w:oddVBand="0" w:evenVBand="0" w:oddHBand="0" w:evenHBand="0" w:firstRowFirstColumn="0" w:firstRowLastColumn="0" w:lastRowFirstColumn="0" w:lastRowLastColumn="0"/>
+          <w:cantSplit/>
+          <w:trHeight w:val="514"/>
+        </w:trPr>
+        <w:tc>
+          <w:tcPr>
+            <w:cnfStyle w:val="001000000000" w:firstRow="0" w:lastRow="0" w:firstColumn="1" w:lastColumn="0" w:oddVBand="0" w:evenVBand="0" w:oddHBand="0" w:evenHBand="0" w:firstRowFirstColumn="0" w:firstRowLastColumn="0" w:lastRowFirstColumn="0" w:lastRowLastColumn="0"/>
+            <w:tcW w:w="1521" w:type="pct"/>
+            <w:tcBorders>
+              <w:top w:val="none" w:sz="0" w:space="0" w:color="auto"/>
+              <w:bottom w:val="none" w:sz="0" w:space="0" w:color="auto"/>
+            </w:tcBorders>
+            <w:vAlign w:val="center"/>
+          </w:tcPr>
+          <w:sdt>
+            <w:sdtPr>
+              <w:rPr>
+                <w:lang w:val="en-US" w:eastAsia="en-US"/>
+              </w:rPr>
+              <w:alias w:val="VATIdentifier_VATClauseLine"/>
+              <w:tag w:val="#BC:InsertDataItem,DataItems/Header/VATClauseLine/VATIdentifier_VATClauseLine"/>
+              <w:id w:val="-301775843"/>
+              <w:dataBinding w:prefixMappings="&lt;xmlns:ns0='urn:microsoft-dynamics-nav/reports/Standard_Sales_Invoice/1306/' " w:xpath="/ns0:NavWordReportXmlPart[1]/ns0:Header[1]/ns0:VATClauseLine[1]/ns0:VATIdentifier_VATClauseLine[1]" w:storeItemID="{00000000-0000-0000-0000-000000000000}"/>
+              <w15:color w:val="808080"/>
+              <w:text/>
+            </w:sdtPr>
+            <w:sdtContent>
+              <w:p>
+                <w:pPr>
+                  <w:pStyle w:val="BCLabel"/>
+                  <w:spacing w:before="0" w:after="160" w:line="240" w:lineRule="auto"/>
+                  <w:rPr>
+                    <w:lang w:val="en-US" w:eastAsia="en-US"/>
+                  </w:rPr>
+                </w:pPr>
+                <w:proofErr w:type="spellStart"/>
+                <w:r>
+                  <w:rPr>
+                    <w:lang w:val="en-US" w:eastAsia="en-US"/>
+                  </w:rPr>
+                  <w:t>VATIdentifier_VATClauseLine</w:t>
+                </w:r>
+                <w:proofErr w:type="spellEnd"/>
+              </w:p>
+            </w:sdtContent>
+          </w:sdt>
+        </w:tc>
         <w:sdt>
           <w:sdtPr>
-            <w:rPr>
-              <w:rFonts w:eastAsia="Times New Roman" w:cs="Segoe UI"/>
-              <w:bCs/>
-              <w:color w:val="242424"/>
-              <w:sz w:val="22"/>
-              <w:szCs w:val="22"/>
-              <w:lang w:val="en-US" w:eastAsia="en-US"/>
-            </w:rPr>
+            <w:rPr/>
             <w:alias w:val="Description_VATClauseLine"/>
             <w:tag w:val="#BC:InsertDataItem,DataItems/Header/VATClauseLine/Description_VATClauseLine"/>
             <w:id w:val="941799959"/>
-            <w:dataBinding w:prefixMappings="xmlns:ns0='urn:microsoft-dynamics-nav/reports/Standard_Sales_Invoice/1306/'" w:xpath="/ns0:NavWordReportXmlPart[1]/ns0:Header[1]/ns0:VATClauseLine[1]/ns0:Description_VATClauseLine[1]" w:storeItemID="{00000000-0000-0000-0000-000000000000}"/>
+            <w:dataBinding w:prefixMappings="&lt;xmlns:ns0='urn:microsoft-dynamics-nav/reports/Standard_Sales_Invoice/1306/' " w:xpath="/ns0:NavWordReportXmlPart[1]/ns0:Header[1]/ns0:VATClauseLine[1]/ns0:Description_VATClauseLine[1]" w:storeItemID="{00000000-0000-0000-0000-000000000000}"/>
             <w15:color w:val="808080"/>
             <w:text/>
           </w:sdtPr>
           <w:sdtContent>
             <w:tc>
               <w:tcPr>
-                <w:tcW w:w="3053" w:type="dxa"/>
-                <w:vAlign w:val="center"/>
-              </w:tcPr>
-              <w:p>
-                <w:pPr>
-                  <w:spacing w:line="240" w:lineRule="exact"/>
-                  <w:jc w:val="right"/>
-                  <w:cnfStyle w:val="000000000000" w:firstRow="0" w:lastRow="0" w:firstColumn="0" w:lastColumn="0" w:oddVBand="0" w:evenVBand="0" w:oddHBand="0" w:evenHBand="0" w:firstRowFirstColumn="0" w:firstRowLastColumn="0" w:lastRowFirstColumn="0" w:lastRowLastColumn="0"/>
-                  <w:rPr>
-                    <w:rFonts w:eastAsia="Times New Roman" w:cs="Segoe UI"/>
-                    <w:bCs/>
-                    <w:color w:val="242424"/>
-                    <w:sz w:val="22"/>
-                    <w:szCs w:val="22"/>
-                    <w:lang w:val="en-US" w:eastAsia="en-US"/>
-                  </w:rPr>
-                </w:pPr>
-                <w:proofErr w:type="spellStart"/>
-                <w:r>
-                  <w:rPr>
-                    <w:rFonts w:eastAsia="Times New Roman" w:cs="Segoe UI"/>
-                    <w:bCs/>
-                    <w:color w:val="242424"/>
-                    <w:sz w:val="22"/>
-                    <w:szCs w:val="22"/>
-                    <w:lang w:val="en-US" w:eastAsia="en-US"/>
-                  </w:rPr>
-                  <w:t>Description_VATClauseLine</w:t>
-                </w:r>
-                <w:proofErr w:type="spellEnd"/>
-              </w:p>
-            </w:tc>
-          </w:sdtContent>
-        </w:sdt>
-      </w:tr>
-      <w:tr>
-        <w:trPr>
-          <w:cnfStyle w:val="010000000000" w:firstRow="0" w:lastRow="1" w:firstColumn="0" w:lastColumn="0" w:oddVBand="0" w:evenVBand="0" w:oddHBand="0" w:evenHBand="0" w:firstRowFirstColumn="0" w:firstRowLastColumn="0" w:lastRowFirstColumn="0" w:lastRowLastColumn="0"/>
-          <w:trHeight w:val="490"/>
-        </w:trPr>
-        <w:sdt>
-          <w:sdtPr>
-            <w:rPr>
-              <w:rFonts w:eastAsia="Segoe UI" w:cs="Times New Roman" w:asciiTheme="minorHAnsi" w:hAnsiTheme="minorHAnsi"/>
-              <w:b w:val="0"/>
-              <w:bCs w:val="0"/>
-              <w:color w:val="242424"/>
-              <w:sz w:val="22"/>
-              <w:szCs w:val="22"/>
-              <w:lang w:val="en-US" w:eastAsia="en-US"/>
-            </w:rPr>
-            <w:alias w:val="RemainingAmountText"/>
-            <w:tag w:val="#BC:InsertDataItem,DataItems/Header/RemainingAmountText"/>
-            <w:id w:val="1780221101"/>
-            <w:dataBinding w:prefixMappings="xmlns:ns0='urn:microsoft-dynamics-nav/reports/Standard_Sales_Invoice/1306/'" w:xpath="/ns0:NavWordReportXmlPart[1]/ns0:Header[1]/ns0:RemainingAmountText[1]" w:storeItemID="{00000000-0000-0000-0000-000000000000}"/>
-            <w15:color w:val="808080"/>
-            <w:text/>
-          </w:sdtPr>
-          <w:sdtContent>
-            <w:tc>
-              <w:tcPr>
-                <w:cnfStyle w:val="001000000000" w:firstRow="0" w:lastRow="0" w:firstColumn="1" w:lastColumn="0" w:oddVBand="0" w:evenVBand="0" w:oddHBand="0" w:evenHBand="0" w:firstRowFirstColumn="0" w:firstRowLastColumn="0" w:lastRowFirstColumn="0" w:lastRowLastColumn="0"/>
-                <w:tcW w:w="5397" w:type="dxa"/>
+                <w:tcW w:w="2113" w:type="pct"/>
                 <w:tcBorders>
-                  <w:top w:val="none" w:color="auto" w:sz="0" w:space="0"/>
-                  <w:bottom w:val="none" w:color="auto" w:sz="0" w:space="0"/>
+                  <w:top w:val="none" w:sz="0" w:space="0" w:color="auto"/>
+                  <w:bottom w:val="none" w:sz="0" w:space="0" w:color="auto"/>
                 </w:tcBorders>
                 <w:vAlign w:val="center"/>
               </w:tcPr>
               <w:p>
                 <w:pPr>
-                  <w:spacing w:line="240" w:lineRule="exact"/>
-                  <w:textAlignment w:val="baseline"/>
+                  <w:pStyle w:val="BCLabel"/>
+                  <w:spacing w:line="240" w:lineRule="auto"/>
+                  <w:cnfStyle w:val="010000000000" w:firstRow="0" w:lastRow="1" w:firstColumn="0" w:lastColumn="0" w:oddVBand="0" w:evenVBand="0" w:oddHBand="0" w:evenHBand="0" w:firstRowFirstColumn="0" w:firstRowLastColumn="0" w:lastRowFirstColumn="0" w:lastRowLastColumn="0"/>
                   <w:rPr>
-                    <w:rFonts w:eastAsia="Segoe UI" w:cs="Times New Roman" w:asciiTheme="minorHAnsi" w:hAnsiTheme="minorHAnsi"/>
-                    <w:b w:val="0"/>
-                    <w:bCs w:val="0"/>
-                    <w:color w:val="242424"/>
-                    <w:sz w:val="22"/>
-                    <w:szCs w:val="22"/>
-                    <w:lang w:val="en-US" w:eastAsia="en-US"/>
+                    <w:lang w:eastAsia="en-US"/>
                   </w:rPr>
                 </w:pPr>
                 <w:proofErr w:type="spellStart"/>
                 <w:r>
-                  <w:rPr>
-                    <w:rFonts w:eastAsia="Segoe UI" w:cs="Times New Roman" w:asciiTheme="minorHAnsi" w:hAnsiTheme="minorHAnsi"/>
-                    <w:b w:val="0"/>
-                    <w:bCs w:val="0"/>
-                    <w:color w:val="242424"/>
-                    <w:sz w:val="22"/>
-                    <w:szCs w:val="22"/>
-                    <w:lang w:val="en-US" w:eastAsia="en-US"/>
-                  </w:rPr>
-                  <w:t>RemainingAmountText</w:t>
+                  <w:t>Description_VATClauseLine</w:t>
                 </w:r>
                 <w:proofErr w:type="spellEnd"/>
               </w:p>
@@ -3159,115 +2249,41 @@
         </w:sdt>
         <w:tc>
           <w:tcPr>
-            <w:tcW w:w="466" w:type="dxa"/>
+            <w:tcW w:w="1366" w:type="pct"/>
             <w:tcBorders>
-              <w:top w:val="none" w:color="auto" w:sz="0" w:space="0"/>
-              <w:bottom w:val="none" w:color="auto" w:sz="0" w:space="0"/>
+              <w:top w:val="none" w:sz="0" w:space="0" w:color="auto"/>
+              <w:bottom w:val="none" w:sz="0" w:space="0" w:color="auto"/>
             </w:tcBorders>
             <w:vAlign w:val="center"/>
           </w:tcPr>
-          <w:p>
-            <w:pPr>
-              <w:spacing w:line="240" w:lineRule="exact"/>
-              <w:cnfStyle w:val="010000000000" w:firstRow="0" w:lastRow="1" w:firstColumn="0" w:lastColumn="0" w:oddVBand="0" w:evenVBand="0" w:oddHBand="0" w:evenHBand="0" w:firstRowFirstColumn="0" w:firstRowLastColumn="0" w:lastRowFirstColumn="0" w:lastRowLastColumn="0"/>
-              <w:rPr>
-                <w:rFonts w:eastAsia="Segoe UI" w:cs="Arial" w:asciiTheme="minorHAnsi" w:hAnsiTheme="minorHAnsi"/>
-                <w:b w:val="0"/>
-                <w:bCs w:val="0"/>
-                <w:color w:val="242424"/>
-                <w:sz w:val="22"/>
-                <w:szCs w:val="22"/>
-                <w:lang w:val="en-US" w:eastAsia="en-US"/>
-              </w:rPr>
-            </w:pPr>
-          </w:p>
-        </w:tc>
-        <w:tc>
-          <w:tcPr>
-            <w:tcW w:w="471" w:type="dxa"/>
-            <w:tcBorders>
-              <w:top w:val="none" w:color="auto" w:sz="0" w:space="0"/>
-              <w:bottom w:val="none" w:color="auto" w:sz="0" w:space="0"/>
-            </w:tcBorders>
-            <w:vAlign w:val="center"/>
-          </w:tcPr>
-          <w:p>
-            <w:pPr>
-              <w:spacing w:line="240" w:lineRule="exact"/>
-              <w:cnfStyle w:val="010000000000" w:firstRow="0" w:lastRow="1" w:firstColumn="0" w:lastColumn="0" w:oddVBand="0" w:evenVBand="0" w:oddHBand="0" w:evenHBand="0" w:firstRowFirstColumn="0" w:firstRowLastColumn="0" w:lastRowFirstColumn="0" w:lastRowLastColumn="0"/>
-              <w:rPr>
-                <w:rFonts w:eastAsia="Segoe UI" w:cs="Arial" w:asciiTheme="minorHAnsi" w:hAnsiTheme="minorHAnsi"/>
-                <w:b w:val="0"/>
-                <w:bCs w:val="0"/>
-                <w:color w:val="242424"/>
-                <w:sz w:val="22"/>
-                <w:szCs w:val="22"/>
-                <w:lang w:val="en-US" w:eastAsia="en-US"/>
-              </w:rPr>
-            </w:pPr>
-          </w:p>
-        </w:tc>
-        <w:sdt>
-          <w:sdtPr>
-            <w:rPr>
-              <w:rFonts w:eastAsia="Times New Roman" w:cs="Segoe UI" w:asciiTheme="minorHAnsi" w:hAnsiTheme="minorHAnsi"/>
-              <w:b w:val="0"/>
-              <w:bCs w:val="0"/>
-              <w:color w:val="242424"/>
-              <w:sz w:val="22"/>
-              <w:szCs w:val="22"/>
-              <w:lang w:val="en-US" w:eastAsia="en-US"/>
-            </w:rPr>
-            <w:alias w:val="RemainingAmount"/>
-            <w:tag w:val="#BC:InsertDataItem,DataItems/Header/RemainingAmount"/>
-            <w:id w:val="323400471"/>
-            <w:dataBinding w:prefixMappings="xmlns:ns0='urn:microsoft-dynamics-nav/reports/Standard_Sales_Invoice/1306/'" w:xpath="/ns0:NavWordReportXmlPart[1]/ns0:Header[1]/ns0:RemainingAmount[1]" w:storeItemID="{00000000-0000-0000-0000-000000000000}"/>
-            <w15:color w:val="808080"/>
-            <w:text/>
-          </w:sdtPr>
-          <w:sdtContent>
-            <w:tc>
-              <w:tcPr>
-                <w:tcW w:w="3053" w:type="dxa"/>
-                <w:tcBorders>
-                  <w:top w:val="none" w:color="auto" w:sz="0" w:space="0"/>
-                  <w:bottom w:val="none" w:color="auto" w:sz="0" w:space="0"/>
-                </w:tcBorders>
-                <w:vAlign w:val="center"/>
-              </w:tcPr>
+          <w:sdt>
+            <w:sdtPr>
+              <w:rPr/>
+              <w:alias w:val="#Nav: /Header/VATClauseLine/VATAmount_VATClauseLine"/>
+              <w:tag w:val="#Nav: Standard_Sales_Invoice/1306"/>
+              <w:id w:val="-1432200154"/>
+              <w:placeholder>
+                <w:docPart w:val="6374C6E1AADC4A5C8ECD501E1A63E9DD"/>
+              </w:placeholder>
+              <w:dataBinding w:prefixMappings="&lt;xmlns:ns0='urn:microsoft-dynamics-nav/reports/Standard_Sales_Invoice/1306/' " w:xpath="/ns0:NavWordReportXmlPart[1]/ns0:Header[1]/ns0:VATClauseLine[1]/ns0:VATAmount_VATClauseLine[1]" w:storeItemID="{9A7FBCEA-836F-461E-B6EF-774F89A3619F}"/>
+              <w:text/>
+            </w:sdtPr>
+            <w:sdtContent>
               <w:p>
                 <w:pPr>
-                  <w:spacing w:line="240" w:lineRule="exact"/>
+                  <w:pStyle w:val="BCLabelNumber"/>
                   <w:jc w:val="right"/>
                   <w:cnfStyle w:val="010000000000" w:firstRow="0" w:lastRow="1" w:firstColumn="0" w:lastColumn="0" w:oddVBand="0" w:evenVBand="0" w:oddHBand="0" w:evenHBand="0" w:firstRowFirstColumn="0" w:firstRowLastColumn="0" w:lastRowFirstColumn="0" w:lastRowLastColumn="0"/>
-                  <w:rPr>
-                    <w:rFonts w:eastAsia="Times New Roman" w:cs="Segoe UI" w:asciiTheme="minorHAnsi" w:hAnsiTheme="minorHAnsi"/>
-                    <w:b w:val="0"/>
-                    <w:bCs w:val="0"/>
-                    <w:color w:val="242424"/>
-                    <w:sz w:val="22"/>
-                    <w:szCs w:val="22"/>
-                    <w:lang w:val="en-US" w:eastAsia="en-US"/>
-                  </w:rPr>
                 </w:pPr>
                 <w:proofErr w:type="spellStart"/>
                 <w:r>
-                  <w:rPr>
-                    <w:rFonts w:eastAsia="Times New Roman" w:cs="Segoe UI" w:asciiTheme="minorHAnsi" w:hAnsiTheme="minorHAnsi"/>
-                    <w:b w:val="0"/>
-                    <w:bCs w:val="0"/>
-                    <w:color w:val="242424"/>
-                    <w:sz w:val="22"/>
-                    <w:szCs w:val="22"/>
-                    <w:lang w:val="en-US" w:eastAsia="en-US"/>
-                  </w:rPr>
-                  <w:t>RemainingAmount</w:t>
+                  <w:t>VATAmount_VATClauseLine</w:t>
                 </w:r>
                 <w:proofErr w:type="spellEnd"/>
               </w:p>
-            </w:tc>
-          </w:sdtContent>
-        </w:sdt>
+            </w:sdtContent>
+          </w:sdt>
+        </w:tc>
       </w:tr>
     </w:tbl>
     <w:p>
@@ -3277,61 +2293,53 @@
     </w:p>
     <w:tbl>
       <w:tblPr>
-        <w:tblW w:w="10498" w:type="dxa"/>
+        <w:tblStyle w:val="BCBlockTable"/>
+        <w:tblW w:w="5000" w:type="pct"/>
         <w:tblCellMar>
           <w:left w:w="0" w:type="dxa"/>
           <w:right w:w="0" w:type="dxa"/>
         </w:tblCellMar>
-        <w:tblLook w:val="0000" w:firstRow="0" w:lastRow="0" w:firstColumn="0" w:lastColumn="0" w:noHBand="0" w:noVBand="0"/>
+        <w:tblLook w:val="0620" w:firstRow="1" w:lastRow="0" w:firstColumn="0" w:lastColumn="0" w:noHBand="1" w:noVBand="1"/>
         <w:tblCaption w:val="Notes Block"/>
+        <w:tblDescription w:val="Layout table. Used for positioning, not for tabular data."/>
       </w:tblPr>
       <w:tblGrid>
         <w:gridCol w:w="10498"/>
       </w:tblGrid>
       <w:tr>
         <w:trPr>
+          <w:cantSplit/>
           <w:trHeight w:val="389"/>
         </w:trPr>
         <w:tc>
           <w:tcPr>
-            <w:tcW w:w="10498" w:type="dxa"/>
+            <w:tcW w:w="5000" w:type="pct"/>
           </w:tcPr>
           <w:sdt>
             <w:sdtPr>
               <w:rPr>
-                <w:rFonts w:ascii="Segoe UI" w:hAnsi="Segoe UI" w:eastAsia="Segoe UI" w:cs="Times New Roman"/>
-                <w:i/>
-                <w:sz w:val="22"/>
-                <w:szCs w:val="28"/>
                 <w:lang w:val="da-DK"/>
               </w:rPr>
               <w:alias w:val="WorkDescriptionLine"/>
               <w:tag w:val="#BC:InsertDataItem,DataItems/Header/WorkDescriptionLines/WorkDescriptionLine"/>
               <w:id w:val="-1095937099"/>
-              <w:dataBinding w:prefixMappings="xmlns:ns0='urn:microsoft-dynamics-nav/reports/Standard_Sales_Invoice/1306/'" w:xpath="/ns0:NavWordReportXmlPart[1]/ns0:Header[1]/ns0:WorkDescriptionLines[1]/ns0:WorkDescriptionLine[1]" w:storeItemID="{00000000-0000-0000-0000-000000000000}"/>
+              <w:dataBinding w:prefixMappings="&lt;xmlns:ns0='urn:microsoft-dynamics-nav/reports/Standard_Sales_Invoice/1306/' " w:xpath="/ns0:NavWordReportXmlPart[1]/ns0:Header[1]/ns0:WorkDescriptionLines[1]/ns0:WorkDescriptionLine[1]" w:storeItemID="{00000000-0000-0000-0000-000000000000}"/>
               <w15:color w:val="808080"/>
               <w:text/>
             </w:sdtPr>
             <w:sdtContent>
               <w:p>
                 <w:pPr>
+                  <w:pStyle w:val="NoSpacing"/>
                   <w:spacing w:after="0"/>
                   <w:ind w:right="29"/>
                   <w:rPr>
-                    <w:rFonts w:ascii="Segoe UI" w:hAnsi="Segoe UI" w:eastAsia="Segoe UI" w:cs="Times New Roman"/>
-                    <w:i/>
-                    <w:sz w:val="22"/>
-                    <w:szCs w:val="28"/>
                     <w:lang w:val="da-DK"/>
                   </w:rPr>
                 </w:pPr>
                 <w:proofErr w:type="spellStart"/>
                 <w:r>
                   <w:rPr>
-                    <w:rFonts w:ascii="Segoe UI" w:hAnsi="Segoe UI" w:eastAsia="Segoe UI" w:cs="Times New Roman"/>
-                    <w:i/>
-                    <w:sz w:val="22"/>
-                    <w:szCs w:val="28"/>
                     <w:lang w:val="da-DK"/>
                   </w:rPr>
                   <w:t>WorkDescriptionLine</w:t>
@@ -3342,53 +2350,123 @@
           </w:sdt>
         </w:tc>
       </w:tr>
+    </w:tbl>
+    <w:p/>
+    <w:p>
+      <w:sdt>
+        <w:sdtPr>
+          <w:alias w:val="#Nav: /Header/PaymentReportingArgument/PaymentServiceLogo"/>
+          <w:tag w:val="#Nav: Standard_Sales_Invoice/1306"/>
+          <w:id w:val="-804161553"/>
+          <w:dataBinding w:prefixMappings="xmlns:ns0='urn:microsoft-dynamics-nav/reports/Standard_Sales_Invoice/1306/'" w:xpath="/ns0:NavWordReportXmlPart[1]/ns0:Header[1]/ns0:PaymentReportingArgument[1]/ns0:PaymentServiceLogo[1]" w:storeItemID="{9A7FBCEA-836F-461E-B6EF-774F89A3619F}"/>
+          <w:picture/>
+        </w:sdtPr>
+        <w:sdtContent>
+          <w:r>
+            <w:rPr>
+              <w:noProof/>
+              <w:lang w:val="da-DK" w:eastAsia="da-DK"/>
+            </w:rPr>
+            <w:drawing>
+              <wp:inline distT="0" distB="0" distL="0" distR="0" wp14:anchorId="311035CA" wp14:editId="55EC586E">
+                <wp:extent cx="1080000" cy="1080518"/>
+                <wp:effectExtent l="0" t="0" r="6350" b="5715"/>
+                <wp:docPr id="4" name="Picture 4"/>
+                <wp:cNvGraphicFramePr>
+                  <a:graphicFrameLocks xmlns:a="http://schemas.openxmlformats.org/drawingml/2006/main" noChangeAspect="1"/>
+                </wp:cNvGraphicFramePr>
+                <a:graphic xmlns:a="http://schemas.openxmlformats.org/drawingml/2006/main">
+                  <a:graphicData uri="http://schemas.openxmlformats.org/drawingml/2006/picture">
+                    <pic:pic xmlns:pic="http://schemas.openxmlformats.org/drawingml/2006/picture">
+                      <pic:nvPicPr>
+                        <pic:cNvPr id="4" name="Picture 4"/>
+                        <pic:cNvPicPr>
+                          <a:picLocks noChangeAspect="1" noChangeArrowheads="1"/>
+                        </pic:cNvPicPr>
+                      </pic:nvPicPr>
+                      <pic:blipFill>
+                        <a:blip r:embed="rId6"/>
+                        <a:srcRect l="24" r="24"/>
+                        <a:stretch>
+                          <a:fillRect/>
+                        </a:stretch>
+                      </pic:blipFill>
+                      <pic:spPr bwMode="auto">
+                        <a:xfrm>
+                          <a:off x="0" y="0"/>
+                          <a:ext cx="1080000" cy="1080518"/>
+                        </a:xfrm>
+                        <a:prstGeom prst="rect">
+                          <a:avLst/>
+                        </a:prstGeom>
+                        <a:noFill/>
+                        <a:ln>
+                          <a:noFill/>
+                        </a:ln>
+                        <a:extLst>
+                          <a:ext uri="{53640926-AAD7-44D8-BBD7-CCE9431645EC}">
+                            <a14:shadowObscured xmlns:a14="http://schemas.microsoft.com/office/drawing/2010/main"/>
+                          </a:ext>
+                        </a:extLst>
+                      </pic:spPr>
+                    </pic:pic>
+                  </a:graphicData>
+                </a:graphic>
+              </wp:inline>
+            </w:drawing>
+          </w:r>
+        </w:sdtContent>
+      </w:sdt>
+    </w:p>
+    <w:tbl>
+      <w:tblPr>
+        <w:tblStyle w:val="BCBlockTable"/>
+        <w:tblW w:w="5000" w:type="pct"/>
+        <w:tblCellMar>
+          <w:left w:w="0" w:type="dxa"/>
+          <w:right w:w="0" w:type="dxa"/>
+        </w:tblCellMar>
+        <w:tblLook w:val="0620" w:firstRow="1" w:lastRow="0" w:firstColumn="0" w:lastColumn="0" w:noHBand="1" w:noVBand="1"/>
+        <w:tblCaption w:val="Table 7"/>
+        <w:tblDescription w:val="Layout table. Used for positioning, not for tabular data."/>
+      </w:tblPr>
+      <w:tblGrid>
+        <w:gridCol w:w="10498"/>
+      </w:tblGrid>
       <w:tr>
         <w:trPr>
+          <w:cantSplit/>
           <w:trHeight w:val="389"/>
         </w:trPr>
         <w:tc>
           <w:tcPr>
-            <w:tcW w:w="10498" w:type="dxa"/>
+            <w:tcW w:w="5000" w:type="pct"/>
           </w:tcPr>
           <w:sdt>
             <w:sdtPr>
               <w:rPr>
-                <w:rFonts w:ascii="Segoe UI" w:hAnsi="Segoe UI" w:eastAsia="Segoe UI" w:cs="Times New Roman"/>
-                <w:i/>
-                <w:color w:val="242424"/>
-                <w:sz w:val="22"/>
-                <w:szCs w:val="28"/>
                 <w:lang w:val="en-US" w:eastAsia="en-US"/>
               </w:rPr>
               <w:alias w:val="PaymentServiceText_Url"/>
               <w:tag w:val="#BC:InsertDataItem,DataItems/Header/PaymentReportingArgument/PaymentServiceText_Url"/>
               <w:id w:val="-799918150"/>
-              <w:dataBinding w:prefixMappings="xmlns:ns0='urn:microsoft-dynamics-nav/reports/Standard_Sales_Invoice/1306/'" w:xpath="/ns0:NavWordReportXmlPart[1]/ns0:Header[1]/ns0:PaymentReportingArgument[1]/ns0:PaymentServiceText_Url[1]" w:storeItemID="{00000000-0000-0000-0000-000000000000}"/>
+              <w:dataBinding w:prefixMappings="&lt;xmlns:ns0='urn:microsoft-dynamics-nav/reports/Standard_Sales_Invoice/1306/' " w:xpath="/ns0:NavWordReportXmlPart[1]/ns0:Header[1]/ns0:PaymentReportingArgument[1]/ns0:PaymentServiceText_Url[1]" w:storeItemID="{00000000-0000-0000-0000-000000000000}"/>
               <w15:color w:val="808080"/>
               <w:text/>
             </w:sdtPr>
             <w:sdtContent>
               <w:p>
                 <w:pPr>
+                  <w:pStyle w:val="NoSpacing"/>
                   <w:spacing w:after="0"/>
                   <w:ind w:right="29"/>
                   <w:rPr>
-                    <w:rFonts w:ascii="Segoe UI" w:hAnsi="Segoe UI" w:eastAsia="Segoe UI" w:cs="Times New Roman"/>
-                    <w:i/>
-                    <w:color w:val="242424"/>
-                    <w:sz w:val="22"/>
-                    <w:szCs w:val="28"/>
                     <w:lang w:val="en-US" w:eastAsia="en-US"/>
                   </w:rPr>
                 </w:pPr>
                 <w:proofErr w:type="spellStart"/>
                 <w:r>
                   <w:rPr>
-                    <w:rFonts w:ascii="Segoe UI" w:hAnsi="Segoe UI" w:eastAsia="Segoe UI" w:cs="Times New Roman"/>
-                    <w:i/>
-                    <w:color w:val="242424"/>
-                    <w:sz w:val="22"/>
-                    <w:szCs w:val="28"/>
                     <w:lang w:val="en-US" w:eastAsia="en-US"/>
                   </w:rPr>
                   <w:t>PaymentServiceText_Url</w:t>
@@ -3927,6 +3005,7 @@
       <w:kern w:val="0"/>
       <w:sz w:val="20"/>
       <w:szCs w:val="20"/>
+      <w:lang w:val="da-DK" w:eastAsia="da-DK"/>
       <w14:ligatures w14:val="none"/>
     </w:rPr>
     <w:tblPr/>
@@ -4225,11 +3304,256 @@
       </w:tcPr>
     </w:tblStylePr>
   </w:style>
+  <w:style w:type="paragraph" w:styleId="NoSpacing">
+    <w:name w:val="No Spacing"/>
+    <w:uiPriority w:val="1"/>
+    <w:qFormat/>
+    <w:rsid w:val="00416FC2"/>
+    <w:pPr>
+      <w:spacing w:after="0" w:line="240" w:lineRule="auto"/>
+    </w:pPr>
+    <w:rPr>
+      <w:rFonts w:asciiTheme="minorHAnsi" w:hAnsiTheme="minorHAnsi" w:eastAsiaTheme="minorHAnsi" w:cstheme="minorBidi"/>
+      <w:color w:val="242424" w:themeColor="text1"/>
+    </w:rPr>
+  </w:style>
+  <w:style w:type="paragraph" w:customStyle="1" w:styleId="BCNumber">
+    <w:name w:val="BC Number"/>
+    <w:basedOn w:val="NoSpacing"/>
+    <w:next w:val="Normal"/>
+    <w:uiPriority w:val="2"/>
+    <w:qFormat/>
+    <w:pPr>
+      <w:spacing w:before="0" w:after="0" w:line="240" w:lineRule="auto"/>
+    </w:pPr>
+    <w:rPr>
+      <w:rFonts w:asciiTheme="minorHAnsi" w:hAnsiTheme="minorHAnsi" w:eastAsiaTheme="minorHAnsi" w:cstheme="minorBidi"/>
+      <w:color w:val="242424" w:themeColor="text1"/>
+      <w14:numForm w14:val="tabular"/>
+      <w14:numSpacing w14:val="tabular"/>
+    </w:rPr>
+  </w:style>
+  <w:style w:type="paragraph" w:customStyle="1" w:styleId="BCLabel">
+    <w:name w:val="BC Label"/>
+    <w:basedOn w:val="NoSpacing"/>
+    <w:next w:val="Normal"/>
+    <w:uiPriority w:val="2"/>
+    <w:qFormat/>
+    <w:pPr>
+      <w:keepNext/>
+      <w:spacing w:before="0" w:after="0" w:line="240" w:lineRule="auto"/>
+    </w:pPr>
+    <w:rPr>
+      <w:rFonts w:asciiTheme="majorHAnsi" w:hAnsiTheme="majorHAnsi" w:eastAsiaTheme="majorEastAsia" w:cstheme="majorBidi"/>
+      <w:color w:val="242424" w:themeColor="text1"/>
+    </w:rPr>
+  </w:style>
+  <w:style w:type="paragraph" w:customStyle="1" w:styleId="BCLabelNumber">
+    <w:name w:val="BC Label Number"/>
+    <w:basedOn w:val="BCLabel"/>
+    <w:next w:val="Normal"/>
+    <w:uiPriority w:val="2"/>
+    <w:qFormat/>
+    <w:pPr>
+      <w:spacing w:before="0" w:after="0" w:line="240" w:lineRule="auto"/>
+    </w:pPr>
+    <w:rPr>
+      <w:rFonts w:asciiTheme="majorHAnsi" w:hAnsiTheme="majorHAnsi" w:eastAsiaTheme="majorEastAsia" w:cstheme="majorBidi"/>
+      <w:color w:val="242424" w:themeColor="text1"/>
+      <w14:numForm w14:val="tabular"/>
+      <w14:numSpacing w14:val="tabular"/>
+    </w:rPr>
+  </w:style>
+  <w:style w:type="table" w:customStyle="1" w:styleId="BCBlockTable">
+    <w:name w:val="BC Block Table"/>
+    <w:basedOn w:val="TableNormal"/>
+    <w:uiPriority w:val="99"/>
+    <w:qFormat/>
+    <w:pPr>
+      <w:spacing w:before="0" w:after="0" w:line="240" w:lineRule="auto"/>
+    </w:pPr>
+    <w:tblPr>
+      <w:tblStyleRowBandSize w:val="1"/>
+      <w:tblStyleColBandSize w:val="1"/>
+      <w:tblCellMar>
+        <w:top w:w="0" w:type="dxa"/>
+        <w:left w:w="0" w:type="dxa"/>
+        <w:bottom w:w="0" w:type="dxa"/>
+        <w:right w:w="0" w:type="dxa"/>
+      </w:tblCellMar>
+    </w:tblPr>
+    <w:tcPr>
+      <w:vAlign w:val="top"/>
+    </w:tcPr>
+    <w:tblStylePr w:type="firstRow">
+      <w:rPr>
+        <w:rFonts w:asciiTheme="majorHAnsi" w:hAnsiTheme="majorHAnsi" w:cstheme="majorBidi"/>
+      </w:rPr>
+      <w:tcPr>
+        <w:vAlign w:val="top"/>
+      </w:tcPr>
+    </w:tblStylePr>
+  </w:style>
+  <w:style w:type="table" w:customStyle="1" w:styleId="BCDataTable">
+    <w:name w:val="BC Data Table"/>
+    <w:basedOn w:val="TableNormal"/>
+    <w:uiPriority w:val="99"/>
+    <w:qFormat/>
+    <w:pPr>
+      <w:spacing w:before="0" w:after="0" w:line="240" w:lineRule="auto"/>
+    </w:pPr>
+    <w:tblPr>
+      <w:tblStyleRowBandSize w:val="1"/>
+      <w:tblStyleColBandSize w:val="1"/>
+      <w:tblCellMar>
+        <w:top w:w="0" w:type="dxa"/>
+        <w:left w:w="115" w:type="dxa"/>
+        <w:bottom w:w="0" w:type="dxa"/>
+        <w:right w:w="115" w:type="dxa"/>
+      </w:tblCellMar>
+    </w:tblPr>
+    <w:tcPr>
+      <w:vAlign w:val="center"/>
+    </w:tcPr>
+    <w:tblStylePr w:type="firstRow">
+      <w:pPr>
+        <w:spacing w:before="160" w:after="80"/>
+      </w:pPr>
+      <w:rPr>
+        <w:rFonts w:asciiTheme="majorHAnsi" w:hAnsiTheme="majorHAnsi" w:cstheme="majorBidi"/>
+      </w:rPr>
+      <w:tcPr>
+        <w:tcBorders>
+          <w:bottom w:val="single" w:sz="4" w:space="0" w:color="242424" w:themeColor="text1"/>
+        </w:tcBorders>
+        <w:vAlign w:val="top"/>
+      </w:tcPr>
+    </w:tblStylePr>
+    <w:tblStylePr w:type="lastRow">
+      <w:tcPr>
+        <w:tcBorders>
+          <w:bottom w:val="single" w:sz="4" w:space="0" w:color="F5F7F8" w:themeColor="background2"/>
+        </w:tcBorders>
+      </w:tcPr>
+    </w:tblStylePr>
+    <w:tblStylePr w:type="band1Horz">
+      <w:tcPr>
+        <w:shd w:val="clear" w:color="auto" w:fill="auto"/>
+      </w:tcPr>
+    </w:tblStylePr>
+    <w:tblStylePr w:type="band2Horz">
+      <w:tcPr>
+        <w:shd w:val="clear" w:color="auto" w:fill="CCE6E9" w:themeFill="accent2" w:themeFillTint="33"/>
+      </w:tcPr>
+    </w:tblStylePr>
+  </w:style>
+  <w:style w:type="table" w:customStyle="1" w:styleId="BCTotalsTable">
+    <w:name w:val="BC Totals Table"/>
+    <w:basedOn w:val="TableNormal"/>
+    <w:uiPriority w:val="99"/>
+    <w:qFormat/>
+    <w:pPr>
+      <w:spacing w:before="0" w:after="0" w:line="240" w:lineRule="auto"/>
+    </w:pPr>
+    <w:tblPr>
+      <w:tblStyleRowBandSize w:val="1"/>
+      <w:tblStyleColBandSize w:val="1"/>
+      <w:tblCellMar>
+        <w:top w:w="0" w:type="dxa"/>
+        <w:left w:w="115" w:type="dxa"/>
+        <w:bottom w:w="0" w:type="dxa"/>
+        <w:right w:w="115" w:type="dxa"/>
+      </w:tblCellMar>
+    </w:tblPr>
+    <w:tcPr>
+      <w:vAlign w:val="center"/>
+    </w:tcPr>
+    <w:tblStylePr w:type="lastRow">
+      <w:rPr>
+        <w:rFonts w:asciiTheme="majorHAnsi" w:hAnsiTheme="majorHAnsi" w:cstheme="majorBidi"/>
+      </w:rPr>
+      <w:tcPr>
+        <w:tcBorders>
+          <w:top w:val="single" w:sz="4" w:space="0" w:color="242424" w:themeColor="text1"/>
+          <w:bottom w:val="single" w:sz="8" w:space="0" w:color="242424" w:themeColor="text1"/>
+        </w:tcBorders>
+      </w:tcPr>
+    </w:tblStylePr>
+  </w:style>
+  <w:style w:type="table" w:customStyle="1" w:styleId="BCCalculationTable">
+    <w:name w:val="BC Calculation Table"/>
+    <w:basedOn w:val="TableNormal"/>
+    <w:uiPriority w:val="99"/>
+    <w:qFormat/>
+    <w:pPr>
+      <w:spacing w:before="0" w:after="0" w:line="240" w:lineRule="auto"/>
+    </w:pPr>
+    <w:tblPr>
+      <w:tblStyleRowBandSize w:val="1"/>
+      <w:tblStyleColBandSize w:val="1"/>
+      <w:tblCellMar>
+        <w:top w:w="58" w:type="dxa"/>
+        <w:left w:w="0" w:type="dxa"/>
+        <w:bottom w:w="58" w:type="dxa"/>
+        <w:right w:w="0" w:type="dxa"/>
+      </w:tblCellMar>
+    </w:tblPr>
+    <w:tcPr>
+      <w:vAlign w:val="center"/>
+    </w:tcPr>
+    <w:tblStylePr w:type="firstRow">
+      <w:rPr>
+        <w:rFonts w:asciiTheme="majorHAnsi" w:hAnsiTheme="majorHAnsi" w:cstheme="majorBidi"/>
+      </w:rPr>
+      <w:tcPr>
+        <w:vAlign w:val="bottom"/>
+      </w:tcPr>
+    </w:tblStylePr>
+    <w:tblStylePr w:type="lastRow">
+      <w:rPr>
+        <w:rFonts w:asciiTheme="majorHAnsi" w:hAnsiTheme="majorHAnsi" w:cstheme="majorBidi"/>
+      </w:rPr>
+      <w:tcPr>
+        <w:tcBorders>
+          <w:top w:val="single" w:sz="4" w:space="0" w:color="242424" w:themeColor="text1"/>
+        </w:tcBorders>
+      </w:tcPr>
+    </w:tblStylePr>
+  </w:style>
+  <w:style w:type="table" w:customStyle="1" w:styleId="BCSignatureTable">
+    <w:name w:val="BC Signature Table"/>
+    <w:basedOn w:val="TableNormal"/>
+    <w:uiPriority w:val="99"/>
+    <w:qFormat/>
+    <w:pPr>
+      <w:spacing w:before="0" w:after="0" w:line="240" w:lineRule="auto"/>
+    </w:pPr>
+    <w:tblPr>
+      <w:tblStyleRowBandSize w:val="1"/>
+      <w:tblStyleColBandSize w:val="1"/>
+      <w:tblCellMar>
+        <w:top w:w="0" w:type="dxa"/>
+        <w:left w:w="0" w:type="dxa"/>
+        <w:bottom w:w="0" w:type="dxa"/>
+        <w:right w:w="0" w:type="dxa"/>
+      </w:tblCellMar>
+    </w:tblPr>
+    <w:tcPr>
+      <w:vAlign w:val="top"/>
+    </w:tcPr>
+    <w:tblStylePr w:type="lastRow">
+      <w:tcPr>
+        <w:tcBorders>
+          <w:bottom w:val="single" w:sz="4" w:space="0" w:color="242424" w:themeColor="text1"/>
+        </w:tcBorders>
+      </w:tcPr>
+    </w:tblStylePr>
+  </w:style>
 </w:styles>
 </file>
 
 <file path=word/glossary/document.xml><?xml version="1.0" encoding="utf-8"?>
-<w:glossaryDocument xmlns:wpc="http://schemas.microsoft.com/office/word/2010/wordprocessingCanvas" xmlns:cx="http://schemas.microsoft.com/office/drawing/2014/chartex" xmlns:cx1="http://schemas.microsoft.com/office/drawing/2015/9/8/chartex" xmlns:cx2="http://schemas.microsoft.com/office/drawing/2015/10/21/chartex" xmlns:cx3="http://schemas.microsoft.com/office/drawing/2016/5/9/chartex" xmlns:cx4="http://schemas.microsoft.com/office/drawing/2016/5/10/chartex" xmlns:cx5="http://schemas.microsoft.com/office/drawing/2016/5/11/chartex" xmlns:cx6="http://schemas.microsoft.com/office/drawing/2016/5/12/chartex" xmlns:cx7="http://schemas.microsoft.com/office/drawing/2016/5/13/chartex" xmlns:cx8="http://schemas.microsoft.com/office/drawing/2016/5/14/chartex" xmlns:mc="http://schemas.openxmlformats.org/markup-compatibility/2006" xmlns:aink="http://schemas.microsoft.com/office/drawing/2016/ink" xmlns:am3d="http://schemas.microsoft.com/office/drawing/2017/model3d" xmlns:o="urn:schemas-microsoft-com:office:office" xmlns:oel="http://schemas.microsoft.com/office/2019/extlst" xmlns:r="http://schemas.openxmlformats.org/officeDocument/2006/relationships" xmlns:m="http://schemas.openxmlformats.org/officeDocument/2006/math" xmlns:v="urn:schemas-microsoft-com:vml" xmlns:wp14="http://schemas.microsoft.com/office/word/2010/wordprocessingDrawing" xmlns:wp="http://schemas.openxmlformats.org/drawingml/2006/wordprocessingDrawing" xmlns:w10="urn:schemas-microsoft-com:office:word" xmlns:w="http://schemas.openxmlformats.org/wordprocessingml/2006/main" xmlns:w14="http://schemas.microsoft.com/office/word/2010/wordml" xmlns:w15="http://schemas.microsoft.com/office/word/2012/wordml" xmlns:w16cex="http://schemas.microsoft.com/office/word/2018/wordml/cex" xmlns:w16cid="http://schemas.microsoft.com/office/word/2016/wordml/cid" xmlns:w16="http://schemas.microsoft.com/office/word/2018/wordml" xmlns:w16du="http://schemas.microsoft.com/office/word/2023/wordml/word16du" xmlns:w16sdtdh="http://schemas.microsoft.com/office/word/2020/wordml/sdtdatahash" xmlns:w16sdtfl="http://schemas.microsoft.com/office/word/2024/wordml/sdtformatlock" xmlns:w16se="http://schemas.microsoft.com/office/word/2015/wordml/symex" xmlns:wpg="http://schemas.microsoft.com/office/word/2010/wordprocessingGroup" xmlns:wpi="http://schemas.microsoft.com/office/word/2010/wordprocessingInk" xmlns:wne="http://schemas.microsoft.com/office/word/2006/wordml" xmlns:wps="http://schemas.microsoft.com/office/word/2010/wordprocessingShape" mc:Ignorable="w14 w15 w16se w16cid w16 w16cex w16sdtdh w16sdtfl w16du wp14">
+<w:glossaryDocument xmlns:wpc="http://schemas.microsoft.com/office/word/2010/wordprocessingCanvas" xmlns:cx="http://schemas.microsoft.com/office/drawing/2014/chartex" xmlns:cx1="http://schemas.microsoft.com/office/drawing/2015/9/8/chartex" xmlns:cx2="http://schemas.microsoft.com/office/drawing/2015/10/21/chartex" xmlns:cx3="http://schemas.microsoft.com/office/drawing/2016/5/9/chartex" xmlns:cx4="http://schemas.microsoft.com/office/drawing/2016/5/10/chartex" xmlns:cx5="http://schemas.microsoft.com/office/drawing/2016/5/11/chartex" xmlns:cx6="http://schemas.microsoft.com/office/drawing/2016/5/12/chartex" xmlns:cx7="http://schemas.microsoft.com/office/drawing/2016/5/13/chartex" xmlns:cx8="http://schemas.microsoft.com/office/drawing/2016/5/14/chartex" xmlns:mc="http://schemas.openxmlformats.org/markup-compatibility/2006" xmlns:aink="http://schemas.microsoft.com/office/drawing/2016/ink" xmlns:am3d="http://schemas.microsoft.com/office/drawing/2017/model3d" xmlns:o="urn:schemas-microsoft-com:office:office" xmlns:oel="http://schemas.microsoft.com/office/2019/extlst" xmlns:r="http://schemas.openxmlformats.org/officeDocument/2006/relationships" xmlns:m="http://schemas.openxmlformats.org/officeDocument/2006/math" xmlns:v="urn:schemas-microsoft-com:vml" xmlns:wp14="http://schemas.microsoft.com/office/word/2010/wordprocessingDrawing" xmlns:wp="http://schemas.openxmlformats.org/drawingml/2006/wordprocessingDrawing" xmlns:w10="urn:schemas-microsoft-com:office:word" xmlns:w="http://schemas.openxmlformats.org/wordprocessingml/2006/main" xmlns:w14="http://schemas.microsoft.com/office/word/2010/wordml" xmlns:w15="http://schemas.microsoft.com/office/word/2012/wordml" xmlns:w16cei="http://schemas.microsoft.com/office/word/2026/wordml/cei" xmlns:w16cex="http://schemas.microsoft.com/office/word/2018/wordml/cex" xmlns:w16cid="http://schemas.microsoft.com/office/word/2016/wordml/cid" xmlns:w16="http://schemas.microsoft.com/office/word/2018/wordml" xmlns:w16du="http://schemas.microsoft.com/office/word/2023/wordml/word16du" xmlns:w16sdtdh="http://schemas.microsoft.com/office/word/2020/wordml/sdtdatahash" xmlns:w16sdtfl="http://schemas.microsoft.com/office/word/2024/wordml/sdtformatlock" xmlns:w16se="http://schemas.microsoft.com/office/word/2015/wordml/symex" xmlns:wpg="http://schemas.microsoft.com/office/word/2010/wordprocessingGroup" xmlns:wpi="http://schemas.microsoft.com/office/word/2010/wordprocessingInk" xmlns:wne="http://schemas.microsoft.com/office/word/2006/wordml" xmlns:wps="http://schemas.microsoft.com/office/word/2010/wordprocessingShape" mc:Ignorable="w14 w15 w16se w16cid w16 w16cex w16sdtdh w16sdtfl w16du wp14">
   <w:docParts>
     <w:docPart>
       <w:docPartPr>
@@ -4341,6 +3665,64 @@
         </w:p>
       </w:docPartBody>
     </w:docPart>
+    <w:docPart>
+      <w:docPartPr>
+        <w:name w:val="5C375613F57B4DDA81FD0D6CE954BEB5"/>
+        <w:category>
+          <w:name w:val="General"/>
+          <w:gallery w:val="placeholder"/>
+        </w:category>
+        <w:types>
+          <w:type w:val="bbPlcHdr"/>
+        </w:types>
+        <w:behaviors>
+          <w:behavior w:val="content"/>
+        </w:behaviors>
+        <w:guid w:val="{D9C26A6B-0D8B-4213-B6F9-BFFFDB1E583F}"/>
+      </w:docPartPr>
+      <w:docPartBody>
+        <w:p>
+          <w:pPr>
+            <w:pStyle w:val="5C375613F57B4DDA81FD0D6CE954BEB5"/>
+          </w:pPr>
+          <w:r>
+            <w:rPr>
+              <w:rStyle w:val="PlaceholderText"/>
+            </w:rPr>
+            <w:t>Click here to enter text.</w:t>
+          </w:r>
+        </w:p>
+      </w:docPartBody>
+    </w:docPart>
+    <w:docPart>
+      <w:docPartPr>
+        <w:name w:val="6374C6E1AADC4A5C8ECD501E1A63E9DD"/>
+        <w:category>
+          <w:name w:val="General"/>
+          <w:gallery w:val="placeholder"/>
+        </w:category>
+        <w:types>
+          <w:type w:val="bbPlcHdr"/>
+        </w:types>
+        <w:behaviors>
+          <w:behavior w:val="content"/>
+        </w:behaviors>
+        <w:guid w:val="{16141684-F3CE-4C49-B4A0-BE5651B7F837}"/>
+      </w:docPartPr>
+      <w:docPartBody>
+        <w:p>
+          <w:pPr>
+            <w:pStyle w:val="6374C6E1AADC4A5C8ECD501E1A63E9DD"/>
+          </w:pPr>
+          <w:r>
+            <w:rPr>
+              <w:rStyle w:val="PlaceholderText"/>
+            </w:rPr>
+            <w:t>Click here to enter text.</w:t>
+          </w:r>
+        </w:p>
+      </w:docPartBody>
+    </w:docPart>
   </w:docParts>
 </w:glossaryDocument>
 </file>
@@ -4348,7 +3730,6 @@
 <file path=word/glossary/fontTable.xml><?xml version="1.0" encoding="utf-8"?>
 <w:fonts xmlns:mc="http://schemas.openxmlformats.org/markup-compatibility/2006" xmlns:r="http://schemas.openxmlformats.org/officeDocument/2006/relationships" xmlns:w="http://schemas.openxmlformats.org/wordprocessingml/2006/main" xmlns:w14="http://schemas.microsoft.com/office/word/2010/wordml" xmlns:w15="http://schemas.microsoft.com/office/word/2012/wordml" xmlns:w16cex="http://schemas.microsoft.com/office/word/2018/wordml/cex" xmlns:w16cid="http://schemas.microsoft.com/office/word/2016/wordml/cid" xmlns:w16="http://schemas.microsoft.com/office/word/2018/wordml" xmlns:w16du="http://schemas.microsoft.com/office/word/2023/wordml/word16du" xmlns:w16sdtdh="http://schemas.microsoft.com/office/word/2020/wordml/sdtdatahash" xmlns:w16sdtfl="http://schemas.microsoft.com/office/word/2024/wordml/sdtformatlock" xmlns:w16se="http://schemas.microsoft.com/office/word/2015/wordml/symex" mc:Ignorable="w14 w15 w16se w16cid w16 w16cex w16sdtdh w16sdtfl w16du">
   <w:font w:name="Aptos">
-    <w:panose1 w:val="020B0004020202020204"/>
     <w:charset w:val="00"/>
     <w:family w:val="swiss"/>
     <w:pitch w:val="variable"/>
@@ -4362,7 +3743,6 @@
     <w:sig w:usb0="E0002EFF" w:usb1="C000785B" w:usb2="00000009" w:usb3="00000000" w:csb0="000001FF" w:csb1="00000000"/>
   </w:font>
   <w:font w:name="Aptos Display">
-    <w:panose1 w:val="020B0004020202020204"/>
     <w:charset w:val="00"/>
     <w:family w:val="swiss"/>
     <w:pitch w:val="variable"/>
@@ -4396,6 +3776,7 @@
 <w:settings xmlns:mc="http://schemas.openxmlformats.org/markup-compatibility/2006" xmlns:o="urn:schemas-microsoft-com:office:office" xmlns:r="http://schemas.openxmlformats.org/officeDocument/2006/relationships" xmlns:m="http://schemas.openxmlformats.org/officeDocument/2006/math" xmlns:v="urn:schemas-microsoft-com:vml" xmlns:w10="urn:schemas-microsoft-com:office:word" xmlns:w="http://schemas.openxmlformats.org/wordprocessingml/2006/main" xmlns:w14="http://schemas.microsoft.com/office/word/2010/wordml" xmlns:w15="http://schemas.microsoft.com/office/word/2012/wordml" xmlns:w16cex="http://schemas.microsoft.com/office/word/2018/wordml/cex" xmlns:w16cid="http://schemas.microsoft.com/office/word/2016/wordml/cid" xmlns:w16="http://schemas.microsoft.com/office/word/2018/wordml" xmlns:w16du="http://schemas.microsoft.com/office/word/2023/wordml/word16du" xmlns:w16sdtdh="http://schemas.microsoft.com/office/word/2020/wordml/sdtdatahash" xmlns:w16sdtfl="http://schemas.microsoft.com/office/word/2024/wordml/sdtformatlock" xmlns:w16se="http://schemas.microsoft.com/office/word/2015/wordml/symex" xmlns:sl="http://schemas.openxmlformats.org/schemaLibrary/2006/main" mc:Ignorable="w14 w15 w16se w16cid w16 w16cex w16sdtdh w16sdtfl w16du">
   <w:view w:val="normal"/>
   <w:defaultTabStop w:val="720"/>
+  <w:hyphenationZone w:val="425"/>
   <w:characterSpacingControl w:val="doNotCompress"/>
   <w:compat>
     <w:useFELayout/>
@@ -4408,9 +3789,15 @@
   </w:compat>
   <w:rsids>
     <w:rsidRoot w:val="00B12250"/>
+    <w:rsid w:val="004E245F"/>
     <w:rsid w:val="008D58E6"/>
+    <w:rsid w:val="008E7FCD"/>
     <w:rsid w:val="00B12250"/>
+    <w:rsid w:val="00BA2A95"/>
+    <w:rsid w:val="00BB4AE1"/>
+    <w:rsid w:val="00BE6B69"/>
     <w:rsid w:val="00CE2DFA"/>
+    <w:rsid w:val="00D36141"/>
   </w:rsids>
   <m:mathPr>
     <m:mathFont m:val="Cambria Math"/>
@@ -4427,7 +3814,7 @@
   </m:mathPr>
   <w:themeFontLang w:val="en-DK"/>
   <w:clrSchemeMapping w:bg1="light1" w:t1="dark1" w:bg2="light2" w:t2="dark2" w:accent1="accent1" w:accent2="accent2" w:accent3="accent3" w:accent4="accent4" w:accent5="accent5" w:accent6="accent6" w:hyperlink="hyperlink" w:followedHyperlink="followedHyperlink"/>
-  <w:decimalSymbol w:val="."/>
+  <w:decimalSymbol w:val=","/>
   <w:listSeparator w:val=","/>
   <w15:chartTrackingRefBased/>
 </w:settings>
@@ -4866,22 +4253,21 @@
     <w:basedOn w:val="DefaultParagraphFont"/>
     <w:uiPriority w:val="99"/>
     <w:semiHidden/>
-    <w:rsid w:val="00B12250"/>
+    <w:rsid w:val="00BB4AE1"/>
+  </w:style>
+  <w:style w:type="paragraph" w:customStyle="1" w:styleId="5C375613F57B4DDA81FD0D6CE954BEB5">
+    <w:name w:val="5C375613F57B4DDA81FD0D6CE954BEB5"/>
+    <w:rsid w:val="00BB4AE1"/>
     <w:rPr>
-      <w:color w:val="666666"/>
+      <w:lang w:val="da-DK" w:eastAsia="da-DK"/>
     </w:rPr>
   </w:style>
-  <w:style w:type="paragraph" w:customStyle="1" w:styleId="AA3E6D4780B74D709A6CA4F0032119A6">
-    <w:name w:val="AA3E6D4780B74D709A6CA4F0032119A6"/>
-    <w:rsid w:val="00B12250"/>
-  </w:style>
-  <w:style w:type="paragraph" w:customStyle="1" w:styleId="3672A890CF7C4AC39A33CC01380AD4B7">
-    <w:name w:val="3672A890CF7C4AC39A33CC01380AD4B7"/>
-    <w:rsid w:val="00B12250"/>
-  </w:style>
-  <w:style w:type="paragraph" w:customStyle="1" w:styleId="137E86B7889B4057866BEA650C26D3CE">
-    <w:name w:val="137E86B7889B4057866BEA650C26D3CE"/>
-    <w:rsid w:val="00B12250"/>
+  <w:style w:type="paragraph" w:customStyle="1" w:styleId="6374C6E1AADC4A5C8ECD501E1A63E9DD">
+    <w:name w:val="6374C6E1AADC4A5C8ECD501E1A63E9DD"/>
+    <w:rsid w:val="00BB4AE1"/>
+    <w:rPr>
+      <w:lang w:val="da-DK" w:eastAsia="da-DK"/>
+    </w:rPr>
   </w:style>
   <w:style w:type="paragraph" w:customStyle="1" w:styleId="0A9C66CC9DD043A9AED64FD8D28268FD">
     <w:name w:val="0A9C66CC9DD043A9AED64FD8D28268FD"/>
@@ -5236,9 +4622,7 @@
 </we:webextension>
 </file>
 
-<file path=customXml/item1.xml>��< ? x m l   v e r s i o n = " 1 . 0 "   e n c o d i n g = " u t f - 1 6 " ? > - 
- < N a v W o r d R e p o r t X m l P a r t   x m l n s = " u r n : m i c r o s o f t - d y n a m i c s - n a v / r e p o r t s / S t a n d a r d _ S a l e s _ I n v o i c e / 1 3 0 6 / " > +<file path=customXml/item1.xml>��< ? x m l   v e r s i o n = " 1 . 0 "   e n c o d i n g = " u t f - 1 6 " ? > < N a v W o r d R e p o r t X m l P a r t   x m l n s = " u r n : m i c r o s o f t - d y n a m i c s - n a v / r e p o r t s / S t a n d a r d _ S a l e s _ I n v o i c e / 1 3 0 6 / " >   
      < B C R e p o r t I n f o r m a t i o n >   
@@ -5302,84 +4686,6 @@
  
          < / R e p o r t R e q u e s t >   
-         < C o m p a n y M e t a d a t a > - 
-             < C o m p a n y N a m e > C o m p a n y   N a m e < / C o m p a n y N a m e > - 
-             < C o m p a n y D i s p l a y N a m e > C o m p a n y   D i s p l a y   N a m e < / C o m p a n y D i s p l a y N a m e > - 
-             < C o m p a n y A d d r e s s L i n e s > - 
-                 < C o m p a n y A d d r e s s L i n e > C o m p a n y   A d d r e s s   L i n e   1 < / C o m p a n y A d d r e s s L i n e > - 
-                 < C o m p a n y A d d r e s s L i n e > C o m p a n y   A d d r e s s   L i n e   2 < / C o m p a n y A d d r e s s L i n e > - 
-                 < C o m p a n y A d d r e s s L i n e > C o m p a n y   A d d r e s s   L i n e   3 < / C o m p a n y A d d r e s s L i n e > - 
-                 < C o m p a n y A d d r e s s L i n e > C o m p a n y   A d d r e s s   L i n e   4 < / C o m p a n y A d d r e s s L i n e > - 
-                 < C o m p a n y A d d r e s s L i n e > C o m p a n y   A d d r e s s   L i n e   5 < / C o m p a n y A d d r e s s L i n e > - 
-                 < C o m p a n y A d d r e s s L i n e > C o m p a n y   A d d r e s s   L i n e   6 < / C o m p a n y A d d r e s s L i n e > - 
-                 < C o m p a n y A d d r e s s L i n e > C o m p a n y   A d d r e s s   L i n e   7 < / C o m p a n y A d d r e s s L i n e > - 
-                 < C o m p a n y A d d r e s s L i n e > C o m p a n y   A d d r e s s   L i n e   8 < / C o m p a n y A d d r e s s L i n e > - 
-             < / C o m p a n y A d d r e s s L i n e s > - 
-             < C o m p a n y P h o n e > C o m p a n y   P h o n e < / C o m p a n y P h o n e > - 
-             < C o m p a n y P h o n e C a p t i o n > C o m p a n y   P h o n e   C a p t i o n < / C o m p a n y P h o n e C a p t i o n > - 
-             < C o m p a n y F a x N o > C o m p a n y   F a x   N o . < / C o m p a n y F a x N o > - 
-             < C o m p a n y F a x N o C a p t i o n > C o m p a n y   F a x   N o .   C a p t i o n < / C o m p a n y F a x N o C a p t i o n > - 
-             < C o m p a n y E m a i l > C o m p a n y   E m a i l < / C o m p a n y E m a i l > - 
-             < C o m p a n y E m a i l C a p t i o n > C o m p a n y   E m a i l   C a p t i o n < / C o m p a n y E m a i l C a p t i o n > - 
-             < C o m p a n y H o m e P a g e > C o m p a n y   H o m e   P a g e < / C o m p a n y H o m e P a g e > - 
-             < C o m p a n y H o m e P a g e C a p t i o n > C o m p a n y   H o m e   P a g e   C a p t i o n < / C o m p a n y H o m e P a g e C a p t i o n > - 
-             < C o m p a n y L o g o > C o m p a n y   L o g o < / C o m p a n y L o g o > - 
-             < C o m p a n y V A T R e g i s t r a t i o n N o > C o m p a n y   V A T   R e g i s t r a t i o n   N o . < / C o m p a n y V A T R e g i s t r a t i o n N o > - 
-             < C o m p a n y V A T R e g i s t r a t i o n N o C a p t i o n > C o m p a n y   V A T   R e g i s t r a t i o n   N o .   C a p t i o n < / C o m p a n y V A T R e g i s t r a t i o n N o C a p t i o n > - 
-             < C o m p a n y R e g i s t r a t i o n N o > C o m p a n y   R e g i s t r a t i o n   N o . < / C o m p a n y R e g i s t r a t i o n N o > - 
-             < C o m p a n y R e g i s t r a t i o n N o C a p t i o n > C o m p a n y   R e g i s t r a t i o n   N o .   C a p t i o n < / C o m p a n y R e g i s t r a t i o n N o C a p t i o n > - 
-             < C o m p a n y B a n k N a m e > C o m p a n y   B a n k   N a m e < / C o m p a n y B a n k N a m e > - 
-             < C o m p a n y B a n k N a m e C a p t i o n > C o m p a n y   B a n k   N a m e   C a p t i o n < / C o m p a n y B a n k N a m e C a p t i o n > - 
-             < C o m p a n y B a n k A c c o u n t N o > C o m p a n y   B a n k   A c c o u n t   N o . < / C o m p a n y B a n k A c c o u n t N o > - 
-             < C o m p a n y B a n k A c c o u n t N o C a p t i o n > C o m p a n y   B a n k   A c c o u n t   N o .   C a p t i o n < / C o m p a n y B a n k A c c o u n t N o C a p t i o n > - 
-             < C o m p a n y B a n k B r a n c h N o > C o m p a n y   B a n k   B r a n c h   N o . < / C o m p a n y B a n k B r a n c h N o > - 
-             < C o m p a n y B a n k B r a n c h N o C a p t i o n > C o m p a n y   B a n k   B r a n c h   N o .   C a p t i o n < / C o m p a n y B a n k B r a n c h N o C a p t i o n > - 
-             < C o m p a n y I B A N > C o m p a n y   I B A N < / C o m p a n y I B A N > - 
-             < C o m p a n y I B A N C a p t i o n > C o m p a n y   I B A N   C a p t i o n < / C o m p a n y I B A N C a p t i o n > - 
-             < C o m p a n y B a n k S W I F T > C o m p a n y   B a n k   S W I F T < / C o m p a n y B a n k S W I F T > - 
-             < C o m p a n y B a n k S W I F T C a p t i o n > C o m p a n y   B a n k   S W I F T   C a p t i o n < / C o m p a n y B a n k S W I F T C a p t i o n > - 
-             < C o m p a n y G i r o N o > C o m p a n y   G i r o   N o . < / C o m p a n y G i r o N o > - 
-             < C o m p a n y G i r o N o C a p t i o n > C o m p a n y   G i r o   N o .   C a p t i o n < / C o m p a n y G i r o N o C a p t i o n > - 
-         < / C o m p a n y M e t a d a t a > - 
      < / B C R e p o r t I n f o r m a t i o n >   
      < H e a d e r > @@ -5404,6 +4710,8 @@
  
          < C h e c k s P a y a b l e _ L b l > C h e c k s P a y a b l e _ L b l < / C h e c k s P a y a b l e _ L b l >   
+         < C O 2 e P e r U n i t _ L b l > C O 2 e P e r U n i t _ L b l < / C O 2 e P e r U n i t _ L b l > + 
          < C o m p a n y A d d r e s s 1 > C o m p a n y A d d r e s s 1 < / C o m p a n y A d d r e s s 1 >   
          < C o m p a n y A d d r e s s 2 > C o m p a n y A d d r e s s 2 < / C o m p a n y A d d r e s s 2 > @@ -5460,7 +4768,7 @@
  
          < C o m p a n y P h o n e N o _ L b l > C o m p a n y P h o n e N o _ L b l < / C o m p a n y P h o n e N o _ L b l >   
-         < C o m p a n y P i c t u r e   / > +         < C o m p a n y P i c t u r e / >   
          < C o m p a n y R e g i s t r a t i o n N u m b e r > C o m p a n y R e g i s t r a t i o n N u m b e r < / C o m p a n y R e g i s t r a t i o n N u m b e r >   
@@ -5500,6 +4808,8 @@
  
          < C u s t o m e r P o s t a l B a r C o d e > C u s t o m e r P o s t a l B a r C o d e < / C u s t o m e r P o s t a l B a r C o d e >   
+         < D i s c l a i m e r _ L b l > D i s c l a i m e r _ L b l < / D i s c l a i m e r _ L b l > + 
          < D i s p l a y A d d i t i o n a l F e e N o t e > D i s p l a y A d d i t i o n a l F e e N o t e < / D i s p l a y A d d i t i o n a l F e e N o t e >   
          < D o c u m e n t D a t e > D o c u m e n t D a t e < / D o c u m e n t D a t e > @@ -5570,24 +4880,30 @@
  
          < P r i c e s I n c l u d i n g V A T > P r i c e s I n c l u d i n g V A T < / P r i c e s I n c l u d i n g V A T >   
+         < P r i c e s I n c l u d i n g V A T _ L b l > P r i c e s I n c l u d i n g V A T _ L b l < / P r i c e s I n c l u d i n g V A T _ L b l > + 
          < P r i c e s I n c l u d i n g V A T Y e s N o > P r i c e s I n c l u d i n g V A T Y e s N o < / P r i c e s I n c l u d i n g V A T Y e s N o >   
-         < P r i c e s I n c l u d i n g V A T _ L b l > P r i c e s I n c l u d i n g V A T _ L b l < / P r i c e s I n c l u d i n g V A T _ L b l > +         < Q R _ C o d e _ I m a g e > Q R _ C o d e _ I m a g e < / Q R _ C o d e _ I m a g e > + 
+         < Q R _ C o d e _ I m a g e _ L b l > Q R _ C o d e _ I m a g e _ L b l < / Q R _ C o d e _ I m a g e _ L b l >   
          < Q u e s t i o n s _ L b l > Q u e s t i o n s _ L b l < / Q u e s t i o n s _ L b l >   
+         < R e c u r r i n g B i l l i n g > R e c u r r i n g B i l l i n g < / R e c u r r i n g B i l l i n g > + 
          < R e m a i n i n g A m o u n t > R e m a i n i n g A m o u n t < / R e m a i n i n g A m o u n t >   
          < R e m a i n i n g A m o u n t T e x t > R e m a i n i n g A m o u n t T e x t < / R e m a i n i n g A m o u n t T e x t >   
          < S a l e s I n v o i c e L i n e D i s c o u n t _ L b l > S a l e s I n v o i c e L i n e D i s c o u n t _ L b l < / S a l e s I n v o i c e L i n e D i s c o u n t _ L b l >   
+         < S a l e s P e r s o n _ L b l > S a l e s P e r s o n _ L b l < / S a l e s P e r s o n _ L b l > + 
          < S a l e s P e r s o n B l a n k _ L b l > S a l e s P e r s o n B l a n k _ L b l < / S a l e s P e r s o n B l a n k _ L b l >   
          < S a l e s P e r s o n N a m e > S a l e s P e r s o n N a m e < / S a l e s P e r s o n N a m e >   
-         < S a l e s P e r s o n _ L b l > S a l e s P e r s o n _ L b l < / S a l e s P e r s o n _ L b l > - 
          < S e l l T o C o n t a c t E m a i l > S e l l T o C o n t a c t E m a i l < / S e l l T o C o n t a c t E m a i l >   
          < S e l l T o C o n t a c t E m a i l L b l > S e l l T o C o n t a c t E m a i l L b l < / S e l l T o C o n t a c t E m a i l L b l > @@ -5608,6 +4924,8 @@
  
          < S e l l T o P h o n e N o > S e l l T o P h o n e N o < / S e l l T o P h o n e N o >   
+         < S h i p m e n t _ L b l > S h i p m e n t _ L b l < / S h i p m e n t _ L b l > + 
          < S h i p m e n t D a t e > S h i p m e n t D a t e < / S h i p m e n t D a t e >   
          < S h i p m e n t D a t e _ L b l > S h i p m e n t D a t e _ L b l < / S h i p m e n t D a t e _ L b l > @@ -5616,12 +4934,12 @@
  
          < S h i p m e n t M e t h o d D e s c r i p t i o n _ L b l > S h i p m e n t M e t h o d D e s c r i p t i o n _ L b l < / S h i p m e n t M e t h o d D e s c r i p t i o n _ L b l >   
-         < S h i p m e n t _ L b l > S h i p m e n t _ L b l < / S h i p m e n t _ L b l > - 
          < S h i p p i n g A g e n t C o d e > S h i p p i n g A g e n t C o d e < / S h i p p i n g A g e n t C o d e >   
          < S h i p p i n g A g e n t C o d e _ L b l > S h i p p i n g A g e n t C o d e _ L b l < / S h i p p i n g A g e n t C o d e _ L b l >   
+         < S h i p T o A d d r e s s _ L b l > S h i p T o A d d r e s s _ L b l < / S h i p T o A d d r e s s _ L b l > + 
          < S h i p T o A d d r e s s 1 > S h i p T o A d d r e s s 1 < / S h i p T o A d d r e s s 1 >   
          < S h i p T o A d d r e s s 2 > S h i p T o A d d r e s s 2 < / S h i p T o A d d r e s s 2 > @@ -5638,8 +4956,6 @@
  
          < S h i p T o A d d r e s s 8 > S h i p T o A d d r e s s 8 < / S h i p T o A d d r e s s 8 >   
-         < S h i p T o A d d r e s s _ L b l > S h i p T o A d d r e s s _ L b l < / S h i p T o A d d r e s s _ L b l > - 
          < S h i p T o P h o n e N o > S h i p T o P h o n e N o < / S h i p T o P h o n e N o >   
          < S h o w S h i p p i n g A d d r e s s > S h o w S h i p p i n g A d d r e s s < / S h o w S h i p p i n g A d d r e s s > @@ -5652,16 +4968,18 @@
  
          < T o t a l _ L b l > T o t a l _ L b l < / T o t a l _ L b l >   
+         < T o t a l C O 2 e _ L b l > T o t a l C O 2 e _ L b l < / T o t a l C O 2 e _ L b l > + 
+         < V A T A m o u n t _ L b l > V A T A m o u n t _ L b l < / V A T A m o u n t _ L b l > + 
          < V A T A m o u n t S p e c i f i c a t i o n _ L b l > V A T A m o u n t S p e c i f i c a t i o n _ L b l < / V A T A m o u n t S p e c i f i c a t i o n _ L b l >   
-         < V A T A m o u n t _ L b l > V A T A m o u n t _ L b l < / V A T A m o u n t _ L b l > - 
          < V A T B a s e _ L b l > V A T B a s e _ L b l < / V A T B a s e _ L b l >   
+         < V A T C l a u s e _ L b l > V A T C l a u s e _ L b l < / V A T C l a u s e _ L b l > + 
          < V A T C l a u s e s _ L b l > V A T C l a u s e s _ L b l < / V A T C l a u s e s _ L b l >   
-         < V A T C l a u s e _ L b l > V A T C l a u s e _ L b l < / V A T C l a u s e _ L b l > - 
          < V A T I d e n t i f i e r _ L b l > V A T I d e n t i f i e r _ L b l < / V A T I d e n t i f i e r _ L b l >   
          < V A T P e r c e n t a g e _ L b l > V A T P e r c e n t a g e _ L b l < / V A T P e r c e n t a g e _ L b l > @@ -5686,6 +5004,12 @@
  
              < A m o u n t I n c l u d i n g V A T _ L i n e _ L b l > A m o u n t I n c l u d i n g V A T _ L i n e _ L b l < / A m o u n t I n c l u d i n g V A T _ L i n e _ L b l >   
+             < C O 2 e P e r U n i t _ L i n e > C O 2 e P e r U n i t _ L i n e < / C O 2 e P e r U n i t _ L i n e > + 
+             < C o n t r a c t L i n e N o > C o n t r a c t L i n e N o < / C o n t r a c t L i n e N o > + 
+             < C o n t r a c t N o > C o n t r a c t N o < / C o n t r a c t N o > + 
              < D e s c r i p t i o n _ L i n e > D e s c r i p t i o n _ L i n e < / D e s c r i p t i o n _ L i n e >   
              < D e s c r i p t i o n _ L i n e _ L b l > D e s c r i p t i o n _ L i n e _ L b l < / D e s c r i p t i o n _ L i n e _ L b l > @@ -5702,10 +5026,10 @@
  
              < J o b N o _ L b l > J o b N o _ L b l < / J o b N o _ L b l >   
+             < J o b T a s k D e s c _ L b l > J o b T a s k D e s c _ L b l < / J o b T a s k D e s c _ L b l > + 
              < J o b T a s k D e s c r i p t i o n > J o b T a s k D e s c r i p t i o n < / J o b T a s k D e s c r i p t i o n >   
-             < J o b T a s k D e s c _ L b l > J o b T a s k D e s c _ L b l < / J o b T a s k D e s c _ L b l > - 
              < J o b T a s k N o > J o b T a s k N o < / J o b T a s k N o >   
              < J o b T a s k N o _ L b l > J o b T a s k N o _ L b l < / J o b T a s k N o _ L b l > @@ -5714,22 +5038,26 @@
  
              < L i n e A m o u n t _ L i n e _ L b l > L i n e A m o u n t _ L i n e _ L b l < / L i n e A m o u n t _ L i n e _ L b l >   
+             < L i n e D i s c o u n t P e r c e n t _ L i n e > L i n e D i s c o u n t P e r c e n t _ L i n e < / L i n e D i s c o u n t P e r c e n t _ L i n e > + 
              < L i n e D i s c o u n t P e r c e n t T e x t _ L i n e > L i n e D i s c o u n t P e r c e n t T e x t _ L i n e < / L i n e D i s c o u n t P e r c e n t T e x t _ L i n e >   
-             < L i n e D i s c o u n t P e r c e n t _ L i n e > L i n e D i s c o u n t P e r c e n t _ L i n e < / L i n e D i s c o u n t P e r c e n t _ L i n e > - 
              < L i n e N o _ L i n e > L i n e N o _ L i n e < / L i n e N o _ L i n e >   
+             < P r i c e _ L b l > P r i c e _ L b l < / P r i c e _ L b l > + 
              < P r i c e P e r _ L b l > P r i c e P e r _ L b l < / P r i c e P e r _ L b l >   
-             < P r i c e _ L b l > P r i c e _ L b l < / P r i c e _ L b l > - 
              < Q t y _ L b l > Q t y _ L b l < / Q t y _ L b l >   
              < Q u a n t i t y _ L i n e > Q u a n t i t y _ L i n e < / Q u a n t i t y _ L i n e >   
              < Q u a n t i t y _ L i n e _ L b l > Q u a n t i t y _ L i n e _ L b l < / Q u a n t i t y _ L i n e _ L b l >   
+             < R e c u r r i n g B i l l i n g f r o m > R e c u r r i n g B i l l i n g f r o m < / R e c u r r i n g B i l l i n g f r o m > + 
+             < R e c u r r i n g B i l l i n g t o > R e c u r r i n g B i l l i n g t o < / R e c u r r i n g B i l l i n g t o > + 
              < S h i p m e n t D a t e _ L i n e > S h i p m e n t D a t e _ L i n e < / S h i p m e n t D a t e _ L i n e >   
              < S h i p m e n t D a t e _ L i n e _ L b l > S h i p m e n t D a t e _ L i n e _ L b l < / S h i p m e n t D a t e _ L i n e _ L b l > @@ -5738,6 +5066,8 @@
  
              < T y p e _ L i n e > T y p e _ L i n e < / T y p e _ L i n e >   
+             < U n i t _ L b l > U n i t _ L b l < / U n i t _ L b l > + 
              < U n i t O f M e a s u r e > U n i t O f M e a s u r e < / U n i t O f M e a s u r e >   
              < U n i t O f M e a s u r e _ L b l > U n i t O f M e a s u r e _ L b l < / U n i t O f M e a s u r e _ L b l > @@ -5746,8 +5076,6 @@
  
              < U n i t P r i c e _ L b l > U n i t P r i c e _ L b l < / U n i t P r i c e _ L b l >   
-             < U n i t _ L b l > U n i t _ L b l < / U n i t _ L b l > - 
              < V A T I d e n t i f i e r _ L i n e > V A T I d e n t i f i e r _ L i n e < / V A T I d e n t i f i e r _ L i n e >   
              < V A T I d e n t i f i e r _ L i n e _ L b l > V A T I d e n t i f i e r _ L i n e _ L b l < / V A T I d e n t i f i e r _ L i n e _ L b l > @@ -5810,22 +5138,22 @@
  
              < N o O f V A T I d e n t i f i e r s > N o O f V A T I d e n t i f i e r s < / N o O f V A T I d e n t i f i e r s >   
+             < V A T A m o u n t _ V a t A m o u n t L i n e > V A T A m o u n t _ V a t A m o u n t L i n e < / V A T A m o u n t _ V a t A m o u n t L i n e > + 
+             < V A T A m o u n t _ V a t A m o u n t L i n e _ L b l > V A T A m o u n t _ V a t A m o u n t L i n e _ L b l < / V A T A m o u n t _ V a t A m o u n t L i n e _ L b l > + 
              < V A T A m o u n t L C Y _ V A T A m o u n t L i n e > V A T A m o u n t L C Y _ V A T A m o u n t L i n e < / V A T A m o u n t L C Y _ V A T A m o u n t L i n e >   
              < V A T A m o u n t L C Y _ V A T A m o u n t L i n e _ L b l > V A T A m o u n t L C Y _ V A T A m o u n t L i n e _ L b l < / V A T A m o u n t L C Y _ V A T A m o u n t L i n e _ L b l >   
-             < V A T A m o u n t _ V a t A m o u n t L i n e > V A T A m o u n t _ V a t A m o u n t L i n e < / V A T A m o u n t _ V a t A m o u n t L i n e > - 
-             < V A T A m o u n t _ V a t A m o u n t L i n e _ L b l > V A T A m o u n t _ V a t A m o u n t L i n e _ L b l < / V A T A m o u n t _ V a t A m o u n t L i n e _ L b l > +             < V A T B a s e _ V a t A m o u n t L i n e > V A T B a s e _ V a t A m o u n t L i n e < / V A T B a s e _ V a t A m o u n t L i n e > + 
+             < V A T B a s e _ V a t A m o u n t L i n e _ L b l > V A T B a s e _ V a t A m o u n t L i n e _ L b l < / V A T B a s e _ V a t A m o u n t L i n e _ L b l >   
              < V A T B a s e L C Y _ V A T A m o u n t L i n e > V A T B a s e L C Y _ V A T A m o u n t L i n e < / V A T B a s e L C Y _ V A T A m o u n t L i n e >   
              < V A T B a s e L C Y _ V A T A m o u n t L i n e _ L b l > V A T B a s e L C Y _ V A T A m o u n t L i n e _ L b l < / V A T B a s e L C Y _ V A T A m o u n t L i n e _ L b l >   
-             < V A T B a s e _ V a t A m o u n t L i n e > V A T B a s e _ V a t A m o u n t L i n e < / V A T B a s e _ V a t A m o u n t L i n e > - 
-             < V A T B a s e _ V a t A m o u n t L i n e _ L b l > V A T B a s e _ V a t A m o u n t L i n e _ L b l < / V A T B a s e _ V a t A m o u n t L i n e _ L b l > - 
              < V A T I d e n t i f i e r _ V a t A m o u n t L i n e > V A T I d e n t i f i e r _ V a t A m o u n t L i n e < / V A T I d e n t i f i e r _ V a t A m o u n t L i n e >   
              < V A T I d e n t i f i e r _ V a t A m o u n t L i n e _ L b l > V A T I d e n t i f i e r _ V a t A m o u n t L i n e _ L b l < / V A T I d e n t i f i e r _ V a t A m o u n t L i n e _ L b l > @@ -5842,10 +5170,10 @@
  
              < C o d e _ V A T C l a u s e L i n e _ L b l > C o d e _ V A T C l a u s e L i n e _ L b l < / C o d e _ V A T C l a u s e L i n e _ L b l >   
+             < D e s c r i p t i o n _ V A T C l a u s e L i n e > D e s c r i p t i o n _ V A T C l a u s e L i n e < / D e s c r i p t i o n _ V A T C l a u s e L i n e > + 
              < D e s c r i p t i o n 2 _ V A T C l a u s e L i n e > D e s c r i p t i o n 2 _ V A T C l a u s e L i n e < / D e s c r i p t i o n 2 _ V A T C l a u s e L i n e >   
-             < D e s c r i p t i o n _ V A T C l a u s e L i n e > D e s c r i p t i o n _ V A T C l a u s e L i n e < / D e s c r i p t i o n _ V A T C l a u s e L i n e > - 
              < N o O f V A T C l a u s e s > N o O f V A T C l a u s e s < / N o O f V A T C l a u s e s >   
              < V A T A m o u n t _ V A T C l a u s e L i n e > V A T A m o u n t _ V A T C l a u s e L i n e < / V A T A m o u n t _ V A T C l a u s e L i n e > @@ -5858,10 +5186,10 @@
  
          < R e p o r t T o t a l s L i n e >   
+             < A m o u n t _ R e p o r t T o t a l s L i n e > A m o u n t _ R e p o r t T o t a l s L i n e < / A m o u n t _ R e p o r t T o t a l s L i n e > + 
              < A m o u n t F o r m a t t e d _ R e p o r t T o t a l s L i n e > A m o u n t F o r m a t t e d _ R e p o r t T o t a l s L i n e < / A m o u n t F o r m a t t e d _ R e p o r t T o t a l s L i n e >   
-             < A m o u n t _ R e p o r t T o t a l s L i n e > A m o u n t _ R e p o r t T o t a l s L i n e < / A m o u n t _ R e p o r t T o t a l s L i n e > - 
              < D e s c r i p t i o n _ R e p o r t T o t a l s L i n e > D e s c r i p t i o n _ R e p o r t T o t a l s L i n e < / D e s c r i p t i o n _ R e p o r t T o t a l s L i n e >   
              < F o n t B o l d _ R e p o r t T o t a l s L i n e > F o n t B o l d _ R e p o r t T o t a l s L i n e < / F o n t B o l d _ R e p o r t T o t a l s L i n e > @@ -5870,6 +5198,74 @@
  
          < / R e p o r t T o t a l s L i n e >   
+         < C o n t r a c t B i l l i n g D e t a i l s M a p p i n g > + 
+             < C o n t r a c t B i l l i n g D e t a i l s C o n t r a c t N o L b l > C o n t r a c t B i l l i n g D e t a i l s C o n t r a c t N o L b l < / C o n t r a c t B i l l i n g D e t a i l s C o n t r a c t N o L b l > + 
+             < C o n t r a c t B i l l i n g D e t a i l s C u s t o m e r L b l > C o n t r a c t B i l l i n g D e t a i l s C u s t o m e r L b l < / C o n t r a c t B i l l i n g D e t a i l s C u s t o m e r L b l > + 
+             < C o n t r a c t B i l l i n g D e t a i l s P o s i t i o n D e s c r i p t i o n L b l > C o n t r a c t B i l l i n g D e t a i l s P o s i t i o n D e s c r i p t i o n L b l < / C o n t r a c t B i l l i n g D e t a i l s P o s i t i o n D e s c r i p t i o n L b l > + 
+             < C o n t r a c t B i l l i n g D e t a i l s P o s i t i o n N o L b l > C o n t r a c t B i l l i n g D e t a i l s P o s i t i o n N o L b l < / C o n t r a c t B i l l i n g D e t a i l s P o s i t i o n N o L b l > + 
+             < C o n t r a c t B i l l i n g D e t a i l s G r o u p i n g > + 
+                 < C o n t r a c t B i l l i n g D e t a i l s A m o u n t L b l > C o n t r a c t B i l l i n g D e t a i l s A m o u n t L b l < / C o n t r a c t B i l l i n g D e t a i l s A m o u n t L b l > + 
+                 < C o n t r a c t B i l l i n g D e t a i l s C o n t r a c t N o > C o n t r a c t B i l l i n g D e t a i l s C o n t r a c t N o < / C o n t r a c t B i l l i n g D e t a i l s C o n t r a c t N o > + 
+                 < C o n t r a c t B i l l i n g D e t a i l s C u r r e n c y C o d e L b l > C o n t r a c t B i l l i n g D e t a i l s C u r r e n c y C o d e L b l < / C o n t r a c t B i l l i n g D e t a i l s C u r r e n c y C o d e L b l > + 
+                 < C o n t r a c t B i l l i n g D e t a i l s C u s t o m e r N a m e > C o n t r a c t B i l l i n g D e t a i l s C u s t o m e r N a m e < / C o n t r a c t B i l l i n g D e t a i l s C u s t o m e r N a m e > + 
+                 < C o n t r a c t B i l l i n g D e t a i l s D a y s L b l > C o n t r a c t B i l l i n g D e t a i l s D a y s L b l < / C o n t r a c t B i l l i n g D e t a i l s D a y s L b l > + 
+                 < C o n t r a c t B i l l i n g D e t a i l s D e s c r i p t i o n L b l > C o n t r a c t B i l l i n g D e t a i l s D e s c r i p t i o n L b l < / C o n t r a c t B i l l i n g D e t a i l s D e s c r i p t i o n L b l > + 
+                 < C o n t r a c t B i l l i n g D e t a i l s D i s c o u n t A m o u n t L b l > C o n t r a c t B i l l i n g D e t a i l s D i s c o u n t A m o u n t L b l < / C o n t r a c t B i l l i n g D e t a i l s D i s c o u n t A m o u n t L b l > + 
+                 < C o n t r a c t B i l l i n g D e t a i l s D i s c o u n t P e r c e n t L b l > C o n t r a c t B i l l i n g D e t a i l s D i s c o u n t P e r c e n t L b l < / C o n t r a c t B i l l i n g D e t a i l s D i s c o u n t P e r c e n t L b l > + 
+                 < C o n t r a c t B i l l i n g D e t a i l s E n d D a t e L b l > C o n t r a c t B i l l i n g D e t a i l s E n d D a t e L b l < / C o n t r a c t B i l l i n g D e t a i l s E n d D a t e L b l > + 
+                 < C o n t r a c t B i l l i n g D e t a i l s P o s i t i o n D e s c r i p t i o n > C o n t r a c t B i l l i n g D e t a i l s P o s i t i o n D e s c r i p t i o n < / C o n t r a c t B i l l i n g D e t a i l s P o s i t i o n D e s c r i p t i o n > + 
+                 < C o n t r a c t B i l l i n g D e t a i l s P o s i t i o n N o > C o n t r a c t B i l l i n g D e t a i l s P o s i t i o n N o < / C o n t r a c t B i l l i n g D e t a i l s P o s i t i o n N o > + 
+                 < C o n t r a c t B i l l i n g D e t a i l s Q t y L b l > C o n t r a c t B i l l i n g D e t a i l s Q t y L b l < / C o n t r a c t B i l l i n g D e t a i l s Q t y L b l > + 
+                 < C o n t r a c t B i l l i n g D e t a i l s S a l e s P r i c e L b l > C o n t r a c t B i l l i n g D e t a i l s S a l e s P r i c e L b l < / C o n t r a c t B i l l i n g D e t a i l s S a l e s P r i c e L b l > + 
+                 < C o n t r a c t B i l l i n g D e t a i l s S t a r t D a t e L b l > C o n t r a c t B i l l i n g D e t a i l s S t a r t D a t e L b l < / C o n t r a c t B i l l i n g D e t a i l s S t a r t D a t e L b l > + 
+                 < C o n t r a c t B i l l i n g D e t a i l s > + 
+                     < C o n t r a c t B i l l i n g D e t a i l s B i l l i n g A m o u n t > C o n t r a c t B i l l i n g D e t a i l s B i l l i n g A m o u n t < / C o n t r a c t B i l l i n g D e t a i l s B i l l i n g A m o u n t > + 
+                     < C o n t r a c t B i l l i n g D e t a i l s B i l l i n g D i s c o u n t A m o u n t > C o n t r a c t B i l l i n g D e t a i l s B i l l i n g D i s c o u n t A m o u n t < / C o n t r a c t B i l l i n g D e t a i l s B i l l i n g D i s c o u n t A m o u n t > + 
+                     < C o n t r a c t B i l l i n g D e t a i l s C u r r e n c y C o d e > C o n t r a c t B i l l i n g D e t a i l s C u r r e n c y C o d e < / C o n t r a c t B i l l i n g D e t a i l s C u r r e n c y C o d e > + 
+                     < C o n t r a c t B i l l i n g D e t a i l s D a y s > C o n t r a c t B i l l i n g D e t a i l s D a y s < / C o n t r a c t B i l l i n g D e t a i l s D a y s > + 
+                     < C o n t r a c t B i l l i n g D e t a i l s D e s c r i p t i o n > C o n t r a c t B i l l i n g D e t a i l s D e s c r i p t i o n < / C o n t r a c t B i l l i n g D e t a i l s D e s c r i p t i o n > + 
+                     < C o n t r a c t B i l l i n g D e t a i l s D i s c o u n t P e r c e n t > C o n t r a c t B i l l i n g D e t a i l s D i s c o u n t P e r c e n t < / C o n t r a c t B i l l i n g D e t a i l s D i s c o u n t P e r c e n t > + 
+                     < C o n t r a c t B i l l i n g D e t a i l s E n d D a t e > C o n t r a c t B i l l i n g D e t a i l s E n d D a t e < / C o n t r a c t B i l l i n g D e t a i l s E n d D a t e > + 
+                     < C o n t r a c t B i l l i n g D e t a i l s Q u a n t i t y > C o n t r a c t B i l l i n g D e t a i l s Q u a n t i t y < / C o n t r a c t B i l l i n g D e t a i l s Q u a n t i t y > + 
+                     < C o n t r a c t B i l l i n g D e t a i l s S a l e s P r i c e > C o n t r a c t B i l l i n g D e t a i l s S a l e s P r i c e < / C o n t r a c t B i l l i n g D e t a i l s S a l e s P r i c e > + 
+                     < C o n t r a c t B i l l i n g D e t a i l s S t a r t D a t e > C o n t r a c t B i l l i n g D e t a i l s S t a r t D a t e < / C o n t r a c t B i l l i n g D e t a i l s S t a r t D a t e > + 
+                 < / C o n t r a c t B i l l i n g D e t a i l s > + 
+             < / C o n t r a c t B i l l i n g D e t a i l s G r o u p i n g > + 
+         < / C o n t r a c t B i l l i n g D e t a i l s M a p p i n g > + 
          < L i n e F e e >   
              < L i n e F e e C a p t i o n T e x t > L i n e F e e C a p t i o n T e x t < / L i n e F e e C a p t i o n T e x t > @@ -5878,7 +5274,7 @@
  
          < P a y m e n t R e p o r t i n g A r g u m e n t >   
-             < P a y m e n t S e r v i c e L o g o   / > +             < P a y m e n t S e r v i c e L o g o / >   
              < P a y m e n t S e r v i c e L o g o _ U r l > P a y m e n t S e r v i c e L o g o _ U r l < / P a y m e n t S e r v i c e L o g o _ U r l >   
@@ -5929,6 +5325,8 @@
              < T o t a l A m o u n t E x c l I n c l V A T T e x t > T o t a l A m o u n t E x c l I n c l V A T T e x t < / T o t a l A m o u n t E x c l I n c l V A T T e x t >   
              < T o t a l A m o u n t I n c l u d i n g V A T > T o t a l A m o u n t I n c l u d i n g V A T < / T o t a l A m o u n t I n c l u d i n g V A T > + 
+             < T o t a l C O 2 e > T o t a l C O 2 e < / T o t a l C O 2 e >   
              < T o t a l E x c l u d i n g V A T T e x t > T o t a l E x c l u d i n g V A T T e x t < / T o t a l E x c l u d i n g V A T T e x t >   
@@ -5965,9 +5363,7 @@
  < / N a v W o r d R e p o r t X m l P a r t > 
 </file>
 
-<file path=customXml/item2.xml>��< ? x m l   v e r s i o n = " 1 . 0 "   e n c o d i n g = " u t f - 1 6 " ? > - 
- < N a v W o r d R e p o r t X m l P a r t   x m l n s = " u r n : m i c r o s o f t - d y n a m i c s - b u s i n e s s c e n t r a l / i n t e r n a l / e x t e n d e d / r e p o r t s / S t a n d a r d _ S a l e s _ I n v o i c e / 1 3 0 6 / " > +<file path=customXml/item2.xml>��< ? x m l   v e r s i o n = " 1 . 0 "   e n c o d i n g = " u t f - 1 6 " ? > < N a v W o r d R e p o r t X m l P a r t   x m l n s = " u r n : m i c r o s o f t - d y n a m i c s - b u s i n e s s c e n t r a l / i n t e r n a l / e x t e n d e d / r e p o r t s / S t a n d a r d _ S a l e s _ I n v o i c e / 1 3 0 6 / " >   
      < B C R e p o r t I n f o r m a t i o n >   
@@ -6031,435 +5427,25 @@
  
          < / R e p o r t R e q u e s t >   
-         < C o m p a n y M e t a d a t a > - 
-             < C o m p a n y N a m e > C o m p a n y   N a m e < / C o m p a n y N a m e > - 
-             < C o m p a n y D i s p l a y N a m e > C o m p a n y   D i s p l a y   N a m e < / C o m p a n y D i s p l a y N a m e > - 
-             < C o m p a n y A d d r e s s L i n e s > - 
-                 < C o m p a n y A d d r e s s L i n e > C o m p a n y   A d d r e s s   L i n e   1 < / C o m p a n y A d d r e s s L i n e > - 
-                 < C o m p a n y A d d r e s s L i n e > C o m p a n y   A d d r e s s   L i n e   2 < / C o m p a n y A d d r e s s L i n e > - 
-                 < C o m p a n y A d d r e s s L i n e > C o m p a n y   A d d r e s s   L i n e   3 < / C o m p a n y A d d r e s s L i n e > - 
-                 < C o m p a n y A d d r e s s L i n e > C o m p a n y   A d d r e s s   L i n e   4 < / C o m p a n y A d d r e s s L i n e > - 
-                 < C o m p a n y A d d r e s s L i n e > C o m p a n y   A d d r e s s   L i n e   5 < / C o m p a n y A d d r e s s L i n e > - 
-                 < C o m p a n y A d d r e s s L i n e > C o m p a n y   A d d r e s s   L i n e   6 < / C o m p a n y A d d r e s s L i n e > - 
-                 < C o m p a n y A d d r e s s L i n e > C o m p a n y   A d d r e s s   L i n e   7 < / C o m p a n y A d d r e s s L i n e > - 
-                 < C o m p a n y A d d r e s s L i n e > C o m p a n y   A d d r e s s   L i n e   8 < / C o m p a n y A d d r e s s L i n e > - 
-             < / C o m p a n y A d d r e s s L i n e s > - 
-             < C o m p a n y P h o n e > C o m p a n y   P h o n e < / C o m p a n y P h o n e > - 
-             < C o m p a n y P h o n e C a p t i o n > C o m p a n y   P h o n e   C a p t i o n < / C o m p a n y P h o n e C a p t i o n > - 
-             < C o m p a n y F a x N o > C o m p a n y   F a x   N o . < / C o m p a n y F a x N o > - 
-             < C o m p a n y F a x N o C a p t i o n > C o m p a n y   F a x   N o .   C a p t i o n < / C o m p a n y F a x N o C a p t i o n > - 
-             < C o m p a n y E m a i l > C o m p a n y   E m a i l < / C o m p a n y E m a i l > - 
-             < C o m p a n y E m a i l C a p t i o n > C o m p a n y   E m a i l   C a p t i o n < / C o m p a n y E m a i l C a p t i o n > - 
-             < C o m p a n y H o m e P a g e > C o m p a n y   H o m e   P a g e < / C o m p a n y H o m e P a g e > - 
-             < C o m p a n y H o m e P a g e C a p t i o n > C o m p a n y   H o m e   P a g e   C a p t i o n < / C o m p a n y H o m e P a g e C a p t i o n > - 
-             < C o m p a n y L o g o > C o m p a n y   L o g o < / C o m p a n y L o g o > - 
-             < C o m p a n y V A T R e g i s t r a t i o n N o > C o m p a n y   V A T   R e g i s t r a t i o n   N o . < / C o m p a n y V A T R e g i s t r a t i o n N o > - 
-             < C o m p a n y V A T R e g i s t r a t i o n N o C a p t i o n > C o m p a n y   V A T   R e g i s t r a t i o n   N o .   C a p t i o n < / C o m p a n y V A T R e g i s t r a t i o n N o C a p t i o n > - 
-             < C o m p a n y R e g i s t r a t i o n N o > C o m p a n y   R e g i s t r a t i o n   N o . < / C o m p a n y R e g i s t r a t i o n N o > - 
-             < C o m p a n y R e g i s t r a t i o n N o C a p t i o n > C o m p a n y   R e g i s t r a t i o n   N o .   C a p t i o n < / C o m p a n y R e g i s t r a t i o n N o C a p t i o n > - 
-             < C o m p a n y B a n k N a m e > C o m p a n y   B a n k   N a m e < / C o m p a n y B a n k N a m e > - 
-             < C o m p a n y B a n k N a m e C a p t i o n > C o m p a n y   B a n k   N a m e   C a p t i o n < / C o m p a n y B a n k N a m e C a p t i o n > - 
-             < C o m p a n y B a n k A c c o u n t N o > C o m p a n y   B a n k   A c c o u n t   N o . < / C o m p a n y B a n k A c c o u n t N o > - 
-             < C o m p a n y B a n k A c c o u n t N o C a p t i o n > C o m p a n y   B a n k   A c c o u n t   N o .   C a p t i o n < / C o m p a n y B a n k A c c o u n t N o C a p t i o n > - 
-             < C o m p a n y B a n k B r a n c h N o > C o m p a n y   B a n k   B r a n c h   N o . < / C o m p a n y B a n k B r a n c h N o > - 
-             < C o m p a n y B a n k B r a n c h N o C a p t i o n > C o m p a n y   B a n k   B r a n c h   N o .   C a p t i o n < / C o m p a n y B a n k B r a n c h N o C a p t i o n > - 
-             < C o m p a n y I B A N > C o m p a n y   I B A N < / C o m p a n y I B A N > - 
-             < C o m p a n y I B A N C a p t i o n > C o m p a n y   I B A N   C a p t i o n < / C o m p a n y I B A N C a p t i o n > - 
-             < C o m p a n y B a n k S W I F T > C o m p a n y   B a n k   S W I F T < / C o m p a n y B a n k S W I F T > - 
-             < C o m p a n y B a n k S W I F T C a p t i o n > C o m p a n y   B a n k   S W I F T   C a p t i o n < / C o m p a n y B a n k S W I F T C a p t i o n > - 
-             < C o m p a n y G i r o N o > C o m p a n y   G i r o   N o . < / C o m p a n y G i r o N o > - 
-             < C o m p a n y G i r o N o C a p t i o n > C o m p a n y   G i r o   N o .   C a p t i o n < / C o m p a n y G i r o N o C a p t i o n > - 
-         < / C o m p a n y M e t a d a t a > - 
      < / B C R e p o r t I n f o r m a t i o n >   
-     < T o o l t i p s > - 
-         < T o o l t i p   c o l u m n = " C o m p a n y H o m e P a g e "   E l e m e n t I d = " 1 9 8 9 1 8 8 7 0 " > - 
-             < T o o l t i p T e x t   l a n g = " e n - U S " > S p e c i f i e s   y o u r   c o m p a n y ' s   w e b   s i t e . < / T o o l t i p T e x t > - 
-         < / T o o l t i p > - 
-         < T o o l t i p   c o l u m n = " C o m p a n y E M a i l "   E l e m e n t I d = " 1 6 7 7 0 7 4 0 5 8 " > - 
-             < T o o l t i p T e x t   l a n g = " e n - U S " > S p e c i f i e s   t h e   c o m p a n y ' s   e m a i l   a d d r e s s . < / T o o l t i p T e x t > - 
-         < / T o o l t i p > - 
-         < T o o l t i p   c o l u m n = " C o m p a n y P i c t u r e "   E l e m e n t I d = " 1 3 9 7 4 1 1 0 7 4 " > - 
-             < T o o l t i p T e x t   l a n g = " e n - U S " > S p e c i f i e s   t h e   p i c t u r e   t h a t   h a s   b e e n   s e t   u p   f o r   t h e   c o m p a n y ,   s u c h   a s   a   c o m p a n y   l o g o . < / T o o l t i p T e x t > - 
-         < / T o o l t i p > - 
-         < T o o l t i p   c o l u m n = " C o m p a n y P h o n e N o "   E l e m e n t I d = " 2 5 0 4 4 0 6 5 5 " > - 
-             < T o o l t i p T e x t   l a n g = " e n - U S " > S p e c i f i e s   t h e   c o m p a n y ' s   t e l e p h o n e   n u m b e r . < / T o o l t i p T e x t > - 
-         < / T o o l t i p > - 
-         < T o o l t i p   c o l u m n = " C o m p a n y G i r o N o "   E l e m e n t I d = " 1 3 6 0 1 9 6 3 2 0 " > - 
-             < T o o l t i p T e x t   l a n g = " e n - U S " > S p e c i f i e s   t h e   c o m p a n y ' s   g i r o   n u m b e r . < / T o o l t i p T e x t > - 
-         < / T o o l t i p > - 
-         < T o o l t i p   c o l u m n = " C o m p a n y B a n k N a m e "   E l e m e n t I d = " 1 5 3 4 9 0 5 6 0 5 " > - 
-             < T o o l t i p T e x t   l a n g = " e n - U S " > S p e c i f i e s   t h e   n a m e   o f   t h e   b a n k   w h e r e   y o u   h a v e   t h e   b a n k   a c c o u n t . < / T o o l t i p T e x t > - 
-         < / T o o l t i p > - 
-         < T o o l t i p   c o l u m n = " C o m p a n y B a n k B r a n c h N o "   E l e m e n t I d = " 7 9 3 1 3 3 0 5 7 " > - 
-             < T o o l t i p T e x t   l a n g = " e n - U S " > S p e c i f i e s   a   n u m b e r   o f   t h e   b a n k   b r a n c h . < / T o o l t i p T e x t > - 
-         < / T o o l t i p > - 
-         < T o o l t i p   c o l u m n = " C o m p a n y B a n k A c c o u n t N o "   E l e m e n t I d = " 3 0 1 4 0 2 0 4 " > - 
-             < T o o l t i p T e x t   l a n g = " e n - U S " > S p e c i f i e s   t h e   n u m b e r   u s e d   b y   t h e   b a n k   f o r   t h e   b a n k   a c c o u n t . < / T o o l t i p T e x t > - 
-         < / T o o l t i p > - 
-         < T o o l t i p   c o l u m n = " C o m p a n y I B A N "   E l e m e n t I d = " 9 0 6 5 4 9 1 8 2 " > - 
-             < T o o l t i p T e x t   l a n g = " e n - U S " > S p e c i f i e s   t h e   b a n k   a c c o u n t ' s   i n t e r n a t i o n a l   b a n k   a c c o u n t   n u m b e r . < / T o o l t i p T e x t > - 
-         < / T o o l t i p > - 
-         < T o o l t i p   c o l u m n = " C o m p a n y S W I F T "   E l e m e n t I d = " 6 6 8 2 5 0 2 4 5 " > - 
-             < T o o l t i p T e x t   l a n g = " e n - U S " > S p e c i f i e s   t h e   i n t e r n a t i o n a l   b a n k   i d e n t i f i e r   c o d e   ( S W I F T )   o f   t h e   b a n k   w h e r e   y o u   h a v e   t h e   a c c o u n t . < / T o o l t i p T e x t > - 
-         < / T o o l t i p > - 
-         < T o o l t i p   c o l u m n = " Y o u r R e f e r e n c e "   E l e m e n t I d = " 1 1 0 3 9 9 5 1 " > - 
-             < T o o l t i p T e x t   l a n g = " e n - U S " > S p e c i f i e s   t h e   c u s t o m e r ' s   r e f e r e n c e .   T h e   c o n t e n t s   w i l l   b e   p r i n t e d   o n   s a l e s   d o c u m e n t s . < / T o o l t i p T e x t > - 
-         < / T o o l t i p > - 
-         < T o o l t i p   c o l u m n = " S h i p m e n t M e t h o d D e s c r i p t i o n "   E l e m e n t I d = " 2 0 5 9 4 0 3 2 6 0 " > - 
-             < T o o l t i p T e x t   l a n g = " e n - U S " > S p e c i f i e s   a   d e s c r i p t i o n   o f   t h e   s h i p m e n t   m e t h o d . < / T o o l t i p T e x t > - 
-         < / T o o l t i p > - 
-         < T o o l t i p   c o l u m n = " S h i p T o P h o n e N o "   E l e m e n t I d = " 3 6 9 7 0 2 2 5 5 " > - 
-             < T o o l t i p T e x t   l a n g = " e n - U S " > S p e c i f i e s   t h e   t e l e p h o n e   n u m b e r   o f   t h e   c o m p a n y ' s   s h i p p i n g   a d d r e s s . < / T o o l t i p T e x t > - 
-         < / T o o l t i p > - 
-         < T o o l t i p   c o l u m n = " S e l l T o C o n t a c t P h o n e N o "   E l e m e n t I d = " 1 6 1 3 8 2 2 4 8 3 " > - 
-             < T o o l t i p T e x t   l a n g = " e n - U S " > S p e c i f i e s   t h e   c o n t a c t ' s   p h o n e   n u m b e r . < / T o o l t i p T e x t > - 
-         < / T o o l t i p > - 
-         < T o o l t i p   c o l u m n = " S e l l T o C o n t a c t M o b i l e P h o n e N o "   E l e m e n t I d = " 1 8 4 3 5 8 7 4 7 " > - 
-             < T o o l t i p T e x t   l a n g = " e n - U S " > S p e c i f i e s   t h e   c o n t a c t ' s   m o b i l e   t e l e p h o n e   n u m b e r . < / T o o l t i p T e x t > - 
-         < / T o o l t i p > - 
-         < T o o l t i p   c o l u m n = " S e l l T o C o n t a c t E m a i l "   E l e m e n t I d = " 2 6 2 8 2 4 5 6 4 " > - 
-             < T o o l t i p T e x t   l a n g = " e n - U S " > S p e c i f i e s   t h e   e m a i l   a d d r e s s   o f   t h e   c o n t a c t . < / T o o l t i p T e x t > - 
-         < / T o o l t i p > - 
-         < T o o l t i p   c o l u m n = " B i l l T o C o n t a c t P h o n e N o "   E l e m e n t I d = " 3 6 2 4 7 7 4 8 8 " > - 
-             < T o o l t i p T e x t   l a n g = " e n - U S " > S p e c i f i e s   t h e   c o n t a c t ' s   p h o n e   n u m b e r . < / T o o l t i p T e x t > - 
-         < / T o o l t i p > - 
-         < T o o l t i p   c o l u m n = " B i l l T o C o n t a c t M o b i l e P h o n e N o "   E l e m e n t I d = " 2 4 8 4 8 8 6 9 6 " > - 
-             < T o o l t i p T e x t   l a n g = " e n - U S " > S p e c i f i e s   t h e   c o n t a c t ' s   m o b i l e   t e l e p h o n e   n u m b e r . < / T o o l t i p T e x t > - 
-         < / T o o l t i p > - 
-         < T o o l t i p   c o l u m n = " B i l l T o C o n t a c t E m a i l "   E l e m e n t I d = " 3 3 5 8 2 7 8 9 5 " > - 
-             < T o o l t i p T e x t   l a n g = " e n - U S " > S p e c i f i e s   t h e   e m a i l   a d d r e s s   o f   t h e   c o n t a c t . < / T o o l t i p T e x t > - 
-         < / T o o l t i p > - 
-         < T o o l t i p   c o l u m n = " P a y m e n t T e r m s D e s c r i p t i o n "   E l e m e n t I d = " 2 0 3 8 7 4 2 7 0 0 " > - 
-             < T o o l t i p T e x t   l a n g = " e n - U S " > S p e c i f i e s   a n   e x p l a n a t i o n   o f   t h e   p a y m e n t   t e r m s . < / T o o l t i p T e x t > - 
-         < / T o o l t i p > - 
-         < T o o l t i p   c o l u m n = " P a y m e n t M e t h o d D e s c r i p t i o n "   E l e m e n t I d = " 5 8 5 7 5 7 9 7 4 " > - 
-             < T o o l t i p T e x t   l a n g = " e n - U S " > S p e c i f i e s   a   t e x t   t h a t   d e s c r i b e s   t h e   p a y m e n t   m e t h o d . < / T o o l t i p T e x t > - 
-         < / T o o l t i p > - 
-         < T o o l t i p   c o l u m n = " B i l l t o C u s t u m e r N o "   E l e m e n t I d = " 2 8 0 4 7 3 0 5 8 " > - 
-             < T o o l t i p T e x t   l a n g = " e n - U S " > S p e c i f i e s   t h e   n u m b e r   o f   t h e   c u s t o m e r   t h a t   y o u   s e n d   o r   s e n t   t h e   i n v o i c e   t o . < / T o o l t i p T e x t > - 
-         < / T o o l t i p > - 
-         < T o o l t i p   c o l u m n = " D o c u m e n t N o "   E l e m e n t I d = " 9 7 0 3 5 0 5 3 9 " > - 
-             < T o o l t i p T e x t   l a n g = " e n - U S " > S p e c i f i e s   t h e   p o s t e d   s a l e s   i n v o i c e   n u m b e r .   E a c h   p o s t e d   s a l e s   i n v o i c e   g e t s   a   u n i q u e   n u m b e r .   T y p i c a l l y ,   t h e   n u m b e r   i s   g e n e r a t e d   b a s e d   o n   a   n u m b e r   s e r i e s . < / T o o l t i p T e x t > - 
-         < / T o o l t i p > - 
-         < T o o l t i p   c o l u m n = " O r d e r N o "   E l e m e n t I d = " 1 4 6 6 4 7 3 8 8 6 " > - 
-             < T o o l t i p T e x t   l a n g = " e n - U S " > S p e c i f i e s   t h e   n u m b e r   o f   t h e   r e l a t e d   o r d e r . < / T o o l t i p T e x t > - 
-         < / T o o l t i p > - 
-         < T o o l t i p   c o l u m n = " S a l e s P e r s o n N a m e "   E l e m e n t I d = " 8 7 1 4 9 2 9 8 3 " > - 
-             < T o o l t i p T e x t   l a n g = " e n - U S " > S p e c i f i e s   t h e   n a m e   o f   t h e   s a l e s p e r s o n   o r   p u r c h a s e r . < / T o o l t i p T e x t > - 
-         < / T o o l t i p > - 
-         < T o o l t i p   c o l u m n = " S e l l t o C u s t o m e r N o "   E l e m e n t I d = " 2 0 5 0 6 4 7 3 4 9 " > - 
-             < T o o l t i p T e x t   l a n g = " e n - U S " > S p e c i f i e s   t h e   n u m b e r   o f   t h e   c u s t o m e r   t h a t   y o u   s h i p p e d   t h e   i t e m s   o n   t h e   i n v o i c e   t o . < / T o o l t i p T e x t > - 
-         < / T o o l t i p > - 
-         < T o o l t i p   c o l u m n = " P a c k a g e T r a c k i n g N o "   E l e m e n t I d = " 1 2 4 4 8 2 6 1 5 9 " > - 
-             < T o o l t i p T e x t   l a n g = " e n - U S " > S p e c i f i e s   t h e   s h i p p i n g   a g e n t ' s   p a c k a g e   n u m b e r . < / T o o l t i p T e x t > - 
-         < / T o o l t i p > - 
-         < T o o l t i p   c o l u m n = " S h i p p i n g A g e n t C o d e "   E l e m e n t I d = " 1 6 7 0 1 5 5 2 6 9 " > - 
-             < T o o l t i p T e x t   l a n g = " e n - U S " > S p e c i f i e s   w h i c h   s h i p p i n g   a g e n t   i s   u s e d   t o   t r a n s p o r t   t h e   i t e m s   o n   t h e   s a l e s   d o c u m e n t   t o   t h e   c u s t o m e r . < / T o o l t i p T e x t > - 
-         < / T o o l t i p > - 
-         < T o o l t i p   c o l u m n = " E x t e r n a l D o c u m e n t N o "   E l e m e n t I d = " 7 3 3 9 5 3 9 6 6 " > - 
-             < T o o l t i p T e x t   l a n g = " e n - U S " > S p e c i f i e s   t h e   e x t e r n a l   d o c u m e n t   n u m b e r   t h a t   i s   e n t e r e d   o n   t h e   s a l e s   h e a d e r   t h a t   t h i s   l i n e   w a s   p o s t e d   f r o m . < / T o o l t i p T e x t > - 
-         < / T o o l t i p > - 
-         < T o o l t i p   c o l u m n = " A m o u n t E x c l u d i n g V A T _ L i n e "   E l e m e n t I d = " 1 0 6 2 4 6 0 0 4 0 " > - 
-             < T o o l t i p T e x t   l a n g = " e n - U S " > S p e c i f i e s   t h e   l i n e ' s   n e t   a m o u n t . < / T o o l t i p T e x t > - 
-         < / T o o l t i p > - 
-         < T o o l t i p   c o l u m n = " A m o u n t I n c l u d i n g V A T _ L i n e "   E l e m e n t I d = " 7 7 0 9 2 8 4 0 2 " > - 
-             < T o o l t i p T e x t   l a n g = " e n - U S " > S p e c i f i e s   t h e   n e t   a m o u n t ,   i n c l u d i n g   V A T ,   f o r   t h i s   l i n e . < / T o o l t i p T e x t > - 
-         < / T o o l t i p > - 
-         < T o o l t i p   c o l u m n = " D e s c r i p t i o n _ L i n e "   E l e m e n t I d = " 1 4 0 6 8 2 2 3 1 0 " > - 
-             < T o o l t i p T e x t   l a n g = " e n - U S " > S p e c i f i e s   t h e   n a m e   o f   t h e   i t e m   o r   g e n e r a l   l e d g e r   a c c o u n t ,   o r   s o m e   d e s c r i p t i v e   t e x t . < / T o o l t i p T e x t > - 
-         < / T o o l t i p > - 
-         < T o o l t i p   c o l u m n = " L i n e D i s c o u n t P e r c e n t _ L i n e "   E l e m e n t I d = " 9 0 7 8 2 7 4 3 6 " > - 
-             < T o o l t i p T e x t   l a n g = " e n - U S " > S p e c i f i e s   t h e   d i s c o u n t   p e r c e n t a g e   t h a t   i s   g r a n t e d   f o r   t h e   i t e m   o n   t h e   l i n e . < / T o o l t i p T e x t > - 
-         < / T o o l t i p > - 
-         < T o o l t i p   c o l u m n = " I t e m N o _ L i n e "   E l e m e n t I d = " 1 9 1 0 2 9 6 2 8 8 " > - 
-             < T o o l t i p T e x t   l a n g = " e n - U S " > S p e c i f i e s   t h e   n u m b e r   o f   t h e   i n v o l v e d   e n t r y   o r   r e c o r d ,   a c c o r d i n g   t o   t h e   s p e c i f i e d   n u m b e r   s e r i e s . < / T o o l t i p T e x t > - 
-         < / T o o l t i p > - 
-         < T o o l t i p   c o l u m n = " I t e m R e f e r e n c e N o _ L i n e "   E l e m e n t I d = " 9 2 7 2 3 5 7 " > - 
-             < T o o l t i p T e x t   l a n g = " e n - U S " > S p e c i f i e s   t h e   r e f e r e n c e d   i t e m   n u m b e r . < / T o o l t i p T e x t > - 
-         < / T o o l t i p > - 
-         < T o o l t i p   c o l u m n = " U n i t O f M e a s u r e "   E l e m e n t I d = " 1 8 0 8 2 2 8 0 1 8 " > - 
-             < T o o l t i p T e x t   l a n g = " e n - U S " > S p e c i f i e s   t h e   n a m e   o f   t h e   i t e m   o r   r e s o u r c e ' s   u n i t   o f   m e a s u r e ,   s u c h   a s   p i e c e   o r   h o u r . < / T o o l t i p T e x t > - 
-         < / T o o l t i p > - 
-         < T o o l t i p   c o l u m n = " L i n e N o _ A s s e m b l y L i n e "   E l e m e n t I d = " 6 4 0 5 8 3 8 9 1 " > - 
-             < T o o l t i p T e x t   l a n g = " e n - U S " > S p e c i f i e s   t h e   n u m b e r   o f   t h e   i n v o l v e d   e n t r y   o r   r e c o r d ,   a c c o r d i n g   t o   t h e   s p e c i f i e d   n u m b e r   s e r i e s . < / T o o l t i p T e x t > - 
-         < / T o o l t i p > - 
-         < T o o l t i p   c o l u m n = " D e s c r i p t i o n _ A s s e m b l y L i n e "   E l e m e n t I d = " 2 8 0 7 4 3 7 9 6 " > - 
-             < T o o l t i p T e x t   l a n g = " e n - U S " > S p e c i f i e s   t h e   d e s c r i p t i o n   o f   t h e   a s s e m b l y   c o m p o n e n t   o n   t h e   p o s t e d   a s s e m b l y   l i n e . < / T o o l t i p T e x t > - 
-         < / T o o l t i p > - 
-         < T o o l t i p   c o l u m n = " Q u a n t i t y _ A s s e m b l y L i n e "   E l e m e n t I d = " 1 9 5 7 6 4 8 2 3 1 " > - 
-             < T o o l t i p T e x t   l a n g = " e n - U S " > S p e c i f i e s   h o w   m a n y   u n i t s   o f   t h e   a s s e m b l y   c o m p o n e n t   w e r e   p o s t e d   a s   c o n s u m e d   b y   t h e   p o s t e d   a s s e m b l y   o r d e r   l i n e . < / T o o l t i p T e x t > - 
-         < / T o o l t i p > - 
-         < T o o l t i p   c o l u m n = " V a r i a n t C o d e _ A s s e m b l y L i n e "   E l e m e n t I d = " 1 8 6 9 4 0 7 6 7 2 " > - 
-             < T o o l t i p T e x t   l a n g = " e n - U S " > S p e c i f i e s   t h e   v a r i a n t   o f   t h e   i t e m   o n   t h e   l i n e . < / T o o l t i p T e x t > - 
-         < / T o o l t i p > - 
-         < T o o l t i p   c o l u m n = " I n v o i c e D i s c o u n t A m o u n t _ V A T A m o u n t L i n e "   E l e m e n t I d = " 8 2 4 7 3 0 1 4 1 " > - 
-             < T o o l t i p T e x t   l a n g = " e n - U S " > S p e c i f i e s   t h e   i n v o i c e   d i s c o u n t   a m o u n t   f o r   a   s p e c i f i c   V A T   i d e n t i f i e r . < / T o o l t i p T e x t > - 
-         < / T o o l t i p > - 
-         < T o o l t i p   c o l u m n = " I n v o i c e D i s c o u n t B a s e A m o u n t _ V A T A m o u n t L i n e "   E l e m e n t I d = " 2 0 4 0 3 3 2 2 6 6 " > - 
-             < T o o l t i p T e x t   l a n g = " e n - U S " > S p e c i f i e s   t h e   i n v o i c e   d i s c o u n t   b a s e   a m o u n t . < / T o o l t i p T e x t > - 
-         < / T o o l t i p > - 
-         < T o o l t i p   c o l u m n = " L i n e A m o u n t _ V a t A m o u n t L i n e "   E l e m e n t I d = " 2 1 4 6 5 4 0 1 " > - 
-             < T o o l t i p T e x t   l a n g = " e n - U S " > S p e c i f i e s   t h e   t o t a l   a m o u n t   f o r   s a l e s   o r   p u r c h a s e   l i n e s   w i t h   a   s p e c i f i c   V A T   i d e n t i f i e r . < / T o o l t i p T e x t > - 
-         < / T o o l t i p > - 
-         < T o o l t i p   c o l u m n = " V A T A m o u n t _ V a t A m o u n t L i n e "   E l e m e n t I d = " 1 8 9 1 8 2 0 6 2 0 " > - 
-             < T o o l t i p T e x t   l a n g = " e n - U S " > S p e c i f i e s   t h e   a m o u n t   o f   V A T   t h a t   i s   i n c l u d e d   i n   t h e   t o t a l   a m o u n t . < / T o o l t i p T e x t > - 
-         < / T o o l t i p > - 
-         < T o o l t i p   c o l u m n = " V A T B a s e _ V a t A m o u n t L i n e "   E l e m e n t I d = " 1 4 5 8 9 3 7 8 1 9 " > - 
-             < T o o l t i p T e x t   l a n g = " e n - U S " > S p e c i f i e s   t h e   t o t a l   n e t   a m o u n t   ( a m o u n t   e x c l u d i n g   V A T )   f o r   s a l e s   o r   p u r c h a s e   l i n e s   w i t h   a   s p e c i f i c   V A T   I d e n t i f i e r . < / T o o l t i p T e x t > - 
-         < / T o o l t i p > - 
-         < T o o l t i p   c o l u m n = " V A T I d e n t i f i e r _ V a t A m o u n t L i n e "   E l e m e n t I d = " 1 1 4 2 0 7 0 0 3 5 " > - 
-             < T o o l t i p T e x t   l a n g = " e n - U S " > S p e c i f i e s   t h e   V A T   I d e n t i f i e r   v a l u e . < / T o o l t i p T e x t > - 
-         < / T o o l t i p > - 
-         < T o o l t i p   c o l u m n = " V A T P c t _ V a t A m o u n t L i n e "   E l e m e n t I d = " 1 4 5 3 5 4 2 7 7 7 " > - 
-             < T o o l t i p T e x t   l a n g = " e n - U S " > S p e c i f i e s   t h e   V A T   %   t h a t   w a s   u s e d   o n   t h e   s a l e s   o r   p u r c h a s e   l i n e s   w i t h   t h i s   V A T   I d e n t i f i e r . < / T o o l t i p T e x t > - 
-         < / T o o l t i p > - 
-         < T o o l t i p   c o l u m n = " V A T I d e n t i f i e r _ V A T C l a u s e L i n e "   E l e m e n t I d = " 1 4 6 4 4 7 2 4 7 8 " > - 
-             < T o o l t i p T e x t   l a n g = " e n - U S " > S p e c i f i e s   t h e   V A T   I d e n t i f i e r   v a l u e . < / T o o l t i p T e x t > - 
-         < / T o o l t i p > - 
-         < T o o l t i p   c o l u m n = " C o d e _ V A T C l a u s e L i n e "   E l e m e n t I d = " 1 8 2 4 5 8 9 8 4 7 " > - 
-             < T o o l t i p T e x t   l a n g = " e n - U S " > S p e c i f i e s   t h e   c o d e   f o r   a   V A T   c l a u s e ,   w h i c h   i s   u s e d   t o   p r o v i d e   a   V A T   d e s c r i p t i o n   a s s o c i a t e d   w i t h   a   s a l e s   l i n e   o n   a   s a l e s   i n v o i c e ,   c r e d i t   m e m o ,   o r   o t h e r   s a l e s   d o c u m e n t . < / T o o l t i p T e x t > - 
-         < / T o o l t i p > - 
-         < T o o l t i p   c o l u m n = " D e s c r i p t i o n 2 _ V A T C l a u s e L i n e "   E l e m e n t I d = " 1 3 7 9 6 6 7 4 7 0 " > - 
-             < T o o l t i p T e x t   l a n g = " e n - U S " > S p e c i f i e s   a n   a d d i t i o n a l   d e s c r i p t i o n   o f   a   V A T   c l a u s e . < / T o o l t i p T e x t > - 
-         < / T o o l t i p > - 
-         < T o o l t i p   c o l u m n = " V A T A m o u n t _ V A T C l a u s e L i n e "   E l e m e n t I d = " 2 2 2 4 6 9 0 5 9 " > - 
-             < T o o l t i p T e x t   l a n g = " e n - U S " > S p e c i f i e s   t h e   a m o u n t   o f   V A T   t h a t   i s   i n c l u d e d   i n   t h e   t o t a l   a m o u n t . < / T o o l t i p T e x t > - 
-         < / T o o l t i p > - 
-         < T o o l t i p   c o l u m n = " L e f t H e a d e r N a m e "   E l e m e n t I d = " 4 3 7 4 2 2 1 8 2 " > - 
-             < T o o l t i p T e x t   l a n g = " e n - U S " > S p e c i f i e s   t h e   n a m e . < / T o o l t i p T e x t > - 
-         < / T o o l t i p > - 
-         < T o o l t i p   c o l u m n = " L e f t H e a d e r V a l u e "   E l e m e n t I d = " 2 4 2 1 2 6 3 1 0 " > - 
-             < T o o l t i p T e x t   l a n g = " e n - U S " > S p e c i f i e s   t h e   v a l u e . < / T o o l t i p T e x t > - 
-         < / T o o l t i p > - 
-         < T o o l t i p   c o l u m n = " R i g h t H e a d e r N a m e "   E l e m e n t I d = " 8 9 8 2 8 7 5 7 " > - 
-             < T o o l t i p T e x t   l a n g = " e n - U S " > S p e c i f i e s   t h e   n a m e . < / T o o l t i p T e x t > - 
-         < / T o o l t i p > - 
-         < T o o l t i p   c o l u m n = " R i g h t H e a d e r V a l u e "   E l e m e n t I d = " 7 0 6 9 3 8 5 5 9 " > - 
-             < T o o l t i p T e x t   l a n g = " e n - U S " > S p e c i f i e s   t h e   v a l u e . < / T o o l t i p T e x t > - 
-         < / T o o l t i p > - 
-     < / T o o l t i p s > +     < T o o l t i p s / >   
      < H e a d e r   E l e m e n t T y p e = " D a t a I t e m "   E l e m e n t I d = " 1 2 4 0 3 7 3 8 8 6 " >   
-         < B i l l e d T o _ L b l   E l e m e n t T y p e = " C o l u m n "   E l e m e n t I d = " 1 7 4 5 4 4 9 0 7 9 "   D a t a T y p e = " L a b e l " > B i l l e d T o _ L b l < / B i l l e d T o _ L b l > +         < B i l l e d T o _ L b l   E l e m e n t T y p e = " C o l u m n "   E l e m e n t I d = " 1 7 4 5 4 4 9 0 7 9 "   D a t a T y p e = " T e x t C o n s t " > B i l l e d T o _ L b l < / B i l l e d T o _ L b l >   
          < B i l l T o C o n t a c t E m a i l   E l e m e n t T y p e = " C o l u m n "   E l e m e n t I d = " 3 3 5 8 2 7 8 9 5 "   D a t a T y p e = " T e x t " > B i l l T o C o n t a c t E m a i l < / B i l l T o C o n t a c t E m a i l >   
-         < B i l l T o C o n t a c t E m a i l L b l   E l e m e n t T y p e = " C o l u m n "   E l e m e n t I d = " 2 9 6 4 7 8 3 6 5 "   D a t a T y p e = " L a b e l " > B i l l T o C o n t a c t E m a i l L b l < / B i l l T o C o n t a c t E m a i l L b l > +         < B i l l T o C o n t a c t E m a i l L b l   E l e m e n t T y p e = " C o l u m n "   E l e m e n t I d = " 2 9 6 4 7 8 3 6 5 "   D a t a T y p e = " T e x t C o n s t " > B i l l T o C o n t a c t E m a i l L b l < / B i l l T o C o n t a c t E m a i l L b l >   
          < B i l l T o C o n t a c t M o b i l e P h o n e N o   E l e m e n t T y p e = " C o l u m n "   E l e m e n t I d = " 2 4 8 4 8 8 6 9 6 "   D a t a T y p e = " T e x t " > B i l l T o C o n t a c t M o b i l e P h o n e N o < / B i l l T o C o n t a c t M o b i l e P h o n e N o >   
-         < B i l l T o C o n t a c t M o b i l e P h o n e N o L b l   E l e m e n t T y p e = " C o l u m n "   E l e m e n t I d = " 2 7 6 3 1 1 3 3 8 "   D a t a T y p e = " L a b e l " > B i l l T o C o n t a c t M o b i l e P h o n e N o L b l < / B i l l T o C o n t a c t M o b i l e P h o n e N o L b l > +         < B i l l T o C o n t a c t M o b i l e P h o n e N o L b l   E l e m e n t T y p e = " C o l u m n "   E l e m e n t I d = " 2 7 6 3 1 1 3 3 8 "   D a t a T y p e = " T e x t C o n s t " > B i l l T o C o n t a c t M o b i l e P h o n e N o L b l < / B i l l T o C o n t a c t M o b i l e P h o n e N o L b l >   
          < B i l l T o C o n t a c t P h o n e N o   E l e m e n t T y p e = " C o l u m n "   E l e m e n t I d = " 3 6 2 4 7 7 4 8 8 "   D a t a T y p e = " T e x t " > B i l l T o C o n t a c t P h o n e N o < / B i l l T o C o n t a c t P h o n e N o >   
-         < B i l l T o C o n t a c t P h o n e N o L b l   E l e m e n t T y p e = " C o l u m n "   E l e m e n t I d = " 2 1 2 3 3 4 5 9 6 6 "   D a t a T y p e = " L a b e l " > B i l l T o C o n t a c t P h o n e N o L b l < / B i l l T o C o n t a c t P h o n e N o L b l > +         < B i l l T o C o n t a c t P h o n e N o L b l   E l e m e n t T y p e = " C o l u m n "   E l e m e n t I d = " 2 1 2 3 3 4 5 9 6 6 "   D a t a T y p e = " T e x t C o n s t " > B i l l T o C o n t a c t P h o n e N o L b l < / B i l l T o C o n t a c t P h o n e N o L b l >   
          < B i l l t o C u s t o m e r N o _ L b l   E l e m e n t T y p e = " C o l u m n "   E l e m e n t I d = " 3 6 9 3 0 7 8 1 3 "   D a t a T y p e = " S t r i n g " > B i l l t o C u s t o m e r N o _ L b l < / B i l l t o C u s t o m e r N o _ L b l >   
@@ -6467,6 +5453,8 @@
  
          < C h e c k s P a y a b l e _ L b l   E l e m e n t T y p e = " C o l u m n "   E l e m e n t I d = " 1 0 5 3 1 5 6 0 6 5 "   D a t a T y p e = " T e x t " > C h e c k s P a y a b l e _ L b l < / C h e c k s P a y a b l e _ L b l >   
+         < C O 2 e P e r U n i t _ L b l   E l e m e n t T y p e = " C o l u m n "   E l e m e n t I d = " 6 0 8 7 4 6 8 0 2 "   D a t a T y p e = " T e x t " > C O 2 e P e r U n i t _ L b l < / C O 2 e P e r U n i t _ L b l > + 
          < C o m p a n y A d d r e s s 1   E l e m e n t T y p e = " C o l u m n "   E l e m e n t I d = " 1 8 8 4 1 6 4 3 2 3 "   D a t a T y p e = " T e x t " > C o m p a n y A d d r e s s 1 < / C o m p a n y A d d r e s s 1 >   
          < C o m p a n y A d d r e s s 2   E l e m e n t T y p e = " C o l u m n "   E l e m e n t I d = " 1 2 4 6 4 6 7 7 0 6 "   D a t a T y p e = " T e x t " > C o m p a n y A d d r e s s 2 < / C o m p a n y A d d r e s s 2 > @@ -6485,7 +5473,7 @@
  
          < C o m p a n y B a n k A c c o u n t N o   E l e m e n t T y p e = " C o l u m n "   E l e m e n t I d = " 3 0 1 4 0 2 0 4 "   D a t a T y p e = " T e x t " > C o m p a n y B a n k A c c o u n t N o < / C o m p a n y B a n k A c c o u n t N o >   
-         < C o m p a n y B a n k A c c o u n t N o _ L b l   E l e m e n t T y p e = " C o l u m n "   E l e m e n t I d = " 1 0 9 7 7 4 3 3 4 5 "   D a t a T y p e = " L a b e l " > C o m p a n y B a n k A c c o u n t N o _ L b l < / C o m p a n y B a n k A c c o u n t N o _ L b l > +         < C o m p a n y B a n k A c c o u n t N o _ L b l   E l e m e n t T y p e = " C o l u m n "   E l e m e n t I d = " 1 0 9 7 7 4 3 3 4 5 "   D a t a T y p e = " T e x t C o n s t " > C o m p a n y B a n k A c c o u n t N o _ L b l < / C o m p a n y B a n k A c c o u n t N o _ L b l >   
          < C o m p a n y B a n k B r a n c h N o   E l e m e n t T y p e = " C o l u m n "   E l e m e n t I d = " 7 9 3 1 3 3 0 5 7 "   D a t a T y p e = " T e x t " > C o m p a n y B a n k B r a n c h N o < / C o m p a n y B a n k B r a n c h N o >   
@@ -6493,7 +5481,7 @@
  
          < C o m p a n y B a n k N a m e   E l e m e n t T y p e = " C o l u m n "   E l e m e n t I d = " 1 5 3 4 9 0 5 6 0 5 "   D a t a T y p e = " T e x t " > C o m p a n y B a n k N a m e < / C o m p a n y B a n k N a m e >   
-         < C o m p a n y B a n k N a m e _ L b l   E l e m e n t T y p e = " C o l u m n "   E l e m e n t I d = " 1 2 0 4 3 0 7 0 1 4 "   D a t a T y p e = " L a b e l " > C o m p a n y B a n k N a m e _ L b l < / C o m p a n y B a n k N a m e _ L b l > +         < C o m p a n y B a n k N a m e _ L b l   E l e m e n t T y p e = " C o l u m n "   E l e m e n t I d = " 1 2 0 4 3 0 7 0 1 4 "   D a t a T y p e = " T e x t C o n s t " > C o m p a n y B a n k N a m e _ L b l < / C o m p a n y B a n k N a m e _ L b l >   
          < C o m p a n y C u s t o m G i r o   E l e m e n t T y p e = " C o l u m n "   E l e m e n t I d = " 1 6 7 0 4 7 5 7 9 8 "   D a t a T y p e = " T e x t " > C o m p a n y C u s t o m G i r o < / C o m p a n y C u s t o m G i r o >   
@@ -6503,7 +5491,7 @@
  
          < C o m p a n y G i r o N o   E l e m e n t T y p e = " C o l u m n "   E l e m e n t I d = " 1 3 6 0 1 9 6 3 2 0 "   D a t a T y p e = " T e x t " > C o m p a n y G i r o N o < / C o m p a n y G i r o N o >   
-         < C o m p a n y G i r o N o _ L b l   E l e m e n t T y p e = " C o l u m n "   E l e m e n t I d = " 8 6 1 6 0 2 1 1 5 "   D a t a T y p e = " L a b e l " > C o m p a n y G i r o N o _ L b l < / C o m p a n y G i r o N o _ L b l > +         < C o m p a n y G i r o N o _ L b l   E l e m e n t T y p e = " C o l u m n "   E l e m e n t I d = " 8 6 1 6 0 2 1 1 5 "   D a t a T y p e = " T e x t C o n s t " > C o m p a n y G i r o N o _ L b l < / C o m p a n y G i r o N o _ L b l >   
          < C o m p a n y H o m e P a g e   E l e m e n t T y p e = " C o l u m n "   E l e m e n t I d = " 1 9 8 9 1 8 8 7 0 "   D a t a T y p e = " T e x t " > C o m p a n y H o m e P a g e < / C o m p a n y H o m e P a g e >   
@@ -6521,9 +5509,9 @@
  
          < C o m p a n y P h o n e N o   E l e m e n t T y p e = " C o l u m n "   E l e m e n t I d = " 2 5 0 4 4 0 6 5 5 "   D a t a T y p e = " T e x t " > C o m p a n y P h o n e N o < / C o m p a n y P h o n e N o >   
-         < C o m p a n y P h o n e N o _ L b l   E l e m e n t T y p e = " C o l u m n "   E l e m e n t I d = " 5 5 8 5 9 3 5 8 6 "   D a t a T y p e = " L a b e l " > C o m p a n y P h o n e N o _ L b l < / C o m p a n y P h o n e N o _ L b l > - 
-         < C o m p a n y P i c t u r e   E l e m e n t T y p e = " C o l u m n "   E l e m e n t I d = " 1 3 9 7 4 1 1 0 7 4 "   D a t a T y p e = " B l o b "   / > +         < C o m p a n y P h o n e N o _ L b l   E l e m e n t T y p e = " C o l u m n "   E l e m e n t I d = " 5 5 8 5 9 3 5 8 6 "   D a t a T y p e = " T e x t C o n s t " > C o m p a n y P h o n e N o _ L b l < / C o m p a n y P h o n e N o _ L b l > + 
+         < C o m p a n y P i c t u r e   E l e m e n t T y p e = " C o l u m n "   E l e m e n t I d = " 1 3 9 7 4 1 1 0 7 4 "   D a t a T y p e = " B L O B " / >   
          < C o m p a n y R e g i s t r a t i o n N u m b e r   E l e m e n t T y p e = " C o l u m n "   E l e m e n t I d = " 2 0 2 3 6 3 9 4 2 4 "   D a t a T y p e = " T e x t " > C o m p a n y R e g i s t r a t i o n N u m b e r < / C o m p a n y R e g i s t r a t i o n N u m b e r >   
@@ -6543,7 +5531,7 @@
  
          < C o n t a c t _ L b l   E l e m e n t T y p e = " C o l u m n "   E l e m e n t I d = " 1 1 5 5 0 9 4 7 5 2 "   D a t a T y p e = " T e x t " > C o n t a c t _ L b l < / C o n t a c t _ L b l >   
-         < C o p y _ L b l   E l e m e n t T y p e = " C o l u m n "   E l e m e n t I d = " 6 0 4 7 8 2 7 8 1 "   D a t a T y p e = " L a b e l " > C o p y _ L b l < / C o p y _ L b l > +         < C o p y _ L b l   E l e m e n t T y p e = " C o l u m n "   E l e m e n t I d = " 6 0 4 7 8 2 7 8 1 "   D a t a T y p e = " T e x t C o n s t " > C o p y _ L b l < / C o p y _ L b l >   
          < C u s t o m e r A d d r e s s 1   E l e m e n t T y p e = " C o l u m n "   E l e m e n t I d = " 1 8 0 1 9 6 6 4 5 4 "   D a t a T y p e = " T e x t " > C u s t o m e r A d d r e s s 1 < / C u s t o m e r A d d r e s s 1 >   
@@ -6563,6 +5551,8 @@
  
          < C u s t o m e r P o s t a l B a r C o d e   E l e m e n t T y p e = " C o l u m n "   E l e m e n t I d = " 3 9 8 5 8 0 6 8 8 "   D a t a T y p e = " T e x t " > C u s t o m e r P o s t a l B a r C o d e < / C u s t o m e r P o s t a l B a r C o d e >   
+         < D i s c l a i m e r _ L b l   E l e m e n t T y p e = " C o l u m n "   E l e m e n t I d = " 3 8 1 6 6 9 2 0 5 "   D a t a T y p e = " T e x t " > D i s c l a i m e r _ L b l < / D i s c l a i m e r _ L b l > + 
          < D i s p l a y A d d i t i o n a l F e e N o t e   E l e m e n t T y p e = " C o l u m n "   E l e m e n t I d = " 1 9 3 1 7 6 6 6 8 8 "   D a t a T y p e = " B o o l e a n " > D i s p l a y A d d i t i o n a l F e e N o t e < / D i s p l a y A d d i t i o n a l F e e N o t e >   
          < D o c u m e n t D a t e   E l e m e n t T y p e = " C o l u m n "   E l e m e n t I d = " 5 5 2 8 7 1 9 1 4 "   D a t a T y p e = " S t r i n g " > D o c u m e n t D a t e < / D o c u m e n t D a t e > @@ -6571,7 +5561,7 @@
  
          < D o c u m e n t N o   E l e m e n t T y p e = " C o l u m n "   E l e m e n t I d = " 9 7 0 3 5 0 5 3 9 "   D a t a T y p e = " C o d e " > D o c u m e n t N o < / D o c u m e n t N o >   
-         < D o c u m e n t N o _ L b l   E l e m e n t T y p e = " C o l u m n "   E l e m e n t I d = " 7 8 9 7 9 5 9 7 8 "   D a t a T y p e = " L a b e l " > D o c u m e n t N o _ L b l < / D o c u m e n t N o _ L b l > +         < D o c u m e n t N o _ L b l   E l e m e n t T y p e = " C o l u m n "   E l e m e n t I d = " 7 8 9 7 9 5 9 7 8 "   D a t a T y p e = " T e x t C o n s t " > D o c u m e n t N o _ L b l < / D o c u m e n t N o _ L b l >   
          < D o c u m e n t T i t l e _ L b l   E l e m e n t T y p e = " C o l u m n "   E l e m e n t I d = " 8 5 8 4 2 3 9 2 9 "   D a t a T y p e = " T e x t " > D o c u m e n t T i t l e _ L b l < / D o c u m e n t T i t l e _ L b l >   
@@ -6579,7 +5569,7 @@
  
          < D u e D a t e _ L b l   E l e m e n t T y p e = " C o l u m n "   E l e m e n t I d = " 1 6 4 8 2 8 4 6 4 8 "   D a t a T y p e = " S t r i n g " > D u e D a t e _ L b l < / D u e D a t e _ L b l >   
-         < E M a i l _ H e a d e r _ L b l   E l e m e n t T y p e = " C o l u m n "   E l e m e n t I d = " 5 1 3 1 7 0 8 0 4 "   D a t a T y p e = " L a b e l " > E M a i l _ H e a d e r _ L b l < / E M a i l _ H e a d e r _ L b l > +         < E M a i l _ H e a d e r _ L b l   E l e m e n t T y p e = " C o l u m n "   E l e m e n t I d = " 5 1 3 1 7 0 8 0 4 "   D a t a T y p e = " T e x t C o n s t " > E M a i l _ H e a d e r _ L b l < / E M a i l _ H e a d e r _ L b l >   
          < E x c h a n g e R a t e A s T e x t   E l e m e n t T y p e = " C o l u m n "   E l e m e n t I d = " 5 9 2 9 5 5 8 4 5 "   D a t a T y p e = " T e x t " > E x c h a n g e R a t e A s T e x t < / E x c h a n g e R a t e A s T e x t >   
@@ -6587,25 +5577,25 @@
  
          < E x t e r n a l D o c u m e n t N o _ L b l   E l e m e n t T y p e = " C o l u m n "   E l e m e n t I d = " 4 2 3 3 1 2 2 6 9 "   D a t a T y p e = " S t r i n g " > E x t e r n a l D o c u m e n t N o _ L b l < / E x t e r n a l D o c u m e n t N o _ L b l >   
-         < F r o m _ L b l   E l e m e n t T y p e = " C o l u m n "   E l e m e n t I d = " 4 8 5 4 2 6 1 3 8 "   D a t a T y p e = " L a b e l " > F r o m _ L b l < / F r o m _ L b l > +         < F r o m _ L b l   E l e m e n t T y p e = " C o l u m n "   E l e m e n t I d = " 4 8 5 4 2 6 1 3 8 "   D a t a T y p e = " T e x t C o n s t " > F r o m _ L b l < / F r o m _ L b l >   
          < G l o b a l L o c a t i o n N u m b e r   E l e m e n t T y p e = " C o l u m n "   E l e m e n t I d = " 1 5 0 0 3 7 2 8 0 0 "   D a t a T y p e = " T e x t " > G l o b a l L o c a t i o n N u m b e r < / G l o b a l L o c a t i o n N u m b e r >   
          < G l o b a l L o c a t i o n N u m b e r _ L b l   E l e m e n t T y p e = " C o l u m n "   E l e m e n t I d = " 1 7 5 0 9 1 3 8 9 1 "   D a t a T y p e = " T e x t " > G l o b a l L o c a t i o n N u m b e r _ L b l < / G l o b a l L o c a t i o n N u m b e r _ L b l >   
-         < H o m e P a g e _ H e a d e r _ L b l   E l e m e n t T y p e = " C o l u m n "   E l e m e n t I d = " 1 8 7 9 7 2 5 0 8 4 "   D a t a T y p e = " L a b e l " > H o m e P a g e _ H e a d e r _ L b l < / H o m e P a g e _ H e a d e r _ L b l > - 
-         < I n v o i c e D i s c o u n t A m o u n t _ L b l   E l e m e n t T y p e = " C o l u m n "   E l e m e n t I d = " 1 5 9 3 0 1 2 7 3 6 "   D a t a T y p e = " L a b e l " > I n v o i c e D i s c o u n t A m o u n t _ L b l < / I n v o i c e D i s c o u n t A m o u n t _ L b l > - 
-         < I n v o i c e D i s c o u n t B a s e A m o u n t _ L b l   E l e m e n t T y p e = " C o l u m n "   E l e m e n t I d = " 2 0 2 9 2 6 6 8 7 5 "   D a t a T y p e = " L a b e l " > I n v o i c e D i s c o u n t B a s e A m o u n t _ L b l < / I n v o i c e D i s c o u n t B a s e A m o u n t _ L b l > +         < H o m e P a g e _ H e a d e r _ L b l   E l e m e n t T y p e = " C o l u m n "   E l e m e n t I d = " 1 8 7 9 7 2 5 0 8 4 "   D a t a T y p e = " T e x t C o n s t " > H o m e P a g e _ H e a d e r _ L b l < / H o m e P a g e _ H e a d e r _ L b l > + 
+         < I n v o i c e D i s c o u n t A m o u n t _ L b l   E l e m e n t T y p e = " C o l u m n "   E l e m e n t I d = " 1 5 9 3 0 1 2 7 3 6 "   D a t a T y p e = " T e x t C o n s t " > I n v o i c e D i s c o u n t A m o u n t _ L b l < / I n v o i c e D i s c o u n t A m o u n t _ L b l > + 
+         < I n v o i c e D i s c o u n t B a s e A m o u n t _ L b l   E l e m e n t T y p e = " C o l u m n "   E l e m e n t I d = " 2 0 2 9 2 6 6 8 7 5 "   D a t a T y p e = " T e x t C o n s t " > I n v o i c e D i s c o u n t B a s e A m o u n t _ L b l < / I n v o i c e D i s c o u n t B a s e A m o u n t _ L b l >   
          < L e g a l E n t i t y T y p e   E l e m e n t T y p e = " C o l u m n "   E l e m e n t I d = " 2 0 5 1 8 7 3 5 6 3 "   D a t a T y p e = " T e x t " > L e g a l E n t i t y T y p e < / L e g a l E n t i t y T y p e >   
          < L e g a l E n t i t y T y p e _ L b l   E l e m e n t T y p e = " C o l u m n "   E l e m e n t I d = " 2 0 8 0 2 2 4 7 9 2 "   D a t a T y p e = " T e x t " > L e g a l E n t i t y T y p e _ L b l < / L e g a l E n t i t y T y p e _ L b l >   
-         < L i n e A m o u n t A f t e r I n v o i c e D i s c o u n t _ L b l   E l e m e n t T y p e = " C o l u m n "   E l e m e n t I d = " 6 7 3 7 2 1 0 9 4 "   D a t a T y p e = " L a b e l " > L i n e A m o u n t A f t e r I n v o i c e D i s c o u n t _ L b l < / L i n e A m o u n t A f t e r I n v o i c e D i s c o u n t _ L b l > - 
-         < L o c a l C u r r e n c y _ L b l   E l e m e n t T y p e = " C o l u m n "   E l e m e n t I d = " 1 5 5 9 6 9 3 4 2 2 "   D a t a T y p e = " L a b e l " > L o c a l C u r r e n c y _ L b l < / L o c a l C u r r e n c y _ L b l > +         < L i n e A m o u n t A f t e r I n v o i c e D i s c o u n t _ L b l   E l e m e n t T y p e = " C o l u m n "   E l e m e n t I d = " 6 7 3 7 2 1 0 9 4 "   D a t a T y p e = " T e x t C o n s t " > L i n e A m o u n t A f t e r I n v o i c e D i s c o u n t _ L b l < / L i n e A m o u n t A f t e r I n v o i c e D i s c o u n t _ L b l > + 
+         < L o c a l C u r r e n c y _ L b l   E l e m e n t T y p e = " C o l u m n "   E l e m e n t I d = " 1 5 5 9 6 9 3 4 2 2 "   D a t a T y p e = " T e x t C o n s t " > L o c a l C u r r e n c y _ L b l < / L o c a l C u r r e n c y _ L b l >   
          < O r d e r N o   E l e m e n t T y p e = " C o l u m n "   E l e m e n t I d = " 1 4 6 6 4 7 3 8 8 6 "   D a t a T y p e = " C o d e " > O r d e r N o < / O r d e r N o >   
@@ -6615,13 +5605,13 @@
  
          < P a c k a g e T r a c k i n g N o _ L b l   E l e m e n t T y p e = " C o l u m n "   E l e m e n t I d = " 2 1 9 3 5 6 7 5 6 "   D a t a T y p e = " S t r i n g " > P a c k a g e T r a c k i n g N o _ L b l < / P a c k a g e T r a c k i n g N o _ L b l >   
-         < P a g e _ L b l   E l e m e n t T y p e = " C o l u m n "   E l e m e n t I d = " 6 8 0 6 4 8 0 9 1 "   D a t a T y p e = " L a b e l " > P a g e _ L b l < / P a g e _ L b l > +         < P a g e _ L b l   E l e m e n t T y p e = " C o l u m n "   E l e m e n t I d = " 6 8 0 6 4 8 0 9 1 "   D a t a T y p e = " T e x t C o n s t " > P a g e _ L b l < / P a g e _ L b l >   
          < P a y m e n t I n s t r u c t i o n s _ T x t   E l e m e n t T y p e = " C o l u m n "   E l e m e n t I d = " 1 8 7 2 0 8 8 3 "   D a t a T y p e = " T e x t " > P a y m e n t I n s t r u c t i o n s _ T x t < / P a y m e n t I n s t r u c t i o n s _ T x t >   
          < P a y m e n t M e t h o d D e s c r i p t i o n   E l e m e n t T y p e = " C o l u m n "   E l e m e n t I d = " 5 8 5 7 5 7 9 7 4 "   D a t a T y p e = " T e x t " > P a y m e n t M e t h o d D e s c r i p t i o n < / P a y m e n t M e t h o d D e s c r i p t i o n >   
-         < P a y m e n t M e t h o d D e s c r i p t i o n _ L b l   E l e m e n t T y p e = " C o l u m n "   E l e m e n t I d = " 7 9 7 1 1 7 3 2 3 "   D a t a T y p e = " L a b e l " > P a y m e n t M e t h o d D e s c r i p t i o n _ L b l < / P a y m e n t M e t h o d D e s c r i p t i o n _ L b l > +         < P a y m e n t M e t h o d D e s c r i p t i o n _ L b l   E l e m e n t T y p e = " C o l u m n "   E l e m e n t I d = " 7 9 7 1 1 7 3 2 3 "   D a t a T y p e = " T e x t C o n s t " > P a y m e n t M e t h o d D e s c r i p t i o n _ L b l < / P a y m e n t M e t h o d D e s c r i p t i o n _ L b l >   
          < P a y m e n t R e f e r e n c e   E l e m e n t T y p e = " C o l u m n "   E l e m e n t I d = " 3 3 5 4 9 7 0 1 2 "   D a t a T y p e = " T e x t " > P a y m e n t R e f e r e n c e < / P a y m e n t R e f e r e n c e >   
@@ -6629,39 +5619,45 @@
  
          < P a y m e n t T e r m s D e s c r i p t i o n   E l e m e n t T y p e = " C o l u m n "   E l e m e n t I d = " 2 0 3 8 7 4 2 7 0 0 "   D a t a T y p e = " T e x t " > P a y m e n t T e r m s D e s c r i p t i o n < / P a y m e n t T e r m s D e s c r i p t i o n >   
-         < P a y m e n t T e r m s D e s c r i p t i o n _ L b l   E l e m e n t T y p e = " C o l u m n "   E l e m e n t I d = " 1 8 7 4 4 9 4 3 2 1 "   D a t a T y p e = " L a b e l " > P a y m e n t T e r m s D e s c r i p t i o n _ L b l < / P a y m e n t T e r m s D e s c r i p t i o n _ L b l > +         < P a y m e n t T e r m s D e s c r i p t i o n _ L b l   E l e m e n t T y p e = " C o l u m n "   E l e m e n t I d = " 1 8 7 4 4 9 4 3 2 1 "   D a t a T y p e = " T e x t C o n s t " > P a y m e n t T e r m s D e s c r i p t i o n _ L b l < / P a y m e n t T e r m s D e s c r i p t i o n _ L b l >   
          < P r i c e s I n c l u d i n g V A T   E l e m e n t T y p e = " C o l u m n "   E l e m e n t I d = " 5 1 8 8 1 7 1 6 7 "   D a t a T y p e = " B o o l e a n " > P r i c e s I n c l u d i n g V A T < / P r i c e s I n c l u d i n g V A T >   
+         < P r i c e s I n c l u d i n g V A T _ L b l   E l e m e n t T y p e = " C o l u m n "   E l e m e n t I d = " 1 3 7 7 9 7 9 4 4 4 "   D a t a T y p e = " S t r i n g " > P r i c e s I n c l u d i n g V A T _ L b l < / P r i c e s I n c l u d i n g V A T _ L b l > + 
          < P r i c e s I n c l u d i n g V A T Y e s N o   E l e m e n t T y p e = " C o l u m n "   E l e m e n t I d = " 1 4 1 1 1 4 7 5 9 9 "   D a t a T y p e = " S t r i n g " > P r i c e s I n c l u d i n g V A T Y e s N o < / P r i c e s I n c l u d i n g V A T Y e s N o >   
-         < P r i c e s I n c l u d i n g V A T _ L b l   E l e m e n t T y p e = " C o l u m n "   E l e m e n t I d = " 1 3 7 7 9 7 9 4 4 4 "   D a t a T y p e = " S t r i n g " > P r i c e s I n c l u d i n g V A T _ L b l < / P r i c e s I n c l u d i n g V A T _ L b l > - 
-         < Q u e s t i o n s _ L b l   E l e m e n t T y p e = " C o l u m n "   E l e m e n t I d = " 2 0 7 0 8 9 0 0 1 9 "   D a t a T y p e = " L a b e l " > Q u e s t i o n s _ L b l < / Q u e s t i o n s _ L b l > +         < Q R _ C o d e _ I m a g e   E l e m e n t T y p e = " C o l u m n "   E l e m e n t I d = " 2 0 7 9 6 8 0 8 3 6 "   D a t a T y p e = " M e d i a S e t " > Q R _ C o d e _ I m a g e < / Q R _ C o d e _ I m a g e > + 
+         < Q R _ C o d e _ I m a g e _ L b l   E l e m e n t T y p e = " C o l u m n "   E l e m e n t I d = " 1 2 2 9 4 4 6 0 7 "   D a t a T y p e = " S t r i n g " > Q R _ C o d e _ I m a g e _ L b l < / Q R _ C o d e _ I m a g e _ L b l > + 
+         < Q u e s t i o n s _ L b l   E l e m e n t T y p e = " C o l u m n "   E l e m e n t I d = " 2 0 7 0 8 9 0 0 1 9 "   D a t a T y p e = " T e x t C o n s t " > Q u e s t i o n s _ L b l < / Q u e s t i o n s _ L b l > + 
+         < R e c u r r i n g B i l l i n g   E l e m e n t T y p e = " C o l u m n "   E l e m e n t I d = " 4 8 0 8 6 9 9 3 "   D a t a T y p e = " B o o l e a n " > R e c u r r i n g B i l l i n g < / R e c u r r i n g B i l l i n g >   
          < R e m a i n i n g A m o u n t   E l e m e n t T y p e = " C o l u m n "   E l e m e n t I d = " 3 5 3 2 6 4 1 3 1 "   D a t a T y p e = " D e c i m a l " > R e m a i n i n g A m o u n t < / R e m a i n i n g A m o u n t >   
          < R e m a i n i n g A m o u n t T e x t   E l e m e n t T y p e = " C o l u m n "   E l e m e n t I d = " 1 8 1 3 6 1 2 0 "   D a t a T y p e = " T e x t " > R e m a i n i n g A m o u n t T e x t < / R e m a i n i n g A m o u n t T e x t >   
-         < S a l e s I n v o i c e L i n e D i s c o u n t _ L b l   E l e m e n t T y p e = " C o l u m n "   E l e m e n t I d = " 6 6 4 6 0 1 5 8 2 "   D a t a T y p e = " L a b e l " > S a l e s I n v o i c e L i n e D i s c o u n t _ L b l < / S a l e s I n v o i c e L i n e D i s c o u n t _ L b l > +         < S a l e s I n v o i c e L i n e D i s c o u n t _ L b l   E l e m e n t T y p e = " C o l u m n "   E l e m e n t I d = " 6 6 4 6 0 1 5 8 2 "   D a t a T y p e = " T e x t C o n s t " > S a l e s I n v o i c e L i n e D i s c o u n t _ L b l < / S a l e s I n v o i c e L i n e D i s c o u n t _ L b l > + 
+         < S a l e s P e r s o n _ L b l   E l e m e n t T y p e = " C o l u m n "   E l e m e n t I d = " 1 5 6 4 1 9 6 3 6 5 "   D a t a T y p e = " T e x t C o n s t " > S a l e s P e r s o n _ L b l < / S a l e s P e r s o n _ L b l >   
          < S a l e s P e r s o n B l a n k _ L b l   E l e m e n t T y p e = " C o l u m n "   E l e m e n t I d = " 6 5 4 6 2 4 6 0 1 "   D a t a T y p e = " T e x t " > S a l e s P e r s o n B l a n k _ L b l < / S a l e s P e r s o n B l a n k _ L b l >   
          < S a l e s P e r s o n N a m e   E l e m e n t T y p e = " C o l u m n "   E l e m e n t I d = " 8 7 1 4 9 2 9 8 3 "   D a t a T y p e = " T e x t " > S a l e s P e r s o n N a m e < / S a l e s P e r s o n N a m e >   
-         < S a l e s P e r s o n _ L b l   E l e m e n t T y p e = " C o l u m n "   E l e m e n t I d = " 1 5 6 4 1 9 6 3 6 5 "   D a t a T y p e = " L a b e l " > S a l e s P e r s o n _ L b l < / S a l e s P e r s o n _ L b l > - 
          < S e l l T o C o n t a c t E m a i l   E l e m e n t T y p e = " C o l u m n "   E l e m e n t I d = " 2 6 2 8 2 4 5 6 4 "   D a t a T y p e = " T e x t " > S e l l T o C o n t a c t E m a i l < / S e l l T o C o n t a c t E m a i l >   
-         < S e l l T o C o n t a c t E m a i l L b l   E l e m e n t T y p e = " C o l u m n "   E l e m e n t I d = " 3 7 0 9 2 0 3 7 4 "   D a t a T y p e = " L a b e l " > S e l l T o C o n t a c t E m a i l L b l < / S e l l T o C o n t a c t E m a i l L b l > +         < S e l l T o C o n t a c t E m a i l L b l   E l e m e n t T y p e = " C o l u m n "   E l e m e n t I d = " 3 7 0 9 2 0 3 7 4 "   D a t a T y p e = " T e x t C o n s t " > S e l l T o C o n t a c t E m a i l L b l < / S e l l T o C o n t a c t E m a i l L b l >   
          < S e l l T o C o n t a c t M o b i l e P h o n e N o   E l e m e n t T y p e = " C o l u m n "   E l e m e n t I d = " 1 8 4 3 5 8 7 4 7 "   D a t a T y p e = " T e x t " > S e l l T o C o n t a c t M o b i l e P h o n e N o < / S e l l T o C o n t a c t M o b i l e P h o n e N o >   
-         < S e l l T o C o n t a c t M o b i l e P h o n e N o L b l   E l e m e n t T y p e = " C o l u m n "   E l e m e n t I d = " 1 4 5 7 5 2 8 4 1 7 "   D a t a T y p e = " L a b e l " > S e l l T o C o n t a c t M o b i l e P h o n e N o L b l < / S e l l T o C o n t a c t M o b i l e P h o n e N o L b l > +         < S e l l T o C o n t a c t M o b i l e P h o n e N o L b l   E l e m e n t T y p e = " C o l u m n "   E l e m e n t I d = " 1 4 5 7 5 2 8 4 1 7 "   D a t a T y p e = " T e x t C o n s t " > S e l l T o C o n t a c t M o b i l e P h o n e N o L b l < / S e l l T o C o n t a c t M o b i l e P h o n e N o L b l >   
          < S e l l T o C o n t a c t P h o n e N o   E l e m e n t T y p e = " C o l u m n "   E l e m e n t I d = " 1 6 1 3 8 2 2 4 8 3 "   D a t a T y p e = " T e x t " > S e l l T o C o n t a c t P h o n e N o < / S e l l T o C o n t a c t P h o n e N o >   
-         < S e l l T o C o n t a c t P h o n e N o L b l   E l e m e n t T y p e = " C o l u m n "   E l e m e n t I d = " 1 0 5 0 6 8 6 8 0 9 "   D a t a T y p e = " L a b e l " > S e l l T o C o n t a c t P h o n e N o L b l < / S e l l T o C o n t a c t P h o n e N o L b l > +         < S e l l T o C o n t a c t P h o n e N o L b l   E l e m e n t T y p e = " C o l u m n "   E l e m e n t I d = " 1 0 5 0 6 8 6 8 0 9 "   D a t a T y p e = " T e x t C o n s t " > S e l l T o C o n t a c t P h o n e N o L b l < / S e l l T o C o n t a c t P h o n e N o L b l >   
          < S e l l t o C u s t o m e r N o   E l e m e n t T y p e = " C o l u m n "   E l e m e n t I d = " 2 0 5 0 6 4 7 3 4 9 "   D a t a T y p e = " C o d e " > S e l l t o C u s t o m e r N o < / S e l l t o C u s t o m e r N o >   
@@ -6671,20 +5667,22 @@
  
          < S e l l T o P h o n e N o   E l e m e n t T y p e = " C o l u m n "   E l e m e n t I d = " 7 5 1 9 3 1 8 4 3 "   D a t a T y p e = " T e x t " > S e l l T o P h o n e N o < / S e l l T o P h o n e N o >   
+         < S h i p m e n t _ L b l   E l e m e n t T y p e = " C o l u m n "   E l e m e n t I d = " 2 0 8 5 7 6 7 1 2 0 "   D a t a T y p e = " T e x t C o n s t " > S h i p m e n t _ L b l < / S h i p m e n t _ L b l > + 
          < S h i p m e n t D a t e   E l e m e n t T y p e = " C o l u m n "   E l e m e n t I d = " 9 3 1 1 1 1 4 6 5 "   D a t a T y p e = " S t r i n g " > S h i p m e n t D a t e < / S h i p m e n t D a t e >   
          < S h i p m e n t D a t e _ L b l   E l e m e n t T y p e = " C o l u m n "   E l e m e n t I d = " 6 1 4 4 0 0 3 6 4 "   D a t a T y p e = " S t r i n g " > S h i p m e n t D a t e _ L b l < / S h i p m e n t D a t e _ L b l >   
          < S h i p m e n t M e t h o d D e s c r i p t i o n   E l e m e n t T y p e = " C o l u m n "   E l e m e n t I d = " 2 0 5 9 4 0 3 2 6 0 "   D a t a T y p e = " T e x t " > S h i p m e n t M e t h o d D e s c r i p t i o n < / S h i p m e n t M e t h o d D e s c r i p t i o n >   
-         < S h i p m e n t M e t h o d D e s c r i p t i o n _ L b l   E l e m e n t T y p e = " C o l u m n "   E l e m e n t I d = " 1 1 7 9 9 7 8 4 6 5 "   D a t a T y p e = " L a b e l " > S h i p m e n t M e t h o d D e s c r i p t i o n _ L b l < / S h i p m e n t M e t h o d D e s c r i p t i o n _ L b l > - 
-         < S h i p m e n t _ L b l   E l e m e n t T y p e = " C o l u m n "   E l e m e n t I d = " 2 0 8 5 7 6 7 1 2 0 "   D a t a T y p e = " L a b e l " > S h i p m e n t _ L b l < / S h i p m e n t _ L b l > +         < S h i p m e n t M e t h o d D e s c r i p t i o n _ L b l   E l e m e n t T y p e = " C o l u m n "   E l e m e n t I d = " 1 1 7 9 9 7 8 4 6 5 "   D a t a T y p e = " T e x t C o n s t " > S h i p m e n t M e t h o d D e s c r i p t i o n _ L b l < / S h i p m e n t M e t h o d D e s c r i p t i o n _ L b l >   
          < S h i p p i n g A g e n t C o d e   E l e m e n t T y p e = " C o l u m n "   E l e m e n t I d = " 1 6 7 0 1 5 5 2 6 9 "   D a t a T y p e = " C o d e " > S h i p p i n g A g e n t C o d e < / S h i p p i n g A g e n t C o d e >   
          < S h i p p i n g A g e n t C o d e _ L b l   E l e m e n t T y p e = " C o l u m n "   E l e m e n t I d = " 1 1 5 3 2 0 1 3 4 "   D a t a T y p e = " S t r i n g " > S h i p p i n g A g e n t C o d e _ L b l < / S h i p p i n g A g e n t C o d e _ L b l >   
+         < S h i p T o A d d r e s s _ L b l   E l e m e n t T y p e = " C o l u m n "   E l e m e n t I d = " 1 6 5 0 5 0 5 0 1 7 "   D a t a T y p e = " T e x t C o n s t " > S h i p T o A d d r e s s _ L b l < / S h i p T o A d d r e s s _ L b l > + 
          < S h i p T o A d d r e s s 1   E l e m e n t T y p e = " C o l u m n "   E l e m e n t I d = " 1 3 5 7 6 7 2 8 6 1 "   D a t a T y p e = " T e x t " > S h i p T o A d d r e s s 1 < / S h i p T o A d d r e s s 1 >   
          < S h i p T o A d d r e s s 2   E l e m e n t T y p e = " C o l u m n "   E l e m e n t I d = " 1 0 2 4 2 0 4 5 8 4 "   D a t a T y p e = " T e x t " > S h i p T o A d d r e s s 2 < / S h i p T o A d d r e s s 2 > @@ -6701,39 +5699,39 @@
  
          < S h i p T o A d d r e s s 8   E l e m e n t T y p e = " C o l u m n "   E l e m e n t I d = " 1 4 9 2 9 9 2 1 7 8 "   D a t a T y p e = " T e x t " > S h i p T o A d d r e s s 8 < / S h i p T o A d d r e s s 8 >   
-         < S h i p T o A d d r e s s _ L b l   E l e m e n t T y p e = " C o l u m n "   E l e m e n t I d = " 1 6 5 0 5 0 5 0 1 7 "   D a t a T y p e = " L a b e l " > S h i p T o A d d r e s s _ L b l < / S h i p T o A d d r e s s _ L b l > - 
          < S h i p T o P h o n e N o   E l e m e n t T y p e = " C o l u m n "   E l e m e n t I d = " 3 6 9 7 0 2 2 5 5 "   D a t a T y p e = " T e x t " > S h i p T o P h o n e N o < / S h i p T o P h o n e N o >   
          < S h o w S h i p p i n g A d d r e s s   E l e m e n t T y p e = " C o l u m n "   E l e m e n t I d = " 1 1 2 0 0 7 1 2 6 6 "   D a t a T y p e = " B o o l e a n " > S h o w S h i p p i n g A d d r e s s < / S h o w S h i p p i n g A d d r e s s >   
          < S h o w W o r k D e s c r i p t i o n   E l e m e n t T y p e = " C o l u m n "   E l e m e n t I d = " 7 8 5 4 6 8 8 6 5 "   D a t a T y p e = " B o o l e a n " > S h o w W o r k D e s c r i p t i o n < / S h o w W o r k D e s c r i p t i o n >   
-         < S u b t o t a l _ L b l   E l e m e n t T y p e = " C o l u m n "   E l e m e n t I d = " 1 9 6 7 7 9 5 1 4 2 "   D a t a T y p e = " L a b e l " > S u b t o t a l _ L b l < / S u b t o t a l _ L b l > - 
-         < T h a n k s _ L b l   E l e m e n t T y p e = " C o l u m n "   E l e m e n t I d = " 2 1 0 3 3 0 5 5 2 5 "   D a t a T y p e = " L a b e l " > T h a n k s _ L b l < / T h a n k s _ L b l > - 
-         < T o t a l _ L b l   E l e m e n t T y p e = " C o l u m n "   E l e m e n t I d = " 1 2 1 0 1 0 0 8 7 8 "   D a t a T y p e = " L a b e l " > T o t a l _ L b l < / T o t a l _ L b l > - 
-         < V A T A m o u n t S p e c i f i c a t i o n _ L b l   E l e m e n t T y p e = " C o l u m n "   E l e m e n t I d = " 8 7 8 7 0 6 8 4 6 "   D a t a T y p e = " L a b e l " > V A T A m o u n t S p e c i f i c a t i o n _ L b l < / V A T A m o u n t S p e c i f i c a t i o n _ L b l > - 
-         < V A T A m o u n t _ L b l   E l e m e n t T y p e = " C o l u m n "   E l e m e n t I d = " 1 0 9 4 6 5 7 2 9 "   D a t a T y p e = " L a b e l " > V A T A m o u n t _ L b l < / V A T A m o u n t _ L b l > - 
-         < V A T B a s e _ L b l   E l e m e n t T y p e = " C o l u m n "   E l e m e n t I d = " 1 8 6 6 1 5 8 2 7 8 "   D a t a T y p e = " L a b e l " > V A T B a s e _ L b l < / V A T B a s e _ L b l > - 
-         < V A T C l a u s e s _ L b l   E l e m e n t T y p e = " C o l u m n "   E l e m e n t I d = " 1 3 8 3 9 2 0 0 1 9 "   D a t a T y p e = " L a b e l " > V A T C l a u s e s _ L b l < / V A T C l a u s e s _ L b l > +         < S u b t o t a l _ L b l   E l e m e n t T y p e = " C o l u m n "   E l e m e n t I d = " 1 9 6 7 7 9 5 1 4 2 "   D a t a T y p e = " T e x t C o n s t " > S u b t o t a l _ L b l < / S u b t o t a l _ L b l > + 
+         < T h a n k s _ L b l   E l e m e n t T y p e = " C o l u m n "   E l e m e n t I d = " 2 1 0 3 3 0 5 5 2 5 "   D a t a T y p e = " T e x t C o n s t " > T h a n k s _ L b l < / T h a n k s _ L b l > + 
+         < T o t a l _ L b l   E l e m e n t T y p e = " C o l u m n "   E l e m e n t I d = " 1 2 1 0 1 0 0 8 7 8 "   D a t a T y p e = " T e x t C o n s t " > T o t a l _ L b l < / T o t a l _ L b l > + 
+         < T o t a l C O 2 e _ L b l   E l e m e n t T y p e = " C o l u m n "   E l e m e n t I d = " 1 0 3 0 5 9 5 2 5 5 "   D a t a T y p e = " T e x t " > T o t a l C O 2 e _ L b l < / T o t a l C O 2 e _ L b l > + 
+         < V A T A m o u n t _ L b l   E l e m e n t T y p e = " C o l u m n "   E l e m e n t I d = " 1 0 9 4 6 5 7 2 9 "   D a t a T y p e = " T e x t C o n s t " > V A T A m o u n t _ L b l < / V A T A m o u n t _ L b l > + 
+         < V A T A m o u n t S p e c i f i c a t i o n _ L b l   E l e m e n t T y p e = " C o l u m n "   E l e m e n t I d = " 8 7 8 7 0 6 8 4 6 "   D a t a T y p e = " T e x t C o n s t " > V A T A m o u n t S p e c i f i c a t i o n _ L b l < / V A T A m o u n t S p e c i f i c a t i o n _ L b l > + 
+         < V A T B a s e _ L b l   E l e m e n t T y p e = " C o l u m n "   E l e m e n t I d = " 1 8 6 6 1 5 8 2 7 8 "   D a t a T y p e = " T e x t C o n s t " > V A T B a s e _ L b l < / V A T B a s e _ L b l >   
          < V A T C l a u s e _ L b l   E l e m e n t T y p e = " C o l u m n "   E l e m e n t I d = " 1 5 7 0 4 9 5 4 9 0 "   D a t a T y p e = " S t r i n g " > V A T C l a u s e _ L b l < / V A T C l a u s e _ L b l >   
-         < V A T I d e n t i f i e r _ L b l   E l e m e n t T y p e = " C o l u m n "   E l e m e n t I d = " 1 6 8 6 6 2 3 9 8 4 "   D a t a T y p e = " L a b e l " > V A T I d e n t i f i e r _ L b l < / V A T I d e n t i f i e r _ L b l > - 
-         < V A T P e r c e n t a g e _ L b l   E l e m e n t T y p e = " C o l u m n "   E l e m e n t I d = " 6 7 6 6 5 4 5 6 5 "   D a t a T y p e = " L a b e l " > V A T P e r c e n t a g e _ L b l < / V A T P e r c e n t a g e _ L b l > +         < V A T C l a u s e s _ L b l   E l e m e n t T y p e = " C o l u m n "   E l e m e n t I d = " 1 3 8 3 9 2 0 0 1 9 "   D a t a T y p e = " T e x t C o n s t " > V A T C l a u s e s _ L b l < / V A T C l a u s e s _ L b l > + 
+         < V A T I d e n t i f i e r _ L b l   E l e m e n t T y p e = " C o l u m n "   E l e m e n t I d = " 1 6 8 6 6 2 3 9 8 4 "   D a t a T y p e = " T e x t C o n s t " > V A T I d e n t i f i e r _ L b l < / V A T I d e n t i f i e r _ L b l > + 
+         < V A T P e r c e n t a g e _ L b l   E l e m e n t T y p e = " C o l u m n "   E l e m e n t I d = " 6 7 6 6 5 4 5 6 5 "   D a t a T y p e = " T e x t C o n s t " > V A T P e r c e n t a g e _ L b l < / V A T P e r c e n t a g e _ L b l >   
          < V A T R e g i s t r a t i o n N o   E l e m e n t T y p e = " C o l u m n "   E l e m e n t I d = " 1 8 8 9 1 9 5 4 0 2 "   D a t a T y p e = " T e x t " > V A T R e g i s t r a t i o n N o < / V A T R e g i s t r a t i o n N o >   
          < V A T R e g i s t r a t i o n N o _ L b l   E l e m e n t T y p e = " C o l u m n "   E l e m e n t I d = " 1 4 2 4 6 1 6 0 8 5 "   D a t a T y p e = " T e x t " > V A T R e g i s t r a t i o n N o _ L b l < / V A T R e g i s t r a t i o n N o _ L b l >   
-         < Y o u r D o c u m e n t T i t l e _ L b l   E l e m e n t T y p e = " C o l u m n "   E l e m e n t I d = " 1 8 2 1 7 1 6 9 3 4 "   D a t a T y p e = " L a b e l " > Y o u r D o c u m e n t T i t l e _ L b l < / Y o u r D o c u m e n t T i t l e _ L b l > +         < Y o u r D o c u m e n t T i t l e _ L b l   E l e m e n t T y p e = " C o l u m n "   E l e m e n t I d = " 1 8 2 1 7 1 6 9 3 4 "   D a t a T y p e = " T e x t C o n s t " > Y o u r D o c u m e n t T i t l e _ L b l < / Y o u r D o c u m e n t T i t l e _ L b l >   
          < Y o u r R e f e r e n c e   E l e m e n t T y p e = " C o l u m n "   E l e m e n t I d = " 1 1 0 3 9 9 5 1 "   D a t a T y p e = " T e x t " > Y o u r R e f e r e n c e < / Y o u r R e f e r e n c e >   
@@ -6749,6 +5747,12 @@
  
              < A m o u n t I n c l u d i n g V A T _ L i n e _ L b l   E l e m e n t T y p e = " C o l u m n "   E l e m e n t I d = " 9 3 0 7 4 7 3 1 3 "   D a t a T y p e = " S t r i n g " > A m o u n t I n c l u d i n g V A T _ L i n e _ L b l < / A m o u n t I n c l u d i n g V A T _ L i n e _ L b l >   
+             < C O 2 e P e r U n i t _ L i n e   E l e m e n t T y p e = " C o l u m n "   E l e m e n t I d = " 1 3 2 0 1 7 0 3 0 2 "   D a t a T y p e = " T e x t " > C O 2 e P e r U n i t _ L i n e < / C O 2 e P e r U n i t _ L i n e > + 
+             < C o n t r a c t L i n e N o   E l e m e n t T y p e = " C o l u m n "   E l e m e n t I d = " 3 0 7 6 6 9 2 4 8 "   D a t a T y p e = " I n t e g e r " > C o n t r a c t L i n e N o < / C o n t r a c t L i n e N o > + 
+             < C o n t r a c t N o   E l e m e n t T y p e = " C o l u m n "   E l e m e n t I d = " 1 9 5 9 3 0 8 7 1 8 "   D a t a T y p e = " C o d e " > C o n t r a c t N o < / C o n t r a c t N o > + 
              < D e s c r i p t i o n _ L i n e   E l e m e n t T y p e = " C o l u m n "   E l e m e n t I d = " 1 4 0 6 8 2 2 3 1 0 "   D a t a T y p e = " T e x t " > D e s c r i p t i o n _ L i n e < / D e s c r i p t i o n _ L i n e >   
              < D e s c r i p t i o n _ L i n e _ L b l   E l e m e n t T y p e = " C o l u m n "   E l e m e n t I d = " 2 1 1 8 9 5 1 4 9 5 "   D a t a T y p e = " S t r i n g " > D e s c r i p t i o n _ L i n e _ L b l < / D e s c r i p t i o n _ L i n e _ L b l > @@ -6765,10 +5769,10 @@
  
              < J o b N o _ L b l   E l e m e n t T y p e = " C o l u m n "   E l e m e n t I d = " 1 8 9 7 0 9 4 2 6 "   D a t a T y p e = " T e x t " > J o b N o _ L b l < / J o b N o _ L b l >   
+             < J o b T a s k D e s c _ L b l   E l e m e n t T y p e = " C o l u m n "   E l e m e n t I d = " 5 4 8 3 1 0 0 2 7 "   D a t a T y p e = " T e x t C o n s t " > J o b T a s k D e s c _ L b l < / J o b T a s k D e s c _ L b l > + 
              < J o b T a s k D e s c r i p t i o n   E l e m e n t T y p e = " C o l u m n "   E l e m e n t I d = " 1 0 6 5 5 0 2 3 4 3 "   D a t a T y p e = " T e x t " > J o b T a s k D e s c r i p t i o n < / J o b T a s k D e s c r i p t i o n >   
-             < J o b T a s k D e s c _ L b l   E l e m e n t T y p e = " C o l u m n "   E l e m e n t I d = " 5 4 8 3 1 0 0 2 7 "   D a t a T y p e = " L a b e l " > J o b T a s k D e s c _ L b l < / J o b T a s k D e s c _ L b l > - 
              < J o b T a s k N o   E l e m e n t T y p e = " C o l u m n "   E l e m e n t I d = " 9 4 0 0 8 9 4 5 8 "   D a t a T y p e = " C o d e " > J o b T a s k N o < / J o b T a s k N o >   
              < J o b T a s k N o _ L b l   E l e m e n t T y p e = " C o l u m n "   E l e m e n t I d = " 6 2 2 6 5 1 9 4 9 "   D a t a T y p e = " T e x t " > J o b T a s k N o _ L b l < / J o b T a s k N o _ L b l > @@ -6777,30 +5781,36 @@
  
              < L i n e A m o u n t _ L i n e _ L b l   E l e m e n t T y p e = " C o l u m n "   E l e m e n t I d = " 9 9 2 9 0 1 8 4 5 "   D a t a T y p e = " S t r i n g " > L i n e A m o u n t _ L i n e _ L b l < / L i n e A m o u n t _ L i n e _ L b l >   
+             < L i n e D i s c o u n t P e r c e n t _ L i n e   E l e m e n t T y p e = " C o l u m n "   E l e m e n t I d = " 9 0 7 8 2 7 4 3 6 "   D a t a T y p e = " D e c i m a l " > L i n e D i s c o u n t P e r c e n t _ L i n e < / L i n e D i s c o u n t P e r c e n t _ L i n e > + 
              < L i n e D i s c o u n t P e r c e n t T e x t _ L i n e   E l e m e n t T y p e = " C o l u m n "   E l e m e n t I d = " 6 1 3 1 3 5 1 9 "   D a t a T y p e = " T e x t " > L i n e D i s c o u n t P e r c e n t T e x t _ L i n e < / L i n e D i s c o u n t P e r c e n t T e x t _ L i n e >   
-             < L i n e D i s c o u n t P e r c e n t _ L i n e   E l e m e n t T y p e = " C o l u m n "   E l e m e n t I d = " 9 0 7 8 2 7 4 3 6 "   D a t a T y p e = " D e c i m a l " > L i n e D i s c o u n t P e r c e n t _ L i n e < / L i n e D i s c o u n t P e r c e n t _ L i n e > - 
              < L i n e N o _ L i n e   E l e m e n t T y p e = " C o l u m n "   E l e m e n t I d = " 6 9 8 9 8 5 9 7 9 "   D a t a T y p e = " I n t e g e r " > L i n e N o _ L i n e < / L i n e N o _ L i n e >   
-             < P r i c e P e r _ L b l   E l e m e n t T y p e = " C o l u m n "   E l e m e n t I d = " 9 7 3 2 8 0 1 3 4 "   D a t a T y p e = " L a b e l " > P r i c e P e r _ L b l < / P r i c e P e r _ L b l > - 
-             < P r i c e _ L b l   E l e m e n t T y p e = " C o l u m n "   E l e m e n t I d = " 2 1 2 6 7 6 4 9 2 5 "   D a t a T y p e = " L a b e l " > P r i c e _ L b l < / P r i c e _ L b l > - 
-             < Q t y _ L b l   E l e m e n t T y p e = " C o l u m n "   E l e m e n t I d = " 2 6 3 6 7 3 7 6 4 "   D a t a T y p e = " L a b e l " > Q t y _ L b l < / Q t y _ L b l > +             < P r i c e _ L b l   E l e m e n t T y p e = " C o l u m n "   E l e m e n t I d = " 2 1 2 6 7 6 4 9 2 5 "   D a t a T y p e = " T e x t C o n s t " > P r i c e _ L b l < / P r i c e _ L b l > + 
+             < P r i c e P e r _ L b l   E l e m e n t T y p e = " C o l u m n "   E l e m e n t I d = " 9 7 3 2 8 0 1 3 4 "   D a t a T y p e = " T e x t C o n s t " > P r i c e P e r _ L b l < / P r i c e P e r _ L b l > + 
+             < Q t y _ L b l   E l e m e n t T y p e = " C o l u m n "   E l e m e n t I d = " 2 6 3 6 7 3 7 6 4 "   D a t a T y p e = " T e x t C o n s t " > Q t y _ L b l < / Q t y _ L b l >   
              < Q u a n t i t y _ L i n e   E l e m e n t T y p e = " C o l u m n "   E l e m e n t I d = " 1 0 6 8 5 4 3 5 3 7 "   D a t a T y p e = " T e x t " > Q u a n t i t y _ L i n e < / Q u a n t i t y _ L i n e >   
              < Q u a n t i t y _ L i n e _ L b l   E l e m e n t T y p e = " C o l u m n "   E l e m e n t I d = " 2 0 3 4 5 0 6 8 0 2 "   D a t a T y p e = " S t r i n g " > Q u a n t i t y _ L i n e _ L b l < / Q u a n t i t y _ L i n e _ L b l >   
+             < R e c u r r i n g B i l l i n g f r o m   E l e m e n t T y p e = " C o l u m n "   E l e m e n t I d = " 4 7 7 0 0 1 9 2 1 "   D a t a T y p e = " D a t e " > R e c u r r i n g B i l l i n g f r o m < / R e c u r r i n g B i l l i n g f r o m > + 
+             < R e c u r r i n g B i l l i n g t o   E l e m e n t T y p e = " C o l u m n "   E l e m e n t I d = " 1 3 8 4 6 2 3 0 0 4 "   D a t a T y p e = " D a t e " > R e c u r r i n g B i l l i n g t o < / R e c u r r i n g B i l l i n g t o > + 
              < S h i p m e n t D a t e _ L i n e   E l e m e n t T y p e = " C o l u m n "   E l e m e n t I d = " 1 6 7 3 3 7 5 4 1 6 "   D a t a T y p e = " S t r i n g " > S h i p m e n t D a t e _ L i n e < / S h i p m e n t D a t e _ L i n e >   
-             < S h i p m e n t D a t e _ L i n e _ L b l   E l e m e n t T y p e = " C o l u m n "   E l e m e n t I d = " 8 5 3 2 2 4 3 6 3 "   D a t a T y p e = " L a b e l " > S h i p m e n t D a t e _ L i n e _ L b l < / S h i p m e n t D a t e _ L i n e _ L b l > +             < S h i p m e n t D a t e _ L i n e _ L b l   E l e m e n t T y p e = " C o l u m n "   E l e m e n t I d = " 8 5 3 2 2 4 3 6 3 "   D a t a T y p e = " T e x t C o n s t " > S h i p m e n t D a t e _ L i n e _ L b l < / S h i p m e n t D a t e _ L i n e _ L b l >   
              < T r a n s H e a d e r A m o u n t   E l e m e n t T y p e = " C o l u m n "   E l e m e n t I d = " 2 0 2 8 3 0 6 2 7 6 "   D a t a T y p e = " D e c i m a l " > T r a n s H e a d e r A m o u n t < / T r a n s H e a d e r A m o u n t >   
              < T y p e _ L i n e   E l e m e n t T y p e = " C o l u m n "   E l e m e n t I d = " 2 7 2 8 0 4 9 2 4 "   D a t a T y p e = " S t r i n g " > T y p e _ L i n e < / T y p e _ L i n e >   
+             < U n i t _ L b l   E l e m e n t T y p e = " C o l u m n "   E l e m e n t I d = " 8 1 4 3 6 4 3 1 8 "   D a t a T y p e = " T e x t C o n s t " > U n i t _ L b l < / U n i t _ L b l > + 
              < U n i t O f M e a s u r e   E l e m e n t T y p e = " C o l u m n "   E l e m e n t I d = " 1 8 0 8 2 2 8 0 1 8 "   D a t a T y p e = " T e x t " > U n i t O f M e a s u r e < / U n i t O f M e a s u r e >   
              < U n i t O f M e a s u r e _ L b l   E l e m e n t T y p e = " C o l u m n "   E l e m e n t I d = " 9 8 1 9 5 1 2 4 9 "   D a t a T y p e = " S t r i n g " > U n i t O f M e a s u r e _ L b l < / U n i t O f M e a s u r e _ L b l > @@ -6809,8 +5819,6 @@
  
              < U n i t P r i c e _ L b l   E l e m e n t T y p e = " C o l u m n "   E l e m e n t I d = " 1 1 6 3 9 2 6 6 0 3 "   D a t a T y p e = " S t r i n g " > U n i t P r i c e _ L b l < / U n i t P r i c e _ L b l >   
-             < U n i t _ L b l   E l e m e n t T y p e = " C o l u m n "   E l e m e n t I d = " 8 1 4 3 6 4 3 1 8 "   D a t a T y p e = " L a b e l " > U n i t _ L b l < / U n i t _ L b l > - 
              < V A T I d e n t i f i e r _ L i n e   E l e m e n t T y p e = " C o l u m n "   E l e m e n t I d = " 1 7 7 3 6 2 2 4 1 2 "   D a t a T y p e = " C o d e " > V A T I d e n t i f i e r _ L i n e < / V A T I d e n t i f i e r _ L i n e >   
              < V A T I d e n t i f i e r _ L i n e _ L b l   E l e m e n t T y p e = " C o l u m n "   E l e m e n t I d = " 5 3 3 7 8 2 7 0 3 "   D a t a T y p e = " S t r i n g " > V A T I d e n t i f i e r _ L i n e _ L b l < / V A T I d e n t i f i e r _ L i n e _ L b l > @@ -6873,21 +5881,21 @@
  
              < N o O f V A T I d e n t i f i e r s   E l e m e n t T y p e = " C o l u m n "   E l e m e n t I d = " 1 1 5 3 2 6 3 0 2 6 "   D a t a T y p e = " I n t e g e r " > N o O f V A T I d e n t i f i e r s < / N o O f V A T I d e n t i f i e r s >   
+             < V A T A m o u n t _ V a t A m o u n t L i n e   E l e m e n t T y p e = " C o l u m n "   E l e m e n t I d = " 1 8 9 1 8 2 0 6 2 0 "   D a t a T y p e = " D e c i m a l " > V A T A m o u n t _ V a t A m o u n t L i n e < / V A T A m o u n t _ V a t A m o u n t L i n e > + 
+             < V A T A m o u n t _ V a t A m o u n t L i n e _ L b l   E l e m e n t T y p e = " C o l u m n "   E l e m e n t I d = " 1 5 1 3 5 5 5 4 7 3 "   D a t a T y p e = " S t r i n g " > V A T A m o u n t _ V a t A m o u n t L i n e _ L b l < / V A T A m o u n t _ V a t A m o u n t L i n e _ L b l > + 
              < V A T A m o u n t L C Y _ V A T A m o u n t L i n e   E l e m e n t T y p e = " C o l u m n "   E l e m e n t I d = " 1 5 8 1 9 9 4 3 5 0 "   D a t a T y p e = " D e c i m a l " > V A T A m o u n t L C Y _ V A T A m o u n t L i n e < / V A T A m o u n t L C Y _ V A T A m o u n t L i n e >   
-             < V A T A m o u n t L C Y _ V A T A m o u n t L i n e _ L b l   E l e m e n t T y p e = " C o l u m n "   E l e m e n t I d = " 9 2 3 0 0 3 3 7 "   D a t a T y p e = " L a b e l " > V A T A m o u n t L C Y _ V A T A m o u n t L i n e _ L b l < / V A T A m o u n t L C Y _ V A T A m o u n t L i n e _ L b l > - 
-             < V A T A m o u n t _ V a t A m o u n t L i n e   E l e m e n t T y p e = " C o l u m n "   E l e m e n t I d = " 1 8 9 1 8 2 0 6 2 0 "   D a t a T y p e = " D e c i m a l " > V A T A m o u n t _ V a t A m o u n t L i n e < / V A T A m o u n t _ V a t A m o u n t L i n e > - 
-             < V A T A m o u n t _ V a t A m o u n t L i n e _ L b l   E l e m e n t T y p e = " C o l u m n "   E l e m e n t I d = " 1 5 1 3 5 5 5 4 7 3 "   D a t a T y p e = " S t r i n g " > V A T A m o u n t _ V a t A m o u n t L i n e _ L b l < / V A T A m o u n t _ V a t A m o u n t L i n e _ L b l > +             < V A T A m o u n t L C Y _ V A T A m o u n t L i n e _ L b l   E l e m e n t T y p e = " C o l u m n "   E l e m e n t I d = " 9 2 3 0 0 3 3 7 "   D a t a T y p e = " T e x t C o n s t " > V A T A m o u n t L C Y _ V A T A m o u n t L i n e _ L b l < / V A T A m o u n t L C Y _ V A T A m o u n t L i n e _ L b l > + 
+             < V A T B a s e _ V a t A m o u n t L i n e   E l e m e n t T y p e = " C o l u m n "   E l e m e n t I d = " 1 4 5 8 9 3 7 8 1 9 "   D a t a T y p e = " D e c i m a l " > V A T B a s e _ V a t A m o u n t L i n e < / V A T B a s e _ V a t A m o u n t L i n e > + 
+             < V A T B a s e _ V a t A m o u n t L i n e _ L b l   E l e m e n t T y p e = " C o l u m n "   E l e m e n t I d = " 1 6 9 1 3 0 2 4 8 8 "   D a t a T y p e = " S t r i n g " > V A T B a s e _ V a t A m o u n t L i n e _ L b l < / V A T B a s e _ V a t A m o u n t L i n e _ L b l >   
              < V A T B a s e L C Y _ V A T A m o u n t L i n e   E l e m e n t T y p e = " C o l u m n "   E l e m e n t I d = " 1 8 6 0 9 4 5 6 3 5 "   D a t a T y p e = " D e c i m a l " > V A T B a s e L C Y _ V A T A m o u n t L i n e < / V A T B a s e L C Y _ V A T A m o u n t L i n e >   
-             < V A T B a s e L C Y _ V A T A m o u n t L i n e _ L b l   E l e m e n t T y p e = " C o l u m n "   E l e m e n t I d = " 1 2 3 6 4 6 7 9 9 8 "   D a t a T y p e = " L a b e l " > V A T B a s e L C Y _ V A T A m o u n t L i n e _ L b l < / V A T B a s e L C Y _ V A T A m o u n t L i n e _ L b l > - 
-             < V A T B a s e _ V a t A m o u n t L i n e   E l e m e n t T y p e = " C o l u m n "   E l e m e n t I d = " 1 4 5 8 9 3 7 8 1 9 "   D a t a T y p e = " D e c i m a l " > V A T B a s e _ V a t A m o u n t L i n e < / V A T B a s e _ V a t A m o u n t L i n e > - 
-             < V A T B a s e _ V a t A m o u n t L i n e _ L b l   E l e m e n t T y p e = " C o l u m n "   E l e m e n t I d = " 1 6 9 1 3 0 2 4 8 8 "   D a t a T y p e = " S t r i n g " > V A T B a s e _ V a t A m o u n t L i n e _ L b l < / V A T B a s e _ V a t A m o u n t L i n e _ L b l > +             < V A T B a s e L C Y _ V A T A m o u n t L i n e _ L b l   E l e m e n t T y p e = " C o l u m n "   E l e m e n t I d = " 1 2 3 6 4 6 7 9 9 8 "   D a t a T y p e = " T e x t C o n s t " > V A T B a s e L C Y _ V A T A m o u n t L i n e _ L b l < / V A T B a s e L C Y _ V A T A m o u n t L i n e _ L b l >   
              < V A T I d e n t i f i e r _ V a t A m o u n t L i n e   E l e m e n t T y p e = " C o l u m n "   E l e m e n t I d = " 1 1 4 2 0 7 0 0 3 5 "   D a t a T y p e = " C o d e " > V A T I d e n t i f i e r _ V a t A m o u n t L i n e < / V A T I d e n t i f i e r _ V a t A m o u n t L i n e >   
@@ -6905,10 +5913,10 @@
  
              < C o d e _ V A T C l a u s e L i n e _ L b l   E l e m e n t T y p e = " C o l u m n "   E l e m e n t I d = " 4 6 1 5 3 3 0 2 "   D a t a T y p e = " S t r i n g " > C o d e _ V A T C l a u s e L i n e _ L b l < / C o d e _ V A T C l a u s e L i n e _ L b l >   
+             < D e s c r i p t i o n _ V A T C l a u s e L i n e   E l e m e n t T y p e = " C o l u m n "   E l e m e n t I d = " 1 3 0 5 5 4 5 9 2 4 "   D a t a T y p e = " T e x t " > D e s c r i p t i o n _ V A T C l a u s e L i n e < / D e s c r i p t i o n _ V A T C l a u s e L i n e > + 
              < D e s c r i p t i o n 2 _ V A T C l a u s e L i n e   E l e m e n t T y p e = " C o l u m n "   E l e m e n t I d = " 1 3 7 9 6 6 7 4 7 0 "   D a t a T y p e = " T e x t " > D e s c r i p t i o n 2 _ V A T C l a u s e L i n e < / D e s c r i p t i o n 2 _ V A T C l a u s e L i n e >   
-             < D e s c r i p t i o n _ V A T C l a u s e L i n e   E l e m e n t T y p e = " C o l u m n "   E l e m e n t I d = " 1 3 0 5 5 4 5 9 2 4 "   D a t a T y p e = " T e x t " > D e s c r i p t i o n _ V A T C l a u s e L i n e < / D e s c r i p t i o n _ V A T C l a u s e L i n e > - 
              < N o O f V A T C l a u s e s   E l e m e n t T y p e = " C o l u m n "   E l e m e n t I d = " 7 5 6 4 1 7 3 9 2 "   D a t a T y p e = " I n t e g e r " > N o O f V A T C l a u s e s < / N o O f V A T C l a u s e s >   
              < V A T A m o u n t _ V A T C l a u s e L i n e   E l e m e n t T y p e = " C o l u m n "   E l e m e n t I d = " 2 2 2 4 6 9 0 5 9 "   D a t a T y p e = " D e c i m a l " > V A T A m o u n t _ V A T C l a u s e L i n e < / V A T A m o u n t _ V A T C l a u s e L i n e > @@ -6921,10 +5929,10 @@
  
          < R e p o r t T o t a l s L i n e   E l e m e n t T y p e = " D a t a I t e m "   E l e m e n t I d = " 2 1 2 2 5 4 9 8 3 6 " >   
+             < A m o u n t _ R e p o r t T o t a l s L i n e   E l e m e n t T y p e = " C o l u m n "   E l e m e n t I d = " 4 1 9 9 1 8 3 6 9 "   D a t a T y p e = " D e c i m a l " > A m o u n t _ R e p o r t T o t a l s L i n e < / A m o u n t _ R e p o r t T o t a l s L i n e > + 
              < A m o u n t F o r m a t t e d _ R e p o r t T o t a l s L i n e   E l e m e n t T y p e = " C o l u m n "   E l e m e n t I d = " 1 5 0 6 1 3 6 8 2 5 "   D a t a T y p e = " T e x t " > A m o u n t F o r m a t t e d _ R e p o r t T o t a l s L i n e < / A m o u n t F o r m a t t e d _ R e p o r t T o t a l s L i n e >   
-             < A m o u n t _ R e p o r t T o t a l s L i n e   E l e m e n t T y p e = " C o l u m n "   E l e m e n t I d = " 4 1 9 9 1 8 3 6 9 "   D a t a T y p e = " D e c i m a l " > A m o u n t _ R e p o r t T o t a l s L i n e < / A m o u n t _ R e p o r t T o t a l s L i n e > - 
              < D e s c r i p t i o n _ R e p o r t T o t a l s L i n e   E l e m e n t T y p e = " C o l u m n "   E l e m e n t I d = " 5 8 1 9 9 6 0 6 7 "   D a t a T y p e = " T e x t " > D e s c r i p t i o n _ R e p o r t T o t a l s L i n e < / D e s c r i p t i o n _ R e p o r t T o t a l s L i n e >   
              < F o n t B o l d _ R e p o r t T o t a l s L i n e   E l e m e n t T y p e = " C o l u m n "   E l e m e n t I d = " 9 4 6 5 4 0 5 4 9 "   D a t a T y p e = " B o o l e a n " > F o n t B o l d _ R e p o r t T o t a l s L i n e < / F o n t B o l d _ R e p o r t T o t a l s L i n e > @@ -6933,6 +5941,74 @@
  
          < / R e p o r t T o t a l s L i n e >   
+         < C o n t r a c t B i l l i n g D e t a i l s M a p p i n g   E l e m e n t T y p e = " D a t a I t e m "   E l e m e n t I d = " 1 2 8 3 6 2 7 9 0 6 " > + 
+             < C o n t r a c t B i l l i n g D e t a i l s C o n t r a c t N o L b l   E l e m e n t T y p e = " C o l u m n "   E l e m e n t I d = " 1 7 9 3 4 8 1 5 9 1 "   D a t a T y p e = " T e x t C o n s t " > C o n t r a c t B i l l i n g D e t a i l s C o n t r a c t N o L b l < / C o n t r a c t B i l l i n g D e t a i l s C o n t r a c t N o L b l > + 
+             < C o n t r a c t B i l l i n g D e t a i l s C u s t o m e r L b l   E l e m e n t T y p e = " C o l u m n "   E l e m e n t I d = " 5 0 1 8 2 5 5 2 0 "   D a t a T y p e = " T e x t C o n s t " > C o n t r a c t B i l l i n g D e t a i l s C u s t o m e r L b l < / C o n t r a c t B i l l i n g D e t a i l s C u s t o m e r L b l > + 
+             < C o n t r a c t B i l l i n g D e t a i l s P o s i t i o n D e s c r i p t i o n L b l   E l e m e n t T y p e = " C o l u m n "   E l e m e n t I d = " 1 1 8 2 4 1 2 7 1 7 "   D a t a T y p e = " S t r i n g " > C o n t r a c t B i l l i n g D e t a i l s P o s i t i o n D e s c r i p t i o n L b l < / C o n t r a c t B i l l i n g D e t a i l s P o s i t i o n D e s c r i p t i o n L b l > + 
+             < C o n t r a c t B i l l i n g D e t a i l s P o s i t i o n N o L b l   E l e m e n t T y p e = " C o l u m n "   E l e m e n t I d = " 9 8 8 2 8 7 5 4 8 "   D a t a T y p e = " T e x t C o n s t " > C o n t r a c t B i l l i n g D e t a i l s P o s i t i o n N o L b l < / C o n t r a c t B i l l i n g D e t a i l s P o s i t i o n N o L b l > + 
+             < C o n t r a c t B i l l i n g D e t a i l s G r o u p i n g   E l e m e n t T y p e = " D a t a I t e m "   E l e m e n t I d = " 6 1 7 2 4 6 9 2 7 " > + 
+                 < C o n t r a c t B i l l i n g D e t a i l s A m o u n t L b l   E l e m e n t T y p e = " C o l u m n "   E l e m e n t I d = " 1 7 7 6 3 7 0 2 1 6 "   D a t a T y p e = " T e x t " > C o n t r a c t B i l l i n g D e t a i l s A m o u n t L b l < / C o n t r a c t B i l l i n g D e t a i l s A m o u n t L b l > + 
+                 < C o n t r a c t B i l l i n g D e t a i l s C o n t r a c t N o   E l e m e n t T y p e = " C o l u m n "   E l e m e n t I d = " 1 0 4 0 5 4 0 8 6 1 "   D a t a T y p e = " C o d e " > C o n t r a c t B i l l i n g D e t a i l s C o n t r a c t N o < / C o n t r a c t B i l l i n g D e t a i l s C o n t r a c t N o > + 
+                 < C o n t r a c t B i l l i n g D e t a i l s C u r r e n c y C o d e L b l   E l e m e n t T y p e = " C o l u m n "   E l e m e n t I d = " 3 2 4 5 2 4 1 1 4 "   D a t a T y p e = " T e x t " > C o n t r a c t B i l l i n g D e t a i l s C u r r e n c y C o d e L b l < / C o n t r a c t B i l l i n g D e t a i l s C u r r e n c y C o d e L b l > + 
+                 < C o n t r a c t B i l l i n g D e t a i l s C u s t o m e r N a m e   E l e m e n t T y p e = " C o l u m n "   E l e m e n t I d = " 1 7 3 2 1 8 3 8 6 7 "   D a t a T y p e = " T e x t " > C o n t r a c t B i l l i n g D e t a i l s C u s t o m e r N a m e < / C o n t r a c t B i l l i n g D e t a i l s C u s t o m e r N a m e > + 
+                 < C o n t r a c t B i l l i n g D e t a i l s D a y s L b l   E l e m e n t T y p e = " C o l u m n "   E l e m e n t I d = " 7 0 1 3 5 9 8 3 7 "   D a t a T y p e = " T e x t C o n s t " > C o n t r a c t B i l l i n g D e t a i l s D a y s L b l < / C o n t r a c t B i l l i n g D e t a i l s D a y s L b l > + 
+                 < C o n t r a c t B i l l i n g D e t a i l s D e s c r i p t i o n L b l   E l e m e n t T y p e = " C o l u m n "   E l e m e n t I d = " 1 1 4 3 1 2 2 7 0 2 "   D a t a T y p e = " T e x t C o n s t " > C o n t r a c t B i l l i n g D e t a i l s D e s c r i p t i o n L b l < / C o n t r a c t B i l l i n g D e t a i l s D e s c r i p t i o n L b l > + 
+                 < C o n t r a c t B i l l i n g D e t a i l s D i s c o u n t A m o u n t L b l   E l e m e n t T y p e = " C o l u m n "   E l e m e n t I d = " 5 0 8 2 7 5 7 2 3 "   D a t a T y p e = " T e x t " > C o n t r a c t B i l l i n g D e t a i l s D i s c o u n t A m o u n t L b l < / C o n t r a c t B i l l i n g D e t a i l s D i s c o u n t A m o u n t L b l > + 
+                 < C o n t r a c t B i l l i n g D e t a i l s D i s c o u n t P e r c e n t L b l   E l e m e n t T y p e = " C o l u m n "   E l e m e n t I d = " 1 9 3 7 7 3 8 6 3 0 "   D a t a T y p e = " T e x t " > C o n t r a c t B i l l i n g D e t a i l s D i s c o u n t P e r c e n t L b l < / C o n t r a c t B i l l i n g D e t a i l s D i s c o u n t P e r c e n t L b l > + 
+                 < C o n t r a c t B i l l i n g D e t a i l s E n d D a t e L b l   E l e m e n t T y p e = " C o l u m n "   E l e m e n t I d = " 1 5 9 0 2 9 1 0 2 5 "   D a t a T y p e = " T e x t C o n s t " > C o n t r a c t B i l l i n g D e t a i l s E n d D a t e L b l < / C o n t r a c t B i l l i n g D e t a i l s E n d D a t e L b l > + 
+                 < C o n t r a c t B i l l i n g D e t a i l s P o s i t i o n D e s c r i p t i o n   E l e m e n t T y p e = " C o l u m n "   E l e m e n t I d = " 1 3 8 2 4 1 0 9 5 1 "   D a t a T y p e = " T e x t " > C o n t r a c t B i l l i n g D e t a i l s P o s i t i o n D e s c r i p t i o n < / C o n t r a c t B i l l i n g D e t a i l s P o s i t i o n D e s c r i p t i o n > + 
+                 < C o n t r a c t B i l l i n g D e t a i l s P o s i t i o n N o   E l e m e n t T y p e = " C o l u m n "   E l e m e n t I d = " 3 0 5 7 6 7 2 1 8 "   D a t a T y p e = " I n t e g e r " > C o n t r a c t B i l l i n g D e t a i l s P o s i t i o n N o < / C o n t r a c t B i l l i n g D e t a i l s P o s i t i o n N o > + 
+                 < C o n t r a c t B i l l i n g D e t a i l s Q t y L b l   E l e m e n t T y p e = " C o l u m n "   E l e m e n t I d = " 2 3 0 7 8 2 0 7 2 "   D a t a T y p e = " S t r i n g " > C o n t r a c t B i l l i n g D e t a i l s Q t y L b l < / C o n t r a c t B i l l i n g D e t a i l s Q t y L b l > + 
+                 < C o n t r a c t B i l l i n g D e t a i l s S a l e s P r i c e L b l   E l e m e n t T y p e = " C o l u m n "   E l e m e n t I d = " 9 1 4 2 1 9 1 9 1 "   D a t a T y p e = " T e x t " > C o n t r a c t B i l l i n g D e t a i l s S a l e s P r i c e L b l < / C o n t r a c t B i l l i n g D e t a i l s S a l e s P r i c e L b l > + 
+                 < C o n t r a c t B i l l i n g D e t a i l s S t a r t D a t e L b l   E l e m e n t T y p e = " C o l u m n "   E l e m e n t I d = " 1 3 0 2 0 1 8 0 9 6 "   D a t a T y p e = " T e x t C o n s t " > C o n t r a c t B i l l i n g D e t a i l s S t a r t D a t e L b l < / C o n t r a c t B i l l i n g D e t a i l s S t a r t D a t e L b l > + 
+                 < C o n t r a c t B i l l i n g D e t a i l s   E l e m e n t T y p e = " D a t a I t e m "   E l e m e n t I d = " 2 0 7 1 3 9 8 1 8 " > + 
+                     < C o n t r a c t B i l l i n g D e t a i l s B i l l i n g A m o u n t   E l e m e n t T y p e = " C o l u m n "   E l e m e n t I d = " 1 9 8 9 5 6 9 9 8 3 "   D a t a T y p e = " T e x t " > C o n t r a c t B i l l i n g D e t a i l s B i l l i n g A m o u n t < / C o n t r a c t B i l l i n g D e t a i l s B i l l i n g A m o u n t > + 
+                     < C o n t r a c t B i l l i n g D e t a i l s B i l l i n g D i s c o u n t A m o u n t   E l e m e n t T y p e = " C o l u m n "   E l e m e n t I d = " 1 2 2 6 5 3 7 0 0 4 "   D a t a T y p e = " T e x t " > C o n t r a c t B i l l i n g D e t a i l s B i l l i n g D i s c o u n t A m o u n t < / C o n t r a c t B i l l i n g D e t a i l s B i l l i n g D i s c o u n t A m o u n t > + 
+                     < C o n t r a c t B i l l i n g D e t a i l s C u r r e n c y C o d e   E l e m e n t T y p e = " C o l u m n "   E l e m e n t I d = " 8 6 9 7 4 5 7 7 2 "   D a t a T y p e = " C o d e " > C o n t r a c t B i l l i n g D e t a i l s C u r r e n c y C o d e < / C o n t r a c t B i l l i n g D e t a i l s C u r r e n c y C o d e > + 
+                     < C o n t r a c t B i l l i n g D e t a i l s D a y s   E l e m e n t T y p e = " C o l u m n "   E l e m e n t I d = " 1 9 0 1 6 5 8 4 8 7 "   D a t a T y p e = " I n t e g e r " > C o n t r a c t B i l l i n g D e t a i l s D a y s < / C o n t r a c t B i l l i n g D e t a i l s D a y s > + 
+                     < C o n t r a c t B i l l i n g D e t a i l s D e s c r i p t i o n   E l e m e n t T y p e = " C o l u m n "   E l e m e n t I d = " 1 0 1 7 1 4 1 1 6 8 "   D a t a T y p e = " T e x t " > C o n t r a c t B i l l i n g D e t a i l s D e s c r i p t i o n < / C o n t r a c t B i l l i n g D e t a i l s D e s c r i p t i o n > + 
+                     < C o n t r a c t B i l l i n g D e t a i l s D i s c o u n t P e r c e n t   E l e m e n t T y p e = " C o l u m n "   E l e m e n t I d = " 5 0 2 0 9 5 3 8 4 "   D a t a T y p e = " T e x t " > C o n t r a c t B i l l i n g D e t a i l s D i s c o u n t P e r c e n t < / C o n t r a c t B i l l i n g D e t a i l s D i s c o u n t P e r c e n t > + 
+                     < C o n t r a c t B i l l i n g D e t a i l s E n d D a t e   E l e m e n t T y p e = " C o l u m n "   E l e m e n t I d = " 8 0 4 8 9 7 9 0 9 "   D a t a T y p e = " S t r i n g " > C o n t r a c t B i l l i n g D e t a i l s E n d D a t e < / C o n t r a c t B i l l i n g D e t a i l s E n d D a t e > + 
+                     < C o n t r a c t B i l l i n g D e t a i l s Q u a n t i t y   E l e m e n t T y p e = " C o l u m n "   E l e m e n t I d = " 9 7 8 9 3 6 6 9 "   D a t a T y p e = " S t r i n g " > C o n t r a c t B i l l i n g D e t a i l s Q u a n t i t y < / C o n t r a c t B i l l i n g D e t a i l s Q u a n t i t y > + 
+                     < C o n t r a c t B i l l i n g D e t a i l s S a l e s P r i c e   E l e m e n t T y p e = " C o l u m n "   E l e m e n t I d = " 1 5 9 4 8 2 2 5 3 1 "   D a t a T y p e = " T e x t " > C o n t r a c t B i l l i n g D e t a i l s S a l e s P r i c e < / C o n t r a c t B i l l i n g D e t a i l s S a l e s P r i c e > + 
+                     < C o n t r a c t B i l l i n g D e t a i l s S t a r t D a t e   E l e m e n t T y p e = " C o l u m n "   E l e m e n t I d = " 4 3 2 7 5 9 8 7 4 "   D a t a T y p e = " S t r i n g " > C o n t r a c t B i l l i n g D e t a i l s S t a r t D a t e < / C o n t r a c t B i l l i n g D e t a i l s S t a r t D a t e > + 
+                 < / C o n t r a c t B i l l i n g D e t a i l s > + 
+             < / C o n t r a c t B i l l i n g D e t a i l s G r o u p i n g > + 
+         < / C o n t r a c t B i l l i n g D e t a i l s M a p p i n g > + 
          < L i n e F e e   E l e m e n t T y p e = " D a t a I t e m "   E l e m e n t I d = " 2 6 6 6 3 0 7 3 3 " >   
              < L i n e F e e C a p t i o n T e x t   E l e m e n t T y p e = " C o l u m n "   E l e m e n t I d = " 4 3 7 6 4 3 7 9 0 "   D a t a T y p e = " T e x t " > L i n e F e e C a p t i o n T e x t < / L i n e F e e C a p t i o n T e x t > @@ -6941,7 +6017,7 @@
  
          < P a y m e n t R e p o r t i n g A r g u m e n t   E l e m e n t T y p e = " D a t a I t e m "   E l e m e n t I d = " 3 1 3 7 4 4 1 9 4 " >   
-             < P a y m e n t S e r v i c e L o g o   E l e m e n t T y p e = " C o l u m n "   E l e m e n t I d = " 4 1 6 7 9 0 7 6 7 "   D a t a T y p e = " B l o b "   / > +             < P a y m e n t S e r v i c e L o g o   E l e m e n t T y p e = " C o l u m n "   E l e m e n t I d = " 4 1 6 7 9 0 7 6 7 "   D a t a T y p e = " B L O B " / >   
              < P a y m e n t S e r v i c e L o g o _ U r l   E l e m e n t T y p e = " C o l u m n "   E l e m e n t I d = " 6 4 4 9 7 5 1 3 9 "   D a t a T y p e = " T e x t " > P a y m e n t S e r v i c e L o g o _ U r l < / P a y m e n t S e r v i c e L o g o _ U r l >   
@@ -6971,11 +6047,11 @@
  
          < L e t t e r T e x t   E l e m e n t T y p e = " D a t a I t e m "   E l e m e n t I d = " 1 5 1 0 3 5 3 8 3 4 " >   
-             < B o d y T e x t   E l e m e n t T y p e = " C o l u m n "   E l e m e n t I d = " 1 4 9 7 5 9 8 0 8 "   D a t a T y p e = " L a b e l " > B o d y T e x t < / B o d y T e x t > - 
-             < C l o s i n g T e x t   E l e m e n t T y p e = " C o l u m n "   E l e m e n t I d = " 5 1 2 1 3 5 9 0 9 "   D a t a T y p e = " L a b e l " > C l o s i n g T e x t < / C l o s i n g T e x t > - 
-             < G r e e t i n g T e x t   E l e m e n t T y p e = " C o l u m n "   E l e m e n t I d = " 1 1 7 5 2 7 9 2 8 9 "   D a t a T y p e = " L a b e l " > G r e e t i n g T e x t < / G r e e t i n g T e x t > +             < B o d y T e x t   E l e m e n t T y p e = " C o l u m n "   E l e m e n t I d = " 1 4 9 7 5 9 8 0 8 "   D a t a T y p e = " T e x t C o n s t " > B o d y T e x t < / B o d y T e x t > + 
+             < C l o s i n g T e x t   E l e m e n t T y p e = " C o l u m n "   E l e m e n t I d = " 5 1 2 1 3 5 9 0 9 "   D a t a T y p e = " T e x t C o n s t " > C l o s i n g T e x t < / C l o s i n g T e x t > + 
+             < G r e e t i n g T e x t   E l e m e n t T y p e = " C o l u m n "   E l e m e n t I d = " 1 1 7 5 2 7 9 2 8 9 "   D a t a T y p e = " T e x t C o n s t " > G r e e t i n g T e x t < / G r e e t i n g T e x t >   
              < P m t D i s c T e x t   E l e m e n t T y p e = " C o l u m n "   E l e m e n t I d = " 2 0 1 3 8 4 9 9 4 8 "   D a t a T y p e = " T e x t " > P m t D i s c T e x t < / P m t D i s c T e x t >   
@@ -6992,6 +6068,8 @@
              < T o t a l A m o u n t E x c l I n c l V A T T e x t   E l e m e n t T y p e = " C o l u m n "   E l e m e n t I d = " 1 5 0 7 8 3 2 9 3 7 "   D a t a T y p e = " T e x t " > T o t a l A m o u n t E x c l I n c l V A T T e x t < / T o t a l A m o u n t E x c l I n c l V A T T e x t >   
              < T o t a l A m o u n t I n c l u d i n g V A T   E l e m e n t T y p e = " C o l u m n "   E l e m e n t I d = " 9 1 0 5 1 1 5 7 5 "   D a t a T y p e = " S t r i n g " > T o t a l A m o u n t I n c l u d i n g V A T < / T o t a l A m o u n t I n c l u d i n g V A T > + 
+             < T o t a l C O 2 e   E l e m e n t T y p e = " C o l u m n "   E l e m e n t I d = " 9 5 4 7 1 1 2 1 2 "   D a t a T y p e = " D e c i m a l " > T o t a l C O 2 e < / T o t a l C O 2 e >   
              < T o t a l E x c l u d i n g V A T T e x t   E l e m e n t T y p e = " C o l u m n "   E l e m e n t I d = " 1 9 2 2 9 4 6 3 1 0 "   D a t a T y p e = " T e x t " > T o t a l E x c l u d i n g V A T T e x t < / T o t a l E x c l u d i n g V A T T e x t >   

--- a/src/Layers/W1/BaseApp/Sales/History/StandardSalesInvoiceBlueSimpleThemableBody.docx
+++ b/src/Layers/W1/BaseApp/Sales/History/StandardSalesInvoiceBlueSimpleThemableBody.docx
@@ -6,21 +6,18 @@
       <w:tblPr>
         <w:tblStyle w:val="BCBlockTable"/>
         <w:tblW w:w="5000" w:type="pct"/>
-        <w:tblCellMar>
-          <w:left w:w="0" w:type="dxa"/>
-          <w:right w:w="0" w:type="dxa"/>
-        </w:tblCellMar>
         <w:tblLook w:val="0620" w:firstRow="1" w:lastRow="0" w:firstColumn="0" w:lastColumn="0" w:noHBand="1" w:noVBand="1"/>
         <w:tblCaption w:val="Address Block"/>
         <w:tblDescription w:val="Layout table. Used for positioning, not for tabular data."/>
       </w:tblPr>
       <w:tblGrid>
-        <w:gridCol w:w="2620"/>
-        <w:gridCol w:w="4378"/>
-        <w:gridCol w:w="3500"/>
+        <w:gridCol w:w="2619"/>
+        <w:gridCol w:w="4376"/>
+        <w:gridCol w:w="3499"/>
       </w:tblGrid>
       <w:tr>
         <w:trPr>
+          <w:cnfStyle w:val="100000000000" w:firstRow="1" w:lastRow="0" w:firstColumn="0" w:lastColumn="0" w:oddVBand="0" w:evenVBand="0" w:oddHBand="0" w:evenHBand="0" w:firstRowFirstColumn="0" w:firstRowLastColumn="0" w:lastRowFirstColumn="0" w:lastRowLastColumn="0"/>
           <w:cantSplit/>
           <w:trHeight w:val="302"/>
         </w:trPr>
@@ -135,7 +132,6 @@
               <w:p>
                 <w:pPr>
                   <w:pStyle w:val="NoSpacing"/>
-                  <w:spacing w:after="0" w:line="240" w:lineRule="auto"/>
                   <w:rPr>
                     <w:lang w:val="en-US" w:eastAsia="en-US"/>
                   </w:rPr>
@@ -157,7 +153,6 @@
           <w:p>
             <w:pPr>
               <w:pStyle w:val="NoSpacing"/>
-              <w:spacing w:after="0" w:line="240" w:lineRule="auto"/>
               <w:rPr>
                 <w:lang w:val="en-US" w:eastAsia="en-US"/>
               </w:rPr>
@@ -184,7 +179,6 @@
               <w:p>
                 <w:pPr>
                   <w:pStyle w:val="BCNumber"/>
-                  <w:spacing w:after="0" w:line="240" w:lineRule="auto"/>
                   <w:jc w:val="right"/>
                   <w:rPr>
                     <w:lang w:val="en-US" w:eastAsia="en-US"/>
@@ -227,7 +221,6 @@
               <w:p>
                 <w:pPr>
                   <w:pStyle w:val="NoSpacing"/>
-                  <w:spacing w:after="0" w:line="240" w:lineRule="auto"/>
                   <w:rPr>
                     <w:lang w:val="en-US" w:eastAsia="en-US"/>
                   </w:rPr>
@@ -249,7 +242,6 @@
           <w:p>
             <w:pPr>
               <w:pStyle w:val="NoSpacing"/>
-              <w:spacing w:after="0" w:line="240" w:lineRule="auto"/>
               <w:rPr>
                 <w:lang w:val="en-US" w:eastAsia="en-US"/>
               </w:rPr>
@@ -276,7 +268,6 @@
               <w:p>
                 <w:pPr>
                   <w:pStyle w:val="BCNumber"/>
-                  <w:spacing w:after="0" w:line="240" w:lineRule="auto"/>
                   <w:jc w:val="right"/>
                   <w:rPr>
                     <w:lang w:val="en-US" w:eastAsia="en-US"/>
@@ -319,7 +310,6 @@
               <w:p>
                 <w:pPr>
                   <w:pStyle w:val="NoSpacing"/>
-                  <w:spacing w:after="0" w:line="240" w:lineRule="auto"/>
                   <w:rPr>
                     <w:lang w:val="en-US" w:eastAsia="en-US"/>
                   </w:rPr>
@@ -341,7 +331,6 @@
           <w:p>
             <w:pPr>
               <w:pStyle w:val="NoSpacing"/>
-              <w:spacing w:after="0" w:line="240" w:lineRule="auto"/>
               <w:rPr>
                 <w:lang w:val="en-US" w:eastAsia="en-US"/>
               </w:rPr>
@@ -368,7 +357,6 @@
               <w:p>
                 <w:pPr>
                   <w:pStyle w:val="BCNumber"/>
-                  <w:spacing w:after="0" w:line="240" w:lineRule="auto"/>
                   <w:jc w:val="right"/>
                   <w:rPr>
                     <w:lang w:val="en-US" w:eastAsia="en-US"/>
@@ -411,7 +399,6 @@
               <w:p>
                 <w:pPr>
                   <w:pStyle w:val="NoSpacing"/>
-                  <w:spacing w:after="0" w:line="240" w:lineRule="auto"/>
                   <w:rPr>
                     <w:lang w:val="en-US" w:eastAsia="en-US"/>
                   </w:rPr>
@@ -433,7 +420,6 @@
           <w:p>
             <w:pPr>
               <w:pStyle w:val="NoSpacing"/>
-              <w:spacing w:after="0" w:line="240" w:lineRule="auto"/>
               <w:rPr>
                 <w:lang w:val="en-US" w:eastAsia="en-US"/>
               </w:rPr>
@@ -460,7 +446,6 @@
               <w:p>
                 <w:pPr>
                   <w:pStyle w:val="BCNumber"/>
-                  <w:spacing w:after="0" w:line="240" w:lineRule="auto"/>
                   <w:jc w:val="right"/>
                   <w:rPr>
                     <w:lang w:val="en-US" w:eastAsia="en-US"/>
@@ -490,7 +475,6 @@
           <w:p>
             <w:pPr>
               <w:pStyle w:val="NoSpacing"/>
-              <w:spacing w:after="0" w:line="240" w:lineRule="auto"/>
               <w:rPr>
                 <w:lang w:val="en-US" w:eastAsia="en-US"/>
               </w:rPr>
@@ -525,7 +509,6 @@
           <w:p>
             <w:pPr>
               <w:pStyle w:val="NoSpacing"/>
-              <w:spacing w:after="0" w:line="240" w:lineRule="auto"/>
               <w:rPr>
                 <w:lang w:val="en-US" w:eastAsia="en-US"/>
               </w:rPr>
@@ -552,7 +535,6 @@
               <w:p>
                 <w:pPr>
                   <w:pStyle w:val="BCNumber"/>
-                  <w:spacing w:after="0" w:line="240" w:lineRule="auto"/>
                   <w:jc w:val="right"/>
                   <w:rPr>
                     <w:lang w:val="en-US" w:eastAsia="en-US"/>
@@ -594,7 +576,6 @@
               <w:p>
                 <w:pPr>
                   <w:pStyle w:val="NoSpacing"/>
-                  <w:spacing w:after="0" w:line="240" w:lineRule="auto"/>
                   <w:rPr>
                     <w:lang w:val="en-US" w:eastAsia="en-US"/>
                   </w:rPr>
@@ -616,7 +597,6 @@
           <w:p>
             <w:pPr>
               <w:pStyle w:val="NoSpacing"/>
-              <w:spacing w:after="0" w:line="240" w:lineRule="auto"/>
               <w:rPr>
                 <w:lang w:val="en-US" w:eastAsia="en-US"/>
               </w:rPr>
@@ -630,7 +610,6 @@
           <w:p>
             <w:pPr>
               <w:pStyle w:val="BCNumber"/>
-              <w:spacing w:after="0" w:line="240" w:lineRule="auto"/>
               <w:jc w:val="right"/>
               <w:rPr>
                 <w:lang w:val="en-US" w:eastAsia="en-US"/>
@@ -664,7 +643,6 @@
               <w:p>
                 <w:pPr>
                   <w:pStyle w:val="NoSpacing"/>
-                  <w:spacing w:after="0" w:line="240" w:lineRule="auto"/>
                   <w:rPr>
                     <w:lang w:val="en-US" w:eastAsia="en-US"/>
                   </w:rPr>
@@ -686,7 +664,6 @@
           <w:p>
             <w:pPr>
               <w:pStyle w:val="NoSpacing"/>
-              <w:spacing w:after="0" w:line="240" w:lineRule="auto"/>
               <w:rPr>
                 <w:lang w:val="en-US" w:eastAsia="en-US"/>
               </w:rPr>
@@ -700,7 +677,6 @@
           <w:p>
             <w:pPr>
               <w:pStyle w:val="BCNumber"/>
-              <w:spacing w:after="0" w:line="240" w:lineRule="auto"/>
               <w:jc w:val="right"/>
               <w:rPr>
                 <w:lang w:val="en-US" w:eastAsia="en-US"/>
@@ -719,36 +695,24 @@
       <w:tblPr>
         <w:tblStyle w:val="BCBlockTable"/>
         <w:tblW w:w="5000" w:type="pct"/>
-        <w:tblBorders>
-          <w:top w:val="none" w:sz="0" w:space="0" w:color="auto"/>
-          <w:left w:val="none" w:sz="0" w:space="0" w:color="auto"/>
-          <w:bottom w:val="none" w:sz="0" w:space="0" w:color="auto"/>
-          <w:right w:val="none" w:sz="0" w:space="0" w:color="auto"/>
-          <w:insideH w:val="none" w:sz="0" w:space="0" w:color="auto"/>
-          <w:insideV w:val="none" w:sz="0" w:space="0" w:color="auto"/>
-        </w:tblBorders>
-        <w:tblCellMar>
-          <w:left w:w="0" w:type="dxa"/>
-          <w:right w:w="0" w:type="dxa"/>
-        </w:tblCellMar>
         <w:tblLook w:val="0620" w:firstRow="1" w:lastRow="0" w:firstColumn="0" w:lastColumn="0" w:noHBand="1" w:noVBand="1"/>
         <w:tblCaption w:val="Document Information Block"/>
         <w:tblDescription w:val="Layout table. Used for positioning, not for tabular data."/>
       </w:tblPr>
       <w:tblGrid>
-        <w:gridCol w:w="2624"/>
-        <w:gridCol w:w="2624"/>
-        <w:gridCol w:w="2624"/>
-        <w:gridCol w:w="2624"/>
+        <w:gridCol w:w="2507"/>
+        <w:gridCol w:w="2507"/>
+        <w:gridCol w:w="2972"/>
+        <w:gridCol w:w="2508"/>
       </w:tblGrid>
       <w:tr>
         <w:trPr>
+          <w:cnfStyle w:val="100000000000" w:firstRow="1" w:lastRow="0" w:firstColumn="0" w:lastColumn="0" w:oddVBand="0" w:evenVBand="0" w:oddHBand="0" w:evenHBand="0" w:firstRowFirstColumn="0" w:firstRowLastColumn="0" w:lastRowFirstColumn="0" w:lastRowLastColumn="0"/>
           <w:cantSplit/>
           <w:trHeight w:val="254"/>
         </w:trPr>
         <w:sdt>
           <w:sdtPr>
-            <w:rPr/>
             <w:alias w:val="DocumentDate_Lbl"/>
             <w:tag w:val="#BC:InsertDataItem,DataItems/Header/DocumentDate_Lbl"/>
             <w:id w:val="721032505"/>
@@ -767,7 +731,7 @@
               <w:p>
                 <w:pPr>
                   <w:pStyle w:val="BCLabel"/>
-                  <w:spacing w:before="0" w:line="276" w:lineRule="auto"/>
+                  <w:spacing w:line="276" w:lineRule="auto"/>
                 </w:pPr>
                 <w:proofErr w:type="spellStart"/>
                 <w:r>
@@ -780,7 +744,6 @@
         </w:sdt>
         <w:sdt>
           <w:sdtPr>
-            <w:rPr/>
             <w:alias w:val="DueDate_Lbl"/>
             <w:tag w:val="#BC:InsertDataItem,DataItems/Header/DueDate_Lbl"/>
             <w:id w:val="755092455"/>
@@ -796,7 +759,7 @@
               <w:p>
                 <w:pPr>
                   <w:pStyle w:val="BCLabel"/>
-                  <w:spacing w:before="0" w:line="276" w:lineRule="auto"/>
+                  <w:spacing w:line="276" w:lineRule="auto"/>
                 </w:pPr>
                 <w:proofErr w:type="spellStart"/>
                 <w:r>
@@ -809,7 +772,6 @@
         </w:sdt>
         <w:sdt>
           <w:sdtPr>
-            <w:rPr/>
             <w:alias w:val="PaymentTermsDescription_Lbl"/>
             <w:tag w:val="#BC:InsertDataItem,DataItems/Header/PaymentTermsDescription_Lbl"/>
             <w:id w:val="-165563059"/>
@@ -825,7 +787,7 @@
               <w:p>
                 <w:pPr>
                   <w:pStyle w:val="BCLabel"/>
-                  <w:spacing w:before="0" w:line="276" w:lineRule="auto"/>
+                  <w:spacing w:line="276" w:lineRule="auto"/>
                 </w:pPr>
                 <w:proofErr w:type="spellStart"/>
                 <w:r>
@@ -855,7 +817,6 @@
         </w:trPr>
         <w:sdt>
           <w:sdtPr>
-            <w:rPr/>
             <w:alias w:val="DocumentDate"/>
             <w:tag w:val="#BC:InsertDataItem,DataItems/Header/DocumentDate"/>
             <w:id w:val="-1100862351"/>
@@ -886,7 +847,6 @@
         </w:sdt>
         <w:sdt>
           <w:sdtPr>
-            <w:rPr/>
             <w:alias w:val="DueDate"/>
             <w:tag w:val="#BC:InsertDataItem,DataItems/Header/DueDate"/>
             <w:id w:val="1511642603"/>
@@ -914,7 +874,6 @@
         </w:sdt>
         <w:sdt>
           <w:sdtPr>
-            <w:rPr/>
             <w:alias w:val="PaymentTermsDescription"/>
             <w:tag w:val="#BC:InsertDataItem,DataItems/Header/PaymentTermsDescription"/>
             <w:id w:val="-1513372881"/>
@@ -961,19 +920,19 @@
       <w:tblPr>
         <w:tblStyle w:val="BCDataTable"/>
         <w:tblW w:w="5000" w:type="pct"/>
-        <w:tblLook w:val="0460" w:firstRow="1" w:lastRow="1" w:firstColumn="0" w:lastColumn="0" w:noHBand="0" w:noVBand="1"/>
+        <w:tblLook w:val="0420" w:firstRow="1" w:lastRow="0" w:firstColumn="0" w:lastColumn="0" w:noHBand="0" w:noVBand="1"/>
         <w:tblCaption w:val="Data Table Block"/>
         <w:tblDescription w:val="Document lines. Column headers in the first row."/>
       </w:tblPr>
       <w:tblGrid>
-        <w:gridCol w:w="806"/>
-        <w:gridCol w:w="2347"/>
-        <w:gridCol w:w="1165"/>
-        <w:gridCol w:w="806"/>
-        <w:gridCol w:w="1440"/>
-        <w:gridCol w:w="1354"/>
-        <w:gridCol w:w="993"/>
-        <w:gridCol w:w="1585"/>
+        <w:gridCol w:w="1172"/>
+        <w:gridCol w:w="1398"/>
+        <w:gridCol w:w="1230"/>
+        <w:gridCol w:w="1129"/>
+        <w:gridCol w:w="973"/>
+        <w:gridCol w:w="2010"/>
+        <w:gridCol w:w="1151"/>
+        <w:gridCol w:w="1431"/>
       </w:tblGrid>
       <w:tr>
         <w:trPr>
@@ -984,12 +943,10 @@
         </w:trPr>
         <w:tc>
           <w:tcPr>
-            <w:cnfStyle w:val="001000000000" w:firstRow="0" w:lastRow="0" w:firstColumn="1" w:lastColumn="0" w:oddVBand="0" w:evenVBand="0" w:oddHBand="0" w:evenHBand="0" w:firstRowFirstColumn="0" w:firstRowLastColumn="0" w:lastRowFirstColumn="0" w:lastRowLastColumn="0"/>
             <w:tcW w:w="384" w:type="pct"/>
           </w:tcPr>
           <w:sdt>
             <w:sdtPr>
-              <w:rPr/>
               <w:alias w:val="ItemNo_Line_Lbl"/>
               <w:tag w:val="#BC:InsertDataItem,DataItems/Header/Line/ItemNo_Line_Lbl"/>
               <w:id w:val="2050642905"/>
@@ -1001,7 +958,7 @@
               <w:p>
                 <w:pPr>
                   <w:pStyle w:val="BCLabel"/>
-                  <w:spacing w:before="160" w:after="80"/>
+                  <w:spacing w:after="80"/>
                 </w:pPr>
                 <w:proofErr w:type="spellStart"/>
                 <w:r>
@@ -1014,7 +971,6 @@
         </w:tc>
         <w:sdt>
           <w:sdtPr>
-            <w:rPr/>
             <w:alias w:val="Description_Line_Lbl"/>
             <w:tag w:val="#BC:InsertDataItem,DataItems/Header/Line/Description_Line_Lbl"/>
             <w:id w:val="55748171"/>
@@ -1030,8 +986,7 @@
               <w:p>
                 <w:pPr>
                   <w:pStyle w:val="BCLabel"/>
-                  <w:spacing w:before="160" w:after="80"/>
-                  <w:cnfStyle w:val="100000000000" w:firstRow="1" w:lastRow="0" w:firstColumn="0" w:lastColumn="0" w:oddVBand="0" w:evenVBand="0" w:oddHBand="0" w:evenHBand="0" w:firstRowFirstColumn="0" w:firstRowLastColumn="0" w:lastRowFirstColumn="0" w:lastRowLastColumn="0"/>
+                  <w:spacing w:after="80"/>
                 </w:pPr>
                 <w:proofErr w:type="spellStart"/>
                 <w:r>
@@ -1044,7 +999,6 @@
         </w:sdt>
         <w:sdt>
           <w:sdtPr>
-            <w:rPr/>
             <w:alias w:val="Quantity_Line_Lbl"/>
             <w:tag w:val="#BC:InsertDataItem,DataItems/Header/Line/Quantity_Line_Lbl"/>
             <w:id w:val="-278416351"/>
@@ -1060,9 +1014,8 @@
               <w:p>
                 <w:pPr>
                   <w:pStyle w:val="BCLabelNumber"/>
-                  <w:spacing w:before="160" w:after="80"/>
+                  <w:spacing w:after="80"/>
                   <w:jc w:val="right"/>
-                  <w:cnfStyle w:val="100000000000" w:firstRow="1" w:lastRow="0" w:firstColumn="0" w:lastColumn="0" w:oddVBand="0" w:evenVBand="0" w:oddHBand="0" w:evenHBand="0" w:firstRowFirstColumn="0" w:firstRowLastColumn="0" w:lastRowFirstColumn="0" w:lastRowLastColumn="0"/>
                 </w:pPr>
                 <w:proofErr w:type="spellStart"/>
                 <w:r>
@@ -1075,7 +1028,6 @@
         </w:sdt>
         <w:sdt>
           <w:sdtPr>
-            <w:rPr/>
             <w:alias w:val="Unit_Lbl"/>
             <w:tag w:val="#BC:InsertDataItem,DataItems/Header/Line/Unit_Lbl"/>
             <w:id w:val="-961348548"/>
@@ -1094,8 +1046,7 @@
               <w:p>
                 <w:pPr>
                   <w:pStyle w:val="BCLabel"/>
-                  <w:spacing w:before="160" w:after="80"/>
-                  <w:cnfStyle w:val="100000000000" w:firstRow="1" w:lastRow="0" w:firstColumn="0" w:lastColumn="0" w:oddVBand="0" w:evenVBand="0" w:oddHBand="0" w:evenHBand="0" w:firstRowFirstColumn="0" w:firstRowLastColumn="0" w:lastRowFirstColumn="0" w:lastRowLastColumn="0"/>
+                  <w:spacing w:after="80"/>
                 </w:pPr>
                 <w:proofErr w:type="spellStart"/>
                 <w:r>
@@ -1108,7 +1059,6 @@
         </w:sdt>
         <w:sdt>
           <w:sdtPr>
-            <w:rPr/>
             <w:alias w:val="UnitPrice_Lbl"/>
             <w:tag w:val="#BC:InsertDataItem,DataItems/Header/Line/UnitPrice_Lbl"/>
             <w:id w:val="-245414370"/>
@@ -1127,9 +1077,8 @@
               <w:p>
                 <w:pPr>
                   <w:pStyle w:val="BCLabelNumber"/>
-                  <w:spacing w:before="160" w:after="80"/>
+                  <w:spacing w:after="80"/>
                   <w:jc w:val="right"/>
-                  <w:cnfStyle w:val="100000000000" w:firstRow="1" w:lastRow="0" w:firstColumn="0" w:lastColumn="0" w:oddVBand="0" w:evenVBand="0" w:oddHBand="0" w:evenHBand="0" w:firstRowFirstColumn="0" w:firstRowLastColumn="0" w:lastRowFirstColumn="0" w:lastRowLastColumn="0"/>
                 </w:pPr>
                 <w:proofErr w:type="spellStart"/>
                 <w:r>
@@ -1142,7 +1091,6 @@
         </w:sdt>
         <w:sdt>
           <w:sdtPr>
-            <w:rPr/>
             <w:alias w:val="SalesInvoiceLineDiscount_Lbl"/>
             <w:tag w:val="#BC:InsertDataItem,DataItems/Header/SalesInvoiceLineDiscount_Lbl"/>
             <w:id w:val="-178119014"/>
@@ -1161,9 +1109,8 @@
               <w:p>
                 <w:pPr>
                   <w:pStyle w:val="BCLabelNumber"/>
-                  <w:spacing w:before="160" w:after="80"/>
+                  <w:spacing w:after="80"/>
                   <w:jc w:val="right"/>
-                  <w:cnfStyle w:val="100000000000" w:firstRow="1" w:lastRow="0" w:firstColumn="0" w:lastColumn="0" w:oddVBand="0" w:evenVBand="0" w:oddHBand="0" w:evenHBand="0" w:firstRowFirstColumn="0" w:firstRowLastColumn="0" w:lastRowFirstColumn="0" w:lastRowLastColumn="0"/>
                 </w:pPr>
                 <w:proofErr w:type="spellStart"/>
                 <w:r>
@@ -1176,7 +1123,6 @@
         </w:sdt>
         <w:sdt>
           <w:sdtPr>
-            <w:rPr/>
             <w:alias w:val="VATPct_Line_Lbl"/>
             <w:tag w:val="#BC:InsertDataItem,DataItems/Header/Line/VATPct_Line_Lbl"/>
             <w:id w:val="682009838"/>
@@ -1192,9 +1138,8 @@
               <w:p>
                 <w:pPr>
                   <w:pStyle w:val="BCLabelNumber"/>
-                  <w:spacing w:before="160" w:after="80"/>
+                  <w:spacing w:after="80"/>
                   <w:jc w:val="right"/>
-                  <w:cnfStyle w:val="100000000000" w:firstRow="1" w:lastRow="0" w:firstColumn="0" w:lastColumn="0" w:oddVBand="0" w:evenVBand="0" w:oddHBand="0" w:evenHBand="0" w:firstRowFirstColumn="0" w:firstRowLastColumn="0" w:lastRowFirstColumn="0" w:lastRowLastColumn="0"/>
                 </w:pPr>
                 <w:proofErr w:type="spellStart"/>
                 <w:r>
@@ -1207,7 +1152,6 @@
         </w:sdt>
         <w:sdt>
           <w:sdtPr>
-            <w:rPr/>
             <w:alias w:val="LineAmount_Line_Lbl"/>
             <w:tag w:val="#BC:InsertDataItem,DataItems/Header/Line/LineAmount_Line_Lbl"/>
             <w:id w:val="-812258216"/>
@@ -1223,9 +1167,8 @@
               <w:p>
                 <w:pPr>
                   <w:pStyle w:val="BCLabelNumber"/>
-                  <w:spacing w:before="160" w:after="80"/>
+                  <w:spacing w:after="80"/>
                   <w:jc w:val="right"/>
-                  <w:cnfStyle w:val="100000000000" w:firstRow="1" w:lastRow="0" w:firstColumn="0" w:lastColumn="0" w:oddVBand="0" w:evenVBand="0" w:oddHBand="0" w:evenHBand="0" w:firstRowFirstColumn="0" w:firstRowLastColumn="0" w:lastRowFirstColumn="0" w:lastRowLastColumn="0"/>
                 </w:pPr>
                 <w:proofErr w:type="spellStart"/>
                 <w:r>
@@ -1241,13 +1184,11 @@
         <w:trPr>
           <w:cnfStyle w:val="000000100000" w:firstRow="0" w:lastRow="0" w:firstColumn="0" w:lastColumn="0" w:oddVBand="0" w:evenVBand="0" w:oddHBand="1" w:evenHBand="0" w:firstRowFirstColumn="0" w:firstRowLastColumn="0" w:lastRowFirstColumn="0" w:lastRowLastColumn="0"/>
           <w:cantSplit/>
-          <w:trHeight w:hRule="atLeast" w:val="245"/>
+          <w:trHeight w:val="245"/>
         </w:trPr>
         <w:tc>
           <w:tcPr>
-            <w:cnfStyle w:val="001000000000" w:firstRow="0" w:lastRow="0" w:firstColumn="1" w:lastColumn="0" w:oddVBand="0" w:evenVBand="0" w:oddHBand="0" w:evenHBand="0" w:firstRowFirstColumn="0" w:firstRowLastColumn="0" w:lastRowFirstColumn="0" w:lastRowLastColumn="0"/>
             <w:tcW w:w="384" w:type="pct"/>
-            <w:vAlign w:val="center"/>
           </w:tcPr>
           <w:p>
             <w:pPr>
@@ -1261,12 +1202,10 @@
         <w:tc>
           <w:tcPr>
             <w:tcW w:w="1118" w:type="pct"/>
-            <w:vAlign w:val="center"/>
           </w:tcPr>
           <w:p>
             <w:pPr>
               <w:pStyle w:val="NoSpacing"/>
-              <w:cnfStyle w:val="000000100000" w:firstRow="0" w:lastRow="0" w:firstColumn="0" w:lastColumn="0" w:oddVBand="0" w:evenVBand="0" w:oddHBand="1" w:evenHBand="0" w:firstRowFirstColumn="0" w:firstRowLastColumn="0" w:lastRowFirstColumn="0" w:lastRowLastColumn="0"/>
               <w:rPr>
                 <w:lang w:val="en-US" w:eastAsia="en-US"/>
               </w:rPr>
@@ -1276,12 +1215,10 @@
         <w:tc>
           <w:tcPr>
             <w:tcW w:w="555" w:type="pct"/>
-            <w:vAlign w:val="center"/>
           </w:tcPr>
           <w:p>
             <w:pPr>
               <w:pStyle w:val="NoSpacing"/>
-              <w:cnfStyle w:val="000000100000" w:firstRow="0" w:lastRow="0" w:firstColumn="0" w:lastColumn="0" w:oddVBand="0" w:evenVBand="0" w:oddHBand="1" w:evenHBand="0" w:firstRowFirstColumn="0" w:firstRowLastColumn="0" w:lastRowFirstColumn="0" w:lastRowLastColumn="0"/>
               <w:rPr>
                 <w:lang w:val="en-US" w:eastAsia="en-US"/>
               </w:rPr>
@@ -1291,12 +1228,10 @@
         <w:tc>
           <w:tcPr>
             <w:tcW w:w="384" w:type="pct"/>
-            <w:vAlign w:val="center"/>
           </w:tcPr>
           <w:p>
             <w:pPr>
               <w:pStyle w:val="NoSpacing"/>
-              <w:cnfStyle w:val="000000100000" w:firstRow="0" w:lastRow="0" w:firstColumn="0" w:lastColumn="0" w:oddVBand="0" w:evenVBand="0" w:oddHBand="1" w:evenHBand="0" w:firstRowFirstColumn="0" w:firstRowLastColumn="0" w:lastRowFirstColumn="0" w:lastRowLastColumn="0"/>
               <w:rPr>
                 <w:lang w:val="en-US" w:eastAsia="en-US"/>
               </w:rPr>
@@ -1311,7 +1246,6 @@
             <w:pPr>
               <w:pStyle w:val="BCNumber"/>
               <w:jc w:val="right"/>
-              <w:cnfStyle w:val="000000100000" w:firstRow="0" w:lastRow="0" w:firstColumn="0" w:lastColumn="0" w:oddVBand="0" w:evenVBand="0" w:oddHBand="1" w:evenHBand="0" w:firstRowFirstColumn="0" w:firstRowLastColumn="0" w:lastRowFirstColumn="0" w:lastRowLastColumn="0"/>
               <w:rPr>
                 <w:lang w:val="en-US" w:eastAsia="en-US"/>
               </w:rPr>
@@ -1326,7 +1260,6 @@
             <w:pPr>
               <w:pStyle w:val="BCNumber"/>
               <w:jc w:val="right"/>
-              <w:cnfStyle w:val="000000100000" w:firstRow="0" w:lastRow="0" w:firstColumn="0" w:lastColumn="0" w:oddVBand="0" w:evenVBand="0" w:oddHBand="1" w:evenHBand="0" w:firstRowFirstColumn="0" w:firstRowLastColumn="0" w:lastRowFirstColumn="0" w:lastRowLastColumn="0"/>
               <w:rPr>
                 <w:lang w:val="en-US" w:eastAsia="en-US"/>
               </w:rPr>
@@ -1341,7 +1274,6 @@
             <w:pPr>
               <w:pStyle w:val="BCNumber"/>
               <w:jc w:val="right"/>
-              <w:cnfStyle w:val="000000100000" w:firstRow="0" w:lastRow="0" w:firstColumn="0" w:lastColumn="0" w:oddVBand="0" w:evenVBand="0" w:oddHBand="1" w:evenHBand="0" w:firstRowFirstColumn="0" w:firstRowLastColumn="0" w:lastRowFirstColumn="0" w:lastRowLastColumn="0"/>
               <w:rPr>
                 <w:lang w:val="en-US" w:eastAsia="en-US"/>
               </w:rPr>
@@ -1351,13 +1283,11 @@
         <w:tc>
           <w:tcPr>
             <w:tcW w:w="755" w:type="pct"/>
-            <w:vAlign w:val="center"/>
           </w:tcPr>
           <w:p>
             <w:pPr>
               <w:pStyle w:val="BCNumber"/>
               <w:jc w:val="right"/>
-              <w:cnfStyle w:val="000000100000" w:firstRow="0" w:lastRow="0" w:firstColumn="0" w:lastColumn="0" w:oddVBand="0" w:evenVBand="0" w:oddHBand="1" w:evenHBand="0" w:firstRowFirstColumn="0" w:firstRowLastColumn="0" w:lastRowFirstColumn="0" w:lastRowLastColumn="0"/>
               <w:rPr>
                 <w:lang w:val="en-US" w:eastAsia="en-US"/>
               </w:rPr>
@@ -1369,6 +1299,7 @@
         <w:sdtPr>
           <w:rPr>
             <w:lang w:val="en-US" w:eastAsia="en-US"/>
+            <w14:numSpacing w14:val="tabular"/>
           </w:rPr>
           <w:alias w:val="Repeater: Line"/>
           <w:tag w:val="#BC:InsertRepeater,DataItems/Header/Line"/>
@@ -1380,12 +1311,12 @@
           <w15:color w:val="808080"/>
           <w15:repeatingSection/>
         </w:sdtPr>
-        <w:sdtEndPr/>
         <w:sdtContent>
           <w:sdt>
             <w:sdtPr>
               <w:rPr>
                 <w:lang w:val="en-US" w:eastAsia="en-US"/>
+                <w14:numSpacing w14:val="tabular"/>
               </w:rPr>
               <w:id w:val="-612060610"/>
               <w15:color w:val="808080"/>
@@ -1407,6 +1338,7 @@
                   <w:sdtPr>
                     <w:rPr>
                       <w:lang w:val="en-US" w:eastAsia="en-US"/>
+                      <w14:numSpacing w14:val="tabular"/>
                     </w:rPr>
                     <w:alias w:val="ItemNo_Line"/>
                     <w:tag w:val="#BC:InsertDataItem,DataItems/Header/Line/ItemNo_Line"/>
@@ -1415,18 +1347,19 @@
                     <w15:color w:val="808080"/>
                     <w:text/>
                   </w:sdtPr>
-                  <w:sdtEndPr/>
+                  <w:sdtEndPr>
+                    <w:rPr>
+                      <w14:numSpacing w14:val="default"/>
+                    </w:rPr>
+                  </w:sdtEndPr>
                   <w:sdtContent>
                     <w:tc>
                       <w:tcPr>
-                        <w:cnfStyle w:val="001000000000" w:firstRow="0" w:lastRow="0" w:firstColumn="1" w:lastColumn="0" w:oddVBand="0" w:evenVBand="0" w:oddHBand="0" w:evenHBand="0" w:firstRowFirstColumn="0" w:firstRowLastColumn="0" w:lastRowFirstColumn="0" w:lastRowLastColumn="0"/>
                         <w:tcW w:w="384" w:type="pct"/>
-                        <w:vAlign w:val="center"/>
                       </w:tcPr>
                       <w:p>
                         <w:pPr>
                           <w:pStyle w:val="NoSpacing"/>
-                          <w:spacing w:before="0" w:after="0"/>
                           <w:rPr>
                             <w:lang w:val="en-US" w:eastAsia="en-US"/>
                           </w:rPr>
@@ -1459,13 +1392,10 @@
                     <w:tc>
                       <w:tcPr>
                         <w:tcW w:w="1118" w:type="pct"/>
-                        <w:vAlign w:val="center"/>
                       </w:tcPr>
                       <w:p>
                         <w:pPr>
                           <w:pStyle w:val="NoSpacing"/>
-                          <w:spacing w:before="0" w:after="0"/>
-                          <w:cnfStyle w:val="000000010000" w:firstRow="0" w:lastRow="0" w:firstColumn="0" w:lastColumn="0" w:oddVBand="0" w:evenVBand="0" w:oddHBand="0" w:evenHBand="1" w:firstRowFirstColumn="0" w:firstRowLastColumn="0" w:lastRowFirstColumn="0" w:lastRowLastColumn="0"/>
                           <w:rPr>
                             <w:lang w:val="en-US" w:eastAsia="en-US"/>
                           </w:rPr>
@@ -1498,14 +1428,11 @@
                     <w:tc>
                       <w:tcPr>
                         <w:tcW w:w="555" w:type="pct"/>
-                        <w:vAlign w:val="center"/>
                       </w:tcPr>
                       <w:p>
                         <w:pPr>
                           <w:pStyle w:val="BCNumber"/>
-                          <w:spacing w:before="0" w:after="0"/>
                           <w:jc w:val="right"/>
-                          <w:cnfStyle w:val="000000010000" w:firstRow="0" w:lastRow="0" w:firstColumn="0" w:lastColumn="0" w:oddVBand="0" w:evenVBand="0" w:oddHBand="0" w:evenHBand="1" w:firstRowFirstColumn="0" w:firstRowLastColumn="0" w:lastRowFirstColumn="0" w:lastRowLastColumn="0"/>
                           <w:rPr>
                             <w:lang w:val="en-US" w:eastAsia="en-US"/>
                           </w:rPr>
@@ -1541,13 +1468,10 @@
                     <w:tc>
                       <w:tcPr>
                         <w:tcW w:w="384" w:type="pct"/>
-                        <w:vAlign w:val="center"/>
                       </w:tcPr>
                       <w:p>
                         <w:pPr>
                           <w:pStyle w:val="NoSpacing"/>
-                          <w:spacing w:before="0" w:after="0"/>
-                          <w:cnfStyle w:val="000000010000" w:firstRow="0" w:lastRow="0" w:firstColumn="0" w:lastColumn="0" w:oddVBand="0" w:evenVBand="0" w:oddHBand="0" w:evenHBand="1" w:firstRowFirstColumn="0" w:firstRowLastColumn="0" w:lastRowFirstColumn="0" w:lastRowLastColumn="0"/>
                           <w:rPr>
                             <w:lang w:val="en-US" w:eastAsia="en-US"/>
                           </w:rPr>
@@ -1583,14 +1507,11 @@
                     <w:tc>
                       <w:tcPr>
                         <w:tcW w:w="686" w:type="pct"/>
-                        <w:vAlign w:val="center"/>
                       </w:tcPr>
                       <w:p>
                         <w:pPr>
                           <w:pStyle w:val="BCNumber"/>
-                          <w:spacing w:before="0" w:after="0"/>
                           <w:jc w:val="right"/>
-                          <w:cnfStyle w:val="000000010000" w:firstRow="0" w:lastRow="0" w:firstColumn="0" w:lastColumn="0" w:oddVBand="0" w:evenVBand="0" w:oddHBand="0" w:evenHBand="1" w:firstRowFirstColumn="0" w:firstRowLastColumn="0" w:lastRowFirstColumn="0" w:lastRowLastColumn="0"/>
                           <w:rPr>
                             <w:lang w:val="en-US" w:eastAsia="en-US"/>
                           </w:rPr>
@@ -1626,14 +1547,11 @@
                     <w:tc>
                       <w:tcPr>
                         <w:tcW w:w="645" w:type="pct"/>
-                        <w:vAlign w:val="center"/>
                       </w:tcPr>
                       <w:p>
                         <w:pPr>
                           <w:pStyle w:val="BCNumber"/>
-                          <w:spacing w:before="0" w:after="0"/>
                           <w:jc w:val="right"/>
-                          <w:cnfStyle w:val="000000010000" w:firstRow="0" w:lastRow="0" w:firstColumn="0" w:lastColumn="0" w:oddVBand="0" w:evenVBand="0" w:oddHBand="0" w:evenHBand="1" w:firstRowFirstColumn="0" w:firstRowLastColumn="0" w:lastRowFirstColumn="0" w:lastRowLastColumn="0"/>
                           <w:rPr>
                             <w:lang w:val="en-US" w:eastAsia="en-US"/>
                           </w:rPr>
@@ -1666,14 +1584,11 @@
                     <w:tc>
                       <w:tcPr>
                         <w:tcW w:w="473" w:type="pct"/>
-                        <w:vAlign w:val="center"/>
                       </w:tcPr>
                       <w:p>
                         <w:pPr>
                           <w:pStyle w:val="BCNumber"/>
-                          <w:spacing w:before="0" w:after="0"/>
                           <w:jc w:val="right"/>
-                          <w:cnfStyle w:val="000000010000" w:firstRow="0" w:lastRow="0" w:firstColumn="0" w:lastColumn="0" w:oddVBand="0" w:evenVBand="0" w:oddHBand="0" w:evenHBand="1" w:firstRowFirstColumn="0" w:firstRowLastColumn="0" w:lastRowFirstColumn="0" w:lastRowLastColumn="0"/>
                           <w:rPr>
                             <w:lang w:val="en-US" w:eastAsia="en-US"/>
                           </w:rPr>
@@ -1693,14 +1608,11 @@
                 <w:tc>
                   <w:tcPr>
                     <w:tcW w:w="755" w:type="pct"/>
-                    <w:vAlign w:val="center"/>
                   </w:tcPr>
                   <w:p>
                     <w:pPr>
                       <w:pStyle w:val="BCNumber"/>
-                      <w:spacing w:before="0" w:after="0"/>
                       <w:jc w:val="right"/>
-                      <w:cnfStyle w:val="000000010000" w:firstRow="0" w:lastRow="0" w:firstColumn="0" w:lastColumn="0" w:oddVBand="0" w:evenVBand="0" w:oddHBand="0" w:evenHBand="1" w:firstRowFirstColumn="0" w:firstRowLastColumn="0" w:lastRowFirstColumn="0" w:lastRowLastColumn="0"/>
                       <w:rPr>
                         <w:lang w:val="en-US" w:eastAsia="en-US"/>
                       </w:rPr>
@@ -1758,38 +1670,33 @@
     <w:tbl>
       <w:tblPr>
         <w:tblStyle w:val="BCTotalsTable"/>
-        <w:tblW w:w="5000" w:type="pct"/>
+        <w:tblW w:w="4991" w:type="pct"/>
         <w:tblLook w:val="0640" w:firstRow="0" w:lastRow="1" w:firstColumn="0" w:lastColumn="0" w:noHBand="1" w:noVBand="1"/>
         <w:tblCaption w:val="Regular Totals Block"/>
         <w:tblDescription w:val="Document totals."/>
       </w:tblPr>
       <w:tblGrid>
-        <w:gridCol w:w="4796"/>
-        <w:gridCol w:w="636"/>
-        <w:gridCol w:w="336"/>
-        <w:gridCol w:w="338"/>
-        <w:gridCol w:w="4389"/>
+        <w:gridCol w:w="4775"/>
+        <w:gridCol w:w="626"/>
+        <w:gridCol w:w="327"/>
+        <w:gridCol w:w="329"/>
+        <w:gridCol w:w="4418"/>
       </w:tblGrid>
       <w:tr>
         <w:trPr>
-          <w:cantSplit/>
           <w:trHeight w:val="227"/>
         </w:trPr>
         <w:tc>
           <w:tcPr>
-            <w:cnfStyle w:val="001000000000" w:firstRow="0" w:lastRow="0" w:firstColumn="1" w:lastColumn="0" w:oddVBand="0" w:evenVBand="0" w:oddHBand="0" w:evenHBand="0" w:firstRowFirstColumn="0" w:firstRowLastColumn="0" w:lastRowFirstColumn="0" w:lastRowLastColumn="0"/>
-            <w:tcW w:w="2588" w:type="pct"/>
+            <w:tcW w:w="2578" w:type="pct"/>
             <w:gridSpan w:val="2"/>
-            <w:vAlign w:val="center"/>
           </w:tcPr>
           <w:p>
             <w:pPr>
               <w:pStyle w:val="NoSpacing"/>
-              <w:spacing w:line="240" w:lineRule="auto"/>
             </w:pPr>
             <w:sdt>
               <w:sdtPr>
-                <w:rPr/>
                 <w:alias w:val="#Nav: /Header/ReportTotalsLine/Description_ReportTotalsLine"/>
                 <w:tag w:val="#Nav: Standard_Sales_Invoice/1306"/>
                 <w:id w:val="-428585018"/>
@@ -1811,7 +1718,6 @@
         </w:tc>
         <w:sdt>
           <w:sdtPr>
-            <w:rPr/>
             <w:alias w:val="#Nav: /Header/ReportTotalsLine/Amount_ReportTotalsLine"/>
             <w:tag w:val="#Nav: Standard_Sales_Invoice/1306"/>
             <w:id w:val="-1113817638"/>
@@ -1824,19 +1730,13 @@
           <w:sdtContent>
             <w:tc>
               <w:tcPr>
-                <w:tcW w:w="2412" w:type="pct"/>
+                <w:tcW w:w="2422" w:type="pct"/>
                 <w:gridSpan w:val="3"/>
-                <w:tcMar>
-                  <w:right w:w="0" w:type="dxa"/>
-                </w:tcMar>
-                <w:vAlign w:val="center"/>
               </w:tcPr>
               <w:p>
                 <w:pPr>
                   <w:pStyle w:val="BCNumber"/>
-                  <w:spacing w:after="0"/>
                   <w:jc w:val="right"/>
-                  <w:cnfStyle w:val="000000000000" w:firstRow="0" w:lastRow="0" w:firstColumn="0" w:lastColumn="0" w:oddVBand="0" w:evenVBand="0" w:oddHBand="0" w:evenHBand="0" w:firstRowFirstColumn="0" w:firstRowLastColumn="0" w:lastRowFirstColumn="0" w:lastRowLastColumn="0"/>
                 </w:pPr>
                 <w:proofErr w:type="spellStart"/>
                 <w:r>
@@ -1851,18 +1751,11 @@
       <w:tr>
         <w:trPr>
           <w:cnfStyle w:val="010000000000" w:firstRow="0" w:lastRow="1" w:firstColumn="0" w:lastColumn="0" w:oddVBand="0" w:evenVBand="0" w:oddHBand="0" w:evenHBand="0" w:firstRowFirstColumn="0" w:firstRowLastColumn="0" w:lastRowFirstColumn="0" w:lastRowLastColumn="0"/>
-          <w:cantSplit/>
           <w:trHeight w:val="490"/>
         </w:trPr>
         <w:tc>
           <w:tcPr>
-            <w:cnfStyle w:val="001000000000" w:firstRow="0" w:lastRow="0" w:firstColumn="1" w:lastColumn="0" w:oddVBand="0" w:evenVBand="0" w:oddHBand="0" w:evenHBand="0" w:firstRowFirstColumn="0" w:firstRowLastColumn="0" w:lastRowFirstColumn="0" w:lastRowLastColumn="0"/>
-            <w:tcW w:w="2285" w:type="pct"/>
-            <w:tcBorders>
-              <w:top w:val="single" w:sz="4" w:space="0" w:color="auto"/>
-              <w:bottom w:val="single" w:sz="8" w:space="0" w:color="auto"/>
-            </w:tcBorders>
-            <w:vAlign w:val="center"/>
+            <w:tcW w:w="2279" w:type="pct"/>
           </w:tcPr>
           <w:sdt>
             <w:sdtPr>
@@ -1898,67 +1791,42 @@
         </w:tc>
         <w:tc>
           <w:tcPr>
-            <w:tcW w:w="303" w:type="pct"/>
-            <w:tcBorders>
-              <w:top w:val="single" w:sz="4" w:space="0" w:color="auto"/>
-              <w:bottom w:val="single" w:sz="8" w:space="0" w:color="auto"/>
-            </w:tcBorders>
-            <w:vAlign w:val="center"/>
+            <w:tcW w:w="299" w:type="pct"/>
           </w:tcPr>
           <w:p>
             <w:pPr>
               <w:pStyle w:val="BCLabel"/>
-              <w:cnfStyle w:val="010000000000" w:firstRow="0" w:lastRow="1" w:firstColumn="0" w:lastColumn="0" w:oddVBand="0" w:evenVBand="0" w:oddHBand="0" w:evenHBand="0" w:firstRowFirstColumn="0" w:firstRowLastColumn="0" w:lastRowFirstColumn="0" w:lastRowLastColumn="0"/>
             </w:pPr>
           </w:p>
         </w:tc>
         <w:tc>
           <w:tcPr>
-            <w:tcW w:w="160" w:type="pct"/>
-            <w:tcBorders>
-              <w:top w:val="single" w:sz="4" w:space="0" w:color="auto"/>
-              <w:bottom w:val="single" w:sz="8" w:space="0" w:color="auto"/>
-            </w:tcBorders>
-            <w:vAlign w:val="center"/>
+            <w:tcW w:w="156" w:type="pct"/>
           </w:tcPr>
           <w:p>
             <w:pPr>
               <w:pStyle w:val="BCLabel"/>
-              <w:cnfStyle w:val="010000000000" w:firstRow="0" w:lastRow="1" w:firstColumn="0" w:lastColumn="0" w:oddVBand="0" w:evenVBand="0" w:oddHBand="0" w:evenHBand="0" w:firstRowFirstColumn="0" w:firstRowLastColumn="0" w:lastRowFirstColumn="0" w:lastRowLastColumn="0"/>
             </w:pPr>
           </w:p>
         </w:tc>
         <w:tc>
           <w:tcPr>
-            <w:tcW w:w="161" w:type="pct"/>
-            <w:tcBorders>
-              <w:top w:val="single" w:sz="4" w:space="0" w:color="auto"/>
-              <w:bottom w:val="single" w:sz="8" w:space="0" w:color="auto"/>
-            </w:tcBorders>
-            <w:vAlign w:val="center"/>
+            <w:tcW w:w="157" w:type="pct"/>
           </w:tcPr>
           <w:p>
             <w:pPr>
               <w:pStyle w:val="BCLabel"/>
-              <w:cnfStyle w:val="010000000000" w:firstRow="0" w:lastRow="1" w:firstColumn="0" w:lastColumn="0" w:oddVBand="0" w:evenVBand="0" w:oddHBand="0" w:evenHBand="0" w:firstRowFirstColumn="0" w:firstRowLastColumn="0" w:lastRowFirstColumn="0" w:lastRowLastColumn="0"/>
             </w:pPr>
           </w:p>
         </w:tc>
         <w:tc>
           <w:tcPr>
-            <w:tcW w:w="2091" w:type="pct"/>
-            <w:tcBorders>
-              <w:top w:val="single" w:sz="4" w:space="0" w:color="auto"/>
-              <w:bottom w:val="single" w:sz="8" w:space="0" w:color="auto"/>
-            </w:tcBorders>
-            <w:vAlign w:val="center"/>
+            <w:tcW w:w="2110" w:type="pct"/>
           </w:tcPr>
           <w:p>
             <w:pPr>
               <w:pStyle w:val="BCLabelNumber"/>
-              <w:spacing w:before="0"/>
               <w:jc w:val="right"/>
-              <w:cnfStyle w:val="010000000000" w:firstRow="0" w:lastRow="1" w:firstColumn="0" w:lastColumn="0" w:oddVBand="0" w:evenVBand="0" w:oddHBand="0" w:evenHBand="0" w:firstRowFirstColumn="0" w:firstRowLastColumn="0" w:lastRowFirstColumn="0" w:lastRowLastColumn="0"/>
             </w:pPr>
             <w:r>
               <w:rPr>
@@ -1993,27 +1861,26 @@
         </w:tc>
       </w:tr>
     </w:tbl>
+    <w:p/>
     <w:tbl>
       <w:tblPr>
         <w:tblStyle w:val="BCTotalsTable"/>
         <w:tblW w:w="5000" w:type="pct"/>
-        <w:tblLook w:val="0640" w:firstRow="0" w:lastRow="1" w:firstColumn="0" w:lastColumn="0" w:noHBand="1" w:noVBand="1"/>
-        <w:tblCaption w:val="Detailed Totals Block"/>
+        <w:tblLook w:val="0600" w:firstRow="0" w:lastRow="0" w:firstColumn="0" w:lastColumn="0" w:noHBand="1" w:noVBand="1"/>
+        <w:tblCaption w:val="Regular Totals Block"/>
         <w:tblDescription w:val="Document totals."/>
       </w:tblPr>
       <w:tblGrid>
-        <w:gridCol w:w="3195"/>
-        <w:gridCol w:w="4439"/>
-        <w:gridCol w:w="2870"/>
+        <w:gridCol w:w="3182"/>
+        <w:gridCol w:w="4384"/>
+        <w:gridCol w:w="2928"/>
       </w:tblGrid>
       <w:tr>
         <w:trPr>
-          <w:cantSplit/>
           <w:trHeight w:val="514"/>
         </w:trPr>
         <w:sdt>
           <w:sdtPr>
-            <w:rPr/>
             <w:alias w:val="VATClause_Lbl"/>
             <w:tag w:val="#BC:InsertDataItem,DataItems/Header/VATClause_Lbl"/>
             <w:id w:val="-314872257"/>
@@ -2024,14 +1891,11 @@
           <w:sdtContent>
             <w:tc>
               <w:tcPr>
-                <w:cnfStyle w:val="001000000000" w:firstRow="0" w:lastRow="0" w:firstColumn="1" w:lastColumn="0" w:oddVBand="0" w:evenVBand="0" w:oddHBand="0" w:evenHBand="0" w:firstRowFirstColumn="0" w:firstRowLastColumn="0" w:lastRowFirstColumn="0" w:lastRowLastColumn="0"/>
-                <w:tcW w:w="1521" w:type="pct"/>
-                <w:vAlign w:val="center"/>
+                <w:tcW w:w="1516" w:type="pct"/>
               </w:tcPr>
               <w:p>
                 <w:pPr>
                   <w:pStyle w:val="NoSpacing"/>
-                  <w:spacing w:line="240" w:lineRule="auto"/>
                   <w:textAlignment w:val="baseline"/>
                 </w:pPr>
                 <w:proofErr w:type="spellStart"/>
@@ -2045,14 +1909,11 @@
         </w:sdt>
         <w:tc>
           <w:tcPr>
-            <w:tcW w:w="2113" w:type="pct"/>
-            <w:vAlign w:val="center"/>
+            <w:tcW w:w="2089" w:type="pct"/>
           </w:tcPr>
           <w:p>
             <w:pPr>
               <w:pStyle w:val="NoSpacing"/>
-              <w:spacing w:line="240" w:lineRule="auto"/>
-              <w:cnfStyle w:val="000000000000" w:firstRow="0" w:lastRow="0" w:firstColumn="0" w:lastColumn="0" w:oddVBand="0" w:evenVBand="0" w:oddHBand="0" w:evenHBand="0" w:firstRowFirstColumn="0" w:firstRowLastColumn="0" w:lastRowFirstColumn="0" w:lastRowLastColumn="0"/>
               <w:rPr>
                 <w:lang w:eastAsia="en-US"/>
               </w:rPr>
@@ -2061,7 +1922,6 @@
         </w:tc>
         <w:sdt>
           <w:sdtPr>
-            <w:rPr/>
             <w:alias w:val="RemainingAmountText"/>
             <w:tag w:val="#BC:InsertDataItem,DataItems/Header/RemainingAmountText"/>
             <w:id w:val="1780221101"/>
@@ -2072,15 +1932,12 @@
           <w:sdtContent>
             <w:tc>
               <w:tcPr>
-                <w:tcW w:w="1366" w:type="pct"/>
-                <w:vAlign w:val="center"/>
+                <w:tcW w:w="1395" w:type="pct"/>
               </w:tcPr>
               <w:p>
                 <w:pPr>
                   <w:pStyle w:val="BCNumber"/>
-                  <w:spacing w:line="240" w:lineRule="auto"/>
                   <w:jc w:val="right"/>
-                  <w:cnfStyle w:val="000000000000" w:firstRow="0" w:lastRow="0" w:firstColumn="0" w:lastColumn="0" w:oddVBand="0" w:evenVBand="0" w:oddHBand="0" w:evenHBand="0" w:firstRowFirstColumn="0" w:firstRowLastColumn="0" w:lastRowFirstColumn="0" w:lastRowLastColumn="0"/>
                 </w:pPr>
                 <w:proofErr w:type="spellStart"/>
                 <w:r>
@@ -2094,12 +1951,10 @@
       </w:tr>
       <w:tr>
         <w:trPr>
-          <w:cantSplit/>
           <w:trHeight w:val="514"/>
         </w:trPr>
         <w:sdt>
           <w:sdtPr>
-            <w:rPr/>
             <w:alias w:val="VATIdentifier_Lbl"/>
             <w:tag w:val="#BC:InsertDataItem,DataItems/Header/VATIdentifier_Lbl"/>
             <w:id w:val="175238053"/>
@@ -2110,14 +1965,11 @@
           <w:sdtContent>
             <w:tc>
               <w:tcPr>
-                <w:cnfStyle w:val="001000000000" w:firstRow="0" w:lastRow="0" w:firstColumn="1" w:lastColumn="0" w:oddVBand="0" w:evenVBand="0" w:oddHBand="0" w:evenHBand="0" w:firstRowFirstColumn="0" w:firstRowLastColumn="0" w:lastRowFirstColumn="0" w:lastRowLastColumn="0"/>
-                <w:tcW w:w="1521" w:type="pct"/>
-                <w:vAlign w:val="center"/>
+                <w:tcW w:w="1516" w:type="pct"/>
               </w:tcPr>
               <w:p>
                 <w:pPr>
                   <w:pStyle w:val="NoSpacing"/>
-                  <w:spacing w:line="240" w:lineRule="auto"/>
                   <w:textAlignment w:val="baseline"/>
                 </w:pPr>
                 <w:proofErr w:type="spellStart"/>
@@ -2131,14 +1983,11 @@
         </w:sdt>
         <w:tc>
           <w:tcPr>
-            <w:tcW w:w="2113" w:type="pct"/>
-            <w:vAlign w:val="center"/>
+            <w:tcW w:w="2089" w:type="pct"/>
           </w:tcPr>
           <w:p>
             <w:pPr>
               <w:pStyle w:val="NoSpacing"/>
-              <w:spacing w:line="240" w:lineRule="auto"/>
-              <w:cnfStyle w:val="000000000000" w:firstRow="0" w:lastRow="0" w:firstColumn="0" w:lastColumn="0" w:oddVBand="0" w:evenVBand="0" w:oddHBand="0" w:evenHBand="0" w:firstRowFirstColumn="0" w:firstRowLastColumn="0" w:lastRowFirstColumn="0" w:lastRowLastColumn="0"/>
               <w:rPr>
                 <w:lang w:eastAsia="en-US"/>
               </w:rPr>
@@ -2147,34 +1996,23 @@
         </w:tc>
         <w:tc>
           <w:tcPr>
-            <w:tcW w:w="1366" w:type="pct"/>
-            <w:vAlign w:val="center"/>
+            <w:tcW w:w="1395" w:type="pct"/>
           </w:tcPr>
           <w:p>
             <w:pPr>
               <w:pStyle w:val="BCNumber"/>
-              <w:spacing w:line="240" w:lineRule="auto"/>
               <w:jc w:val="right"/>
-              <w:cnfStyle w:val="000000000000" w:firstRow="0" w:lastRow="0" w:firstColumn="0" w:lastColumn="0" w:oddVBand="0" w:evenVBand="0" w:oddHBand="0" w:evenHBand="0" w:firstRowFirstColumn="0" w:firstRowLastColumn="0" w:lastRowFirstColumn="0" w:lastRowLastColumn="0"/>
             </w:pPr>
           </w:p>
         </w:tc>
       </w:tr>
       <w:tr>
         <w:trPr>
-          <w:cnfStyle w:val="010000000000" w:firstRow="0" w:lastRow="1" w:firstColumn="0" w:lastColumn="0" w:oddVBand="0" w:evenVBand="0" w:oddHBand="0" w:evenHBand="0" w:firstRowFirstColumn="0" w:firstRowLastColumn="0" w:lastRowFirstColumn="0" w:lastRowLastColumn="0"/>
-          <w:cantSplit/>
           <w:trHeight w:val="514"/>
         </w:trPr>
         <w:tc>
           <w:tcPr>
-            <w:cnfStyle w:val="001000000000" w:firstRow="0" w:lastRow="0" w:firstColumn="1" w:lastColumn="0" w:oddVBand="0" w:evenVBand="0" w:oddHBand="0" w:evenHBand="0" w:firstRowFirstColumn="0" w:firstRowLastColumn="0" w:lastRowFirstColumn="0" w:lastRowLastColumn="0"/>
-            <w:tcW w:w="1521" w:type="pct"/>
-            <w:tcBorders>
-              <w:top w:val="none" w:sz="0" w:space="0" w:color="auto"/>
-              <w:bottom w:val="none" w:sz="0" w:space="0" w:color="auto"/>
-            </w:tcBorders>
-            <w:vAlign w:val="center"/>
+            <w:tcW w:w="1516" w:type="pct"/>
           </w:tcPr>
           <w:sdt>
             <w:sdtPr>
@@ -2192,7 +2030,7 @@
               <w:p>
                 <w:pPr>
                   <w:pStyle w:val="BCLabel"/>
-                  <w:spacing w:before="0" w:after="160" w:line="240" w:lineRule="auto"/>
+                  <w:spacing w:after="160"/>
                   <w:rPr>
                     <w:lang w:val="en-US" w:eastAsia="en-US"/>
                   </w:rPr>
@@ -2211,7 +2049,6 @@
         </w:tc>
         <w:sdt>
           <w:sdtPr>
-            <w:rPr/>
             <w:alias w:val="Description_VATClauseLine"/>
             <w:tag w:val="#BC:InsertDataItem,DataItems/Header/VATClauseLine/Description_VATClauseLine"/>
             <w:id w:val="941799959"/>
@@ -2222,18 +2059,11 @@
           <w:sdtContent>
             <w:tc>
               <w:tcPr>
-                <w:tcW w:w="2113" w:type="pct"/>
-                <w:tcBorders>
-                  <w:top w:val="none" w:sz="0" w:space="0" w:color="auto"/>
-                  <w:bottom w:val="none" w:sz="0" w:space="0" w:color="auto"/>
-                </w:tcBorders>
-                <w:vAlign w:val="center"/>
+                <w:tcW w:w="2089" w:type="pct"/>
               </w:tcPr>
               <w:p>
                 <w:pPr>
                   <w:pStyle w:val="BCLabel"/>
-                  <w:spacing w:line="240" w:lineRule="auto"/>
-                  <w:cnfStyle w:val="010000000000" w:firstRow="0" w:lastRow="1" w:firstColumn="0" w:lastColumn="0" w:oddVBand="0" w:evenVBand="0" w:oddHBand="0" w:evenHBand="0" w:firstRowFirstColumn="0" w:firstRowLastColumn="0" w:lastRowFirstColumn="0" w:lastRowLastColumn="0"/>
                   <w:rPr>
                     <w:lang w:eastAsia="en-US"/>
                   </w:rPr>
@@ -2249,16 +2079,10 @@
         </w:sdt>
         <w:tc>
           <w:tcPr>
-            <w:tcW w:w="1366" w:type="pct"/>
-            <w:tcBorders>
-              <w:top w:val="none" w:sz="0" w:space="0" w:color="auto"/>
-              <w:bottom w:val="none" w:sz="0" w:space="0" w:color="auto"/>
-            </w:tcBorders>
-            <w:vAlign w:val="center"/>
+            <w:tcW w:w="1395" w:type="pct"/>
           </w:tcPr>
           <w:sdt>
             <w:sdtPr>
-              <w:rPr/>
               <w:alias w:val="#Nav: /Header/VATClauseLine/VATAmount_VATClauseLine"/>
               <w:tag w:val="#Nav: Standard_Sales_Invoice/1306"/>
               <w:id w:val="-1432200154"/>
@@ -2273,7 +2097,6 @@
                 <w:pPr>
                   <w:pStyle w:val="BCLabelNumber"/>
                   <w:jc w:val="right"/>
-                  <w:cnfStyle w:val="010000000000" w:firstRow="0" w:lastRow="1" w:firstColumn="0" w:lastColumn="0" w:oddVBand="0" w:evenVBand="0" w:oddHBand="0" w:evenHBand="0" w:firstRowFirstColumn="0" w:firstRowLastColumn="0" w:lastRowFirstColumn="0" w:lastRowLastColumn="0"/>
                 </w:pPr>
                 <w:proofErr w:type="spellStart"/>
                 <w:r>
@@ -2295,19 +2118,16 @@
       <w:tblPr>
         <w:tblStyle w:val="BCBlockTable"/>
         <w:tblW w:w="5000" w:type="pct"/>
-        <w:tblCellMar>
-          <w:left w:w="0" w:type="dxa"/>
-          <w:right w:w="0" w:type="dxa"/>
-        </w:tblCellMar>
         <w:tblLook w:val="0620" w:firstRow="1" w:lastRow="0" w:firstColumn="0" w:lastColumn="0" w:noHBand="1" w:noVBand="1"/>
         <w:tblCaption w:val="Notes Block"/>
         <w:tblDescription w:val="Layout table. Used for positioning, not for tabular data."/>
       </w:tblPr>
       <w:tblGrid>
-        <w:gridCol w:w="10498"/>
+        <w:gridCol w:w="10494"/>
       </w:tblGrid>
       <w:tr>
         <w:trPr>
+          <w:cnfStyle w:val="100000000000" w:firstRow="1" w:lastRow="0" w:firstColumn="0" w:lastColumn="0" w:oddVBand="0" w:evenVBand="0" w:oddHBand="0" w:evenHBand="0" w:firstRowFirstColumn="0" w:firstRowLastColumn="0" w:lastRowFirstColumn="0" w:lastRowLastColumn="0"/>
           <w:cantSplit/>
           <w:trHeight w:val="389"/>
         </w:trPr>
@@ -2331,7 +2151,6 @@
               <w:p>
                 <w:pPr>
                   <w:pStyle w:val="NoSpacing"/>
-                  <w:spacing w:after="0"/>
                   <w:ind w:right="29"/>
                   <w:rPr>
                     <w:lang w:val="da-DK"/>
@@ -2422,19 +2241,16 @@
       <w:tblPr>
         <w:tblStyle w:val="BCBlockTable"/>
         <w:tblW w:w="5000" w:type="pct"/>
-        <w:tblCellMar>
-          <w:left w:w="0" w:type="dxa"/>
-          <w:right w:w="0" w:type="dxa"/>
-        </w:tblCellMar>
         <w:tblLook w:val="0620" w:firstRow="1" w:lastRow="0" w:firstColumn="0" w:lastColumn="0" w:noHBand="1" w:noVBand="1"/>
         <w:tblCaption w:val="Table 7"/>
         <w:tblDescription w:val="Layout table. Used for positioning, not for tabular data."/>
       </w:tblPr>
       <w:tblGrid>
-        <w:gridCol w:w="10498"/>
+        <w:gridCol w:w="10494"/>
       </w:tblGrid>
       <w:tr>
         <w:trPr>
+          <w:cnfStyle w:val="100000000000" w:firstRow="1" w:lastRow="0" w:firstColumn="0" w:lastColumn="0" w:oddVBand="0" w:evenVBand="0" w:oddHBand="0" w:evenHBand="0" w:firstRowFirstColumn="0" w:firstRowLastColumn="0" w:lastRowFirstColumn="0" w:lastRowLastColumn="0"/>
           <w:cantSplit/>
           <w:trHeight w:val="389"/>
         </w:trPr>
@@ -2458,7 +2274,6 @@
               <w:p>
                 <w:pPr>
                   <w:pStyle w:val="NoSpacing"/>
-                  <w:spacing w:after="0"/>
                   <w:ind w:right="29"/>
                   <w:rPr>
                     <w:lang w:val="en-US" w:eastAsia="en-US"/>
@@ -3313,8 +3128,8 @@
       <w:spacing w:after="0" w:line="240" w:lineRule="auto"/>
     </w:pPr>
     <w:rPr>
-      <w:rFonts w:asciiTheme="minorHAnsi" w:hAnsiTheme="minorHAnsi" w:eastAsiaTheme="minorHAnsi" w:cstheme="minorBidi"/>
-      <w:color w:val="242424" w:themeColor="text1"/>
+      <w:rFonts w:eastAsiaTheme="minorHAnsi"/>
+      <w:color w:val="000000" w:themeColor="text1"/>
     </w:rPr>
   </w:style>
   <w:style w:type="paragraph" w:customStyle="1" w:styleId="BCNumber">
@@ -3323,13 +3138,7 @@
     <w:next w:val="Normal"/>
     <w:uiPriority w:val="2"/>
     <w:qFormat/>
-    <w:pPr>
-      <w:spacing w:before="0" w:after="0" w:line="240" w:lineRule="auto"/>
-    </w:pPr>
     <w:rPr>
-      <w:rFonts w:asciiTheme="minorHAnsi" w:hAnsiTheme="minorHAnsi" w:eastAsiaTheme="minorHAnsi" w:cstheme="minorBidi"/>
-      <w:color w:val="242424" w:themeColor="text1"/>
-      <w14:numForm w14:val="tabular"/>
       <w14:numSpacing w14:val="tabular"/>
     </w:rPr>
   </w:style>
@@ -3341,11 +3150,9 @@
     <w:qFormat/>
     <w:pPr>
       <w:keepNext/>
-      <w:spacing w:before="0" w:after="0" w:line="240" w:lineRule="auto"/>
     </w:pPr>
     <w:rPr>
-      <w:rFonts w:asciiTheme="majorHAnsi" w:hAnsiTheme="majorHAnsi" w:eastAsiaTheme="majorEastAsia" w:cstheme="majorBidi"/>
-      <w:color w:val="242424" w:themeColor="text1"/>
+      <w:rFonts w:asciiTheme="majorHAnsi" w:eastAsiaTheme="majorEastAsia" w:hAnsiTheme="majorHAnsi" w:cstheme="majorBidi"/>
     </w:rPr>
   </w:style>
   <w:style w:type="paragraph" w:customStyle="1" w:styleId="BCLabelNumber">
@@ -3354,13 +3161,7 @@
     <w:next w:val="Normal"/>
     <w:uiPriority w:val="2"/>
     <w:qFormat/>
-    <w:pPr>
-      <w:spacing w:before="0" w:after="0" w:line="240" w:lineRule="auto"/>
-    </w:pPr>
     <w:rPr>
-      <w:rFonts w:asciiTheme="majorHAnsi" w:hAnsiTheme="majorHAnsi" w:eastAsiaTheme="majorEastAsia" w:cstheme="majorBidi"/>
-      <w:color w:val="242424" w:themeColor="text1"/>
-      <w14:numForm w14:val="tabular"/>
       <w14:numSpacing w14:val="tabular"/>
     </w:rPr>
   </w:style>
@@ -3370,25 +3171,21 @@
     <w:uiPriority w:val="99"/>
     <w:qFormat/>
     <w:pPr>
-      <w:spacing w:before="0" w:after="0" w:line="240" w:lineRule="auto"/>
+      <w:spacing w:after="0" w:line="240" w:lineRule="auto"/>
     </w:pPr>
     <w:tblPr>
       <w:tblStyleRowBandSize w:val="1"/>
       <w:tblStyleColBandSize w:val="1"/>
       <w:tblCellMar>
-        <w:top w:w="0" w:type="dxa"/>
         <w:left w:w="0" w:type="dxa"/>
-        <w:bottom w:w="0" w:type="dxa"/>
         <w:right w:w="0" w:type="dxa"/>
       </w:tblCellMar>
     </w:tblPr>
-    <w:tcPr>
-      <w:vAlign w:val="top"/>
-    </w:tcPr>
     <w:tblStylePr w:type="firstRow">
       <w:rPr>
         <w:rFonts w:asciiTheme="majorHAnsi" w:hAnsiTheme="majorHAnsi" w:cstheme="majorBidi"/>
       </w:rPr>
+      <w:tblPr/>
       <w:tcPr>
         <w:vAlign w:val="top"/>
       </w:tcPr>
@@ -3400,15 +3197,13 @@
     <w:uiPriority w:val="99"/>
     <w:qFormat/>
     <w:pPr>
-      <w:spacing w:before="0" w:after="0" w:line="240" w:lineRule="auto"/>
+      <w:spacing w:after="0" w:line="240" w:lineRule="auto"/>
     </w:pPr>
     <w:tblPr>
       <w:tblStyleRowBandSize w:val="1"/>
       <w:tblStyleColBandSize w:val="1"/>
       <w:tblCellMar>
-        <w:top w:w="0" w:type="dxa"/>
         <w:left w:w="115" w:type="dxa"/>
-        <w:bottom w:w="0" w:type="dxa"/>
         <w:right w:w="115" w:type="dxa"/>
       </w:tblCellMar>
     </w:tblPr>
@@ -3422,28 +3217,32 @@
       <w:rPr>
         <w:rFonts w:asciiTheme="majorHAnsi" w:hAnsiTheme="majorHAnsi" w:cstheme="majorBidi"/>
       </w:rPr>
+      <w:tblPr/>
       <w:tcPr>
         <w:tcBorders>
-          <w:bottom w:val="single" w:sz="4" w:space="0" w:color="242424" w:themeColor="text1"/>
+          <w:bottom w:val="single" w:sz="4" w:space="0" w:color="000000" w:themeColor="text1"/>
         </w:tcBorders>
         <w:vAlign w:val="top"/>
       </w:tcPr>
     </w:tblStylePr>
     <w:tblStylePr w:type="lastRow">
+      <w:tblPr/>
       <w:tcPr>
         <w:tcBorders>
-          <w:bottom w:val="single" w:sz="4" w:space="0" w:color="F5F7F8" w:themeColor="background2"/>
+          <w:bottom w:val="single" w:sz="4" w:space="0" w:color="E8E8E8" w:themeColor="background2"/>
         </w:tcBorders>
       </w:tcPr>
     </w:tblStylePr>
     <w:tblStylePr w:type="band1Horz">
+      <w:tblPr/>
       <w:tcPr>
         <w:shd w:val="clear" w:color="auto" w:fill="auto"/>
       </w:tcPr>
     </w:tblStylePr>
     <w:tblStylePr w:type="band2Horz">
+      <w:tblPr/>
       <w:tcPr>
-        <w:shd w:val="clear" w:color="auto" w:fill="CCE6E9" w:themeFill="accent2" w:themeFillTint="33"/>
+        <w:shd w:val="clear" w:color="auto" w:fill="FAE2D5" w:themeFill="accent2" w:themeFillTint="33"/>
       </w:tcPr>
     </w:tblStylePr>
   </w:style>
@@ -3453,15 +3252,13 @@
     <w:uiPriority w:val="99"/>
     <w:qFormat/>
     <w:pPr>
-      <w:spacing w:before="0" w:after="0" w:line="240" w:lineRule="auto"/>
+      <w:spacing w:after="0" w:line="240" w:lineRule="auto"/>
     </w:pPr>
     <w:tblPr>
       <w:tblStyleRowBandSize w:val="1"/>
       <w:tblStyleColBandSize w:val="1"/>
       <w:tblCellMar>
-        <w:top w:w="0" w:type="dxa"/>
         <w:left w:w="115" w:type="dxa"/>
-        <w:bottom w:w="0" w:type="dxa"/>
         <w:right w:w="115" w:type="dxa"/>
       </w:tblCellMar>
     </w:tblPr>
@@ -3472,10 +3269,11 @@
       <w:rPr>
         <w:rFonts w:asciiTheme="majorHAnsi" w:hAnsiTheme="majorHAnsi" w:cstheme="majorBidi"/>
       </w:rPr>
+      <w:tblPr/>
       <w:tcPr>
         <w:tcBorders>
-          <w:top w:val="single" w:sz="4" w:space="0" w:color="242424" w:themeColor="text1"/>
-          <w:bottom w:val="single" w:sz="8" w:space="0" w:color="242424" w:themeColor="text1"/>
+          <w:top w:val="single" w:sz="4" w:space="0" w:color="000000" w:themeColor="text1"/>
+          <w:bottom w:val="single" w:sz="8" w:space="0" w:color="000000" w:themeColor="text1"/>
         </w:tcBorders>
       </w:tcPr>
     </w:tblStylePr>
@@ -3486,7 +3284,7 @@
     <w:uiPriority w:val="99"/>
     <w:qFormat/>
     <w:pPr>
-      <w:spacing w:before="0" w:after="0" w:line="240" w:lineRule="auto"/>
+      <w:spacing w:after="0" w:line="240" w:lineRule="auto"/>
     </w:pPr>
     <w:tblPr>
       <w:tblStyleRowBandSize w:val="1"/>
@@ -3505,6 +3303,7 @@
       <w:rPr>
         <w:rFonts w:asciiTheme="majorHAnsi" w:hAnsiTheme="majorHAnsi" w:cstheme="majorBidi"/>
       </w:rPr>
+      <w:tblPr/>
       <w:tcPr>
         <w:vAlign w:val="bottom"/>
       </w:tcPr>
@@ -3513,9 +3312,10 @@
       <w:rPr>
         <w:rFonts w:asciiTheme="majorHAnsi" w:hAnsiTheme="majorHAnsi" w:cstheme="majorBidi"/>
       </w:rPr>
+      <w:tblPr/>
       <w:tcPr>
         <w:tcBorders>
-          <w:top w:val="single" w:sz="4" w:space="0" w:color="242424" w:themeColor="text1"/>
+          <w:top w:val="single" w:sz="4" w:space="0" w:color="000000" w:themeColor="text1"/>
         </w:tcBorders>
       </w:tcPr>
     </w:tblStylePr>
@@ -3526,25 +3326,21 @@
     <w:uiPriority w:val="99"/>
     <w:qFormat/>
     <w:pPr>
-      <w:spacing w:before="0" w:after="0" w:line="240" w:lineRule="auto"/>
+      <w:spacing w:after="0" w:line="240" w:lineRule="auto"/>
     </w:pPr>
     <w:tblPr>
       <w:tblStyleRowBandSize w:val="1"/>
       <w:tblStyleColBandSize w:val="1"/>
       <w:tblCellMar>
-        <w:top w:w="0" w:type="dxa"/>
         <w:left w:w="0" w:type="dxa"/>
-        <w:bottom w:w="0" w:type="dxa"/>
         <w:right w:w="0" w:type="dxa"/>
       </w:tblCellMar>
     </w:tblPr>
-    <w:tcPr>
-      <w:vAlign w:val="top"/>
-    </w:tcPr>
     <w:tblStylePr w:type="lastRow">
+      <w:tblPr/>
       <w:tcPr>
         <w:tcBorders>
-          <w:bottom w:val="single" w:sz="4" w:space="0" w:color="242424" w:themeColor="text1"/>
+          <w:bottom w:val="single" w:sz="4" w:space="0" w:color="000000" w:themeColor="text1"/>
         </w:tcBorders>
       </w:tcPr>
     </w:tblStylePr>
@@ -3762,13 +3558,6 @@
     <w:pitch w:val="variable"/>
     <w:sig w:usb0="E4002EFF" w:usb1="C000E47F" w:usb2="00000009" w:usb3="00000000" w:csb0="000001FF" w:csb1="00000000"/>
   </w:font>
-  <w:font w:name="Arial">
-    <w:panose1 w:val="020B0604020202020204"/>
-    <w:charset w:val="00"/>
-    <w:family w:val="swiss"/>
-    <w:pitch w:val="variable"/>
-    <w:sig w:usb0="E0002EFF" w:usb1="C000785B" w:usb2="00000009" w:usb3="00000000" w:csb0="000001FF" w:csb1="00000000"/>
-  </w:font>
 </w:fonts>
 </file>
 
@@ -3789,7 +3578,11 @@
   </w:compat>
   <w:rsids>
     <w:rsidRoot w:val="00B12250"/>
+    <w:rsid w:val="00331C2C"/>
+    <w:rsid w:val="004D1444"/>
     <w:rsid w:val="004E245F"/>
+    <w:rsid w:val="006C4723"/>
+    <w:rsid w:val="008858E8"/>
     <w:rsid w:val="008D58E6"/>
     <w:rsid w:val="008E7FCD"/>
     <w:rsid w:val="00B12250"/>
